--- a/KUGELMAN_PLAN_MAESTRO_DIRECCION.docx
+++ b/KUGELMAN_PLAN_MAESTRO_DIRECCION.docx
@@ -7139,6 +7139,7302 @@
       </w:r>
     </w:p>
     <w:p>
+      <w:r>
+        <w:br w:type="page"/>
+      </w:r>
+    </w:p>
+    <w:p>
+      <w:pPr>
+        <w:jc w:val="center"/>
+        <w:spacing w:before="2400" w:after="120"/>
+      </w:pPr>
+      <w:r>
+        <w:rPr>
+          <w:b/>
+          <w:color w:val="1F3864"/>
+          <w:sz w:val="56"/>
+          <w:szCs w:val="56"/>
+        </w:rPr>
+        <w:t xml:space="preserve">PARTE II</w:t>
+      </w:r>
+    </w:p>
+    <w:p>
+      <w:pPr>
+        <w:jc w:val="center"/>
+        <w:spacing w:after="80"/>
+      </w:pPr>
+      <w:r>
+        <w:rPr>
+          <w:b/>
+          <w:color w:val="2F5597"/>
+          <w:sz w:val="32"/>
+          <w:szCs w:val="32"/>
+        </w:rPr>
+        <w:t xml:space="preserve">Estrategias desarrolladas una a una</w:t>
+      </w:r>
+    </w:p>
+    <w:p>
+      <w:pPr>
+        <w:jc w:val="center"/>
+        <w:spacing w:after="120"/>
+      </w:pPr>
+      <w:r>
+        <w:rPr>
+          <w:color w:val="595959"/>
+          <w:sz w:val="26"/>
+          <w:szCs w:val="26"/>
+        </w:rPr>
+        <w:t xml:space="preserve">Fichas accionables · Atracción · Conversión · Presencial · Fidelización</w:t>
+      </w:r>
+    </w:p>
+    <w:p>
+      <w:pPr>
+        <w:spacing w:before="0" w:after="120"/>
+      </w:pPr>
+      <w:r>
+        <w:rPr>
+          <w:i/>
+          <w:color w:val="595959"/>
+          <w:sz w:val="20"/>
+          <w:szCs w:val="20"/>
+        </w:rPr>
+        <w:t xml:space="preserve">Cada ficha incluye la mecánica paso a paso, mensajes de ejemplo, KPI con meta y los criterios para escalar, ajustar o detener. Benchmarks reales usados como línea base: Lead→Clase muestra 15% · Clase muestra→Inscrito 72% · Lead→Inscrito 7.8% · CPL $23.80 · Mensualidad $800 · Grupos máx. 12.</w:t>
+      </w:r>
+    </w:p>
+    <w:p>
+      <w:pPr>
+        <w:spacing w:before="320" w:after="120"/>
+        <w:pBdr>
+          <w:bottom w:val="single" w:sz="8" w:space="4" w:color="2F5597"/>
+        </w:pBdr>
+      </w:pPr>
+      <w:r>
+        <w:rPr>
+          <w:b/>
+          <w:color w:val="1F3864"/>
+          <w:sz w:val="30"/>
+          <w:szCs w:val="30"/>
+        </w:rPr>
+        <w:t xml:space="preserve">A. Atracción digital</w:t>
+      </w:r>
+    </w:p>
+    <w:p>
+      <w:pPr>
+        <w:spacing w:before="200" w:after="80"/>
+      </w:pPr>
+      <w:r>
+        <w:rPr>
+          <w:b/>
+          <w:color w:val="2F5597"/>
+          <w:sz w:val="24"/>
+          <w:szCs w:val="24"/>
+        </w:rPr>
+        <w:t xml:space="preserve">A1 · Pauta Meta segmentada por producto   ·   [P1]</w:t>
+      </w:r>
+    </w:p>
+    <w:p>
+      <w:pPr>
+        <w:spacing w:before="0" w:after="80"/>
+      </w:pPr>
+      <w:r>
+        <w:rPr>
+          <w:i/>
+          <w:color w:val="595959"/>
+          <w:sz w:val="20"/>
+          <w:szCs w:val="20"/>
+        </w:rPr>
+        <w:t xml:space="preserve">Pilar: Atracción · Producto: todos (una campaña por segmento) · Público: padres, jóvenes y adultos.</w:t>
+      </w:r>
+    </w:p>
+    <w:p>
+      <w:pPr>
+        <w:spacing w:after="80"/>
+      </w:pPr>
+      <w:r>
+        <w:rPr>
+          <w:b/>
+          <w:color w:val="1F3864"/>
+          <w:sz w:val="22"/>
+          <w:szCs w:val="22"/>
+        </w:rPr>
+        <w:t xml:space="preserve">Problema. </w:t>
+      </w:r>
+      <w:r>
+        <w:rPr>
+          <w:sz w:val="22"/>
+          <w:szCs w:val="22"/>
+        </w:rPr>
+        <w:t xml:space="preserve">La pauta mezcla públicos y sube el costo/baja la calidad; la mayoría de leads del tracker ni traen segmento identificado.</w:t>
+      </w:r>
+    </w:p>
+    <w:p>
+      <w:pPr>
+        <w:spacing w:after="80"/>
+      </w:pPr>
+      <w:r>
+        <w:rPr>
+          <w:b/>
+          <w:color w:val="1F3864"/>
+          <w:sz w:val="22"/>
+          <w:szCs w:val="22"/>
+        </w:rPr>
+        <w:t xml:space="preserve">Insight. </w:t>
+      </w:r>
+      <w:r>
+        <w:rPr>
+          <w:sz w:val="22"/>
+          <w:szCs w:val="22"/>
+        </w:rPr>
+        <w:t xml:space="preserve">La gente responde a anuncios que “hablan de mí”: un papá compra “que mi hijo aprenda sin sufrir”; un joven, “hablar con confianza”.</w:t>
+      </w:r>
+    </w:p>
+    <w:p>
+      <w:pPr>
+        <w:spacing w:before="0" w:after="40"/>
+      </w:pPr>
+      <w:r>
+        <w:rPr>
+          <w:b/>
+          <w:sz w:val="21"/>
+          <w:szCs w:val="21"/>
+        </w:rPr>
+        <w:t xml:space="preserve">Mecánica (paso a paso):</w:t>
+      </w:r>
+    </w:p>
+    <w:p>
+      <w:pPr>
+        <w:ind w:left="420" w:hanging="420"/>
+        <w:spacing w:after="60"/>
+      </w:pPr>
+      <w:r>
+        <w:rPr>
+          <w:b/>
+          <w:color w:val="2F5597"/>
+          <w:sz w:val="22"/>
+          <w:szCs w:val="22"/>
+        </w:rPr>
+        <w:t xml:space="preserve">1.  </w:t>
+      </w:r>
+      <w:r>
+        <w:rPr>
+          <w:sz w:val="22"/>
+          <w:szCs w:val="22"/>
+        </w:rPr>
+        <w:t xml:space="preserve">Crear 3 campañas base: Kids/Junior (padres 28–45), Jóvenes (16–26), Adultos (27–50), segmentadas por radio local e intereses.</w:t>
+      </w:r>
+    </w:p>
+    <w:p>
+      <w:pPr>
+        <w:ind w:left="420" w:hanging="420"/>
+        <w:spacing w:after="60"/>
+      </w:pPr>
+      <w:r>
+        <w:rPr>
+          <w:b/>
+          <w:color w:val="2F5597"/>
+          <w:sz w:val="22"/>
+          <w:szCs w:val="22"/>
+        </w:rPr>
+        <w:t xml:space="preserve">2.  </w:t>
+      </w:r>
+      <w:r>
+        <w:rPr>
+          <w:sz w:val="22"/>
+          <w:szCs w:val="22"/>
+        </w:rPr>
+        <w:t xml:space="preserve">Objetivo de campaña = “Mensajes” a WhatsApp (no interacción).</w:t>
+      </w:r>
+    </w:p>
+    <w:p>
+      <w:pPr>
+        <w:ind w:left="420" w:hanging="420"/>
+        <w:spacing w:after="60"/>
+      </w:pPr>
+      <w:r>
+        <w:rPr>
+          <w:b/>
+          <w:color w:val="2F5597"/>
+          <w:sz w:val="22"/>
+          <w:szCs w:val="22"/>
+        </w:rPr>
+        <w:t xml:space="preserve">3.  </w:t>
+      </w:r>
+      <w:r>
+        <w:rPr>
+          <w:sz w:val="22"/>
+          <w:szCs w:val="22"/>
+        </w:rPr>
+        <w:t xml:space="preserve">Creativo núcleo: Reel testimonial del segmento + variante “recorrido de instalaciones”.</w:t>
+      </w:r>
+    </w:p>
+    <w:p>
+      <w:pPr>
+        <w:ind w:left="420" w:hanging="420"/>
+        <w:spacing w:after="60"/>
+      </w:pPr>
+      <w:r>
+        <w:rPr>
+          <w:b/>
+          <w:color w:val="2F5597"/>
+          <w:sz w:val="22"/>
+          <w:szCs w:val="22"/>
+        </w:rPr>
+        <w:t xml:space="preserve">4.  </w:t>
+      </w:r>
+      <w:r>
+        <w:rPr>
+          <w:sz w:val="22"/>
+          <w:szCs w:val="22"/>
+        </w:rPr>
+        <w:t xml:space="preserve">Reparto de arranque (SUPUESTO): 45% Kids/Junior, 30% Jóvenes, 25% Adultos; ajustar a 2 semanas por CPL y calidad.</w:t>
+      </w:r>
+    </w:p>
+    <w:p>
+      <w:pPr>
+        <w:ind w:left="420" w:hanging="420"/>
+        <w:spacing w:after="60"/>
+      </w:pPr>
+      <w:r>
+        <w:rPr>
+          <w:b/>
+          <w:color w:val="2F5597"/>
+          <w:sz w:val="22"/>
+          <w:szCs w:val="22"/>
+        </w:rPr>
+        <w:t xml:space="preserve">5.  </w:t>
+      </w:r>
+      <w:r>
+        <w:rPr>
+          <w:sz w:val="22"/>
+          <w:szCs w:val="22"/>
+        </w:rPr>
+        <w:t xml:space="preserve">UTMs por campaña/creativo para saber qué segmento y anuncio trae los mejores leads.</w:t>
+      </w:r>
+    </w:p>
+    <w:p>
+      <w:pPr>
+        <w:spacing w:before="0" w:after="40"/>
+      </w:pPr>
+      <w:r>
+        <w:rPr>
+          <w:b/>
+          <w:sz w:val="21"/>
+          <w:szCs w:val="21"/>
+        </w:rPr>
+        <w:t xml:space="preserve">Mensaje(s) de ejemplo:</w:t>
+      </w:r>
+    </w:p>
+    <w:p>
+      <w:pPr>
+        <w:ind w:left="360"/>
+        <w:spacing w:before="0" w:after="60"/>
+      </w:pPr>
+      <w:r>
+        <w:rPr>
+          <w:i/>
+          <w:color w:val="404040"/>
+          <w:sz w:val="20"/>
+          <w:szCs w:val="20"/>
+        </w:rPr>
+        <w:t xml:space="preserve">“¿Y si tu hijo aprendiera inglés como aprendió a hablar? Sin libretas, en grupos de máximo 12. Agenda una clase muestra gratis.”</w:t>
+      </w:r>
+    </w:p>
+    <w:p>
+      <w:pPr>
+        <w:ind w:left="360"/>
+        <w:spacing w:before="0" w:after="60"/>
+      </w:pPr>
+      <w:r>
+        <w:rPr>
+          <w:i/>
+          <w:color w:val="404040"/>
+          <w:sz w:val="20"/>
+          <w:szCs w:val="20"/>
+        </w:rPr>
+        <w:t xml:space="preserve">“Deja de entender solo el 60% de tus series. Inglés real, para usarlo. Clase muestra gratis esta semana.”</w:t>
+      </w:r>
+    </w:p>
+    <w:p>
+      <w:pPr>
+        <w:spacing w:after="80"/>
+      </w:pPr>
+      <w:r>
+        <w:rPr>
+          <w:b/>
+          <w:color w:val="1F3864"/>
+          <w:sz w:val="22"/>
+          <w:szCs w:val="22"/>
+        </w:rPr>
+        <w:t xml:space="preserve">Responsable / recursos. </w:t>
+      </w:r>
+      <w:r>
+        <w:rPr>
+          <w:sz w:val="22"/>
+          <w:szCs w:val="22"/>
+        </w:rPr>
+        <w:t xml:space="preserve">Responsable: PAUTA (+ MKT creativos, DATOS UTMs). Presupuesto ~$5,000/mes reasignable.</w:t>
+      </w:r>
+    </w:p>
+    <w:p>
+      <w:pPr>
+        <w:spacing w:after="80"/>
+      </w:pPr>
+      <w:r>
+        <w:rPr>
+          <w:b/>
+          <w:color w:val="1F3864"/>
+          <w:sz w:val="22"/>
+          <w:szCs w:val="22"/>
+        </w:rPr>
+        <w:t xml:space="preserve">KPI y meta. </w:t>
+      </w:r>
+      <w:r>
+        <w:rPr>
+          <w:sz w:val="22"/>
+          <w:szCs w:val="22"/>
+        </w:rPr>
+        <w:t xml:space="preserve">CPL por segmento ≤ $24; % de leads con segmento identificado ≥ 90%.</w:t>
+      </w:r>
+    </w:p>
+    <w:p>
+      <w:pPr>
+        <w:spacing w:after="80"/>
+      </w:pPr>
+      <w:r>
+        <w:rPr>
+          <w:b/>
+          <w:color w:val="1F3864"/>
+          <w:sz w:val="22"/>
+          <w:szCs w:val="22"/>
+        </w:rPr>
+        <w:t xml:space="preserve">Criterios de decisión. </w:t>
+      </w:r>
+      <w:r>
+        <w:rPr>
+          <w:sz w:val="22"/>
+          <w:szCs w:val="22"/>
+        </w:rPr>
+        <w:t xml:space="preserve">Éxito: CPL ≤ $24 y lead→CM ≥ 18% → escalar. Ajuste: CPL $24–$40 → optimizar. Pausa: CPL &gt; $40 dos semanas o sin capacidad.</w:t>
+      </w:r>
+    </w:p>
+    <w:p>
+      <w:pPr>
+        <w:spacing w:after="80"/>
+      </w:pPr>
+      <w:r>
+        <w:rPr>
+          <w:b/>
+          <w:color w:val="C00000"/>
+          <w:sz w:val="22"/>
+          <w:szCs w:val="22"/>
+        </w:rPr>
+        <w:t xml:space="preserve">Próxima acción. </w:t>
+      </w:r>
+      <w:r>
+        <w:rPr>
+          <w:sz w:val="22"/>
+          <w:szCs w:val="22"/>
+        </w:rPr>
+        <w:t xml:space="preserve">Definir los 3 públicos y subir el primer set de creativos por segmento.</w:t>
+      </w:r>
+    </w:p>
+    <w:p>
+      <w:pPr>
+        <w:spacing w:before="200" w:after="80"/>
+      </w:pPr>
+      <w:r>
+        <w:rPr>
+          <w:b/>
+          <w:color w:val="2F5597"/>
+          <w:sz w:val="24"/>
+          <w:szCs w:val="24"/>
+        </w:rPr>
+        <w:t xml:space="preserve">A2 · Reel Testimonial — motor creativo   ·   [P0]</w:t>
+      </w:r>
+    </w:p>
+    <w:p>
+      <w:pPr>
+        <w:spacing w:before="0" w:after="80"/>
+      </w:pPr>
+      <w:r>
+        <w:rPr>
+          <w:i/>
+          <w:color w:val="595959"/>
+          <w:sz w:val="20"/>
+          <w:szCs w:val="20"/>
+        </w:rPr>
+        <w:t xml:space="preserve">Pilar: Atracción · Producto: todos.</w:t>
+      </w:r>
+    </w:p>
+    <w:p>
+      <w:pPr>
+        <w:spacing w:after="80"/>
+      </w:pPr>
+      <w:r>
+        <w:rPr>
+          <w:b/>
+          <w:color w:val="1F3864"/>
+          <w:sz w:val="22"/>
+          <w:szCs w:val="22"/>
+        </w:rPr>
+        <w:t xml:space="preserve">Problema. </w:t>
+      </w:r>
+      <w:r>
+        <w:rPr>
+          <w:sz w:val="22"/>
+          <w:szCs w:val="22"/>
+        </w:rPr>
+        <w:t xml:space="preserve">El contenido “bonito” no convierte. El Reel testimonial generó ~50% de los leads de julio (117 de 235): hay que industrializarlo.</w:t>
+      </w:r>
+    </w:p>
+    <w:p>
+      <w:pPr>
+        <w:spacing w:before="0" w:after="40"/>
+      </w:pPr>
+      <w:r>
+        <w:rPr>
+          <w:b/>
+          <w:sz w:val="21"/>
+          <w:szCs w:val="21"/>
+        </w:rPr>
+        <w:t xml:space="preserve">Mecánica (paso a paso):</w:t>
+      </w:r>
+    </w:p>
+    <w:p>
+      <w:pPr>
+        <w:ind w:left="420" w:hanging="420"/>
+        <w:spacing w:after="60"/>
+      </w:pPr>
+      <w:r>
+        <w:rPr>
+          <w:b/>
+          <w:color w:val="2F5597"/>
+          <w:sz w:val="22"/>
+          <w:szCs w:val="22"/>
+        </w:rPr>
+        <w:t xml:space="preserve">1.  </w:t>
+      </w:r>
+      <w:r>
+        <w:rPr>
+          <w:sz w:val="22"/>
+          <w:szCs w:val="22"/>
+        </w:rPr>
+        <w:t xml:space="preserve">Formato repetible 20–35 seg: gancho (dolor real) → prueba (clip/avance) → diferenciador (12/sin libretas) → CTA a WhatsApp.</w:t>
+      </w:r>
+    </w:p>
+    <w:p>
+      <w:pPr>
+        <w:ind w:left="420" w:hanging="420"/>
+        <w:spacing w:after="60"/>
+      </w:pPr>
+      <w:r>
+        <w:rPr>
+          <w:b/>
+          <w:color w:val="2F5597"/>
+          <w:sz w:val="22"/>
+          <w:szCs w:val="22"/>
+        </w:rPr>
+        <w:t xml:space="preserve">2.  </w:t>
+      </w:r>
+      <w:r>
+        <w:rPr>
+          <w:sz w:val="22"/>
+          <w:szCs w:val="22"/>
+        </w:rPr>
+        <w:t xml:space="preserve">Producir por lotes: 6–10 testimoniales en una sesión mensual, con consentimiento firmado.</w:t>
+      </w:r>
+    </w:p>
+    <w:p>
+      <w:pPr>
+        <w:ind w:left="420" w:hanging="420"/>
+        <w:spacing w:after="60"/>
+      </w:pPr>
+      <w:r>
+        <w:rPr>
+          <w:b/>
+          <w:color w:val="2F5597"/>
+          <w:sz w:val="22"/>
+          <w:szCs w:val="22"/>
+        </w:rPr>
+        <w:t xml:space="preserve">3.  </w:t>
+      </w:r>
+      <w:r>
+        <w:rPr>
+          <w:sz w:val="22"/>
+          <w:szCs w:val="22"/>
+        </w:rPr>
+        <w:t xml:space="preserve">Un testimonial por producto (Kids, Junior, College, Parenthood, Certification).</w:t>
+      </w:r>
+    </w:p>
+    <w:p>
+      <w:pPr>
+        <w:ind w:left="420" w:hanging="420"/>
+        <w:spacing w:after="60"/>
+      </w:pPr>
+      <w:r>
+        <w:rPr>
+          <w:b/>
+          <w:color w:val="2F5597"/>
+          <w:sz w:val="22"/>
+          <w:szCs w:val="22"/>
+        </w:rPr>
+        <w:t xml:space="preserve">4.  </w:t>
+      </w:r>
+      <w:r>
+        <w:rPr>
+          <w:sz w:val="22"/>
+          <w:szCs w:val="22"/>
+        </w:rPr>
+        <w:t xml:space="preserve">Cortar 2–3 versiones por testimonial (distinto gancho) para A/B.</w:t>
+      </w:r>
+    </w:p>
+    <w:p>
+      <w:pPr>
+        <w:spacing w:before="0" w:after="40"/>
+      </w:pPr>
+      <w:r>
+        <w:rPr>
+          <w:b/>
+          <w:sz w:val="21"/>
+          <w:szCs w:val="21"/>
+        </w:rPr>
+        <w:t xml:space="preserve">Mensaje(s) de ejemplo:</w:t>
+      </w:r>
+    </w:p>
+    <w:p>
+      <w:pPr>
+        <w:ind w:left="360"/>
+        <w:spacing w:before="0" w:after="60"/>
+      </w:pPr>
+      <w:r>
+        <w:rPr>
+          <w:i/>
+          <w:color w:val="404040"/>
+          <w:sz w:val="20"/>
+          <w:szCs w:val="20"/>
+        </w:rPr>
+        <w:t xml:space="preserve">“Mi hija odiaba el inglés hasta que… (cierre: Agenda tu clase muestra gratis por WhatsApp).”</w:t>
+      </w:r>
+    </w:p>
+    <w:p>
+      <w:pPr>
+        <w:spacing w:after="80"/>
+      </w:pPr>
+      <w:r>
+        <w:rPr>
+          <w:b/>
+          <w:color w:val="1F3864"/>
+          <w:sz w:val="22"/>
+          <w:szCs w:val="22"/>
+        </w:rPr>
+        <w:t xml:space="preserve">Responsable / recursos. </w:t>
+      </w:r>
+      <w:r>
+        <w:rPr>
+          <w:sz w:val="22"/>
+          <w:szCs w:val="22"/>
+        </w:rPr>
+        <w:t xml:space="preserve">Responsable: MKT (+ COORD/VENTAS para conseguir testimonios). Producción interna, costo bajo.</w:t>
+      </w:r>
+    </w:p>
+    <w:p>
+      <w:pPr>
+        <w:spacing w:after="80"/>
+      </w:pPr>
+      <w:r>
+        <w:rPr>
+          <w:b/>
+          <w:color w:val="1F3864"/>
+          <w:sz w:val="22"/>
+          <w:szCs w:val="22"/>
+        </w:rPr>
+        <w:t xml:space="preserve">KPI y meta. </w:t>
+      </w:r>
+      <w:r>
+        <w:rPr>
+          <w:sz w:val="22"/>
+          <w:szCs w:val="22"/>
+        </w:rPr>
+        <w:t xml:space="preserve">Leads del formato ≥ 45% del total; retención de video a 3 seg.</w:t>
+      </w:r>
+    </w:p>
+    <w:p>
+      <w:pPr>
+        <w:spacing w:after="80"/>
+      </w:pPr>
+      <w:r>
+        <w:rPr>
+          <w:b/>
+          <w:color w:val="1F3864"/>
+          <w:sz w:val="22"/>
+          <w:szCs w:val="22"/>
+        </w:rPr>
+        <w:t xml:space="preserve">Criterios de decisión. </w:t>
+      </w:r>
+      <w:r>
+        <w:rPr>
+          <w:sz w:val="22"/>
+          <w:szCs w:val="22"/>
+        </w:rPr>
+        <w:t xml:space="preserve">Éxito: un testimonial con CPL bajo → volverlo anuncio principal. Ajuste: reeditar ganchos que no retienen. Es el formato base.</w:t>
+      </w:r>
+    </w:p>
+    <w:p>
+      <w:pPr>
+        <w:spacing w:after="80"/>
+      </w:pPr>
+      <w:r>
+        <w:rPr>
+          <w:b/>
+          <w:color w:val="C00000"/>
+          <w:sz w:val="22"/>
+          <w:szCs w:val="22"/>
+        </w:rPr>
+        <w:t xml:space="preserve">Próxima acción. </w:t>
+      </w:r>
+      <w:r>
+        <w:rPr>
+          <w:sz w:val="22"/>
+          <w:szCs w:val="22"/>
+        </w:rPr>
+        <w:t xml:space="preserve">Agendar la primera sesión de grabación de 6–8 testimoniales.</w:t>
+      </w:r>
+    </w:p>
+    <w:p>
+      <w:pPr>
+        <w:spacing w:before="200" w:after="80"/>
+      </w:pPr>
+      <w:r>
+        <w:rPr>
+          <w:b/>
+          <w:color w:val="2F5597"/>
+          <w:sz w:val="24"/>
+          <w:szCs w:val="24"/>
+        </w:rPr>
+        <w:t xml:space="preserve">A3 · Remarketing multi-touch   ·   [P1]</w:t>
+      </w:r>
+    </w:p>
+    <w:p>
+      <w:pPr>
+        <w:spacing w:before="0" w:after="80"/>
+      </w:pPr>
+      <w:r>
+        <w:rPr>
+          <w:i/>
+          <w:color w:val="595959"/>
+          <w:sz w:val="20"/>
+          <w:szCs w:val="20"/>
+        </w:rPr>
+        <w:t xml:space="preserve">Pilar: Atracción/Conversión · Público: quien ya interactuó y no cerró.</w:t>
+      </w:r>
+    </w:p>
+    <w:p>
+      <w:pPr>
+        <w:spacing w:after="80"/>
+      </w:pPr>
+      <w:r>
+        <w:rPr>
+          <w:b/>
+          <w:color w:val="1F3864"/>
+          <w:sz w:val="22"/>
+          <w:szCs w:val="22"/>
+        </w:rPr>
+        <w:t xml:space="preserve">Problema. </w:t>
+      </w:r>
+      <w:r>
+        <w:rPr>
+          <w:sz w:val="22"/>
+          <w:szCs w:val="22"/>
+        </w:rPr>
+        <w:t xml:space="preserve">Mucha gente ve el contenido y no convierte al primer contacto; no se les reimpacta de forma estructurada.</w:t>
+      </w:r>
+    </w:p>
+    <w:p>
+      <w:pPr>
+        <w:spacing w:before="0" w:after="40"/>
+      </w:pPr>
+      <w:r>
+        <w:rPr>
+          <w:b/>
+          <w:sz w:val="21"/>
+          <w:szCs w:val="21"/>
+        </w:rPr>
+        <w:t xml:space="preserve">Mecánica (paso a paso):</w:t>
+      </w:r>
+    </w:p>
+    <w:p>
+      <w:pPr>
+        <w:ind w:left="420" w:hanging="420"/>
+        <w:spacing w:after="60"/>
+      </w:pPr>
+      <w:r>
+        <w:rPr>
+          <w:b/>
+          <w:color w:val="2F5597"/>
+          <w:sz w:val="22"/>
+          <w:szCs w:val="22"/>
+        </w:rPr>
+        <w:t xml:space="preserve">1.  </w:t>
+      </w:r>
+      <w:r>
+        <w:rPr>
+          <w:sz w:val="22"/>
+          <w:szCs w:val="22"/>
+        </w:rPr>
+        <w:t xml:space="preserve">Audiencias: vieron ≥50% de un reel, visitaron perfil, escribieron sin agendar, interactuaron con posts.</w:t>
+      </w:r>
+    </w:p>
+    <w:p>
+      <w:pPr>
+        <w:ind w:left="420" w:hanging="420"/>
+        <w:spacing w:after="60"/>
+      </w:pPr>
+      <w:r>
+        <w:rPr>
+          <w:b/>
+          <w:color w:val="2F5597"/>
+          <w:sz w:val="22"/>
+          <w:szCs w:val="22"/>
+        </w:rPr>
+        <w:t xml:space="preserve">2.  </w:t>
+      </w:r>
+      <w:r>
+        <w:rPr>
+          <w:sz w:val="22"/>
+          <w:szCs w:val="22"/>
+        </w:rPr>
+        <w:t xml:space="preserve">Secuencia de 3 anuncios: prueba social → manejo de objeción (lejanía/precio) → urgencia real (cupos por horario, solo si es cierto).</w:t>
+      </w:r>
+    </w:p>
+    <w:p>
+      <w:pPr>
+        <w:ind w:left="420" w:hanging="420"/>
+        <w:spacing w:after="60"/>
+      </w:pPr>
+      <w:r>
+        <w:rPr>
+          <w:b/>
+          <w:color w:val="2F5597"/>
+          <w:sz w:val="22"/>
+          <w:szCs w:val="22"/>
+        </w:rPr>
+        <w:t xml:space="preserve">3.  </w:t>
+      </w:r>
+      <w:r>
+        <w:rPr>
+          <w:sz w:val="22"/>
+          <w:szCs w:val="22"/>
+        </w:rPr>
+        <w:t xml:space="preserve">Presupuesto pequeño y constante (SUPUESTO 10–15% de la pauta).</w:t>
+      </w:r>
+    </w:p>
+    <w:p>
+      <w:pPr>
+        <w:spacing w:after="80"/>
+      </w:pPr>
+      <w:r>
+        <w:rPr>
+          <w:b/>
+          <w:color w:val="1F3864"/>
+          <w:sz w:val="22"/>
+          <w:szCs w:val="22"/>
+        </w:rPr>
+        <w:t xml:space="preserve">Responsable / recursos. </w:t>
+      </w:r>
+      <w:r>
+        <w:rPr>
+          <w:sz w:val="22"/>
+          <w:szCs w:val="22"/>
+        </w:rPr>
+        <w:t xml:space="preserve">Responsable: PAUTA.</w:t>
+      </w:r>
+    </w:p>
+    <w:p>
+      <w:pPr>
+        <w:spacing w:after="80"/>
+      </w:pPr>
+      <w:r>
+        <w:rPr>
+          <w:b/>
+          <w:color w:val="1F3864"/>
+          <w:sz w:val="22"/>
+          <w:szCs w:val="22"/>
+        </w:rPr>
+        <w:t xml:space="preserve">KPI y meta. </w:t>
+      </w:r>
+      <w:r>
+        <w:rPr>
+          <w:sz w:val="22"/>
+          <w:szCs w:val="22"/>
+        </w:rPr>
+        <w:t xml:space="preserve">Conversión audiencia→conversación (SUPUESTO ≥ 3%); CAC de remarketing menor al frío.</w:t>
+      </w:r>
+    </w:p>
+    <w:p>
+      <w:pPr>
+        <w:spacing w:after="80"/>
+      </w:pPr>
+      <w:r>
+        <w:rPr>
+          <w:b/>
+          <w:color w:val="1F3864"/>
+          <w:sz w:val="22"/>
+          <w:szCs w:val="22"/>
+        </w:rPr>
+        <w:t xml:space="preserve">Criterios de decisión. </w:t>
+      </w:r>
+      <w:r>
+        <w:rPr>
+          <w:sz w:val="22"/>
+          <w:szCs w:val="22"/>
+        </w:rPr>
+        <w:t xml:space="preserve">Éxito: CAC &lt; frío → subir presupuesto. Ajuste: rotar creativos por fatiga. Pausa: frecuencia &gt; 4 sin conversión.</w:t>
+      </w:r>
+    </w:p>
+    <w:p>
+      <w:pPr>
+        <w:spacing w:after="80"/>
+      </w:pPr>
+      <w:r>
+        <w:rPr>
+          <w:b/>
+          <w:color w:val="C00000"/>
+          <w:sz w:val="22"/>
+          <w:szCs w:val="22"/>
+        </w:rPr>
+        <w:t xml:space="preserve">Próxima acción. </w:t>
+      </w:r>
+      <w:r>
+        <w:rPr>
+          <w:sz w:val="22"/>
+          <w:szCs w:val="22"/>
+        </w:rPr>
+        <w:t xml:space="preserve">Crear las 4 audiencias y el primer set de 3 anuncios.</w:t>
+      </w:r>
+    </w:p>
+    <w:p>
+      <w:pPr>
+        <w:spacing w:before="200" w:after="80"/>
+      </w:pPr>
+      <w:r>
+        <w:rPr>
+          <w:b/>
+          <w:color w:val="2F5597"/>
+          <w:sz w:val="24"/>
+          <w:szCs w:val="24"/>
+        </w:rPr>
+        <w:t xml:space="preserve">A4 · Contenido orgánico — 6 pilares con propósito   ·   [P1]</w:t>
+      </w:r>
+    </w:p>
+    <w:p>
+      <w:pPr>
+        <w:spacing w:before="0" w:after="80"/>
+      </w:pPr>
+      <w:r>
+        <w:rPr>
+          <w:i/>
+          <w:color w:val="595959"/>
+          <w:sz w:val="20"/>
+          <w:szCs w:val="20"/>
+        </w:rPr>
+        <w:t xml:space="preserve">Pilar: Atracción/Educación/Conexión · Público: todos.</w:t>
+      </w:r>
+    </w:p>
+    <w:p>
+      <w:pPr>
+        <w:spacing w:after="80"/>
+      </w:pPr>
+      <w:r>
+        <w:rPr>
+          <w:b/>
+          <w:color w:val="1F3864"/>
+          <w:sz w:val="22"/>
+          <w:szCs w:val="22"/>
+        </w:rPr>
+        <w:t xml:space="preserve">Problema. </w:t>
+      </w:r>
+      <w:r>
+        <w:rPr>
+          <w:sz w:val="22"/>
+          <w:szCs w:val="22"/>
+        </w:rPr>
+        <w:t xml:space="preserve">El orgánico se publicaba “para llenar la parrilla”. Ya hay 6 pilares definidos; falta ejecutarlos con objetivo por pieza.</w:t>
+      </w:r>
+    </w:p>
+    <w:p>
+      <w:pPr>
+        <w:spacing w:before="0" w:after="40"/>
+      </w:pPr>
+      <w:r>
+        <w:rPr>
+          <w:b/>
+          <w:sz w:val="21"/>
+          <w:szCs w:val="21"/>
+        </w:rPr>
+        <w:t xml:space="preserve">Mecánica (paso a paso):</w:t>
+      </w:r>
+    </w:p>
+    <w:p>
+      <w:pPr>
+        <w:ind w:left="420" w:hanging="420"/>
+        <w:spacing w:after="60"/>
+      </w:pPr>
+      <w:r>
+        <w:rPr>
+          <w:b/>
+          <w:color w:val="2F5597"/>
+          <w:sz w:val="22"/>
+          <w:szCs w:val="22"/>
+        </w:rPr>
+        <w:t xml:space="preserve">1.  </w:t>
+      </w:r>
+      <w:r>
+        <w:rPr>
+          <w:sz w:val="22"/>
+          <w:szCs w:val="22"/>
+        </w:rPr>
+        <w:t xml:space="preserve">Calendario semanal fijo con los 6 pilares y distribución 40/25/20/15 (atracción/educación/conexión/conversión), ajustable por datos.</w:t>
+      </w:r>
+    </w:p>
+    <w:p>
+      <w:pPr>
+        <w:ind w:left="420" w:hanging="420"/>
+        <w:spacing w:after="60"/>
+      </w:pPr>
+      <w:r>
+        <w:rPr>
+          <w:b/>
+          <w:color w:val="2F5597"/>
+          <w:sz w:val="22"/>
+          <w:szCs w:val="22"/>
+        </w:rPr>
+        <w:t xml:space="preserve">2.  </w:t>
+      </w:r>
+      <w:r>
+        <w:rPr>
+          <w:sz w:val="22"/>
+          <w:szCs w:val="22"/>
+        </w:rPr>
+        <w:t xml:space="preserve">Cada pieza registrada con fecha, pilar, producto, objetivo, formato, CTA, estado y KPI. Nada sin objetivo.</w:t>
+      </w:r>
+    </w:p>
+    <w:tbl>
+      <w:tblPr>
+        <w:tblW w:w="5000" w:type="pct"/>
+        <w:tblBorders>
+          <w:top w:val="single" w:sz="4" w:color="BFBFBF"/>
+          <w:left w:val="single" w:sz="4" w:color="BFBFBF"/>
+          <w:bottom w:val="single" w:sz="4" w:color="BFBFBF"/>
+          <w:right w:val="single" w:sz="4" w:color="BFBFBF"/>
+          <w:insideH w:val="single" w:sz="4" w:color="BFBFBF"/>
+          <w:insideV w:val="single" w:sz="4" w:color="BFBFBF"/>
+        </w:tblBorders>
+        <w:tblLook w:firstRow="1"/>
+      </w:tblPr>
+      <w:tblGrid>
+        <w:gridCol w:w="1872"/>
+        <w:gridCol w:w="2620"/>
+        <w:gridCol w:w="4492"/>
+        <w:gridCol w:w="2246"/>
+      </w:tblGrid>
+      <w:tr>
+        <w:tc>
+          <w:tcPr>
+            <w:tcW w:w="1000" w:type="pct"/>
+            <w:shd w:val="clear" w:fill="2F5597"/>
+            <w:tcMar>
+              <w:top w:w="40"/>
+              <w:bottom w:w="40"/>
+              <w:left w:w="80"/>
+              <w:right w:w="80"/>
+            </w:tcMar>
+          </w:tcPr>
+          <w:p>
+            <w:pPr>
+              <w:spacing w:after="20"/>
+            </w:pPr>
+            <w:r>
+              <w:rPr>
+                <w:b/>
+                <w:color w:val="FFFFFF"/>
+                <w:sz w:val="20"/>
+                <w:szCs w:val="20"/>
+              </w:rPr>
+              <w:t xml:space="preserve">Pilar</w:t>
+            </w:r>
+          </w:p>
+        </w:tc>
+        <w:tc>
+          <w:tcPr>
+            <w:tcW w:w="1400" w:type="pct"/>
+            <w:shd w:val="clear" w:fill="2F5597"/>
+            <w:tcMar>
+              <w:top w:w="40"/>
+              <w:bottom w:w="40"/>
+              <w:left w:w="80"/>
+              <w:right w:w="80"/>
+            </w:tcMar>
+          </w:tcPr>
+          <w:p>
+            <w:pPr>
+              <w:spacing w:after="20"/>
+            </w:pPr>
+            <w:r>
+              <w:rPr>
+                <w:b/>
+                <w:color w:val="FFFFFF"/>
+                <w:sz w:val="20"/>
+                <w:szCs w:val="20"/>
+              </w:rPr>
+              <w:t xml:space="preserve">Función</w:t>
+            </w:r>
+          </w:p>
+        </w:tc>
+        <w:tc>
+          <w:tcPr>
+            <w:tcW w:w="2400" w:type="pct"/>
+            <w:shd w:val="clear" w:fill="2F5597"/>
+            <w:tcMar>
+              <w:top w:w="40"/>
+              <w:bottom w:w="40"/>
+              <w:left w:w="80"/>
+              <w:right w:w="80"/>
+            </w:tcMar>
+          </w:tcPr>
+          <w:p>
+            <w:pPr>
+              <w:spacing w:after="20"/>
+            </w:pPr>
+            <w:r>
+              <w:rPr>
+                <w:b/>
+                <w:color w:val="FFFFFF"/>
+                <w:sz w:val="20"/>
+                <w:szCs w:val="20"/>
+              </w:rPr>
+              <w:t xml:space="preserve">Ejemplo</w:t>
+            </w:r>
+          </w:p>
+        </w:tc>
+        <w:tc>
+          <w:tcPr>
+            <w:tcW w:w="1200" w:type="pct"/>
+            <w:shd w:val="clear" w:fill="2F5597"/>
+            <w:tcMar>
+              <w:top w:w="40"/>
+              <w:bottom w:w="40"/>
+              <w:left w:w="80"/>
+              <w:right w:w="80"/>
+            </w:tcMar>
+          </w:tcPr>
+          <w:p>
+            <w:pPr>
+              <w:spacing w:after="20"/>
+            </w:pPr>
+            <w:r>
+              <w:rPr>
+                <w:b/>
+                <w:color w:val="FFFFFF"/>
+                <w:sz w:val="20"/>
+                <w:szCs w:val="20"/>
+              </w:rPr>
+              <w:t xml:space="preserve">Frecuencia</w:t>
+            </w:r>
+          </w:p>
+        </w:tc>
+      </w:tr>
+      <w:tr>
+        <w:tc>
+          <w:tcPr>
+            <w:tcW w:w="1000" w:type="pct"/>
+            <w:shd w:val="clear" w:fill="EAF1F8"/>
+            <w:tcMar>
+              <w:top w:w="40"/>
+              <w:bottom w:w="40"/>
+              <w:left w:w="80"/>
+              <w:right w:w="80"/>
+            </w:tcMar>
+          </w:tcPr>
+          <w:p>
+            <w:pPr>
+              <w:spacing w:after="20"/>
+            </w:pPr>
+            <w:r>
+              <w:rPr>
+                <w:b/>
+                <w:sz w:val="20"/>
+                <w:szCs w:val="20"/>
+              </w:rPr>
+              <w:t xml:space="preserve">1 Método</w:t>
+            </w:r>
+          </w:p>
+        </w:tc>
+        <w:tc>
+          <w:tcPr>
+            <w:tcW w:w="1400" w:type="pct"/>
+            <w:tcMar>
+              <w:top w:w="40"/>
+              <w:bottom w:w="40"/>
+              <w:left w:w="80"/>
+              <w:right w:w="80"/>
+            </w:tcMar>
+          </w:tcPr>
+          <w:p>
+            <w:pPr>
+              <w:spacing w:after="20"/>
+            </w:pPr>
+            <w:r>
+              <w:rPr>
+                <w:sz w:val="20"/>
+                <w:szCs w:val="20"/>
+              </w:rPr>
+              <w:t xml:space="preserve">Diferenciar</w:t>
+            </w:r>
+          </w:p>
+        </w:tc>
+        <w:tc>
+          <w:tcPr>
+            <w:tcW w:w="2400" w:type="pct"/>
+            <w:tcMar>
+              <w:top w:w="40"/>
+              <w:bottom w:w="40"/>
+              <w:left w:w="80"/>
+              <w:right w:w="80"/>
+            </w:tcMar>
+          </w:tcPr>
+          <w:p>
+            <w:pPr>
+              <w:spacing w:after="20"/>
+            </w:pPr>
+            <w:r>
+              <w:rPr>
+                <w:sz w:val="20"/>
+                <w:szCs w:val="20"/>
+              </w:rPr>
+              <w:t xml:space="preserve">“Así aprendemos sin libretas”</w:t>
+            </w:r>
+          </w:p>
+        </w:tc>
+        <w:tc>
+          <w:tcPr>
+            <w:tcW w:w="1200" w:type="pct"/>
+            <w:tcMar>
+              <w:top w:w="40"/>
+              <w:bottom w:w="40"/>
+              <w:left w:w="80"/>
+              <w:right w:w="80"/>
+            </w:tcMar>
+          </w:tcPr>
+          <w:p>
+            <w:pPr>
+              <w:spacing w:after="20"/>
+            </w:pPr>
+            <w:r>
+              <w:rPr>
+                <w:sz w:val="20"/>
+                <w:szCs w:val="20"/>
+              </w:rPr>
+              <w:t xml:space="preserve">1–2/sem</w:t>
+            </w:r>
+          </w:p>
+        </w:tc>
+      </w:tr>
+      <w:tr>
+        <w:tc>
+          <w:tcPr>
+            <w:tcW w:w="1000" w:type="pct"/>
+            <w:shd w:val="clear" w:fill="EAF1F8"/>
+            <w:tcMar>
+              <w:top w:w="40"/>
+              <w:bottom w:w="40"/>
+              <w:left w:w="80"/>
+              <w:right w:w="80"/>
+            </w:tcMar>
+          </w:tcPr>
+          <w:p>
+            <w:pPr>
+              <w:spacing w:after="20"/>
+            </w:pPr>
+            <w:r>
+              <w:rPr>
+                <w:b/>
+                <w:sz w:val="20"/>
+                <w:szCs w:val="20"/>
+              </w:rPr>
+              <w:t xml:space="preserve">2 Cultura Pop</w:t>
+            </w:r>
+          </w:p>
+        </w:tc>
+        <w:tc>
+          <w:tcPr>
+            <w:tcW w:w="1400" w:type="pct"/>
+            <w:tcMar>
+              <w:top w:w="40"/>
+              <w:bottom w:w="40"/>
+              <w:left w:w="80"/>
+              <w:right w:w="80"/>
+            </w:tcMar>
+          </w:tcPr>
+          <w:p>
+            <w:pPr>
+              <w:spacing w:after="20"/>
+            </w:pPr>
+            <w:r>
+              <w:rPr>
+                <w:sz w:val="20"/>
+                <w:szCs w:val="20"/>
+              </w:rPr>
+              <w:t xml:space="preserve">Alcance joven</w:t>
+            </w:r>
+          </w:p>
+        </w:tc>
+        <w:tc>
+          <w:tcPr>
+            <w:tcW w:w="2400" w:type="pct"/>
+            <w:tcMar>
+              <w:top w:w="40"/>
+              <w:bottom w:w="40"/>
+              <w:left w:w="80"/>
+              <w:right w:w="80"/>
+            </w:tcMar>
+          </w:tcPr>
+          <w:p>
+            <w:pPr>
+              <w:spacing w:after="20"/>
+            </w:pPr>
+            <w:r>
+              <w:rPr>
+                <w:sz w:val="20"/>
+                <w:szCs w:val="20"/>
+              </w:rPr>
+              <w:t xml:space="preserve">Frase de canción/serie</w:t>
+            </w:r>
+          </w:p>
+        </w:tc>
+        <w:tc>
+          <w:tcPr>
+            <w:tcW w:w="1200" w:type="pct"/>
+            <w:tcMar>
+              <w:top w:w="40"/>
+              <w:bottom w:w="40"/>
+              <w:left w:w="80"/>
+              <w:right w:w="80"/>
+            </w:tcMar>
+          </w:tcPr>
+          <w:p>
+            <w:pPr>
+              <w:spacing w:after="20"/>
+            </w:pPr>
+            <w:r>
+              <w:rPr>
+                <w:sz w:val="20"/>
+                <w:szCs w:val="20"/>
+              </w:rPr>
+              <w:t xml:space="preserve">2/sem</w:t>
+            </w:r>
+          </w:p>
+        </w:tc>
+      </w:tr>
+      <w:tr>
+        <w:tc>
+          <w:tcPr>
+            <w:tcW w:w="1000" w:type="pct"/>
+            <w:shd w:val="clear" w:fill="EAF1F8"/>
+            <w:tcMar>
+              <w:top w:w="40"/>
+              <w:bottom w:w="40"/>
+              <w:left w:w="80"/>
+              <w:right w:w="80"/>
+            </w:tcMar>
+          </w:tcPr>
+          <w:p>
+            <w:pPr>
+              <w:spacing w:after="20"/>
+            </w:pPr>
+            <w:r>
+              <w:rPr>
+                <w:b/>
+                <w:sz w:val="20"/>
+                <w:szCs w:val="20"/>
+              </w:rPr>
+              <w:t xml:space="preserve">3 Experiencia</w:t>
+            </w:r>
+          </w:p>
+        </w:tc>
+        <w:tc>
+          <w:tcPr>
+            <w:tcW w:w="1400" w:type="pct"/>
+            <w:tcMar>
+              <w:top w:w="40"/>
+              <w:bottom w:w="40"/>
+              <w:left w:w="80"/>
+              <w:right w:w="80"/>
+            </w:tcMar>
+          </w:tcPr>
+          <w:p>
+            <w:pPr>
+              <w:spacing w:after="20"/>
+            </w:pPr>
+            <w:r>
+              <w:rPr>
+                <w:sz w:val="20"/>
+                <w:szCs w:val="20"/>
+              </w:rPr>
+              <w:t xml:space="preserve">Confianza</w:t>
+            </w:r>
+          </w:p>
+        </w:tc>
+        <w:tc>
+          <w:tcPr>
+            <w:tcW w:w="2400" w:type="pct"/>
+            <w:tcMar>
+              <w:top w:w="40"/>
+              <w:bottom w:w="40"/>
+              <w:left w:w="80"/>
+              <w:right w:w="80"/>
+            </w:tcMar>
+          </w:tcPr>
+          <w:p>
+            <w:pPr>
+              <w:spacing w:after="20"/>
+            </w:pPr>
+            <w:r>
+              <w:rPr>
+                <w:sz w:val="20"/>
+                <w:szCs w:val="20"/>
+              </w:rPr>
+              <w:t xml:space="preserve">Clip de clase, avance</w:t>
+            </w:r>
+          </w:p>
+        </w:tc>
+        <w:tc>
+          <w:tcPr>
+            <w:tcW w:w="1200" w:type="pct"/>
+            <w:tcMar>
+              <w:top w:w="40"/>
+              <w:bottom w:w="40"/>
+              <w:left w:w="80"/>
+              <w:right w:w="80"/>
+            </w:tcMar>
+          </w:tcPr>
+          <w:p>
+            <w:pPr>
+              <w:spacing w:after="20"/>
+            </w:pPr>
+            <w:r>
+              <w:rPr>
+                <w:sz w:val="20"/>
+                <w:szCs w:val="20"/>
+              </w:rPr>
+              <w:t xml:space="preserve">2/sem</w:t>
+            </w:r>
+          </w:p>
+        </w:tc>
+      </w:tr>
+      <w:tr>
+        <w:tc>
+          <w:tcPr>
+            <w:tcW w:w="1000" w:type="pct"/>
+            <w:shd w:val="clear" w:fill="EAF1F8"/>
+            <w:tcMar>
+              <w:top w:w="40"/>
+              <w:bottom w:w="40"/>
+              <w:left w:w="80"/>
+              <w:right w:w="80"/>
+            </w:tcMar>
+          </w:tcPr>
+          <w:p>
+            <w:pPr>
+              <w:spacing w:after="20"/>
+            </w:pPr>
+            <w:r>
+              <w:rPr>
+                <w:b/>
+                <w:sz w:val="20"/>
+                <w:szCs w:val="20"/>
+              </w:rPr>
+              <w:t xml:space="preserve">4 Comercial</w:t>
+            </w:r>
+          </w:p>
+        </w:tc>
+        <w:tc>
+          <w:tcPr>
+            <w:tcW w:w="1400" w:type="pct"/>
+            <w:tcMar>
+              <w:top w:w="40"/>
+              <w:bottom w:w="40"/>
+              <w:left w:w="80"/>
+              <w:right w:w="80"/>
+            </w:tcMar>
+          </w:tcPr>
+          <w:p>
+            <w:pPr>
+              <w:spacing w:after="20"/>
+            </w:pPr>
+            <w:r>
+              <w:rPr>
+                <w:sz w:val="20"/>
+                <w:szCs w:val="20"/>
+              </w:rPr>
+              <w:t xml:space="preserve">Conversión</w:t>
+            </w:r>
+          </w:p>
+        </w:tc>
+        <w:tc>
+          <w:tcPr>
+            <w:tcW w:w="2400" w:type="pct"/>
+            <w:tcMar>
+              <w:top w:w="40"/>
+              <w:bottom w:w="40"/>
+              <w:left w:w="80"/>
+              <w:right w:w="80"/>
+            </w:tcMar>
+          </w:tcPr>
+          <w:p>
+            <w:pPr>
+              <w:spacing w:after="20"/>
+            </w:pPr>
+            <w:r>
+              <w:rPr>
+                <w:sz w:val="20"/>
+                <w:szCs w:val="20"/>
+              </w:rPr>
+              <w:t xml:space="preserve">Cupos, clase muestra</w:t>
+            </w:r>
+          </w:p>
+        </w:tc>
+        <w:tc>
+          <w:tcPr>
+            <w:tcW w:w="1200" w:type="pct"/>
+            <w:tcMar>
+              <w:top w:w="40"/>
+              <w:bottom w:w="40"/>
+              <w:left w:w="80"/>
+              <w:right w:w="80"/>
+            </w:tcMar>
+          </w:tcPr>
+          <w:p>
+            <w:pPr>
+              <w:spacing w:after="20"/>
+            </w:pPr>
+            <w:r>
+              <w:rPr>
+                <w:sz w:val="20"/>
+                <w:szCs w:val="20"/>
+              </w:rPr>
+              <w:t xml:space="preserve">1/sem</w:t>
+            </w:r>
+          </w:p>
+        </w:tc>
+      </w:tr>
+      <w:tr>
+        <w:tc>
+          <w:tcPr>
+            <w:tcW w:w="1000" w:type="pct"/>
+            <w:shd w:val="clear" w:fill="EAF1F8"/>
+            <w:tcMar>
+              <w:top w:w="40"/>
+              <w:bottom w:w="40"/>
+              <w:left w:w="80"/>
+              <w:right w:w="80"/>
+            </w:tcMar>
+          </w:tcPr>
+          <w:p>
+            <w:pPr>
+              <w:spacing w:after="20"/>
+            </w:pPr>
+            <w:r>
+              <w:rPr>
+                <w:b/>
+                <w:sz w:val="20"/>
+                <w:szCs w:val="20"/>
+              </w:rPr>
+              <w:t xml:space="preserve">5 Meme</w:t>
+            </w:r>
+          </w:p>
+        </w:tc>
+        <w:tc>
+          <w:tcPr>
+            <w:tcW w:w="1400" w:type="pct"/>
+            <w:tcMar>
+              <w:top w:w="40"/>
+              <w:bottom w:w="40"/>
+              <w:left w:w="80"/>
+              <w:right w:w="80"/>
+            </w:tcMar>
+          </w:tcPr>
+          <w:p>
+            <w:pPr>
+              <w:spacing w:after="20"/>
+            </w:pPr>
+            <w:r>
+              <w:rPr>
+                <w:sz w:val="20"/>
+                <w:szCs w:val="20"/>
+              </w:rPr>
+              <w:t xml:space="preserve">Viralidad</w:t>
+            </w:r>
+          </w:p>
+        </w:tc>
+        <w:tc>
+          <w:tcPr>
+            <w:tcW w:w="2400" w:type="pct"/>
+            <w:tcMar>
+              <w:top w:w="40"/>
+              <w:bottom w:w="40"/>
+              <w:left w:w="80"/>
+              <w:right w:w="80"/>
+            </w:tcMar>
+          </w:tcPr>
+          <w:p>
+            <w:pPr>
+              <w:spacing w:after="20"/>
+            </w:pPr>
+            <w:r>
+              <w:rPr>
+                <w:sz w:val="20"/>
+                <w:szCs w:val="20"/>
+              </w:rPr>
+              <w:t xml:space="preserve">Humor de errores comunes</w:t>
+            </w:r>
+          </w:p>
+        </w:tc>
+        <w:tc>
+          <w:tcPr>
+            <w:tcW w:w="1200" w:type="pct"/>
+            <w:tcMar>
+              <w:top w:w="40"/>
+              <w:bottom w:w="40"/>
+              <w:left w:w="80"/>
+              <w:right w:w="80"/>
+            </w:tcMar>
+          </w:tcPr>
+          <w:p>
+            <w:pPr>
+              <w:spacing w:after="20"/>
+            </w:pPr>
+            <w:r>
+              <w:rPr>
+                <w:sz w:val="20"/>
+                <w:szCs w:val="20"/>
+              </w:rPr>
+              <w:t xml:space="preserve">2/sem</w:t>
+            </w:r>
+          </w:p>
+        </w:tc>
+      </w:tr>
+      <w:tr>
+        <w:tc>
+          <w:tcPr>
+            <w:tcW w:w="1000" w:type="pct"/>
+            <w:shd w:val="clear" w:fill="EAF1F8"/>
+            <w:tcMar>
+              <w:top w:w="40"/>
+              <w:bottom w:w="40"/>
+              <w:left w:w="80"/>
+              <w:right w:w="80"/>
+            </w:tcMar>
+          </w:tcPr>
+          <w:p>
+            <w:pPr>
+              <w:spacing w:after="20"/>
+            </w:pPr>
+            <w:r>
+              <w:rPr>
+                <w:b/>
+                <w:sz w:val="20"/>
+                <w:szCs w:val="20"/>
+              </w:rPr>
+              <w:t xml:space="preserve">6 Aplicaciones</w:t>
+            </w:r>
+          </w:p>
+        </w:tc>
+        <w:tc>
+          <w:tcPr>
+            <w:tcW w:w="1400" w:type="pct"/>
+            <w:tcMar>
+              <w:top w:w="40"/>
+              <w:bottom w:w="40"/>
+              <w:left w:w="80"/>
+              <w:right w:w="80"/>
+            </w:tcMar>
+          </w:tcPr>
+          <w:p>
+            <w:pPr>
+              <w:spacing w:after="20"/>
+            </w:pPr>
+            <w:r>
+              <w:rPr>
+                <w:sz w:val="20"/>
+                <w:szCs w:val="20"/>
+              </w:rPr>
+              <w:t xml:space="preserve">Utilidad</w:t>
+            </w:r>
+          </w:p>
+        </w:tc>
+        <w:tc>
+          <w:tcPr>
+            <w:tcW w:w="2400" w:type="pct"/>
+            <w:tcMar>
+              <w:top w:w="40"/>
+              <w:bottom w:w="40"/>
+              <w:left w:w="80"/>
+              <w:right w:w="80"/>
+            </w:tcMar>
+          </w:tcPr>
+          <w:p>
+            <w:pPr>
+              <w:spacing w:after="20"/>
+            </w:pPr>
+            <w:r>
+              <w:rPr>
+                <w:sz w:val="20"/>
+                <w:szCs w:val="20"/>
+              </w:rPr>
+              <w:t xml:space="preserve">Inglés para entrevista/viaje</w:t>
+            </w:r>
+          </w:p>
+        </w:tc>
+        <w:tc>
+          <w:tcPr>
+            <w:tcW w:w="1200" w:type="pct"/>
+            <w:tcMar>
+              <w:top w:w="40"/>
+              <w:bottom w:w="40"/>
+              <w:left w:w="80"/>
+              <w:right w:w="80"/>
+            </w:tcMar>
+          </w:tcPr>
+          <w:p>
+            <w:pPr>
+              <w:spacing w:after="20"/>
+            </w:pPr>
+            <w:r>
+              <w:rPr>
+                <w:sz w:val="20"/>
+                <w:szCs w:val="20"/>
+              </w:rPr>
+              <w:t xml:space="preserve">1/sem</w:t>
+            </w:r>
+          </w:p>
+        </w:tc>
+      </w:tr>
+    </w:tbl>
+    <w:p>
+      <w:pPr>
+        <w:spacing w:after="80"/>
+      </w:pPr>
+    </w:p>
+    <w:p>
+      <w:pPr>
+        <w:spacing w:after="80"/>
+      </w:pPr>
+      <w:r>
+        <w:rPr>
+          <w:b/>
+          <w:color w:val="1F3864"/>
+          <w:sz w:val="22"/>
+          <w:szCs w:val="22"/>
+        </w:rPr>
+        <w:t xml:space="preserve">Responsable / recursos. </w:t>
+      </w:r>
+      <w:r>
+        <w:rPr>
+          <w:sz w:val="22"/>
+          <w:szCs w:val="22"/>
+        </w:rPr>
+        <w:t xml:space="preserve">Responsable: MKT.</w:t>
+      </w:r>
+    </w:p>
+    <w:p>
+      <w:pPr>
+        <w:spacing w:after="80"/>
+      </w:pPr>
+      <w:r>
+        <w:rPr>
+          <w:b/>
+          <w:color w:val="1F3864"/>
+          <w:sz w:val="22"/>
+          <w:szCs w:val="22"/>
+        </w:rPr>
+        <w:t xml:space="preserve">KPI y meta. </w:t>
+      </w:r>
+      <w:r>
+        <w:rPr>
+          <w:sz w:val="22"/>
+          <w:szCs w:val="22"/>
+        </w:rPr>
+        <w:t xml:space="preserve">Alcance + conversaciones generadas por orgánico; guardados/compartidos.</w:t>
+      </w:r>
+    </w:p>
+    <w:p>
+      <w:pPr>
+        <w:spacing w:after="80"/>
+      </w:pPr>
+      <w:r>
+        <w:rPr>
+          <w:b/>
+          <w:color w:val="1F3864"/>
+          <w:sz w:val="22"/>
+          <w:szCs w:val="22"/>
+        </w:rPr>
+        <w:t xml:space="preserve">Criterios de decisión. </w:t>
+      </w:r>
+      <w:r>
+        <w:rPr>
+          <w:sz w:val="22"/>
+          <w:szCs w:val="22"/>
+        </w:rPr>
+        <w:t xml:space="preserve">Éxito: un tema genera conversaciones → producir más. Ajuste: revisar mezcla mensual. Pausa: pilar sin tracción 4 semanas.</w:t>
+      </w:r>
+    </w:p>
+    <w:p>
+      <w:pPr>
+        <w:spacing w:after="80"/>
+      </w:pPr>
+      <w:r>
+        <w:rPr>
+          <w:b/>
+          <w:color w:val="C00000"/>
+          <w:sz w:val="22"/>
+          <w:szCs w:val="22"/>
+        </w:rPr>
+        <w:t xml:space="preserve">Próxima acción. </w:t>
+      </w:r>
+      <w:r>
+        <w:rPr>
+          <w:sz w:val="22"/>
+          <w:szCs w:val="22"/>
+        </w:rPr>
+        <w:t xml:space="preserve">Montar el calendario editorial de octubre con los 6 pilares.</w:t>
+      </w:r>
+    </w:p>
+    <w:p>
+      <w:pPr>
+        <w:spacing w:before="200" w:after="80"/>
+      </w:pPr>
+      <w:r>
+        <w:rPr>
+          <w:b/>
+          <w:color w:val="2F5597"/>
+          <w:sz w:val="24"/>
+          <w:szCs w:val="24"/>
+        </w:rPr>
+        <w:t xml:space="preserve">A5 · Reactivación de leads históricos   ·   [P0]</w:t>
+      </w:r>
+    </w:p>
+    <w:p>
+      <w:pPr>
+        <w:spacing w:before="0" w:after="80"/>
+      </w:pPr>
+      <w:r>
+        <w:rPr>
+          <w:i/>
+          <w:color w:val="595959"/>
+          <w:sz w:val="20"/>
+          <w:szCs w:val="20"/>
+        </w:rPr>
+        <w:t xml:space="preserve">Pilar: Atracción (bajo costo) · Público: leads que escribieron y no cerraron (últimos 90 días).</w:t>
+      </w:r>
+    </w:p>
+    <w:p>
+      <w:pPr>
+        <w:spacing w:after="80"/>
+      </w:pPr>
+      <w:r>
+        <w:rPr>
+          <w:b/>
+          <w:color w:val="1F3864"/>
+          <w:sz w:val="22"/>
+          <w:szCs w:val="22"/>
+        </w:rPr>
+        <w:t xml:space="preserve">Problema. </w:t>
+      </w:r>
+      <w:r>
+        <w:rPr>
+          <w:sz w:val="22"/>
+          <w:szCs w:val="22"/>
+        </w:rPr>
+        <w:t xml:space="preserve">Cientos de conversaciones ya pagadas murieron en “Información enviada” (50% de julio). Son casi alumnos gratis.</w:t>
+      </w:r>
+    </w:p>
+    <w:p>
+      <w:pPr>
+        <w:spacing w:before="0" w:after="40"/>
+      </w:pPr>
+      <w:r>
+        <w:rPr>
+          <w:b/>
+          <w:sz w:val="21"/>
+          <w:szCs w:val="21"/>
+        </w:rPr>
+        <w:t xml:space="preserve">Mecánica (paso a paso):</w:t>
+      </w:r>
+    </w:p>
+    <w:p>
+      <w:pPr>
+        <w:ind w:left="420" w:hanging="420"/>
+        <w:spacing w:after="60"/>
+      </w:pPr>
+      <w:r>
+        <w:rPr>
+          <w:b/>
+          <w:color w:val="2F5597"/>
+          <w:sz w:val="22"/>
+          <w:szCs w:val="22"/>
+        </w:rPr>
+        <w:t xml:space="preserve">1.  </w:t>
+      </w:r>
+      <w:r>
+        <w:rPr>
+          <w:sz w:val="22"/>
+          <w:szCs w:val="22"/>
+        </w:rPr>
+        <w:t xml:space="preserve">Exportar del tracker los leads ≠ Inscrito/No interesado de los últimos 90 días.</w:t>
+      </w:r>
+    </w:p>
+    <w:p>
+      <w:pPr>
+        <w:ind w:left="420" w:hanging="420"/>
+        <w:spacing w:after="60"/>
+      </w:pPr>
+      <w:r>
+        <w:rPr>
+          <w:b/>
+          <w:color w:val="2F5597"/>
+          <w:sz w:val="22"/>
+          <w:szCs w:val="22"/>
+        </w:rPr>
+        <w:t xml:space="preserve">2.  </w:t>
+      </w:r>
+      <w:r>
+        <w:rPr>
+          <w:sz w:val="22"/>
+          <w:szCs w:val="22"/>
+        </w:rPr>
+        <w:t xml:space="preserve">Segmentar por producto y por motivo de pausa.</w:t>
+      </w:r>
+    </w:p>
+    <w:p>
+      <w:pPr>
+        <w:ind w:left="420" w:hanging="420"/>
+        <w:spacing w:after="60"/>
+      </w:pPr>
+      <w:r>
+        <w:rPr>
+          <w:b/>
+          <w:color w:val="2F5597"/>
+          <w:sz w:val="22"/>
+          <w:szCs w:val="22"/>
+        </w:rPr>
+        <w:t xml:space="preserve">3.  </w:t>
+      </w:r>
+      <w:r>
+        <w:rPr>
+          <w:sz w:val="22"/>
+          <w:szCs w:val="22"/>
+        </w:rPr>
+        <w:t xml:space="preserve">Secuencia de 3 toques en 7 días, diferenciada por segmento.</w:t>
+      </w:r>
+    </w:p>
+    <w:p>
+      <w:pPr>
+        <w:ind w:left="420" w:hanging="420"/>
+        <w:spacing w:after="60"/>
+      </w:pPr>
+      <w:r>
+        <w:rPr>
+          <w:b/>
+          <w:color w:val="2F5597"/>
+          <w:sz w:val="22"/>
+          <w:szCs w:val="22"/>
+        </w:rPr>
+        <w:t xml:space="preserve">4.  </w:t>
+      </w:r>
+      <w:r>
+        <w:rPr>
+          <w:sz w:val="22"/>
+          <w:szCs w:val="22"/>
+        </w:rPr>
+        <w:t xml:space="preserve">A quien responda, llevarlo directo a agendar clase muestra.</w:t>
+      </w:r>
+    </w:p>
+    <w:p>
+      <w:pPr>
+        <w:spacing w:before="0" w:after="40"/>
+      </w:pPr>
+      <w:r>
+        <w:rPr>
+          <w:b/>
+          <w:sz w:val="21"/>
+          <w:szCs w:val="21"/>
+        </w:rPr>
+        <w:t xml:space="preserve">Mensaje(s) de ejemplo:</w:t>
+      </w:r>
+    </w:p>
+    <w:p>
+      <w:pPr>
+        <w:ind w:left="360"/>
+        <w:spacing w:before="0" w:after="60"/>
+      </w:pPr>
+      <w:r>
+        <w:rPr>
+          <w:i/>
+          <w:color w:val="404040"/>
+          <w:sz w:val="20"/>
+          <w:szCs w:val="20"/>
+        </w:rPr>
+        <w:t xml:space="preserve">“Hola [nombre] 👋 Seguimos con lugares en el grupo de [horario]. ¿Te gustaría una clase muestra gratis esta semana?”</w:t>
+      </w:r>
+    </w:p>
+    <w:p>
+      <w:pPr>
+        <w:ind w:left="360"/>
+        <w:spacing w:before="0" w:after="60"/>
+      </w:pPr>
+      <w:r>
+        <w:rPr>
+          <w:i/>
+          <w:color w:val="404040"/>
+          <w:sz w:val="20"/>
+          <w:szCs w:val="20"/>
+        </w:rPr>
+        <w:t xml:space="preserve">“La mayoría que viene a una clase muestra se queda, porque se siente distinto. ¿Te aparto un lugar el [día]?”</w:t>
+      </w:r>
+    </w:p>
+    <w:p>
+      <w:pPr>
+        <w:spacing w:after="80"/>
+      </w:pPr>
+      <w:r>
+        <w:rPr>
+          <w:b/>
+          <w:color w:val="1F3864"/>
+          <w:sz w:val="22"/>
+          <w:szCs w:val="22"/>
+        </w:rPr>
+        <w:t xml:space="preserve">Responsable / recursos. </w:t>
+      </w:r>
+      <w:r>
+        <w:rPr>
+          <w:sz w:val="22"/>
+          <w:szCs w:val="22"/>
+        </w:rPr>
+        <w:t xml:space="preserve">Responsable: VENTAS. Presupuesto $0.</w:t>
+      </w:r>
+    </w:p>
+    <w:p>
+      <w:pPr>
+        <w:spacing w:after="80"/>
+      </w:pPr>
+      <w:r>
+        <w:rPr>
+          <w:b/>
+          <w:color w:val="1F3864"/>
+          <w:sz w:val="22"/>
+          <w:szCs w:val="22"/>
+        </w:rPr>
+        <w:t xml:space="preserve">KPI y meta. </w:t>
+      </w:r>
+      <w:r>
+        <w:rPr>
+          <w:sz w:val="22"/>
+          <w:szCs w:val="22"/>
+        </w:rPr>
+        <w:t xml:space="preserve">% de reactivados que agendan (SUPUESTO ≥ 10%); inscritos recuperados.</w:t>
+      </w:r>
+    </w:p>
+    <w:p>
+      <w:pPr>
+        <w:spacing w:after="80"/>
+      </w:pPr>
+      <w:r>
+        <w:rPr>
+          <w:b/>
+          <w:color w:val="1F3864"/>
+          <w:sz w:val="22"/>
+          <w:szCs w:val="22"/>
+        </w:rPr>
+        <w:t xml:space="preserve">Criterios de decisión. </w:t>
+      </w:r>
+      <w:r>
+        <w:rPr>
+          <w:sz w:val="22"/>
+          <w:szCs w:val="22"/>
+        </w:rPr>
+        <w:t xml:space="preserve">Éxito: ≥10% reagenda → proceso mensual permanente. Pausa: se corre 1 vez/mes con los nuevos no-cerrados.</w:t>
+      </w:r>
+    </w:p>
+    <w:p>
+      <w:pPr>
+        <w:spacing w:after="80"/>
+      </w:pPr>
+      <w:r>
+        <w:rPr>
+          <w:b/>
+          <w:color w:val="C00000"/>
+          <w:sz w:val="22"/>
+          <w:szCs w:val="22"/>
+        </w:rPr>
+        <w:t xml:space="preserve">Próxima acción. </w:t>
+      </w:r>
+      <w:r>
+        <w:rPr>
+          <w:sz w:val="22"/>
+          <w:szCs w:val="22"/>
+        </w:rPr>
+        <w:t xml:space="preserve">Correr el primer piloto de reactivación en la Semana 4 de septiembre.</w:t>
+      </w:r>
+    </w:p>
+    <w:p>
+      <w:pPr>
+        <w:spacing w:before="320" w:after="120"/>
+        <w:pBdr>
+          <w:bottom w:val="single" w:sz="8" w:space="4" w:color="2F5597"/>
+        </w:pBdr>
+      </w:pPr>
+      <w:r>
+        <w:rPr>
+          <w:b/>
+          <w:color w:val="1F3864"/>
+          <w:sz w:val="30"/>
+          <w:szCs w:val="30"/>
+        </w:rPr>
+        <w:t xml:space="preserve">B. Conversión</w:t>
+      </w:r>
+    </w:p>
+    <w:p>
+      <w:pPr>
+        <w:spacing w:before="200" w:after="80"/>
+      </w:pPr>
+      <w:r>
+        <w:rPr>
+          <w:b/>
+          <w:color w:val="2F5597"/>
+          <w:sz w:val="24"/>
+          <w:szCs w:val="24"/>
+        </w:rPr>
+        <w:t xml:space="preserve">B1 · Proceso comercial de WhatsApp — LA PALANCA #1   ·   [P0]</w:t>
+      </w:r>
+    </w:p>
+    <w:p>
+      <w:pPr>
+        <w:spacing w:before="0" w:after="80"/>
+      </w:pPr>
+      <w:r>
+        <w:rPr>
+          <w:i/>
+          <w:color w:val="595959"/>
+          <w:sz w:val="20"/>
+          <w:szCs w:val="20"/>
+        </w:rPr>
+        <w:t xml:space="preserve">Pilar: Conversión · Público: todo lead entrante.</w:t>
+      </w:r>
+    </w:p>
+    <w:p>
+      <w:pPr>
+        <w:spacing w:after="80"/>
+      </w:pPr>
+      <w:r>
+        <w:rPr>
+          <w:b/>
+          <w:color w:val="1F3864"/>
+          <w:sz w:val="22"/>
+          <w:szCs w:val="22"/>
+        </w:rPr>
+        <w:t xml:space="preserve">Problema. </w:t>
+      </w:r>
+      <w:r>
+        <w:rPr>
+          <w:sz w:val="22"/>
+          <w:szCs w:val="22"/>
+        </w:rPr>
+        <w:t xml:space="preserve">El embudo pierde el 85% de los leads entre conversación y clase muestra (solo 15% agenda). El punto de muerte es “Información enviada”. Quien llega a clase muestra se inscribe 72%.</w:t>
+      </w:r>
+    </w:p>
+    <w:p>
+      <w:pPr>
+        <w:spacing w:after="80"/>
+      </w:pPr>
+      <w:r>
+        <w:rPr>
+          <w:b/>
+          <w:color w:val="1F3864"/>
+          <w:sz w:val="22"/>
+          <w:szCs w:val="22"/>
+        </w:rPr>
+        <w:t xml:space="preserve">Insight. </w:t>
+      </w:r>
+      <w:r>
+        <w:rPr>
+          <w:sz w:val="22"/>
+          <w:szCs w:val="22"/>
+        </w:rPr>
+        <w:t xml:space="preserve">El objetivo del primer contacto NO es informar, es AGENDAR la clase muestra. La info es puente hacia la cita, no respuesta final.</w:t>
+      </w:r>
+    </w:p>
+    <w:p>
+      <w:pPr>
+        <w:spacing w:before="0" w:after="40"/>
+      </w:pPr>
+      <w:r>
+        <w:rPr>
+          <w:b/>
+          <w:sz w:val="21"/>
+          <w:szCs w:val="21"/>
+        </w:rPr>
+        <w:t xml:space="preserve">Mecánica (paso a paso):</w:t>
+      </w:r>
+    </w:p>
+    <w:p>
+      <w:pPr>
+        <w:ind w:left="420" w:hanging="420"/>
+        <w:spacing w:after="60"/>
+      </w:pPr>
+      <w:r>
+        <w:rPr>
+          <w:b/>
+          <w:color w:val="2F5597"/>
+          <w:sz w:val="22"/>
+          <w:szCs w:val="22"/>
+        </w:rPr>
+        <w:t xml:space="preserve">1.  </w:t>
+      </w:r>
+      <w:r>
+        <w:rPr>
+          <w:sz w:val="22"/>
+          <w:szCs w:val="22"/>
+        </w:rPr>
+        <w:t xml:space="preserve">Respuesta rápida: SLA ≤ 30 min en horario laboral.</w:t>
+      </w:r>
+    </w:p>
+    <w:p>
+      <w:pPr>
+        <w:ind w:left="420" w:hanging="420"/>
+        <w:spacing w:after="60"/>
+      </w:pPr>
+      <w:r>
+        <w:rPr>
+          <w:b/>
+          <w:color w:val="2F5597"/>
+          <w:sz w:val="22"/>
+          <w:szCs w:val="22"/>
+        </w:rPr>
+        <w:t xml:space="preserve">2.  </w:t>
+      </w:r>
+      <w:r>
+        <w:rPr>
+          <w:sz w:val="22"/>
+          <w:szCs w:val="22"/>
+        </w:rPr>
+        <w:t xml:space="preserve">Diagnóstico corto (¿para quién/edad? objetivo? experiencia? horarios?).</w:t>
+      </w:r>
+    </w:p>
+    <w:p>
+      <w:pPr>
+        <w:ind w:left="420" w:hanging="420"/>
+        <w:spacing w:after="60"/>
+      </w:pPr>
+      <w:r>
+        <w:rPr>
+          <w:b/>
+          <w:color w:val="2F5597"/>
+          <w:sz w:val="22"/>
+          <w:szCs w:val="22"/>
+        </w:rPr>
+        <w:t xml:space="preserve">3.  </w:t>
+      </w:r>
+      <w:r>
+        <w:rPr>
+          <w:sz w:val="22"/>
+          <w:szCs w:val="22"/>
+        </w:rPr>
+        <w:t xml:space="preserve">Recomendar producto + invitar a clase muestra en el mismo mensaje.</w:t>
+      </w:r>
+    </w:p>
+    <w:p>
+      <w:pPr>
+        <w:ind w:left="420" w:hanging="420"/>
+        <w:spacing w:after="60"/>
+      </w:pPr>
+      <w:r>
+        <w:rPr>
+          <w:b/>
+          <w:color w:val="2F5597"/>
+          <w:sz w:val="22"/>
+          <w:szCs w:val="22"/>
+        </w:rPr>
+        <w:t xml:space="preserve">4.  </w:t>
+      </w:r>
+      <w:r>
+        <w:rPr>
+          <w:sz w:val="22"/>
+          <w:szCs w:val="22"/>
+        </w:rPr>
+        <w:t xml:space="preserve">Confirmar y recordar la clase muestra (24 h antes y el mismo día) para bajar el “no asistió”.</w:t>
+      </w:r>
+    </w:p>
+    <w:p>
+      <w:pPr>
+        <w:ind w:left="420" w:hanging="420"/>
+        <w:spacing w:after="60"/>
+      </w:pPr>
+      <w:r>
+        <w:rPr>
+          <w:b/>
+          <w:color w:val="2F5597"/>
+          <w:sz w:val="22"/>
+          <w:szCs w:val="22"/>
+        </w:rPr>
+        <w:t xml:space="preserve">5.  </w:t>
+      </w:r>
+      <w:r>
+        <w:rPr>
+          <w:sz w:val="22"/>
+          <w:szCs w:val="22"/>
+        </w:rPr>
+        <w:t xml:space="preserve">Cerrar el mismo día de la clase muestra; si no, seguimiento día 1/3/7.</w:t>
+      </w:r>
+    </w:p>
+    <w:p>
+      <w:pPr>
+        <w:ind w:left="420" w:hanging="420"/>
+        <w:spacing w:after="60"/>
+      </w:pPr>
+      <w:r>
+        <w:rPr>
+          <w:b/>
+          <w:color w:val="2F5597"/>
+          <w:sz w:val="22"/>
+          <w:szCs w:val="22"/>
+        </w:rPr>
+        <w:t xml:space="preserve">6.  </w:t>
+      </w:r>
+      <w:r>
+        <w:rPr>
+          <w:sz w:val="22"/>
+          <w:szCs w:val="22"/>
+        </w:rPr>
+        <w:t xml:space="preserve">Registrar todo en el tracker con etapa, fechas y resultado.</w:t>
+      </w:r>
+    </w:p>
+    <w:p>
+      <w:pPr>
+        <w:spacing w:before="0" w:after="40"/>
+      </w:pPr>
+      <w:r>
+        <w:rPr>
+          <w:b/>
+          <w:sz w:val="21"/>
+          <w:szCs w:val="21"/>
+        </w:rPr>
+        <w:t xml:space="preserve">Mensaje(s) de ejemplo:</w:t>
+      </w:r>
+    </w:p>
+    <w:p>
+      <w:pPr>
+        <w:ind w:left="360"/>
+        <w:spacing w:before="0" w:after="60"/>
+      </w:pPr>
+      <w:r>
+        <w:rPr>
+          <w:i/>
+          <w:color w:val="404040"/>
+          <w:sz w:val="20"/>
+          <w:szCs w:val="20"/>
+        </w:rPr>
+        <w:t xml:space="preserve">“¡Hola [nombre]! ¿Las clases serían para ti o para alguien más? ¿Qué edad tiene? Manejamos grupos de máximo 12 y método sin libretas. Lo mejor es que lo vivas: ¿te gustaría una clase muestra gratis? Tengo [día/hora] o [día/hora].”</w:t>
+      </w:r>
+    </w:p>
+    <w:p>
+      <w:pPr>
+        <w:ind w:left="360"/>
+        <w:spacing w:before="0" w:after="60"/>
+      </w:pPr>
+      <w:r>
+        <w:rPr>
+          <w:i/>
+          <w:color w:val="404040"/>
+          <w:sz w:val="20"/>
+          <w:szCs w:val="20"/>
+        </w:rPr>
+        <w:t xml:space="preserve">“Objeción precio: $800 al mes, sin inscripción, 2 clases/semana en grupos de máximo 12. ¿Vienes a una clase muestra para verlo antes de decidir?”</w:t>
+      </w:r>
+    </w:p>
+    <w:p>
+      <w:pPr>
+        <w:spacing w:after="80"/>
+      </w:pPr>
+      <w:r>
+        <w:rPr>
+          <w:b/>
+          <w:color w:val="1F3864"/>
+          <w:sz w:val="22"/>
+          <w:szCs w:val="22"/>
+        </w:rPr>
+        <w:t xml:space="preserve">Responsable / recursos. </w:t>
+      </w:r>
+      <w:r>
+        <w:rPr>
+          <w:sz w:val="22"/>
+          <w:szCs w:val="22"/>
+        </w:rPr>
+        <w:t xml:space="preserve">Responsable: VENTAS (+ DIR define SLA, DATOS mide). Presupuesto $0.</w:t>
+      </w:r>
+    </w:p>
+    <w:p>
+      <w:pPr>
+        <w:spacing w:after="80"/>
+      </w:pPr>
+      <w:r>
+        <w:rPr>
+          <w:b/>
+          <w:color w:val="1F3864"/>
+          <w:sz w:val="22"/>
+          <w:szCs w:val="22"/>
+        </w:rPr>
+        <w:t xml:space="preserve">KPI y meta. </w:t>
+      </w:r>
+      <w:r>
+        <w:rPr>
+          <w:sz w:val="22"/>
+          <w:szCs w:val="22"/>
+        </w:rPr>
+        <w:t xml:space="preserve">Lead→Clase muestra: de 15% a ≥20% en sep y ≥25% en oct; tiempo de respuesta; % no asistió; CM→inscrito ≥70%.</w:t>
+      </w:r>
+    </w:p>
+    <w:p>
+      <w:pPr>
+        <w:spacing w:after="80"/>
+      </w:pPr>
+      <w:r>
+        <w:rPr>
+          <w:b/>
+          <w:color w:val="1F3864"/>
+          <w:sz w:val="22"/>
+          <w:szCs w:val="22"/>
+        </w:rPr>
+        <w:t xml:space="preserve">Criterios de decisión. </w:t>
+      </w:r>
+      <w:r>
+        <w:rPr>
+          <w:sz w:val="22"/>
+          <w:szCs w:val="22"/>
+        </w:rPr>
+        <w:t xml:space="preserve">Éxito: lead→CM ≥20% sostenido → estandarizar y capacitar. Ajuste: reescribir mensajes que no responden. Proceso permanente.</w:t>
+      </w:r>
+    </w:p>
+    <w:p>
+      <w:pPr>
+        <w:spacing w:after="80"/>
+      </w:pPr>
+      <w:r>
+        <w:rPr>
+          <w:b/>
+          <w:color w:val="C00000"/>
+          <w:sz w:val="22"/>
+          <w:szCs w:val="22"/>
+        </w:rPr>
+        <w:t xml:space="preserve">Próxima acción. </w:t>
+      </w:r>
+      <w:r>
+        <w:rPr>
+          <w:sz w:val="22"/>
+          <w:szCs w:val="22"/>
+        </w:rPr>
+        <w:t xml:space="preserve">Redactar el guion completo + plantillas por producto.</w:t>
+      </w:r>
+    </w:p>
+    <w:p>
+      <w:pPr>
+        <w:spacing w:before="200" w:after="80"/>
+      </w:pPr>
+      <w:r>
+        <w:rPr>
+          <w:b/>
+          <w:color w:val="2F5597"/>
+          <w:sz w:val="24"/>
+          <w:szCs w:val="24"/>
+        </w:rPr>
+        <w:t xml:space="preserve">B2 · Clase muestra como experiencia de cierre   ·   [P0]</w:t>
+      </w:r>
+    </w:p>
+    <w:p>
+      <w:pPr>
+        <w:spacing w:before="0" w:after="80"/>
+      </w:pPr>
+      <w:r>
+        <w:rPr>
+          <w:i/>
+          <w:color w:val="595959"/>
+          <w:sz w:val="20"/>
+          <w:szCs w:val="20"/>
+        </w:rPr>
+        <w:t xml:space="preserve">Pilar: Conversión/Experiencia · Público: prospecto que agenda.</w:t>
+      </w:r>
+    </w:p>
+    <w:p>
+      <w:pPr>
+        <w:spacing w:after="80"/>
+      </w:pPr>
+      <w:r>
+        <w:rPr>
+          <w:b/>
+          <w:color w:val="1F3864"/>
+          <w:sz w:val="22"/>
+          <w:szCs w:val="22"/>
+        </w:rPr>
+        <w:t xml:space="preserve">Problema. </w:t>
+      </w:r>
+      <w:r>
+        <w:rPr>
+          <w:sz w:val="22"/>
+          <w:szCs w:val="22"/>
+        </w:rPr>
+        <w:t xml:space="preserve">La clase muestra ya convierte al 72%, pero no está estandarizada como experiencia diseñada para cerrar.</w:t>
+      </w:r>
+    </w:p>
+    <w:p>
+      <w:pPr>
+        <w:spacing w:before="0" w:after="40"/>
+      </w:pPr>
+      <w:r>
+        <w:rPr>
+          <w:b/>
+          <w:sz w:val="21"/>
+          <w:szCs w:val="21"/>
+        </w:rPr>
+        <w:t xml:space="preserve">Mecánica (paso a paso):</w:t>
+      </w:r>
+    </w:p>
+    <w:p>
+      <w:pPr>
+        <w:ind w:left="420" w:hanging="420"/>
+        <w:spacing w:after="60"/>
+      </w:pPr>
+      <w:r>
+        <w:rPr>
+          <w:b/>
+          <w:color w:val="2F5597"/>
+          <w:sz w:val="22"/>
+          <w:szCs w:val="22"/>
+        </w:rPr>
+        <w:t xml:space="preserve">1.  </w:t>
+      </w:r>
+      <w:r>
+        <w:rPr>
+          <w:sz w:val="22"/>
+          <w:szCs w:val="22"/>
+        </w:rPr>
+        <w:t xml:space="preserve">Antes: recordatorio 24 h y mismo día; recibir por nombre; ambientar el espacio.</w:t>
+      </w:r>
+    </w:p>
+    <w:p>
+      <w:pPr>
+        <w:ind w:left="420" w:hanging="420"/>
+        <w:spacing w:after="60"/>
+      </w:pPr>
+      <w:r>
+        <w:rPr>
+          <w:b/>
+          <w:color w:val="2F5597"/>
+          <w:sz w:val="22"/>
+          <w:szCs w:val="22"/>
+        </w:rPr>
+        <w:t xml:space="preserve">2.  </w:t>
+      </w:r>
+      <w:r>
+        <w:rPr>
+          <w:sz w:val="22"/>
+          <w:szCs w:val="22"/>
+        </w:rPr>
+        <w:t xml:space="preserve">Durante: que viva el diferenciador (actividad práctica, grupo pequeño, “sin libretas”), no clase teórica.</w:t>
+      </w:r>
+    </w:p>
+    <w:p>
+      <w:pPr>
+        <w:ind w:left="420" w:hanging="420"/>
+        <w:spacing w:after="60"/>
+      </w:pPr>
+      <w:r>
+        <w:rPr>
+          <w:b/>
+          <w:color w:val="2F5597"/>
+          <w:sz w:val="22"/>
+          <w:szCs w:val="22"/>
+        </w:rPr>
+        <w:t xml:space="preserve">3.  </w:t>
+      </w:r>
+      <w:r>
+        <w:rPr>
+          <w:sz w:val="22"/>
+          <w:szCs w:val="22"/>
+        </w:rPr>
+        <w:t xml:space="preserve">Cierre en caliente: al terminar, apartar el lugar en el grupo de [horario].</w:t>
+      </w:r>
+    </w:p>
+    <w:p>
+      <w:pPr>
+        <w:ind w:left="420" w:hanging="420"/>
+        <w:spacing w:after="60"/>
+      </w:pPr>
+      <w:r>
+        <w:rPr>
+          <w:b/>
+          <w:color w:val="2F5597"/>
+          <w:sz w:val="22"/>
+          <w:szCs w:val="22"/>
+        </w:rPr>
+        <w:t xml:space="preserve">4.  </w:t>
+      </w:r>
+      <w:r>
+        <w:rPr>
+          <w:sz w:val="22"/>
+          <w:szCs w:val="22"/>
+        </w:rPr>
+        <w:t xml:space="preserve">Si no cierra: seguimiento día 1/3/7 con un detalle personalizado de la clase.</w:t>
+      </w:r>
+    </w:p>
+    <w:p>
+      <w:pPr>
+        <w:spacing w:after="80"/>
+      </w:pPr>
+      <w:r>
+        <w:rPr>
+          <w:b/>
+          <w:color w:val="1F3864"/>
+          <w:sz w:val="22"/>
+          <w:szCs w:val="22"/>
+        </w:rPr>
+        <w:t xml:space="preserve">Responsable / recursos. </w:t>
+      </w:r>
+      <w:r>
+        <w:rPr>
+          <w:sz w:val="22"/>
+          <w:szCs w:val="22"/>
+        </w:rPr>
+        <w:t xml:space="preserve">Responsable: COORD + VENTAS + PROFES.</w:t>
+      </w:r>
+    </w:p>
+    <w:p>
+      <w:pPr>
+        <w:spacing w:after="80"/>
+      </w:pPr>
+      <w:r>
+        <w:rPr>
+          <w:b/>
+          <w:color w:val="1F3864"/>
+          <w:sz w:val="22"/>
+          <w:szCs w:val="22"/>
+        </w:rPr>
+        <w:t xml:space="preserve">KPI y meta. </w:t>
+      </w:r>
+      <w:r>
+        <w:rPr>
+          <w:sz w:val="22"/>
+          <w:szCs w:val="22"/>
+        </w:rPr>
+        <w:t xml:space="preserve">CM efectiva→inscrito (mantener/subir de 72%); bajar % “no asistió”.</w:t>
+      </w:r>
+    </w:p>
+    <w:p>
+      <w:pPr>
+        <w:spacing w:after="80"/>
+      </w:pPr>
+      <w:r>
+        <w:rPr>
+          <w:b/>
+          <w:color w:val="1F3864"/>
+          <w:sz w:val="22"/>
+          <w:szCs w:val="22"/>
+        </w:rPr>
+        <w:t xml:space="preserve">Criterios de decisión. </w:t>
+      </w:r>
+      <w:r>
+        <w:rPr>
+          <w:sz w:val="22"/>
+          <w:szCs w:val="22"/>
+        </w:rPr>
+        <w:t xml:space="preserve">Éxito: cierre &gt;75% → replicar guion con todos los profes. Ajuste: revisar profe/horario que cierra menos.</w:t>
+      </w:r>
+    </w:p>
+    <w:p>
+      <w:pPr>
+        <w:spacing w:after="80"/>
+      </w:pPr>
+      <w:r>
+        <w:rPr>
+          <w:b/>
+          <w:color w:val="C00000"/>
+          <w:sz w:val="22"/>
+          <w:szCs w:val="22"/>
+        </w:rPr>
+        <w:t xml:space="preserve">Próxima acción. </w:t>
+      </w:r>
+      <w:r>
+        <w:rPr>
+          <w:sz w:val="22"/>
+          <w:szCs w:val="22"/>
+        </w:rPr>
+        <w:t xml:space="preserve">Definir el “guion de clase muestra” (actividad, quién cierra, qué se dice al final).</w:t>
+      </w:r>
+    </w:p>
+    <w:p>
+      <w:pPr>
+        <w:spacing w:before="320" w:after="120"/>
+        <w:pBdr>
+          <w:bottom w:val="single" w:sz="8" w:space="4" w:color="2F5597"/>
+        </w:pBdr>
+      </w:pPr>
+      <w:r>
+        <w:rPr>
+          <w:b/>
+          <w:color w:val="1F3864"/>
+          <w:sz w:val="30"/>
+          <w:szCs w:val="30"/>
+        </w:rPr>
+        <w:t xml:space="preserve">C. Presencial / Local</w:t>
+      </w:r>
+    </w:p>
+    <w:p>
+      <w:pPr>
+        <w:spacing w:before="0" w:after="120"/>
+      </w:pPr>
+      <w:r>
+        <w:rPr>
+          <w:i/>
+          <w:color w:val="C00000"/>
+          <w:sz w:val="20"/>
+          <w:szCs w:val="20"/>
+        </w:rPr>
+        <w:t xml:space="preserve">Hilo conductor de todo el bloque: el problema histórico es que lo presencial NO se mide. La solución integrada es trazabilidad con QR + palabra clave de WhatsApp por punto/actividad, para saber qué canal físico funciona.</w:t>
+      </w:r>
+    </w:p>
+    <w:p>
+      <w:pPr>
+        <w:spacing w:before="200" w:after="80"/>
+      </w:pPr>
+      <w:r>
+        <w:rPr>
+          <w:b/>
+          <w:color w:val="2F5597"/>
+          <w:sz w:val="24"/>
+          <w:szCs w:val="24"/>
+        </w:rPr>
+        <w:t xml:space="preserve">C1 · Activaciones frente a escuelas   ·   [P1]</w:t>
+      </w:r>
+    </w:p>
+    <w:p>
+      <w:pPr>
+        <w:spacing w:before="0" w:after="80"/>
+      </w:pPr>
+      <w:r>
+        <w:rPr>
+          <w:i/>
+          <w:color w:val="595959"/>
+          <w:sz w:val="20"/>
+          <w:szCs w:val="20"/>
+        </w:rPr>
+        <w:t xml:space="preserve">Pilar: Atracción local · Producto: Kids/Junior (y Parenthood a papás) · Público: entrada/salida de escuelas.</w:t>
+      </w:r>
+    </w:p>
+    <w:p>
+      <w:pPr>
+        <w:spacing w:after="80"/>
+      </w:pPr>
+      <w:r>
+        <w:rPr>
+          <w:b/>
+          <w:color w:val="1F3864"/>
+          <w:sz w:val="22"/>
+          <w:szCs w:val="22"/>
+        </w:rPr>
+        <w:t xml:space="preserve">Problema. </w:t>
+      </w:r>
+      <w:r>
+        <w:rPr>
+          <w:sz w:val="22"/>
+          <w:szCs w:val="22"/>
+        </w:rPr>
+        <w:t xml:space="preserve">Se han hecho como “reparto de flyers” sin experiencia ni medición; el clima/estacionalidad las afecta.</w:t>
+      </w:r>
+    </w:p>
+    <w:p>
+      <w:pPr>
+        <w:spacing w:after="80"/>
+      </w:pPr>
+      <w:r>
+        <w:rPr>
+          <w:b/>
+          <w:color w:val="1F3864"/>
+          <w:sz w:val="22"/>
+          <w:szCs w:val="22"/>
+        </w:rPr>
+        <w:t xml:space="preserve">Insight. </w:t>
+      </w:r>
+      <w:r>
+        <w:rPr>
+          <w:sz w:val="22"/>
+          <w:szCs w:val="22"/>
+        </w:rPr>
+        <w:t xml:space="preserve">Una activación no debe informar: debe regalar un micro-momento de la experiencia Kugelman y capturar el contacto para cerrar por WhatsApp.</w:t>
+      </w:r>
+    </w:p>
+    <w:p>
+      <w:pPr>
+        <w:spacing w:before="0" w:after="40"/>
+      </w:pPr>
+      <w:r>
+        <w:rPr>
+          <w:b/>
+          <w:sz w:val="21"/>
+          <w:szCs w:val="21"/>
+        </w:rPr>
+        <w:t xml:space="preserve">Mecánica (paso a paso):</w:t>
+      </w:r>
+    </w:p>
+    <w:p>
+      <w:pPr>
+        <w:ind w:left="420" w:hanging="420"/>
+        <w:spacing w:after="60"/>
+      </w:pPr>
+      <w:r>
+        <w:rPr>
+          <w:b/>
+          <w:color w:val="2F5597"/>
+          <w:sz w:val="22"/>
+          <w:szCs w:val="22"/>
+        </w:rPr>
+        <w:t xml:space="preserve">1.  </w:t>
+      </w:r>
+      <w:r>
+        <w:rPr>
+          <w:sz w:val="22"/>
+          <w:szCs w:val="22"/>
+        </w:rPr>
+        <w:t xml:space="preserve">Elegir 3–4 escuelas cercanas con público objetivo; confirmar permiso.</w:t>
+      </w:r>
+    </w:p>
+    <w:p>
+      <w:pPr>
+        <w:ind w:left="420" w:hanging="420"/>
+        <w:spacing w:after="60"/>
+      </w:pPr>
+      <w:r>
+        <w:rPr>
+          <w:b/>
+          <w:color w:val="2F5597"/>
+          <w:sz w:val="22"/>
+          <w:szCs w:val="22"/>
+        </w:rPr>
+        <w:t xml:space="preserve">2.  </w:t>
+      </w:r>
+      <w:r>
+        <w:rPr>
+          <w:sz w:val="22"/>
+          <w:szCs w:val="22"/>
+        </w:rPr>
+        <w:t xml:space="preserve">Horarios de entrada/salida; evitar 15–16 sep (festivos) y días de lluvia.</w:t>
+      </w:r>
+    </w:p>
+    <w:p>
+      <w:pPr>
+        <w:ind w:left="420" w:hanging="420"/>
+        <w:spacing w:after="60"/>
+      </w:pPr>
+      <w:r>
+        <w:rPr>
+          <w:b/>
+          <w:color w:val="2F5597"/>
+          <w:sz w:val="22"/>
+          <w:szCs w:val="22"/>
+        </w:rPr>
+        <w:t xml:space="preserve">3.  </w:t>
+      </w:r>
+      <w:r>
+        <w:rPr>
+          <w:sz w:val="22"/>
+          <w:szCs w:val="22"/>
+        </w:rPr>
+        <w:t xml:space="preserve">Kit: banner + mini-juego en inglés de 60 seg (premio: goma/lapicero) + flyers con QR y palabra clave (“Escribe VILLAS por WhatsApp”).</w:t>
+      </w:r>
+    </w:p>
+    <w:p>
+      <w:pPr>
+        <w:ind w:left="420" w:hanging="420"/>
+        <w:spacing w:after="60"/>
+      </w:pPr>
+      <w:r>
+        <w:rPr>
+          <w:b/>
+          <w:color w:val="2F5597"/>
+          <w:sz w:val="22"/>
+          <w:szCs w:val="22"/>
+        </w:rPr>
+        <w:t xml:space="preserve">4.  </w:t>
+      </w:r>
+      <w:r>
+        <w:rPr>
+          <w:sz w:val="22"/>
+          <w:szCs w:val="22"/>
+        </w:rPr>
+        <w:t xml:space="preserve">Capturar nombre+teléfono en el momento (o QR que abre WhatsApp pre-llenado).</w:t>
+      </w:r>
+    </w:p>
+    <w:p>
+      <w:pPr>
+        <w:ind w:left="420" w:hanging="420"/>
+        <w:spacing w:after="60"/>
+      </w:pPr>
+      <w:r>
+        <w:rPr>
+          <w:b/>
+          <w:color w:val="2F5597"/>
+          <w:sz w:val="22"/>
+          <w:szCs w:val="22"/>
+        </w:rPr>
+        <w:t xml:space="preserve">5.  </w:t>
+      </w:r>
+      <w:r>
+        <w:rPr>
+          <w:sz w:val="22"/>
+          <w:szCs w:val="22"/>
+        </w:rPr>
+        <w:t xml:space="preserve">Seguimiento en 24 h con el proceso B1; origen = “Activación [escuela] [fecha]”.</w:t>
+      </w:r>
+    </w:p>
+    <w:p>
+      <w:pPr>
+        <w:spacing w:before="0" w:after="40"/>
+      </w:pPr>
+      <w:r>
+        <w:rPr>
+          <w:b/>
+          <w:sz w:val="21"/>
+          <w:szCs w:val="21"/>
+        </w:rPr>
+        <w:t xml:space="preserve">Mensaje(s) de ejemplo:</w:t>
+      </w:r>
+    </w:p>
+    <w:p>
+      <w:pPr>
+        <w:ind w:left="360"/>
+        <w:spacing w:before="0" w:after="60"/>
+      </w:pPr>
+      <w:r>
+        <w:rPr>
+          <w:i/>
+          <w:color w:val="404040"/>
+          <w:sz w:val="20"/>
+          <w:szCs w:val="20"/>
+        </w:rPr>
+        <w:t xml:space="preserve">“En Kugelman se aprende inglés como se aprende a hablar: jugando, sin libretas, en grupos de máximo 12. Clase muestra gratis — escanea el QR o escribe VILLAS.”</w:t>
+      </w:r>
+    </w:p>
+    <w:p>
+      <w:pPr>
+        <w:spacing w:after="80"/>
+      </w:pPr>
+      <w:r>
+        <w:rPr>
+          <w:b/>
+          <w:color w:val="1F3864"/>
+          <w:sz w:val="22"/>
+          <w:szCs w:val="22"/>
+        </w:rPr>
+        <w:t xml:space="preserve">Responsable / recursos. </w:t>
+      </w:r>
+      <w:r>
+        <w:rPr>
+          <w:sz w:val="22"/>
+          <w:szCs w:val="22"/>
+        </w:rPr>
+        <w:t xml:space="preserve">Responsable: COORD/MKT (+ VENTAS seguimiento). Presupuesto bajo-medio; tope por activación.</w:t>
+      </w:r>
+    </w:p>
+    <w:p>
+      <w:pPr>
+        <w:spacing w:after="80"/>
+      </w:pPr>
+      <w:r>
+        <w:rPr>
+          <w:b/>
+          <w:color w:val="1F3864"/>
+          <w:sz w:val="22"/>
+          <w:szCs w:val="22"/>
+        </w:rPr>
+        <w:t xml:space="preserve">KPI y meta. </w:t>
+      </w:r>
+      <w:r>
+        <w:rPr>
+          <w:sz w:val="22"/>
+          <w:szCs w:val="22"/>
+        </w:rPr>
+        <w:t xml:space="preserve">Leads capturados y cuántos llegan a clase muestra (por origen); costo por lead vs. digital.</w:t>
+      </w:r>
+    </w:p>
+    <w:p>
+      <w:pPr>
+        <w:spacing w:after="80"/>
+      </w:pPr>
+      <w:r>
+        <w:rPr>
+          <w:b/>
+          <w:color w:val="1F3864"/>
+          <w:sz w:val="22"/>
+          <w:szCs w:val="22"/>
+        </w:rPr>
+        <w:t xml:space="preserve">Criterios de decisión. </w:t>
+      </w:r>
+      <w:r>
+        <w:rPr>
+          <w:sz w:val="22"/>
+          <w:szCs w:val="22"/>
+        </w:rPr>
+        <w:t xml:space="preserve">Éxito: escuela/horario con buen costo por lead → repetir. Ajuste: si captura pero no agenda, el fallo es el seguimiento (B1). Pausa: escuela sin leads 2 veces.</w:t>
+      </w:r>
+    </w:p>
+    <w:p>
+      <w:pPr>
+        <w:spacing w:after="80"/>
+      </w:pPr>
+      <w:r>
+        <w:rPr>
+          <w:b/>
+          <w:color w:val="C00000"/>
+          <w:sz w:val="22"/>
+          <w:szCs w:val="22"/>
+        </w:rPr>
+        <w:t xml:space="preserve">Próxima acción. </w:t>
+      </w:r>
+      <w:r>
+        <w:rPr>
+          <w:sz w:val="22"/>
+          <w:szCs w:val="22"/>
+        </w:rPr>
+        <w:t xml:space="preserve">Listar 4 escuelas candidatas + preparar kit y mecanismo de QR/palabra clave.</w:t>
+      </w:r>
+    </w:p>
+    <w:p>
+      <w:pPr>
+        <w:spacing w:before="200" w:after="80"/>
+      </w:pPr>
+      <w:r>
+        <w:rPr>
+          <w:b/>
+          <w:color w:val="2F5597"/>
+          <w:sz w:val="24"/>
+          <w:szCs w:val="24"/>
+        </w:rPr>
+        <w:t xml:space="preserve">C2 · Posters y publicidad exterior (con trazabilidad)   ·   [P2]</w:t>
+      </w:r>
+    </w:p>
+    <w:p>
+      <w:pPr>
+        <w:spacing w:before="0" w:after="80"/>
+      </w:pPr>
+      <w:r>
+        <w:rPr>
+          <w:i/>
+          <w:color w:val="595959"/>
+          <w:sz w:val="20"/>
+          <w:szCs w:val="20"/>
+        </w:rPr>
+        <w:t xml:space="preserve">Pilar: Atracción local / recordación · Público: tránsito cercano a academia y escuelas.</w:t>
+      </w:r>
+    </w:p>
+    <w:p>
+      <w:pPr>
+        <w:spacing w:after="80"/>
+      </w:pPr>
+      <w:r>
+        <w:rPr>
+          <w:b/>
+          <w:color w:val="1F3864"/>
+          <w:sz w:val="22"/>
+          <w:szCs w:val="22"/>
+        </w:rPr>
+        <w:t xml:space="preserve">Problema. </w:t>
+      </w:r>
+      <w:r>
+        <w:rPr>
+          <w:sz w:val="22"/>
+          <w:szCs w:val="22"/>
+        </w:rPr>
+        <w:t xml:space="preserve">Generan “presencia” pero son 100% no medibles hoy.</w:t>
+      </w:r>
+    </w:p>
+    <w:p>
+      <w:pPr>
+        <w:spacing w:before="0" w:after="40"/>
+      </w:pPr>
+      <w:r>
+        <w:rPr>
+          <w:b/>
+          <w:sz w:val="21"/>
+          <w:szCs w:val="21"/>
+        </w:rPr>
+        <w:t xml:space="preserve">Mecánica (paso a paso):</w:t>
+      </w:r>
+    </w:p>
+    <w:p>
+      <w:pPr>
+        <w:ind w:left="420" w:hanging="420"/>
+        <w:spacing w:after="60"/>
+      </w:pPr>
+      <w:r>
+        <w:rPr>
+          <w:b/>
+          <w:color w:val="2F5597"/>
+          <w:sz w:val="22"/>
+          <w:szCs w:val="22"/>
+        </w:rPr>
+        <w:t xml:space="preserve">1.  </w:t>
+      </w:r>
+      <w:r>
+        <w:rPr>
+          <w:sz w:val="22"/>
+          <w:szCs w:val="22"/>
+        </w:rPr>
+        <w:t xml:space="preserve">Dos tipos: recordación/ubicación (cerca de la academia) y captación (escuelas, cafeterías, aliados) con beneficio + QR + palabra clave.</w:t>
+      </w:r>
+    </w:p>
+    <w:p>
+      <w:pPr>
+        <w:ind w:left="420" w:hanging="420"/>
+        <w:spacing w:after="60"/>
+      </w:pPr>
+      <w:r>
+        <w:rPr>
+          <w:b/>
+          <w:color w:val="2F5597"/>
+          <w:sz w:val="22"/>
+          <w:szCs w:val="22"/>
+        </w:rPr>
+        <w:t xml:space="preserve">2.  </w:t>
+      </w:r>
+      <w:r>
+        <w:rPr>
+          <w:sz w:val="22"/>
+          <w:szCs w:val="22"/>
+        </w:rPr>
+        <w:t xml:space="preserve">Trazabilidad: QR con UTM único por ubicación (utm_source=poster&amp;utm_campaign=punto_X).</w:t>
+      </w:r>
+    </w:p>
+    <w:p>
+      <w:pPr>
+        <w:ind w:left="420" w:hanging="420"/>
+        <w:spacing w:after="60"/>
+      </w:pPr>
+      <w:r>
+        <w:rPr>
+          <w:b/>
+          <w:color w:val="2F5597"/>
+          <w:sz w:val="22"/>
+          <w:szCs w:val="22"/>
+        </w:rPr>
+        <w:t xml:space="preserve">3.  </w:t>
+      </w:r>
+      <w:r>
+        <w:rPr>
+          <w:sz w:val="22"/>
+          <w:szCs w:val="22"/>
+        </w:rPr>
+        <w:t xml:space="preserve">Colocar con permiso (negocios aliados) y rotar mensaje trimestral.</w:t>
+      </w:r>
+    </w:p>
+    <w:p>
+      <w:pPr>
+        <w:ind w:left="420" w:hanging="420"/>
+        <w:spacing w:after="60"/>
+      </w:pPr>
+      <w:r>
+        <w:rPr>
+          <w:b/>
+          <w:color w:val="2F5597"/>
+          <w:sz w:val="22"/>
+          <w:szCs w:val="22"/>
+        </w:rPr>
+        <w:t xml:space="preserve">4.  </w:t>
+      </w:r>
+      <w:r>
+        <w:rPr>
+          <w:sz w:val="22"/>
+          <w:szCs w:val="22"/>
+        </w:rPr>
+        <w:t xml:space="preserve">Revisar a 30–45 días qué QR convierte; retirar los que no.</w:t>
+      </w:r>
+    </w:p>
+    <w:p>
+      <w:pPr>
+        <w:spacing w:before="0" w:after="40"/>
+      </w:pPr>
+      <w:r>
+        <w:rPr>
+          <w:b/>
+          <w:sz w:val="21"/>
+          <w:szCs w:val="21"/>
+        </w:rPr>
+        <w:t xml:space="preserve">Mensaje(s) de ejemplo:</w:t>
+      </w:r>
+    </w:p>
+    <w:p>
+      <w:pPr>
+        <w:ind w:left="360"/>
+        <w:spacing w:before="0" w:after="60"/>
+      </w:pPr>
+      <w:r>
+        <w:rPr>
+          <w:i/>
+          <w:color w:val="404040"/>
+          <w:sz w:val="20"/>
+          <w:szCs w:val="20"/>
+        </w:rPr>
+        <w:t xml:space="preserve">“Inglés diferente en Villas de Pachuca. Grupos de 12, sin libretas. Escanea y agenda tu clase muestra gratis.”</w:t>
+      </w:r>
+    </w:p>
+    <w:p>
+      <w:pPr>
+        <w:spacing w:after="80"/>
+      </w:pPr>
+      <w:r>
+        <w:rPr>
+          <w:b/>
+          <w:color w:val="1F3864"/>
+          <w:sz w:val="22"/>
+          <w:szCs w:val="22"/>
+        </w:rPr>
+        <w:t xml:space="preserve">Responsable / recursos. </w:t>
+      </w:r>
+      <w:r>
+        <w:rPr>
+          <w:sz w:val="22"/>
+          <w:szCs w:val="22"/>
+        </w:rPr>
+        <w:t xml:space="preserve">Responsable: MKT (+ DATOS UTMs, DIR acuerdos).</w:t>
+      </w:r>
+    </w:p>
+    <w:p>
+      <w:pPr>
+        <w:spacing w:after="80"/>
+      </w:pPr>
+      <w:r>
+        <w:rPr>
+          <w:b/>
+          <w:color w:val="1F3864"/>
+          <w:sz w:val="22"/>
+          <w:szCs w:val="22"/>
+        </w:rPr>
+        <w:t xml:space="preserve">KPI y meta. </w:t>
+      </w:r>
+      <w:r>
+        <w:rPr>
+          <w:sz w:val="22"/>
+          <w:szCs w:val="22"/>
+        </w:rPr>
+        <w:t xml:space="preserve">Escaneos de QR + conversaciones por ubicación; inscritos atribuidos.</w:t>
+      </w:r>
+    </w:p>
+    <w:p>
+      <w:pPr>
+        <w:spacing w:after="80"/>
+      </w:pPr>
+      <w:r>
+        <w:rPr>
+          <w:b/>
+          <w:color w:val="1F3864"/>
+          <w:sz w:val="22"/>
+          <w:szCs w:val="22"/>
+        </w:rPr>
+        <w:t xml:space="preserve">Criterios de decisión. </w:t>
+      </w:r>
+      <w:r>
+        <w:rPr>
+          <w:sz w:val="22"/>
+          <w:szCs w:val="22"/>
+        </w:rPr>
+        <w:t xml:space="preserve">Éxito: ubicación que convierte → mantener y replicar. Ajuste: escaneos sin conversación → revisar mensaje. Pausa: ~0 escaneos en 45 días.</w:t>
+      </w:r>
+    </w:p>
+    <w:p>
+      <w:pPr>
+        <w:spacing w:after="80"/>
+      </w:pPr>
+      <w:r>
+        <w:rPr>
+          <w:b/>
+          <w:color w:val="C00000"/>
+          <w:sz w:val="22"/>
+          <w:szCs w:val="22"/>
+        </w:rPr>
+        <w:t xml:space="preserve">Próxima acción. </w:t>
+      </w:r>
+      <w:r>
+        <w:rPr>
+          <w:sz w:val="22"/>
+          <w:szCs w:val="22"/>
+        </w:rPr>
+        <w:t xml:space="preserve">Definir 8–10 ubicaciones y generar un QR con UTM por cada una.</w:t>
+      </w:r>
+    </w:p>
+    <w:p>
+      <w:pPr>
+        <w:spacing w:before="200" w:after="80"/>
+      </w:pPr>
+      <w:r>
+        <w:rPr>
+          <w:b/>
+          <w:color w:val="2F5597"/>
+          <w:sz w:val="24"/>
+          <w:szCs w:val="24"/>
+        </w:rPr>
+        <w:t xml:space="preserve">C3 · Lonas promocionales   ·   [P2]</w:t>
+      </w:r>
+    </w:p>
+    <w:p>
+      <w:pPr>
+        <w:spacing w:before="0" w:after="80"/>
+      </w:pPr>
+      <w:r>
+        <w:rPr>
+          <w:i/>
+          <w:color w:val="595959"/>
+          <w:sz w:val="20"/>
+          <w:szCs w:val="20"/>
+        </w:rPr>
+        <w:t xml:space="preserve">Pilar: Recordación / presencia · Público: puntos de flujo y fachada.</w:t>
+      </w:r>
+    </w:p>
+    <w:p>
+      <w:pPr>
+        <w:spacing w:after="80"/>
+      </w:pPr>
+      <w:r>
+        <w:rPr>
+          <w:b/>
+          <w:color w:val="1F3864"/>
+          <w:sz w:val="22"/>
+          <w:szCs w:val="22"/>
+        </w:rPr>
+        <w:t xml:space="preserve">Problema. </w:t>
+      </w:r>
+      <w:r>
+        <w:rPr>
+          <w:sz w:val="22"/>
+          <w:szCs w:val="22"/>
+        </w:rPr>
+        <w:t xml:space="preserve">Presencia sin medición; una lona mal ubicada es dinero parado.</w:t>
+      </w:r>
+    </w:p>
+    <w:p>
+      <w:pPr>
+        <w:spacing w:before="0" w:after="40"/>
+      </w:pPr>
+      <w:r>
+        <w:rPr>
+          <w:b/>
+          <w:sz w:val="21"/>
+          <w:szCs w:val="21"/>
+        </w:rPr>
+        <w:t xml:space="preserve">Mecánica (paso a paso):</w:t>
+      </w:r>
+    </w:p>
+    <w:p>
+      <w:pPr>
+        <w:ind w:left="420" w:hanging="420"/>
+        <w:spacing w:after="60"/>
+      </w:pPr>
+      <w:r>
+        <w:rPr>
+          <w:b/>
+          <w:color w:val="2F5597"/>
+          <w:sz w:val="22"/>
+          <w:szCs w:val="22"/>
+        </w:rPr>
+        <w:t xml:space="preserve">1.  </w:t>
+      </w:r>
+      <w:r>
+        <w:rPr>
+          <w:sz w:val="22"/>
+          <w:szCs w:val="22"/>
+        </w:rPr>
+        <w:t xml:space="preserve">Lona de fachada/permanente: marca + ubicación + QR.</w:t>
+      </w:r>
+    </w:p>
+    <w:p>
+      <w:pPr>
+        <w:ind w:left="420" w:hanging="420"/>
+        <w:spacing w:after="60"/>
+      </w:pPr>
+      <w:r>
+        <w:rPr>
+          <w:b/>
+          <w:color w:val="2F5597"/>
+          <w:sz w:val="22"/>
+          <w:szCs w:val="22"/>
+        </w:rPr>
+        <w:t xml:space="preserve">2.  </w:t>
+      </w:r>
+      <w:r>
+        <w:rPr>
+          <w:sz w:val="22"/>
+          <w:szCs w:val="22"/>
+        </w:rPr>
+        <w:t xml:space="preserve">Lonas de campaña temporal (Buen Fin, Back to School, Fin de Año): beneficio real + QR con UTM + vigencia.</w:t>
+      </w:r>
+    </w:p>
+    <w:p>
+      <w:pPr>
+        <w:ind w:left="420" w:hanging="420"/>
+        <w:spacing w:after="60"/>
+      </w:pPr>
+      <w:r>
+        <w:rPr>
+          <w:b/>
+          <w:color w:val="2F5597"/>
+          <w:sz w:val="22"/>
+          <w:szCs w:val="22"/>
+        </w:rPr>
+        <w:t xml:space="preserve">3.  </w:t>
+      </w:r>
+      <w:r>
+        <w:rPr>
+          <w:sz w:val="22"/>
+          <w:szCs w:val="22"/>
+        </w:rPr>
+        <w:t xml:space="preserve">Priorizar 2–3 puntos estratégicos con permiso, no muchos dispersos.</w:t>
+      </w:r>
+    </w:p>
+    <w:p>
+      <w:pPr>
+        <w:spacing w:before="0" w:after="40"/>
+      </w:pPr>
+      <w:r>
+        <w:rPr>
+          <w:b/>
+          <w:sz w:val="21"/>
+          <w:szCs w:val="21"/>
+        </w:rPr>
+        <w:t xml:space="preserve">Mensaje(s) de ejemplo:</w:t>
+      </w:r>
+    </w:p>
+    <w:p>
+      <w:pPr>
+        <w:ind w:left="360"/>
+        <w:spacing w:before="0" w:after="60"/>
+      </w:pPr>
+      <w:r>
+        <w:rPr>
+          <w:i/>
+          <w:color w:val="404040"/>
+          <w:sz w:val="20"/>
+          <w:szCs w:val="20"/>
+        </w:rPr>
+        <w:t xml:space="preserve">“Buen Fin en Kugelman: beneficios por pago anticipado y por traer a un amigo. Grupos de 12, sin inscripción. Agenda tu clase muestra 👉 [QR]. (Nunca “inscripción gratis”.)”</w:t>
+      </w:r>
+    </w:p>
+    <w:p>
+      <w:pPr>
+        <w:spacing w:after="80"/>
+      </w:pPr>
+      <w:r>
+        <w:rPr>
+          <w:b/>
+          <w:color w:val="1F3864"/>
+          <w:sz w:val="22"/>
+          <w:szCs w:val="22"/>
+        </w:rPr>
+        <w:t xml:space="preserve">Responsable / recursos. </w:t>
+      </w:r>
+      <w:r>
+        <w:rPr>
+          <w:sz w:val="22"/>
+          <w:szCs w:val="22"/>
+        </w:rPr>
+        <w:t xml:space="preserve">Responsable: MKT/COORD.</w:t>
+      </w:r>
+    </w:p>
+    <w:p>
+      <w:pPr>
+        <w:spacing w:after="80"/>
+      </w:pPr>
+      <w:r>
+        <w:rPr>
+          <w:b/>
+          <w:color w:val="1F3864"/>
+          <w:sz w:val="22"/>
+          <w:szCs w:val="22"/>
+        </w:rPr>
+        <w:t xml:space="preserve">KPI y meta. </w:t>
+      </w:r>
+      <w:r>
+        <w:rPr>
+          <w:sz w:val="22"/>
+          <w:szCs w:val="22"/>
+        </w:rPr>
+        <w:t xml:space="preserve">Escaneos/conversaciones por lona; recordación (“¿cómo nos conociste?” en el alta).</w:t>
+      </w:r>
+    </w:p>
+    <w:p>
+      <w:pPr>
+        <w:spacing w:after="80"/>
+      </w:pPr>
+      <w:r>
+        <w:rPr>
+          <w:b/>
+          <w:color w:val="1F3864"/>
+          <w:sz w:val="22"/>
+          <w:szCs w:val="22"/>
+        </w:rPr>
+        <w:t xml:space="preserve">Criterios de decisión. </w:t>
+      </w:r>
+      <w:r>
+        <w:rPr>
+          <w:sz w:val="22"/>
+          <w:szCs w:val="22"/>
+        </w:rPr>
+        <w:t xml:space="preserve">Éxito: punto con tracción → renovar. Ajuste: cambiar mensaje por temporada. Pausa: punto sin retorno → no renovar.</w:t>
+      </w:r>
+    </w:p>
+    <w:p>
+      <w:pPr>
+        <w:spacing w:after="80"/>
+      </w:pPr>
+      <w:r>
+        <w:rPr>
+          <w:b/>
+          <w:color w:val="C00000"/>
+          <w:sz w:val="22"/>
+          <w:szCs w:val="22"/>
+        </w:rPr>
+        <w:t xml:space="preserve">Próxima acción. </w:t>
+      </w:r>
+      <w:r>
+        <w:rPr>
+          <w:sz w:val="22"/>
+          <w:szCs w:val="22"/>
+        </w:rPr>
+        <w:t xml:space="preserve">Decidir 2–3 puntos de lona + una lona de fachada con QR permanente.</w:t>
+      </w:r>
+    </w:p>
+    <w:p>
+      <w:pPr>
+        <w:spacing w:before="200" w:after="80"/>
+      </w:pPr>
+      <w:r>
+        <w:rPr>
+          <w:b/>
+          <w:color w:val="2F5597"/>
+          <w:sz w:val="24"/>
+          <w:szCs w:val="24"/>
+        </w:rPr>
+        <w:t xml:space="preserve">C4 · Material promocional (flyers, tarjetas, gomas, lapiceros)   ·   [P2]</w:t>
+      </w:r>
+    </w:p>
+    <w:p>
+      <w:pPr>
+        <w:spacing w:before="0" w:after="80"/>
+      </w:pPr>
+      <w:r>
+        <w:rPr>
+          <w:i/>
+          <w:color w:val="595959"/>
+          <w:sz w:val="20"/>
+          <w:szCs w:val="20"/>
+        </w:rPr>
+        <w:t xml:space="preserve">Pilar: Apoyo a activaciones y recordación · Público: prospectos en activaciones, clases muestra, aliados.</w:t>
+      </w:r>
+    </w:p>
+    <w:p>
+      <w:pPr>
+        <w:spacing w:after="80"/>
+      </w:pPr>
+      <w:r>
+        <w:rPr>
+          <w:b/>
+          <w:color w:val="1F3864"/>
+          <w:sz w:val="22"/>
+          <w:szCs w:val="22"/>
+        </w:rPr>
+        <w:t xml:space="preserve">Problema. </w:t>
+      </w:r>
+      <w:r>
+        <w:rPr>
+          <w:sz w:val="22"/>
+          <w:szCs w:val="22"/>
+        </w:rPr>
+        <w:t xml:space="preserve">Se produce como fin en sí mismo; su valor es soportar la activación y dejar rastro de contacto.</w:t>
+      </w:r>
+    </w:p>
+    <w:p>
+      <w:pPr>
+        <w:spacing w:before="0" w:after="40"/>
+      </w:pPr>
+      <w:r>
+        <w:rPr>
+          <w:b/>
+          <w:sz w:val="21"/>
+          <w:szCs w:val="21"/>
+        </w:rPr>
+        <w:t xml:space="preserve">Mecánica (paso a paso):</w:t>
+      </w:r>
+    </w:p>
+    <w:p>
+      <w:pPr>
+        <w:ind w:left="420" w:hanging="420"/>
+        <w:spacing w:after="60"/>
+      </w:pPr>
+      <w:r>
+        <w:rPr>
+          <w:b/>
+          <w:color w:val="2F5597"/>
+          <w:sz w:val="22"/>
+          <w:szCs w:val="22"/>
+        </w:rPr>
+        <w:t xml:space="preserve">1.  </w:t>
+      </w:r>
+      <w:r>
+        <w:rPr>
+          <w:sz w:val="22"/>
+          <w:szCs w:val="22"/>
+        </w:rPr>
+        <w:t xml:space="preserve">Flyer: rediseñar para comunicar en 3 seg (inglés diferente + 12/sin libretas + QR/palabra clave + clase muestra gratis).</w:t>
+      </w:r>
+    </w:p>
+    <w:p>
+      <w:pPr>
+        <w:ind w:left="420" w:hanging="420"/>
+        <w:spacing w:after="60"/>
+      </w:pPr>
+      <w:r>
+        <w:rPr>
+          <w:b/>
+          <w:color w:val="2F5597"/>
+          <w:sz w:val="22"/>
+          <w:szCs w:val="22"/>
+        </w:rPr>
+        <w:t xml:space="preserve">2.  </w:t>
+      </w:r>
+      <w:r>
+        <w:rPr>
+          <w:sz w:val="22"/>
+          <w:szCs w:val="22"/>
+        </w:rPr>
+        <w:t xml:space="preserve">Tarjetas: para alianzas/networking, no reparto masivo.</w:t>
+      </w:r>
+    </w:p>
+    <w:p>
+      <w:pPr>
+        <w:ind w:left="420" w:hanging="420"/>
+        <w:spacing w:after="60"/>
+      </w:pPr>
+      <w:r>
+        <w:rPr>
+          <w:b/>
+          <w:color w:val="2F5597"/>
+          <w:sz w:val="22"/>
+          <w:szCs w:val="22"/>
+        </w:rPr>
+        <w:t xml:space="preserve">3.  </w:t>
+      </w:r>
+      <w:r>
+        <w:rPr>
+          <w:sz w:val="22"/>
+          <w:szCs w:val="22"/>
+        </w:rPr>
+        <w:t xml:space="preserve">Gomas/lapiceros: solo como premio del mini-juego y detalle en clase muestra (recordación + experiencia).</w:t>
+      </w:r>
+    </w:p>
+    <w:p>
+      <w:pPr>
+        <w:ind w:left="420" w:hanging="420"/>
+        <w:spacing w:after="60"/>
+      </w:pPr>
+      <w:r>
+        <w:rPr>
+          <w:b/>
+          <w:color w:val="2F5597"/>
+          <w:sz w:val="22"/>
+          <w:szCs w:val="22"/>
+        </w:rPr>
+        <w:t xml:space="preserve">4.  </w:t>
+      </w:r>
+      <w:r>
+        <w:rPr>
+          <w:sz w:val="22"/>
+          <w:szCs w:val="22"/>
+        </w:rPr>
+        <w:t xml:space="preserve">Todo material de captación lleva el QR/UTM del canal donde se entrega.</w:t>
+      </w:r>
+    </w:p>
+    <w:p>
+      <w:pPr>
+        <w:spacing w:after="80"/>
+      </w:pPr>
+      <w:r>
+        <w:rPr>
+          <w:b/>
+          <w:color w:val="1F3864"/>
+          <w:sz w:val="22"/>
+          <w:szCs w:val="22"/>
+        </w:rPr>
+        <w:t xml:space="preserve">Responsable / recursos. </w:t>
+      </w:r>
+      <w:r>
+        <w:rPr>
+          <w:sz w:val="22"/>
+          <w:szCs w:val="22"/>
+        </w:rPr>
+        <w:t xml:space="preserve">Responsable: MKT.</w:t>
+      </w:r>
+    </w:p>
+    <w:p>
+      <w:pPr>
+        <w:spacing w:after="80"/>
+      </w:pPr>
+      <w:r>
+        <w:rPr>
+          <w:b/>
+          <w:color w:val="1F3864"/>
+          <w:sz w:val="22"/>
+          <w:szCs w:val="22"/>
+        </w:rPr>
+        <w:t xml:space="preserve">KPI y meta. </w:t>
+      </w:r>
+      <w:r>
+        <w:rPr>
+          <w:sz w:val="22"/>
+          <w:szCs w:val="22"/>
+        </w:rPr>
+        <w:t xml:space="preserve">Se mide a través del canal que soporta (activación/clase muestra), no aislado.</w:t>
+      </w:r>
+    </w:p>
+    <w:p>
+      <w:pPr>
+        <w:spacing w:after="80"/>
+      </w:pPr>
+      <w:r>
+        <w:rPr>
+          <w:b/>
+          <w:color w:val="1F3864"/>
+          <w:sz w:val="22"/>
+          <w:szCs w:val="22"/>
+        </w:rPr>
+        <w:t xml:space="preserve">Criterios de decisión. </w:t>
+      </w:r>
+      <w:r>
+        <w:rPr>
+          <w:sz w:val="22"/>
+          <w:szCs w:val="22"/>
+        </w:rPr>
+        <w:t xml:space="preserve">Éxito: activaciones con material rinden más → mantener kit. Ajuste: rediseñar flyer si el QR no se escanea. Pausa: artículo que no aporta a la experiencia.</w:t>
+      </w:r>
+    </w:p>
+    <w:p>
+      <w:pPr>
+        <w:spacing w:after="80"/>
+      </w:pPr>
+      <w:r>
+        <w:rPr>
+          <w:b/>
+          <w:color w:val="C00000"/>
+          <w:sz w:val="22"/>
+          <w:szCs w:val="22"/>
+        </w:rPr>
+        <w:t xml:space="preserve">Próxima acción. </w:t>
+      </w:r>
+      <w:r>
+        <w:rPr>
+          <w:sz w:val="22"/>
+          <w:szCs w:val="22"/>
+        </w:rPr>
+        <w:t xml:space="preserve">Rediseñar el flyer con QR/palabra clave y definir el “kit de activación”.</w:t>
+      </w:r>
+    </w:p>
+    <w:p>
+      <w:pPr>
+        <w:spacing w:before="200" w:after="80"/>
+      </w:pPr>
+      <w:r>
+        <w:rPr>
+          <w:b/>
+          <w:color w:val="2F5597"/>
+          <w:sz w:val="24"/>
+          <w:szCs w:val="24"/>
+        </w:rPr>
+        <w:t xml:space="preserve">C5 · Alianzas comerciales y networking   ·   [P2]</w:t>
+      </w:r>
+    </w:p>
+    <w:p>
+      <w:pPr>
+        <w:spacing w:before="0" w:after="80"/>
+      </w:pPr>
+      <w:r>
+        <w:rPr>
+          <w:i/>
+          <w:color w:val="595959"/>
+          <w:sz w:val="20"/>
+          <w:szCs w:val="20"/>
+        </w:rPr>
+        <w:t xml:space="preserve">Pilar: Atracción / posicionamiento · Público: negocios, escuelas, corporativos.</w:t>
+      </w:r>
+    </w:p>
+    <w:p>
+      <w:pPr>
+        <w:spacing w:after="80"/>
+      </w:pPr>
+      <w:r>
+        <w:rPr>
+          <w:b/>
+          <w:color w:val="1F3864"/>
+          <w:sz w:val="22"/>
+          <w:szCs w:val="22"/>
+        </w:rPr>
+        <w:t xml:space="preserve">Problema. </w:t>
+      </w:r>
+      <w:r>
+        <w:rPr>
+          <w:sz w:val="22"/>
+          <w:szCs w:val="22"/>
+        </w:rPr>
+        <w:t xml:space="preserve">Planteada de forma genérica, sin objetivo ni KPI. Alto potencial pero fácil de perder tiempo.</w:t>
+      </w:r>
+    </w:p>
+    <w:p>
+      <w:pPr>
+        <w:spacing w:before="0" w:after="40"/>
+      </w:pPr>
+      <w:r>
+        <w:rPr>
+          <w:b/>
+          <w:sz w:val="21"/>
+          <w:szCs w:val="21"/>
+        </w:rPr>
+        <w:t xml:space="preserve">Mecánica (paso a paso):</w:t>
+      </w:r>
+    </w:p>
+    <w:p>
+      <w:pPr>
+        <w:ind w:left="420" w:hanging="420"/>
+        <w:spacing w:after="60"/>
+      </w:pPr>
+      <w:r>
+        <w:rPr>
+          <w:b/>
+          <w:color w:val="2F5597"/>
+          <w:sz w:val="22"/>
+          <w:szCs w:val="22"/>
+        </w:rPr>
+        <w:t xml:space="preserve">1.  </w:t>
+      </w:r>
+      <w:r>
+        <w:rPr>
+          <w:sz w:val="22"/>
+          <w:szCs w:val="22"/>
+        </w:rPr>
+        <w:t xml:space="preserve">Alianzas de visibilidad (intercambio): cafeterías/negocios/escuelas donde colocar posters/QR a cambio de promoción o beneficio. Objetivo: puntos de captación medibles.</w:t>
+      </w:r>
+    </w:p>
+    <w:p>
+      <w:pPr>
+        <w:ind w:left="420" w:hanging="420"/>
+        <w:spacing w:after="60"/>
+      </w:pPr>
+      <w:r>
+        <w:rPr>
+          <w:b/>
+          <w:color w:val="2F5597"/>
+          <w:sz w:val="22"/>
+          <w:szCs w:val="22"/>
+        </w:rPr>
+        <w:t xml:space="preserve">2.  </w:t>
+      </w:r>
+      <w:r>
+        <w:rPr>
+          <w:sz w:val="22"/>
+          <w:szCs w:val="22"/>
+        </w:rPr>
+        <w:t xml:space="preserve">Alianzas de referidos B2B: negocios cuyos clientes son nuestro público (papelerías, pediatras, primarias) con beneficio mutuo. Objetivo: leads recomendados.</w:t>
+      </w:r>
+    </w:p>
+    <w:p>
+      <w:pPr>
+        <w:ind w:left="420" w:hanging="420"/>
+        <w:spacing w:after="60"/>
+      </w:pPr>
+      <w:r>
+        <w:rPr>
+          <w:b/>
+          <w:color w:val="2F5597"/>
+          <w:sz w:val="22"/>
+          <w:szCs w:val="22"/>
+        </w:rPr>
+        <w:t xml:space="preserve">3.  </w:t>
+      </w:r>
+      <w:r>
+        <w:rPr>
+          <w:sz w:val="22"/>
+          <w:szCs w:val="22"/>
+        </w:rPr>
+        <w:t xml:space="preserve">Corporativo/institucional (College/Certification): empresas/universidades que necesiten inglés. Objetivo: ventas de mayor ticket (experimento).</w:t>
+      </w:r>
+    </w:p>
+    <w:p>
+      <w:pPr>
+        <w:ind w:left="420" w:hanging="420"/>
+        <w:spacing w:after="60"/>
+      </w:pPr>
+      <w:r>
+        <w:rPr>
+          <w:b/>
+          <w:color w:val="2F5597"/>
+          <w:sz w:val="22"/>
+          <w:szCs w:val="22"/>
+        </w:rPr>
+        <w:t xml:space="preserve">4.  </w:t>
+      </w:r>
+      <w:r>
+        <w:rPr>
+          <w:sz w:val="22"/>
+          <w:szCs w:val="22"/>
+        </w:rPr>
+        <w:t xml:space="preserve">Lista de 10–15 aliados → guion → reunión con tarjeta → acuerdo simple → material con QR propio → medir.</w:t>
+      </w:r>
+    </w:p>
+    <w:p>
+      <w:pPr>
+        <w:spacing w:after="80"/>
+      </w:pPr>
+      <w:r>
+        <w:rPr>
+          <w:b/>
+          <w:color w:val="1F3864"/>
+          <w:sz w:val="22"/>
+          <w:szCs w:val="22"/>
+        </w:rPr>
+        <w:t xml:space="preserve">Responsable / recursos. </w:t>
+      </w:r>
+      <w:r>
+        <w:rPr>
+          <w:sz w:val="22"/>
+          <w:szCs w:val="22"/>
+        </w:rPr>
+        <w:t xml:space="preserve">Responsable: DIR (+ VENTAS). Presupuesto bajo (tiempo).</w:t>
+      </w:r>
+    </w:p>
+    <w:p>
+      <w:pPr>
+        <w:spacing w:after="80"/>
+      </w:pPr>
+      <w:r>
+        <w:rPr>
+          <w:b/>
+          <w:color w:val="1F3864"/>
+          <w:sz w:val="22"/>
+          <w:szCs w:val="22"/>
+        </w:rPr>
+        <w:t xml:space="preserve">KPI y meta. </w:t>
+      </w:r>
+      <w:r>
+        <w:rPr>
+          <w:sz w:val="22"/>
+          <w:szCs w:val="22"/>
+        </w:rPr>
+        <w:t xml:space="preserve">Nº de alianzas activas + leads/escaneos por aliado; para corporativo, propuestas enviadas.</w:t>
+      </w:r>
+    </w:p>
+    <w:p>
+      <w:pPr>
+        <w:spacing w:after="80"/>
+      </w:pPr>
+      <w:r>
+        <w:rPr>
+          <w:b/>
+          <w:color w:val="1F3864"/>
+          <w:sz w:val="22"/>
+          <w:szCs w:val="22"/>
+        </w:rPr>
+        <w:t xml:space="preserve">Criterios de decisión. </w:t>
+      </w:r>
+      <w:r>
+        <w:rPr>
+          <w:sz w:val="22"/>
+          <w:szCs w:val="22"/>
+        </w:rPr>
+        <w:t xml:space="preserve">Éxito: aliado que genera leads → profundizar. Ajuste: sin tracción a 60 días → renegociar o cerrar. Pausa: networking sin público objetivo real.</w:t>
+      </w:r>
+    </w:p>
+    <w:p>
+      <w:pPr>
+        <w:spacing w:after="80"/>
+      </w:pPr>
+      <w:r>
+        <w:rPr>
+          <w:b/>
+          <w:color w:val="C00000"/>
+          <w:sz w:val="22"/>
+          <w:szCs w:val="22"/>
+        </w:rPr>
+        <w:t xml:space="preserve">Próxima acción. </w:t>
+      </w:r>
+      <w:r>
+        <w:rPr>
+          <w:sz w:val="22"/>
+          <w:szCs w:val="22"/>
+        </w:rPr>
+        <w:t xml:space="preserve">Armar lista de 10–15 aliados y la propuesta de alianza de 1 página.</w:t>
+      </w:r>
+    </w:p>
+    <w:p>
+      <w:pPr>
+        <w:spacing w:before="320" w:after="120"/>
+        <w:pBdr>
+          <w:bottom w:val="single" w:sz="8" w:space="4" w:color="2F5597"/>
+        </w:pBdr>
+      </w:pPr>
+      <w:r>
+        <w:rPr>
+          <w:b/>
+          <w:color w:val="1F3864"/>
+          <w:sz w:val="30"/>
+          <w:szCs w:val="30"/>
+        </w:rPr>
+        <w:t xml:space="preserve">D. Fidelización</w:t>
+      </w:r>
+    </w:p>
+    <w:p>
+      <w:pPr>
+        <w:spacing w:before="0" w:after="120"/>
+      </w:pPr>
+      <w:r>
+        <w:rPr>
+          <w:i/>
+          <w:color w:val="595959"/>
+          <w:sz w:val="20"/>
+          <w:szCs w:val="20"/>
+        </w:rPr>
+        <w:t xml:space="preserve">La retención es el multiplicador oculto: cada mes extra de permanencia sube el LTV y mejora el ROI de TODA la pauta. El churn hoy es DATO NO DISPONIBLE; la primera acción es medirlo. Lo que sigue es un sistema de Customer Experience por etapas del alumno.</w:t>
+      </w:r>
+    </w:p>
+    <w:tbl>
+      <w:tblPr>
+        <w:tblW w:w="5000" w:type="pct"/>
+        <w:tblBorders>
+          <w:top w:val="single" w:sz="4" w:color="BFBFBF"/>
+          <w:left w:val="single" w:sz="4" w:color="BFBFBF"/>
+          <w:bottom w:val="single" w:sz="4" w:color="BFBFBF"/>
+          <w:right w:val="single" w:sz="4" w:color="BFBFBF"/>
+          <w:insideH w:val="single" w:sz="4" w:color="BFBFBF"/>
+          <w:insideV w:val="single" w:sz="4" w:color="BFBFBF"/>
+        </w:tblBorders>
+        <w:tblLook w:firstRow="1"/>
+      </w:tblPr>
+      <w:tblGrid>
+        <w:gridCol w:w="2995"/>
+        <w:gridCol w:w="4118"/>
+        <w:gridCol w:w="3369"/>
+      </w:tblGrid>
+      <w:tr>
+        <w:tc>
+          <w:tcPr>
+            <w:tcW w:w="1600" w:type="pct"/>
+            <w:shd w:val="clear" w:fill="2F5597"/>
+            <w:tcMar>
+              <w:top w:w="40"/>
+              <w:bottom w:w="40"/>
+              <w:left w:w="80"/>
+              <w:right w:w="80"/>
+            </w:tcMar>
+          </w:tcPr>
+          <w:p>
+            <w:pPr>
+              <w:spacing w:after="20"/>
+            </w:pPr>
+            <w:r>
+              <w:rPr>
+                <w:b/>
+                <w:color w:val="FFFFFF"/>
+                <w:sz w:val="20"/>
+                <w:szCs w:val="20"/>
+              </w:rPr>
+              <w:t xml:space="preserve">Etapa</w:t>
+            </w:r>
+          </w:p>
+        </w:tc>
+        <w:tc>
+          <w:tcPr>
+            <w:tcW w:w="2200" w:type="pct"/>
+            <w:shd w:val="clear" w:fill="2F5597"/>
+            <w:tcMar>
+              <w:top w:w="40"/>
+              <w:bottom w:w="40"/>
+              <w:left w:w="80"/>
+              <w:right w:w="80"/>
+            </w:tcMar>
+          </w:tcPr>
+          <w:p>
+            <w:pPr>
+              <w:spacing w:after="20"/>
+            </w:pPr>
+            <w:r>
+              <w:rPr>
+                <w:b/>
+                <w:color w:val="FFFFFF"/>
+                <w:sz w:val="20"/>
+                <w:szCs w:val="20"/>
+              </w:rPr>
+              <w:t xml:space="preserve">Riesgo principal</w:t>
+            </w:r>
+          </w:p>
+        </w:tc>
+        <w:tc>
+          <w:tcPr>
+            <w:tcW w:w="1800" w:type="pct"/>
+            <w:shd w:val="clear" w:fill="2F5597"/>
+            <w:tcMar>
+              <w:top w:w="40"/>
+              <w:bottom w:w="40"/>
+              <w:left w:w="80"/>
+              <w:right w:w="80"/>
+            </w:tcMar>
+          </w:tcPr>
+          <w:p>
+            <w:pPr>
+              <w:spacing w:after="20"/>
+            </w:pPr>
+            <w:r>
+              <w:rPr>
+                <w:b/>
+                <w:color w:val="FFFFFF"/>
+                <w:sz w:val="20"/>
+                <w:szCs w:val="20"/>
+              </w:rPr>
+              <w:t xml:space="preserve">Estrategia</w:t>
+            </w:r>
+          </w:p>
+        </w:tc>
+      </w:tr>
+      <w:tr>
+        <w:tc>
+          <w:tcPr>
+            <w:tcW w:w="1600" w:type="pct"/>
+            <w:shd w:val="clear" w:fill="EAF1F8"/>
+            <w:tcMar>
+              <w:top w:w="40"/>
+              <w:bottom w:w="40"/>
+              <w:left w:w="80"/>
+              <w:right w:w="80"/>
+            </w:tcMar>
+          </w:tcPr>
+          <w:p>
+            <w:pPr>
+              <w:spacing w:after="20"/>
+            </w:pPr>
+            <w:r>
+              <w:rPr>
+                <w:b/>
+                <w:sz w:val="20"/>
+                <w:szCs w:val="20"/>
+              </w:rPr>
+              <w:t xml:space="preserve">Nuevo (sem 0–2)</w:t>
+            </w:r>
+          </w:p>
+        </w:tc>
+        <w:tc>
+          <w:tcPr>
+            <w:tcW w:w="2200" w:type="pct"/>
+            <w:tcMar>
+              <w:top w:w="40"/>
+              <w:bottom w:w="40"/>
+              <w:left w:w="80"/>
+              <w:right w:w="80"/>
+            </w:tcMar>
+          </w:tcPr>
+          <w:p>
+            <w:pPr>
+              <w:spacing w:after="20"/>
+            </w:pPr>
+            <w:r>
+              <w:rPr>
+                <w:sz w:val="20"/>
+                <w:szCs w:val="20"/>
+              </w:rPr>
+              <w:t xml:space="preserve">“No era lo que esperaba”</w:t>
+            </w:r>
+          </w:p>
+        </w:tc>
+        <w:tc>
+          <w:tcPr>
+            <w:tcW w:w="1800" w:type="pct"/>
+            <w:tcMar>
+              <w:top w:w="40"/>
+              <w:bottom w:w="40"/>
+              <w:left w:w="80"/>
+              <w:right w:w="80"/>
+            </w:tcMar>
+          </w:tcPr>
+          <w:p>
+            <w:pPr>
+              <w:spacing w:after="20"/>
+            </w:pPr>
+            <w:r>
+              <w:rPr>
+                <w:sz w:val="20"/>
+                <w:szCs w:val="20"/>
+              </w:rPr>
+              <w:t xml:space="preserve">D1 Onboarding</w:t>
+            </w:r>
+          </w:p>
+        </w:tc>
+      </w:tr>
+      <w:tr>
+        <w:tc>
+          <w:tcPr>
+            <w:tcW w:w="1600" w:type="pct"/>
+            <w:shd w:val="clear" w:fill="EAF1F8"/>
+            <w:tcMar>
+              <w:top w:w="40"/>
+              <w:bottom w:w="40"/>
+              <w:left w:w="80"/>
+              <w:right w:w="80"/>
+            </w:tcMar>
+          </w:tcPr>
+          <w:p>
+            <w:pPr>
+              <w:spacing w:after="20"/>
+            </w:pPr>
+            <w:r>
+              <w:rPr>
+                <w:b/>
+                <w:sz w:val="20"/>
+                <w:szCs w:val="20"/>
+              </w:rPr>
+              <w:t xml:space="preserve">Activo (mes 1–3)</w:t>
+            </w:r>
+          </w:p>
+        </w:tc>
+        <w:tc>
+          <w:tcPr>
+            <w:tcW w:w="2200" w:type="pct"/>
+            <w:tcMar>
+              <w:top w:w="40"/>
+              <w:bottom w:w="40"/>
+              <w:left w:w="80"/>
+              <w:right w:w="80"/>
+            </w:tcMar>
+          </w:tcPr>
+          <w:p>
+            <w:pPr>
+              <w:spacing w:after="20"/>
+            </w:pPr>
+            <w:r>
+              <w:rPr>
+                <w:sz w:val="20"/>
+                <w:szCs w:val="20"/>
+              </w:rPr>
+              <w:t xml:space="preserve">Rutina/desmotivación</w:t>
+            </w:r>
+          </w:p>
+        </w:tc>
+        <w:tc>
+          <w:tcPr>
+            <w:tcW w:w="1800" w:type="pct"/>
+            <w:tcMar>
+              <w:top w:w="40"/>
+              <w:bottom w:w="40"/>
+              <w:left w:w="80"/>
+              <w:right w:w="80"/>
+            </w:tcMar>
+          </w:tcPr>
+          <w:p>
+            <w:pPr>
+              <w:spacing w:after="20"/>
+            </w:pPr>
+            <w:r>
+              <w:rPr>
+                <w:sz w:val="20"/>
+                <w:szCs w:val="20"/>
+              </w:rPr>
+              <w:t xml:space="preserve">D2 Experiencia</w:t>
+            </w:r>
+          </w:p>
+        </w:tc>
+      </w:tr>
+      <w:tr>
+        <w:tc>
+          <w:tcPr>
+            <w:tcW w:w="1600" w:type="pct"/>
+            <w:shd w:val="clear" w:fill="EAF1F8"/>
+            <w:tcMar>
+              <w:top w:w="40"/>
+              <w:bottom w:w="40"/>
+              <w:left w:w="80"/>
+              <w:right w:w="80"/>
+            </w:tcMar>
+          </w:tcPr>
+          <w:p>
+            <w:pPr>
+              <w:spacing w:after="20"/>
+            </w:pPr>
+            <w:r>
+              <w:rPr>
+                <w:b/>
+                <w:sz w:val="20"/>
+                <w:szCs w:val="20"/>
+              </w:rPr>
+              <w:t xml:space="preserve">En riesgo</w:t>
+            </w:r>
+          </w:p>
+        </w:tc>
+        <w:tc>
+          <w:tcPr>
+            <w:tcW w:w="2200" w:type="pct"/>
+            <w:tcMar>
+              <w:top w:w="40"/>
+              <w:bottom w:w="40"/>
+              <w:left w:w="80"/>
+              <w:right w:w="80"/>
+            </w:tcMar>
+          </w:tcPr>
+          <w:p>
+            <w:pPr>
+              <w:spacing w:after="20"/>
+            </w:pPr>
+            <w:r>
+              <w:rPr>
+                <w:sz w:val="20"/>
+                <w:szCs w:val="20"/>
+              </w:rPr>
+              <w:t xml:space="preserve">Señales de abandono</w:t>
+            </w:r>
+          </w:p>
+        </w:tc>
+        <w:tc>
+          <w:tcPr>
+            <w:tcW w:w="1800" w:type="pct"/>
+            <w:tcMar>
+              <w:top w:w="40"/>
+              <w:bottom w:w="40"/>
+              <w:left w:w="80"/>
+              <w:right w:w="80"/>
+            </w:tcMar>
+          </w:tcPr>
+          <w:p>
+            <w:pPr>
+              <w:spacing w:after="20"/>
+            </w:pPr>
+            <w:r>
+              <w:rPr>
+                <w:sz w:val="20"/>
+                <w:szCs w:val="20"/>
+              </w:rPr>
+              <w:t xml:space="preserve">D3 Alertas</w:t>
+            </w:r>
+          </w:p>
+        </w:tc>
+      </w:tr>
+      <w:tr>
+        <w:tc>
+          <w:tcPr>
+            <w:tcW w:w="1600" w:type="pct"/>
+            <w:shd w:val="clear" w:fill="EAF1F8"/>
+            <w:tcMar>
+              <w:top w:w="40"/>
+              <w:bottom w:w="40"/>
+              <w:left w:w="80"/>
+              <w:right w:w="80"/>
+            </w:tcMar>
+          </w:tcPr>
+          <w:p>
+            <w:pPr>
+              <w:spacing w:after="20"/>
+            </w:pPr>
+            <w:r>
+              <w:rPr>
+                <w:b/>
+                <w:sz w:val="20"/>
+                <w:szCs w:val="20"/>
+              </w:rPr>
+              <w:t xml:space="preserve">Baja</w:t>
+            </w:r>
+          </w:p>
+        </w:tc>
+        <w:tc>
+          <w:tcPr>
+            <w:tcW w:w="2200" w:type="pct"/>
+            <w:tcMar>
+              <w:top w:w="40"/>
+              <w:bottom w:w="40"/>
+              <w:left w:w="80"/>
+              <w:right w:w="80"/>
+            </w:tcMar>
+          </w:tcPr>
+          <w:p>
+            <w:pPr>
+              <w:spacing w:after="20"/>
+            </w:pPr>
+            <w:r>
+              <w:rPr>
+                <w:sz w:val="20"/>
+                <w:szCs w:val="20"/>
+              </w:rPr>
+              <w:t xml:space="preserve">Pérdida definitiva</w:t>
+            </w:r>
+          </w:p>
+        </w:tc>
+        <w:tc>
+          <w:tcPr>
+            <w:tcW w:w="1800" w:type="pct"/>
+            <w:tcMar>
+              <w:top w:w="40"/>
+              <w:bottom w:w="40"/>
+              <w:left w:w="80"/>
+              <w:right w:w="80"/>
+            </w:tcMar>
+          </w:tcPr>
+          <w:p>
+            <w:pPr>
+              <w:spacing w:after="20"/>
+            </w:pPr>
+            <w:r>
+              <w:rPr>
+                <w:sz w:val="20"/>
+                <w:szCs w:val="20"/>
+              </w:rPr>
+              <w:t xml:space="preserve">D4 Recuperación</w:t>
+            </w:r>
+          </w:p>
+        </w:tc>
+      </w:tr>
+      <w:tr>
+        <w:tc>
+          <w:tcPr>
+            <w:tcW w:w="1600" w:type="pct"/>
+            <w:shd w:val="clear" w:fill="EAF1F8"/>
+            <w:tcMar>
+              <w:top w:w="40"/>
+              <w:bottom w:w="40"/>
+              <w:left w:w="80"/>
+              <w:right w:w="80"/>
+            </w:tcMar>
+          </w:tcPr>
+          <w:p>
+            <w:pPr>
+              <w:spacing w:after="20"/>
+            </w:pPr>
+            <w:r>
+              <w:rPr>
+                <w:b/>
+                <w:sz w:val="20"/>
+                <w:szCs w:val="20"/>
+              </w:rPr>
+              <w:t xml:space="preserve">Consolidado</w:t>
+            </w:r>
+          </w:p>
+        </w:tc>
+        <w:tc>
+          <w:tcPr>
+            <w:tcW w:w="2200" w:type="pct"/>
+            <w:tcMar>
+              <w:top w:w="40"/>
+              <w:bottom w:w="40"/>
+              <w:left w:w="80"/>
+              <w:right w:w="80"/>
+            </w:tcMar>
+          </w:tcPr>
+          <w:p>
+            <w:pPr>
+              <w:spacing w:after="20"/>
+            </w:pPr>
+            <w:r>
+              <w:rPr>
+                <w:sz w:val="20"/>
+                <w:szCs w:val="20"/>
+              </w:rPr>
+              <w:t xml:space="preserve">Estancamiento</w:t>
+            </w:r>
+          </w:p>
+        </w:tc>
+        <w:tc>
+          <w:tcPr>
+            <w:tcW w:w="1800" w:type="pct"/>
+            <w:tcMar>
+              <w:top w:w="40"/>
+              <w:bottom w:w="40"/>
+              <w:left w:w="80"/>
+              <w:right w:w="80"/>
+            </w:tcMar>
+          </w:tcPr>
+          <w:p>
+            <w:pPr>
+              <w:spacing w:after="20"/>
+            </w:pPr>
+            <w:r>
+              <w:rPr>
+                <w:sz w:val="20"/>
+                <w:szCs w:val="20"/>
+              </w:rPr>
+              <w:t xml:space="preserve">D5 Continuidad</w:t>
+            </w:r>
+          </w:p>
+        </w:tc>
+      </w:tr>
+      <w:tr>
+        <w:tc>
+          <w:tcPr>
+            <w:tcW w:w="1600" w:type="pct"/>
+            <w:shd w:val="clear" w:fill="EAF1F8"/>
+            <w:tcMar>
+              <w:top w:w="40"/>
+              <w:bottom w:w="40"/>
+              <w:left w:w="80"/>
+              <w:right w:w="80"/>
+            </w:tcMar>
+          </w:tcPr>
+          <w:p>
+            <w:pPr>
+              <w:spacing w:after="20"/>
+            </w:pPr>
+            <w:r>
+              <w:rPr>
+                <w:b/>
+                <w:sz w:val="20"/>
+                <w:szCs w:val="20"/>
+              </w:rPr>
+              <w:t xml:space="preserve">Promotor</w:t>
+            </w:r>
+          </w:p>
+        </w:tc>
+        <w:tc>
+          <w:tcPr>
+            <w:tcW w:w="2200" w:type="pct"/>
+            <w:tcMar>
+              <w:top w:w="40"/>
+              <w:bottom w:w="40"/>
+              <w:left w:w="80"/>
+              <w:right w:w="80"/>
+            </w:tcMar>
+          </w:tcPr>
+          <w:p>
+            <w:pPr>
+              <w:spacing w:after="20"/>
+            </w:pPr>
+            <w:r>
+              <w:rPr>
+                <w:sz w:val="20"/>
+                <w:szCs w:val="20"/>
+              </w:rPr>
+              <w:t xml:space="preserve">Desaprovechar su voz</w:t>
+            </w:r>
+          </w:p>
+        </w:tc>
+        <w:tc>
+          <w:tcPr>
+            <w:tcW w:w="1800" w:type="pct"/>
+            <w:tcMar>
+              <w:top w:w="40"/>
+              <w:bottom w:w="40"/>
+              <w:left w:w="80"/>
+              <w:right w:w="80"/>
+            </w:tcMar>
+          </w:tcPr>
+          <w:p>
+            <w:pPr>
+              <w:spacing w:after="20"/>
+            </w:pPr>
+            <w:r>
+              <w:rPr>
+                <w:sz w:val="20"/>
+                <w:szCs w:val="20"/>
+              </w:rPr>
+              <w:t xml:space="preserve">D6 Referidos</w:t>
+            </w:r>
+          </w:p>
+        </w:tc>
+      </w:tr>
+    </w:tbl>
+    <w:p>
+      <w:pPr>
+        <w:spacing w:after="80"/>
+      </w:pPr>
+    </w:p>
+    <w:p>
+      <w:pPr>
+        <w:spacing w:before="200" w:after="80"/>
+      </w:pPr>
+      <w:r>
+        <w:rPr>
+          <w:b/>
+          <w:color w:val="2F5597"/>
+          <w:sz w:val="24"/>
+          <w:szCs w:val="24"/>
+        </w:rPr>
+        <w:t xml:space="preserve">D1 · Onboarding del nuevo alumno (primeras 2 semanas)   ·   [P0]</w:t>
+      </w:r>
+    </w:p>
+    <w:p>
+      <w:pPr>
+        <w:spacing w:before="0" w:after="80"/>
+      </w:pPr>
+      <w:r>
+        <w:rPr>
+          <w:i/>
+          <w:color w:val="595959"/>
+          <w:sz w:val="20"/>
+          <w:szCs w:val="20"/>
+        </w:rPr>
+        <w:t xml:space="preserve">Pilar: Fidelización · Público: alumno recién inscrito y su familia.</w:t>
+      </w:r>
+    </w:p>
+    <w:p>
+      <w:pPr>
+        <w:spacing w:after="80"/>
+      </w:pPr>
+      <w:r>
+        <w:rPr>
+          <w:b/>
+          <w:color w:val="1F3864"/>
+          <w:sz w:val="22"/>
+          <w:szCs w:val="22"/>
+        </w:rPr>
+        <w:t xml:space="preserve">Problema. </w:t>
+      </w:r>
+      <w:r>
+        <w:rPr>
+          <w:sz w:val="22"/>
+          <w:szCs w:val="22"/>
+        </w:rPr>
+        <w:t xml:space="preserve">Las 2 primeras semanas definen la permanencia; sin bienvenida estructurada es cuando más se dan de baja.</w:t>
+      </w:r>
+    </w:p>
+    <w:p>
+      <w:pPr>
+        <w:spacing w:after="80"/>
+      </w:pPr>
+      <w:r>
+        <w:rPr>
+          <w:b/>
+          <w:color w:val="1F3864"/>
+          <w:sz w:val="22"/>
+          <w:szCs w:val="22"/>
+        </w:rPr>
+        <w:t xml:space="preserve">Insight. </w:t>
+      </w:r>
+      <w:r>
+        <w:rPr>
+          <w:sz w:val="22"/>
+          <w:szCs w:val="22"/>
+        </w:rPr>
+        <w:t xml:space="preserve">La confianza se gana confirmando la promesa rápido: el papá necesita “pruebas” en los primeros días, no al mes.</w:t>
+      </w:r>
+    </w:p>
+    <w:p>
+      <w:pPr>
+        <w:spacing w:before="0" w:after="40"/>
+      </w:pPr>
+      <w:r>
+        <w:rPr>
+          <w:b/>
+          <w:sz w:val="21"/>
+          <w:szCs w:val="21"/>
+        </w:rPr>
+        <w:t xml:space="preserve">Mecánica (paso a paso):</w:t>
+      </w:r>
+    </w:p>
+    <w:p>
+      <w:pPr>
+        <w:ind w:left="420" w:hanging="420"/>
+        <w:spacing w:after="60"/>
+      </w:pPr>
+      <w:r>
+        <w:rPr>
+          <w:b/>
+          <w:color w:val="2F5597"/>
+          <w:sz w:val="22"/>
+          <w:szCs w:val="22"/>
+        </w:rPr>
+        <w:t xml:space="preserve">1.  </w:t>
+      </w:r>
+      <w:r>
+        <w:rPr>
+          <w:sz w:val="22"/>
+          <w:szCs w:val="22"/>
+        </w:rPr>
+        <w:t xml:space="preserve">Día 0: bienvenida por WhatsApp (profe, día/hora, “no necesitas libretas”, canal de dudas).</w:t>
+      </w:r>
+    </w:p>
+    <w:p>
+      <w:pPr>
+        <w:ind w:left="420" w:hanging="420"/>
+        <w:spacing w:after="60"/>
+      </w:pPr>
+      <w:r>
+        <w:rPr>
+          <w:b/>
+          <w:color w:val="2F5597"/>
+          <w:sz w:val="22"/>
+          <w:szCs w:val="22"/>
+        </w:rPr>
+        <w:t xml:space="preserve">2.  </w:t>
+      </w:r>
+      <w:r>
+        <w:rPr>
+          <w:sz w:val="22"/>
+          <w:szCs w:val="22"/>
+        </w:rPr>
+        <w:t xml:space="preserve">Día 1: el profe recibe por su nombre, integra y hace participar.</w:t>
+      </w:r>
+    </w:p>
+    <w:p>
+      <w:pPr>
+        <w:ind w:left="420" w:hanging="420"/>
+        <w:spacing w:after="60"/>
+      </w:pPr>
+      <w:r>
+        <w:rPr>
+          <w:b/>
+          <w:color w:val="2F5597"/>
+          <w:sz w:val="22"/>
+          <w:szCs w:val="22"/>
+        </w:rPr>
+        <w:t xml:space="preserve">3.  </w:t>
+      </w:r>
+      <w:r>
+        <w:rPr>
+          <w:sz w:val="22"/>
+          <w:szCs w:val="22"/>
+        </w:rPr>
+        <w:t xml:space="preserve">Día 2–3: micro-reporte positivo al papá (“[Nombre] participó muy bien en…”).</w:t>
+      </w:r>
+    </w:p>
+    <w:p>
+      <w:pPr>
+        <w:ind w:left="420" w:hanging="420"/>
+        <w:spacing w:after="60"/>
+      </w:pPr>
+      <w:r>
+        <w:rPr>
+          <w:b/>
+          <w:color w:val="2F5597"/>
+          <w:sz w:val="22"/>
+          <w:szCs w:val="22"/>
+        </w:rPr>
+        <w:t xml:space="preserve">4.  </w:t>
+      </w:r>
+      <w:r>
+        <w:rPr>
+          <w:sz w:val="22"/>
+          <w:szCs w:val="22"/>
+        </w:rPr>
+        <w:t xml:space="preserve">Semana 1: confirmar que entendió dinámica y resolver dudas de horario/pago.</w:t>
+      </w:r>
+    </w:p>
+    <w:p>
+      <w:pPr>
+        <w:ind w:left="420" w:hanging="420"/>
+        <w:spacing w:after="60"/>
+      </w:pPr>
+      <w:r>
+        <w:rPr>
+          <w:b/>
+          <w:color w:val="2F5597"/>
+          <w:sz w:val="22"/>
+          <w:szCs w:val="22"/>
+        </w:rPr>
+        <w:t xml:space="preserve">5.  </w:t>
+      </w:r>
+      <w:r>
+        <w:rPr>
+          <w:sz w:val="22"/>
+          <w:szCs w:val="22"/>
+        </w:rPr>
+        <w:t xml:space="preserve">Semana 2: check-in de satisfacción (detecta insatisfacción temprana).</w:t>
+      </w:r>
+    </w:p>
+    <w:p>
+      <w:pPr>
+        <w:spacing w:before="0" w:after="40"/>
+      </w:pPr>
+      <w:r>
+        <w:rPr>
+          <w:b/>
+          <w:sz w:val="21"/>
+          <w:szCs w:val="21"/>
+        </w:rPr>
+        <w:t xml:space="preserve">Mensaje(s) de ejemplo:</w:t>
+      </w:r>
+    </w:p>
+    <w:p>
+      <w:pPr>
+        <w:ind w:left="360"/>
+        <w:spacing w:before="0" w:after="60"/>
+      </w:pPr>
+      <w:r>
+        <w:rPr>
+          <w:i/>
+          <w:color w:val="404040"/>
+          <w:sz w:val="20"/>
+          <w:szCs w:val="20"/>
+        </w:rPr>
+        <w:t xml:space="preserve">“¡Bienvenido a la familia Kugelman, [Nombre]! Tu grupo es los [días] a las [hora] con el profe [X]. No necesitas libros ni libretas. Cualquier cosa, aquí estamos.”</w:t>
+      </w:r>
+    </w:p>
+    <w:p>
+      <w:pPr>
+        <w:spacing w:after="80"/>
+      </w:pPr>
+      <w:r>
+        <w:rPr>
+          <w:b/>
+          <w:color w:val="1F3864"/>
+          <w:sz w:val="22"/>
+          <w:szCs w:val="22"/>
+        </w:rPr>
+        <w:t xml:space="preserve">Responsable / recursos. </w:t>
+      </w:r>
+      <w:r>
+        <w:rPr>
+          <w:sz w:val="22"/>
+          <w:szCs w:val="22"/>
+        </w:rPr>
+        <w:t xml:space="preserve">Responsable: COORD/VENTAS (+ PROFES).</w:t>
+      </w:r>
+    </w:p>
+    <w:p>
+      <w:pPr>
+        <w:spacing w:after="80"/>
+      </w:pPr>
+      <w:r>
+        <w:rPr>
+          <w:b/>
+          <w:color w:val="1F3864"/>
+          <w:sz w:val="22"/>
+          <w:szCs w:val="22"/>
+        </w:rPr>
+        <w:t xml:space="preserve">KPI y meta. </w:t>
+      </w:r>
+      <w:r>
+        <w:rPr>
+          <w:sz w:val="22"/>
+          <w:szCs w:val="22"/>
+        </w:rPr>
+        <w:t xml:space="preserve">Retención a 60 días de los nuevos; % de nuevos con micro-reporte en la primera semana.</w:t>
+      </w:r>
+    </w:p>
+    <w:p>
+      <w:pPr>
+        <w:spacing w:after="80"/>
+      </w:pPr>
+      <w:r>
+        <w:rPr>
+          <w:b/>
+          <w:color w:val="1F3864"/>
+          <w:sz w:val="22"/>
+          <w:szCs w:val="22"/>
+        </w:rPr>
+        <w:t xml:space="preserve">Criterios de decisión. </w:t>
+      </w:r>
+      <w:r>
+        <w:rPr>
+          <w:sz w:val="22"/>
+          <w:szCs w:val="22"/>
+        </w:rPr>
+        <w:t xml:space="preserve">Éxito: retención 60 días alta → estandarizar. Ajuste: bajas tempranas → revisar las 2 primeras semanas.</w:t>
+      </w:r>
+    </w:p>
+    <w:p>
+      <w:pPr>
+        <w:spacing w:after="80"/>
+      </w:pPr>
+      <w:r>
+        <w:rPr>
+          <w:b/>
+          <w:color w:val="C00000"/>
+          <w:sz w:val="22"/>
+          <w:szCs w:val="22"/>
+        </w:rPr>
+        <w:t xml:space="preserve">Próxima acción. </w:t>
+      </w:r>
+      <w:r>
+        <w:rPr>
+          <w:sz w:val="22"/>
+          <w:szCs w:val="22"/>
+        </w:rPr>
+        <w:t xml:space="preserve">Redactar las 5 plantillas de la secuencia de onboarding.</w:t>
+      </w:r>
+    </w:p>
+    <w:p>
+      <w:pPr>
+        <w:spacing w:before="200" w:after="80"/>
+      </w:pPr>
+      <w:r>
+        <w:rPr>
+          <w:b/>
+          <w:color w:val="2F5597"/>
+          <w:sz w:val="24"/>
+          <w:szCs w:val="24"/>
+        </w:rPr>
+        <w:t xml:space="preserve">D2 · Experiencia del alumno activo   ·   [P1]</w:t>
+      </w:r>
+    </w:p>
+    <w:p>
+      <w:pPr>
+        <w:spacing w:before="0" w:after="80"/>
+      </w:pPr>
+      <w:r>
+        <w:rPr>
+          <w:i/>
+          <w:color w:val="595959"/>
+          <w:sz w:val="20"/>
+          <w:szCs w:val="20"/>
+        </w:rPr>
+        <w:t xml:space="preserve">Pilar: Fidelización · Público: alumnos mes 1–3+ y familias.</w:t>
+      </w:r>
+    </w:p>
+    <w:p>
+      <w:pPr>
+        <w:spacing w:after="80"/>
+      </w:pPr>
+      <w:r>
+        <w:rPr>
+          <w:b/>
+          <w:color w:val="1F3864"/>
+          <w:sz w:val="22"/>
+          <w:szCs w:val="22"/>
+        </w:rPr>
+        <w:t xml:space="preserve">Problema. </w:t>
+      </w:r>
+      <w:r>
+        <w:rPr>
+          <w:sz w:val="22"/>
+          <w:szCs w:val="22"/>
+        </w:rPr>
+        <w:t xml:space="preserve">Pasada la novedad, la rutina desmotiva; sin momentos ni comunicación, el alumno es vulnerable a la baja.</w:t>
+      </w:r>
+    </w:p>
+    <w:p>
+      <w:pPr>
+        <w:spacing w:before="0" w:after="40"/>
+      </w:pPr>
+      <w:r>
+        <w:rPr>
+          <w:b/>
+          <w:sz w:val="21"/>
+          <w:szCs w:val="21"/>
+        </w:rPr>
+        <w:t xml:space="preserve">Mecánica (paso a paso):</w:t>
+      </w:r>
+    </w:p>
+    <w:p>
+      <w:pPr>
+        <w:ind w:left="420" w:hanging="420"/>
+        <w:spacing w:after="60"/>
+      </w:pPr>
+      <w:r>
+        <w:rPr>
+          <w:b/>
+          <w:color w:val="2F5597"/>
+          <w:sz w:val="22"/>
+          <w:szCs w:val="22"/>
+        </w:rPr>
+        <w:t xml:space="preserve">1.  </w:t>
+      </w:r>
+      <w:r>
+        <w:rPr>
+          <w:sz w:val="22"/>
+          <w:szCs w:val="22"/>
+        </w:rPr>
+        <w:t xml:space="preserve">Comunicación mensual de avance al papá (un logro concreto).</w:t>
+      </w:r>
+    </w:p>
+    <w:p>
+      <w:pPr>
+        <w:ind w:left="420" w:hanging="420"/>
+        <w:spacing w:after="60"/>
+      </w:pPr>
+      <w:r>
+        <w:rPr>
+          <w:b/>
+          <w:color w:val="2F5597"/>
+          <w:sz w:val="22"/>
+          <w:szCs w:val="22"/>
+        </w:rPr>
+        <w:t xml:space="preserve">2.  </w:t>
+      </w:r>
+      <w:r>
+        <w:rPr>
+          <w:sz w:val="22"/>
+          <w:szCs w:val="22"/>
+        </w:rPr>
+        <w:t xml:space="preserve">1 “momento memorable” al mes (reto, proyecto con arte/ciencia/NatGeo) compartible en redes.</w:t>
+      </w:r>
+    </w:p>
+    <w:p>
+      <w:pPr>
+        <w:ind w:left="420" w:hanging="420"/>
+        <w:spacing w:after="60"/>
+      </w:pPr>
+      <w:r>
+        <w:rPr>
+          <w:b/>
+          <w:color w:val="2F5597"/>
+          <w:sz w:val="22"/>
+          <w:szCs w:val="22"/>
+        </w:rPr>
+        <w:t xml:space="preserve">3.  </w:t>
+      </w:r>
+      <w:r>
+        <w:rPr>
+          <w:sz w:val="22"/>
+          <w:szCs w:val="22"/>
+        </w:rPr>
+        <w:t xml:space="preserve">Reconocimiento (“alumno del mes”, diploma simbólico).</w:t>
+      </w:r>
+    </w:p>
+    <w:p>
+      <w:pPr>
+        <w:ind w:left="420" w:hanging="420"/>
+        <w:spacing w:after="60"/>
+      </w:pPr>
+      <w:r>
+        <w:rPr>
+          <w:b/>
+          <w:color w:val="2F5597"/>
+          <w:sz w:val="22"/>
+          <w:szCs w:val="22"/>
+        </w:rPr>
+        <w:t xml:space="preserve">4.  </w:t>
+      </w:r>
+      <w:r>
+        <w:rPr>
+          <w:sz w:val="22"/>
+          <w:szCs w:val="22"/>
+        </w:rPr>
+        <w:t xml:space="preserve">Mantener a los papás informados sin saturar.</w:t>
+      </w:r>
+    </w:p>
+    <w:p>
+      <w:pPr>
+        <w:spacing w:after="80"/>
+      </w:pPr>
+      <w:r>
+        <w:rPr>
+          <w:b/>
+          <w:color w:val="1F3864"/>
+          <w:sz w:val="22"/>
+          <w:szCs w:val="22"/>
+        </w:rPr>
+        <w:t xml:space="preserve">Responsable / recursos. </w:t>
+      </w:r>
+      <w:r>
+        <w:rPr>
+          <w:sz w:val="22"/>
+          <w:szCs w:val="22"/>
+        </w:rPr>
+        <w:t xml:space="preserve">Responsable: COORD/PROFES (+ MKT captura contenido).</w:t>
+      </w:r>
+    </w:p>
+    <w:p>
+      <w:pPr>
+        <w:spacing w:after="80"/>
+      </w:pPr>
+      <w:r>
+        <w:rPr>
+          <w:b/>
+          <w:color w:val="1F3864"/>
+          <w:sz w:val="22"/>
+          <w:szCs w:val="22"/>
+        </w:rPr>
+        <w:t xml:space="preserve">KPI y meta. </w:t>
+      </w:r>
+      <w:r>
+        <w:rPr>
+          <w:sz w:val="22"/>
+          <w:szCs w:val="22"/>
+        </w:rPr>
+        <w:t xml:space="preserve">Permanencia promedio (subir); asistencia y participación; contenido generado por familias.</w:t>
+      </w:r>
+    </w:p>
+    <w:p>
+      <w:pPr>
+        <w:spacing w:after="80"/>
+      </w:pPr>
+      <w:r>
+        <w:rPr>
+          <w:b/>
+          <w:color w:val="1F3864"/>
+          <w:sz w:val="22"/>
+          <w:szCs w:val="22"/>
+        </w:rPr>
+        <w:t xml:space="preserve">Criterios de decisión. </w:t>
+      </w:r>
+      <w:r>
+        <w:rPr>
+          <w:sz w:val="22"/>
+          <w:szCs w:val="22"/>
+        </w:rPr>
+        <w:t xml:space="preserve">Éxito: permanencia sube → replicar momentos que gustaron. Ajuste: asistencia baja en un grupo → revisar dinámica/horario.</w:t>
+      </w:r>
+    </w:p>
+    <w:p>
+      <w:pPr>
+        <w:spacing w:after="80"/>
+      </w:pPr>
+      <w:r>
+        <w:rPr>
+          <w:b/>
+          <w:color w:val="C00000"/>
+          <w:sz w:val="22"/>
+          <w:szCs w:val="22"/>
+        </w:rPr>
+        <w:t xml:space="preserve">Próxima acción. </w:t>
+      </w:r>
+      <w:r>
+        <w:rPr>
+          <w:sz w:val="22"/>
+          <w:szCs w:val="22"/>
+        </w:rPr>
+        <w:t xml:space="preserve">Definir el calendario de “momentos memorables” y la nota mensual de avance.</w:t>
+      </w:r>
+    </w:p>
+    <w:p>
+      <w:pPr>
+        <w:spacing w:before="200" w:after="80"/>
+      </w:pPr>
+      <w:r>
+        <w:rPr>
+          <w:b/>
+          <w:color w:val="2F5597"/>
+          <w:sz w:val="24"/>
+          <w:szCs w:val="24"/>
+        </w:rPr>
+        <w:t xml:space="preserve">D3 · Sistema de alertas de abandono (alumno en riesgo)   ·   [P0]</w:t>
+      </w:r>
+    </w:p>
+    <w:p>
+      <w:pPr>
+        <w:spacing w:before="0" w:after="80"/>
+      </w:pPr>
+      <w:r>
+        <w:rPr>
+          <w:i/>
+          <w:color w:val="595959"/>
+          <w:sz w:val="20"/>
+          <w:szCs w:val="20"/>
+        </w:rPr>
+        <w:t xml:space="preserve">Pilar: Retención · Público: alumnos con señales de riesgo.</w:t>
+      </w:r>
+    </w:p>
+    <w:p>
+      <w:pPr>
+        <w:spacing w:after="80"/>
+      </w:pPr>
+      <w:r>
+        <w:rPr>
+          <w:b/>
+          <w:color w:val="1F3864"/>
+          <w:sz w:val="22"/>
+          <w:szCs w:val="22"/>
+        </w:rPr>
+        <w:t xml:space="preserve">Problema. </w:t>
+      </w:r>
+      <w:r>
+        <w:rPr>
+          <w:sz w:val="22"/>
+          <w:szCs w:val="22"/>
+        </w:rPr>
+        <w:t xml:space="preserve">Hoy nos enteramos de la baja cuando ya ocurrió. Hay que detectar el riesgo antes.</w:t>
+      </w:r>
+    </w:p>
+    <w:p>
+      <w:pPr>
+        <w:spacing w:after="80"/>
+      </w:pPr>
+      <w:r>
+        <w:rPr>
+          <w:b/>
+          <w:color w:val="1F3864"/>
+          <w:sz w:val="22"/>
+          <w:szCs w:val="22"/>
+        </w:rPr>
+        <w:t xml:space="preserve">Insight. </w:t>
+      </w:r>
+      <w:r>
+        <w:rPr>
+          <w:sz w:val="22"/>
+          <w:szCs w:val="22"/>
+        </w:rPr>
+        <w:t xml:space="preserve">El abandono avisa: faltas, pagos que se retrasan, quejas, desconexión. Un sistema señal→acción recupera alumnos.</w:t>
+      </w:r>
+    </w:p>
+    <w:p>
+      <w:pPr>
+        <w:spacing w:before="0" w:after="40"/>
+      </w:pPr>
+      <w:r>
+        <w:rPr>
+          <w:b/>
+          <w:sz w:val="21"/>
+          <w:szCs w:val="21"/>
+        </w:rPr>
+        <w:t xml:space="preserve">Mecánica (paso a paso):</w:t>
+      </w:r>
+    </w:p>
+    <w:p>
+      <w:pPr>
+        <w:ind w:left="420" w:hanging="420"/>
+        <w:spacing w:after="60"/>
+      </w:pPr>
+      <w:r>
+        <w:rPr>
+          <w:b/>
+          <w:color w:val="2F5597"/>
+          <w:sz w:val="22"/>
+          <w:szCs w:val="22"/>
+        </w:rPr>
+        <w:t xml:space="preserve">1.  </w:t>
+      </w:r>
+      <w:r>
+        <w:rPr>
+          <w:sz w:val="22"/>
+          <w:szCs w:val="22"/>
+        </w:rPr>
+        <w:t xml:space="preserve">El profe reporta señales cada semana (2 min).</w:t>
+      </w:r>
+    </w:p>
+    <w:p>
+      <w:pPr>
+        <w:ind w:left="420" w:hanging="420"/>
+        <w:spacing w:after="60"/>
+      </w:pPr>
+      <w:r>
+        <w:rPr>
+          <w:b/>
+          <w:color w:val="2F5597"/>
+          <w:sz w:val="22"/>
+          <w:szCs w:val="22"/>
+        </w:rPr>
+        <w:t xml:space="preserve">2.  </w:t>
+      </w:r>
+      <w:r>
+        <w:rPr>
+          <w:sz w:val="22"/>
+          <w:szCs w:val="22"/>
+        </w:rPr>
+        <w:t xml:space="preserve">COORD revisa asistencia y pagos; cada 🔴 dispara acción el mismo día.</w:t>
+      </w:r>
+    </w:p>
+    <w:p>
+      <w:pPr>
+        <w:ind w:left="420" w:hanging="420"/>
+        <w:spacing w:after="60"/>
+      </w:pPr>
+      <w:r>
+        <w:rPr>
+          <w:b/>
+          <w:color w:val="2F5597"/>
+          <w:sz w:val="22"/>
+          <w:szCs w:val="22"/>
+        </w:rPr>
+        <w:t xml:space="preserve">3.  </w:t>
+      </w:r>
+      <w:r>
+        <w:rPr>
+          <w:sz w:val="22"/>
+          <w:szCs w:val="22"/>
+        </w:rPr>
+        <w:t xml:space="preserve">Se registra en la hoja de alumnos en riesgo.</w:t>
+      </w:r>
+    </w:p>
+    <w:tbl>
+      <w:tblPr>
+        <w:tblW w:w="5000" w:type="pct"/>
+        <w:tblBorders>
+          <w:top w:val="single" w:sz="4" w:color="BFBFBF"/>
+          <w:left w:val="single" w:sz="4" w:color="BFBFBF"/>
+          <w:bottom w:val="single" w:sz="4" w:color="BFBFBF"/>
+          <w:right w:val="single" w:sz="4" w:color="BFBFBF"/>
+          <w:insideH w:val="single" w:sz="4" w:color="BFBFBF"/>
+          <w:insideV w:val="single" w:sz="4" w:color="BFBFBF"/>
+        </w:tblBorders>
+        <w:tblLook w:firstRow="1"/>
+      </w:tblPr>
+      <w:tblGrid>
+        <w:gridCol w:w="3556"/>
+        <w:gridCol w:w="1310"/>
+        <w:gridCol w:w="4492"/>
+        <w:gridCol w:w="1684"/>
+      </w:tblGrid>
+      <w:tr>
+        <w:tc>
+          <w:tcPr>
+            <w:tcW w:w="1900" w:type="pct"/>
+            <w:shd w:val="clear" w:fill="2F5597"/>
+            <w:tcMar>
+              <w:top w:w="40"/>
+              <w:bottom w:w="40"/>
+              <w:left w:w="80"/>
+              <w:right w:w="80"/>
+            </w:tcMar>
+          </w:tcPr>
+          <w:p>
+            <w:pPr>
+              <w:spacing w:after="20"/>
+            </w:pPr>
+            <w:r>
+              <w:rPr>
+                <w:b/>
+                <w:color w:val="FFFFFF"/>
+                <w:sz w:val="20"/>
+                <w:szCs w:val="20"/>
+              </w:rPr>
+              <w:t xml:space="preserve">Señal</w:t>
+            </w:r>
+          </w:p>
+        </w:tc>
+        <w:tc>
+          <w:tcPr>
+            <w:tcW w:w="700" w:type="pct"/>
+            <w:shd w:val="clear" w:fill="2F5597"/>
+            <w:tcMar>
+              <w:top w:w="40"/>
+              <w:bottom w:w="40"/>
+              <w:left w:w="80"/>
+              <w:right w:w="80"/>
+            </w:tcMar>
+          </w:tcPr>
+          <w:p>
+            <w:pPr>
+              <w:spacing w:after="20"/>
+            </w:pPr>
+            <w:r>
+              <w:rPr>
+                <w:b/>
+                <w:color w:val="FFFFFF"/>
+                <w:sz w:val="20"/>
+                <w:szCs w:val="20"/>
+              </w:rPr>
+              <w:t xml:space="preserve">Nivel</w:t>
+            </w:r>
+          </w:p>
+        </w:tc>
+        <w:tc>
+          <w:tcPr>
+            <w:tcW w:w="2400" w:type="pct"/>
+            <w:shd w:val="clear" w:fill="2F5597"/>
+            <w:tcMar>
+              <w:top w:w="40"/>
+              <w:bottom w:w="40"/>
+              <w:left w:w="80"/>
+              <w:right w:w="80"/>
+            </w:tcMar>
+          </w:tcPr>
+          <w:p>
+            <w:pPr>
+              <w:spacing w:after="20"/>
+            </w:pPr>
+            <w:r>
+              <w:rPr>
+                <w:b/>
+                <w:color w:val="FFFFFF"/>
+                <w:sz w:val="20"/>
+                <w:szCs w:val="20"/>
+              </w:rPr>
+              <w:t xml:space="preserve">Acción</w:t>
+            </w:r>
+          </w:p>
+        </w:tc>
+        <w:tc>
+          <w:tcPr>
+            <w:tcW w:w="900" w:type="pct"/>
+            <w:shd w:val="clear" w:fill="2F5597"/>
+            <w:tcMar>
+              <w:top w:w="40"/>
+              <w:bottom w:w="40"/>
+              <w:left w:w="80"/>
+              <w:right w:w="80"/>
+            </w:tcMar>
+          </w:tcPr>
+          <w:p>
+            <w:pPr>
+              <w:spacing w:after="20"/>
+            </w:pPr>
+            <w:r>
+              <w:rPr>
+                <w:b/>
+                <w:color w:val="FFFFFF"/>
+                <w:sz w:val="20"/>
+                <w:szCs w:val="20"/>
+              </w:rPr>
+              <w:t xml:space="preserve">Plazo</w:t>
+            </w:r>
+          </w:p>
+        </w:tc>
+      </w:tr>
+      <w:tr>
+        <w:tc>
+          <w:tcPr>
+            <w:tcW w:w="1900" w:type="pct"/>
+            <w:shd w:val="clear" w:fill="EAF1F8"/>
+            <w:tcMar>
+              <w:top w:w="40"/>
+              <w:bottom w:w="40"/>
+              <w:left w:w="80"/>
+              <w:right w:w="80"/>
+            </w:tcMar>
+          </w:tcPr>
+          <w:p>
+            <w:pPr>
+              <w:spacing w:after="20"/>
+            </w:pPr>
+            <w:r>
+              <w:rPr>
+                <w:b/>
+                <w:sz w:val="20"/>
+                <w:szCs w:val="20"/>
+              </w:rPr>
+              <w:t xml:space="preserve">2 faltas seguidas</w:t>
+            </w:r>
+          </w:p>
+        </w:tc>
+        <w:tc>
+          <w:tcPr>
+            <w:tcW w:w="700" w:type="pct"/>
+            <w:tcMar>
+              <w:top w:w="40"/>
+              <w:bottom w:w="40"/>
+              <w:left w:w="80"/>
+              <w:right w:w="80"/>
+            </w:tcMar>
+          </w:tcPr>
+          <w:p>
+            <w:pPr>
+              <w:spacing w:after="20"/>
+            </w:pPr>
+            <w:r>
+              <w:rPr>
+                <w:sz w:val="20"/>
+                <w:szCs w:val="20"/>
+              </w:rPr>
+              <w:t xml:space="preserve">🟡</w:t>
+            </w:r>
+          </w:p>
+        </w:tc>
+        <w:tc>
+          <w:tcPr>
+            <w:tcW w:w="2400" w:type="pct"/>
+            <w:tcMar>
+              <w:top w:w="40"/>
+              <w:bottom w:w="40"/>
+              <w:left w:w="80"/>
+              <w:right w:w="80"/>
+            </w:tcMar>
+          </w:tcPr>
+          <w:p>
+            <w:pPr>
+              <w:spacing w:after="20"/>
+            </w:pPr>
+            <w:r>
+              <w:rPr>
+                <w:sz w:val="20"/>
+                <w:szCs w:val="20"/>
+              </w:rPr>
+              <w:t xml:space="preserve">“Te extrañamos, ¿todo bien con el horario?”</w:t>
+            </w:r>
+          </w:p>
+        </w:tc>
+        <w:tc>
+          <w:tcPr>
+            <w:tcW w:w="900" w:type="pct"/>
+            <w:tcMar>
+              <w:top w:w="40"/>
+              <w:bottom w:w="40"/>
+              <w:left w:w="80"/>
+              <w:right w:w="80"/>
+            </w:tcMar>
+          </w:tcPr>
+          <w:p>
+            <w:pPr>
+              <w:spacing w:after="20"/>
+            </w:pPr>
+            <w:r>
+              <w:rPr>
+                <w:sz w:val="20"/>
+                <w:szCs w:val="20"/>
+              </w:rPr>
+              <w:t xml:space="preserve">24–48 h</w:t>
+            </w:r>
+          </w:p>
+        </w:tc>
+      </w:tr>
+      <w:tr>
+        <w:tc>
+          <w:tcPr>
+            <w:tcW w:w="1900" w:type="pct"/>
+            <w:shd w:val="clear" w:fill="EAF1F8"/>
+            <w:tcMar>
+              <w:top w:w="40"/>
+              <w:bottom w:w="40"/>
+              <w:left w:w="80"/>
+              <w:right w:w="80"/>
+            </w:tcMar>
+          </w:tcPr>
+          <w:p>
+            <w:pPr>
+              <w:spacing w:after="20"/>
+            </w:pPr>
+            <w:r>
+              <w:rPr>
+                <w:b/>
+                <w:sz w:val="20"/>
+                <w:szCs w:val="20"/>
+              </w:rPr>
+              <w:t xml:space="preserve">Pago &gt; 5 días tarde</w:t>
+            </w:r>
+          </w:p>
+        </w:tc>
+        <w:tc>
+          <w:tcPr>
+            <w:tcW w:w="700" w:type="pct"/>
+            <w:tcMar>
+              <w:top w:w="40"/>
+              <w:bottom w:w="40"/>
+              <w:left w:w="80"/>
+              <w:right w:w="80"/>
+            </w:tcMar>
+          </w:tcPr>
+          <w:p>
+            <w:pPr>
+              <w:spacing w:after="20"/>
+            </w:pPr>
+            <w:r>
+              <w:rPr>
+                <w:sz w:val="20"/>
+                <w:szCs w:val="20"/>
+              </w:rPr>
+              <w:t xml:space="preserve">🟡</w:t>
+            </w:r>
+          </w:p>
+        </w:tc>
+        <w:tc>
+          <w:tcPr>
+            <w:tcW w:w="2400" w:type="pct"/>
+            <w:tcMar>
+              <w:top w:w="40"/>
+              <w:bottom w:w="40"/>
+              <w:left w:w="80"/>
+              <w:right w:w="80"/>
+            </w:tcMar>
+          </w:tcPr>
+          <w:p>
+            <w:pPr>
+              <w:spacing w:after="20"/>
+            </w:pPr>
+            <w:r>
+              <w:rPr>
+                <w:sz w:val="20"/>
+                <w:szCs w:val="20"/>
+              </w:rPr>
+              <w:t xml:space="preserve">Recordatorio amable + facilidad</w:t>
+            </w:r>
+          </w:p>
+        </w:tc>
+        <w:tc>
+          <w:tcPr>
+            <w:tcW w:w="900" w:type="pct"/>
+            <w:tcMar>
+              <w:top w:w="40"/>
+              <w:bottom w:w="40"/>
+              <w:left w:w="80"/>
+              <w:right w:w="80"/>
+            </w:tcMar>
+          </w:tcPr>
+          <w:p>
+            <w:pPr>
+              <w:spacing w:after="20"/>
+            </w:pPr>
+            <w:r>
+              <w:rPr>
+                <w:sz w:val="20"/>
+                <w:szCs w:val="20"/>
+              </w:rPr>
+              <w:t xml:space="preserve">al día 5</w:t>
+            </w:r>
+          </w:p>
+        </w:tc>
+      </w:tr>
+      <w:tr>
+        <w:tc>
+          <w:tcPr>
+            <w:tcW w:w="1900" w:type="pct"/>
+            <w:shd w:val="clear" w:fill="EAF1F8"/>
+            <w:tcMar>
+              <w:top w:w="40"/>
+              <w:bottom w:w="40"/>
+              <w:left w:w="80"/>
+              <w:right w:w="80"/>
+            </w:tcMar>
+          </w:tcPr>
+          <w:p>
+            <w:pPr>
+              <w:spacing w:after="20"/>
+            </w:pPr>
+            <w:r>
+              <w:rPr>
+                <w:b/>
+                <w:sz w:val="20"/>
+                <w:szCs w:val="20"/>
+              </w:rPr>
+              <w:t xml:space="preserve">Queja/comentario negativo</w:t>
+            </w:r>
+          </w:p>
+        </w:tc>
+        <w:tc>
+          <w:tcPr>
+            <w:tcW w:w="700" w:type="pct"/>
+            <w:tcMar>
+              <w:top w:w="40"/>
+              <w:bottom w:w="40"/>
+              <w:left w:w="80"/>
+              <w:right w:w="80"/>
+            </w:tcMar>
+          </w:tcPr>
+          <w:p>
+            <w:pPr>
+              <w:spacing w:after="20"/>
+            </w:pPr>
+            <w:r>
+              <w:rPr>
+                <w:sz w:val="20"/>
+                <w:szCs w:val="20"/>
+              </w:rPr>
+              <w:t xml:space="preserve">🔴</w:t>
+            </w:r>
+          </w:p>
+        </w:tc>
+        <w:tc>
+          <w:tcPr>
+            <w:tcW w:w="2400" w:type="pct"/>
+            <w:tcMar>
+              <w:top w:w="40"/>
+              <w:bottom w:w="40"/>
+              <w:left w:w="80"/>
+              <w:right w:w="80"/>
+            </w:tcMar>
+          </w:tcPr>
+          <w:p>
+            <w:pPr>
+              <w:spacing w:after="20"/>
+            </w:pPr>
+            <w:r>
+              <w:rPr>
+                <w:sz w:val="20"/>
+                <w:szCs w:val="20"/>
+              </w:rPr>
+              <w:t xml:space="preserve">Charla personal, resolver + seguir</w:t>
+            </w:r>
+          </w:p>
+        </w:tc>
+        <w:tc>
+          <w:tcPr>
+            <w:tcW w:w="900" w:type="pct"/>
+            <w:tcMar>
+              <w:top w:w="40"/>
+              <w:bottom w:w="40"/>
+              <w:left w:w="80"/>
+              <w:right w:w="80"/>
+            </w:tcMar>
+          </w:tcPr>
+          <w:p>
+            <w:pPr>
+              <w:spacing w:after="20"/>
+            </w:pPr>
+            <w:r>
+              <w:rPr>
+                <w:sz w:val="20"/>
+                <w:szCs w:val="20"/>
+              </w:rPr>
+              <w:t xml:space="preserve">mismo día</w:t>
+            </w:r>
+          </w:p>
+        </w:tc>
+      </w:tr>
+      <w:tr>
+        <w:tc>
+          <w:tcPr>
+            <w:tcW w:w="1900" w:type="pct"/>
+            <w:shd w:val="clear" w:fill="EAF1F8"/>
+            <w:tcMar>
+              <w:top w:w="40"/>
+              <w:bottom w:w="40"/>
+              <w:left w:w="80"/>
+              <w:right w:w="80"/>
+            </w:tcMar>
+          </w:tcPr>
+          <w:p>
+            <w:pPr>
+              <w:spacing w:after="20"/>
+            </w:pPr>
+            <w:r>
+              <w:rPr>
+                <w:b/>
+                <w:sz w:val="20"/>
+                <w:szCs w:val="20"/>
+              </w:rPr>
+              <w:t xml:space="preserve">Baja participación</w:t>
+            </w:r>
+          </w:p>
+        </w:tc>
+        <w:tc>
+          <w:tcPr>
+            <w:tcW w:w="700" w:type="pct"/>
+            <w:tcMar>
+              <w:top w:w="40"/>
+              <w:bottom w:w="40"/>
+              <w:left w:w="80"/>
+              <w:right w:w="80"/>
+            </w:tcMar>
+          </w:tcPr>
+          <w:p>
+            <w:pPr>
+              <w:spacing w:after="20"/>
+            </w:pPr>
+            <w:r>
+              <w:rPr>
+                <w:sz w:val="20"/>
+                <w:szCs w:val="20"/>
+              </w:rPr>
+              <w:t xml:space="preserve">🟡</w:t>
+            </w:r>
+          </w:p>
+        </w:tc>
+        <w:tc>
+          <w:tcPr>
+            <w:tcW w:w="2400" w:type="pct"/>
+            <w:tcMar>
+              <w:top w:w="40"/>
+              <w:bottom w:w="40"/>
+              <w:left w:w="80"/>
+              <w:right w:w="80"/>
+            </w:tcMar>
+          </w:tcPr>
+          <w:p>
+            <w:pPr>
+              <w:spacing w:after="20"/>
+            </w:pPr>
+            <w:r>
+              <w:rPr>
+                <w:sz w:val="20"/>
+                <w:szCs w:val="20"/>
+              </w:rPr>
+              <w:t xml:space="preserve">Ajuste de dinámica + charla con papá</w:t>
+            </w:r>
+          </w:p>
+        </w:tc>
+        <w:tc>
+          <w:tcPr>
+            <w:tcW w:w="900" w:type="pct"/>
+            <w:tcMar>
+              <w:top w:w="40"/>
+              <w:bottom w:w="40"/>
+              <w:left w:w="80"/>
+              <w:right w:w="80"/>
+            </w:tcMar>
+          </w:tcPr>
+          <w:p>
+            <w:pPr>
+              <w:spacing w:after="20"/>
+            </w:pPr>
+            <w:r>
+              <w:rPr>
+                <w:sz w:val="20"/>
+                <w:szCs w:val="20"/>
+              </w:rPr>
+              <w:t xml:space="preserve">esa semana</w:t>
+            </w:r>
+          </w:p>
+        </w:tc>
+      </w:tr>
+      <w:tr>
+        <w:tc>
+          <w:tcPr>
+            <w:tcW w:w="1900" w:type="pct"/>
+            <w:shd w:val="clear" w:fill="EAF1F8"/>
+            <w:tcMar>
+              <w:top w:w="40"/>
+              <w:bottom w:w="40"/>
+              <w:left w:w="80"/>
+              <w:right w:w="80"/>
+            </w:tcMar>
+          </w:tcPr>
+          <w:p>
+            <w:pPr>
+              <w:spacing w:after="20"/>
+            </w:pPr>
+            <w:r>
+              <w:rPr>
+                <w:b/>
+                <w:sz w:val="20"/>
+                <w:szCs w:val="20"/>
+              </w:rPr>
+              <w:t xml:space="preserve">“Pienso darme de baja”</w:t>
+            </w:r>
+          </w:p>
+        </w:tc>
+        <w:tc>
+          <w:tcPr>
+            <w:tcW w:w="700" w:type="pct"/>
+            <w:tcMar>
+              <w:top w:w="40"/>
+              <w:bottom w:w="40"/>
+              <w:left w:w="80"/>
+              <w:right w:w="80"/>
+            </w:tcMar>
+          </w:tcPr>
+          <w:p>
+            <w:pPr>
+              <w:spacing w:after="20"/>
+            </w:pPr>
+            <w:r>
+              <w:rPr>
+                <w:sz w:val="20"/>
+                <w:szCs w:val="20"/>
+              </w:rPr>
+              <w:t xml:space="preserve">🔴</w:t>
+            </w:r>
+          </w:p>
+        </w:tc>
+        <w:tc>
+          <w:tcPr>
+            <w:tcW w:w="2400" w:type="pct"/>
+            <w:tcMar>
+              <w:top w:w="40"/>
+              <w:bottom w:w="40"/>
+              <w:left w:w="80"/>
+              <w:right w:w="80"/>
+            </w:tcMar>
+          </w:tcPr>
+          <w:p>
+            <w:pPr>
+              <w:spacing w:after="20"/>
+            </w:pPr>
+            <w:r>
+              <w:rPr>
+                <w:sz w:val="20"/>
+                <w:szCs w:val="20"/>
+              </w:rPr>
+              <w:t xml:space="preserve">Retención inmediata: motivo + solución</w:t>
+            </w:r>
+          </w:p>
+        </w:tc>
+        <w:tc>
+          <w:tcPr>
+            <w:tcW w:w="900" w:type="pct"/>
+            <w:tcMar>
+              <w:top w:w="40"/>
+              <w:bottom w:w="40"/>
+              <w:left w:w="80"/>
+              <w:right w:w="80"/>
+            </w:tcMar>
+          </w:tcPr>
+          <w:p>
+            <w:pPr>
+              <w:spacing w:after="20"/>
+            </w:pPr>
+            <w:r>
+              <w:rPr>
+                <w:sz w:val="20"/>
+                <w:szCs w:val="20"/>
+              </w:rPr>
+              <w:t xml:space="preserve">mismo día</w:t>
+            </w:r>
+          </w:p>
+        </w:tc>
+      </w:tr>
+      <w:tr>
+        <w:tc>
+          <w:tcPr>
+            <w:tcW w:w="1900" w:type="pct"/>
+            <w:shd w:val="clear" w:fill="EAF1F8"/>
+            <w:tcMar>
+              <w:top w:w="40"/>
+              <w:bottom w:w="40"/>
+              <w:left w:w="80"/>
+              <w:right w:w="80"/>
+            </w:tcMar>
+          </w:tcPr>
+          <w:p>
+            <w:pPr>
+              <w:spacing w:after="20"/>
+            </w:pPr>
+            <w:r>
+              <w:rPr>
+                <w:b/>
+                <w:sz w:val="20"/>
+                <w:szCs w:val="20"/>
+              </w:rPr>
+              <w:t xml:space="preserve">3+ semanas sin asistir</w:t>
+            </w:r>
+          </w:p>
+        </w:tc>
+        <w:tc>
+          <w:tcPr>
+            <w:tcW w:w="700" w:type="pct"/>
+            <w:tcMar>
+              <w:top w:w="40"/>
+              <w:bottom w:w="40"/>
+              <w:left w:w="80"/>
+              <w:right w:w="80"/>
+            </w:tcMar>
+          </w:tcPr>
+          <w:p>
+            <w:pPr>
+              <w:spacing w:after="20"/>
+            </w:pPr>
+            <w:r>
+              <w:rPr>
+                <w:sz w:val="20"/>
+                <w:szCs w:val="20"/>
+              </w:rPr>
+              <w:t xml:space="preserve">🔴</w:t>
+            </w:r>
+          </w:p>
+        </w:tc>
+        <w:tc>
+          <w:tcPr>
+            <w:tcW w:w="2400" w:type="pct"/>
+            <w:tcMar>
+              <w:top w:w="40"/>
+              <w:bottom w:w="40"/>
+              <w:left w:w="80"/>
+              <w:right w:w="80"/>
+            </w:tcMar>
+          </w:tcPr>
+          <w:p>
+            <w:pPr>
+              <w:spacing w:after="20"/>
+            </w:pPr>
+            <w:r>
+              <w:rPr>
+                <w:sz w:val="20"/>
+                <w:szCs w:val="20"/>
+              </w:rPr>
+              <w:t xml:space="preserve">Plan de recuperación o pase a D4</w:t>
+            </w:r>
+          </w:p>
+        </w:tc>
+        <w:tc>
+          <w:tcPr>
+            <w:tcW w:w="900" w:type="pct"/>
+            <w:tcMar>
+              <w:top w:w="40"/>
+              <w:bottom w:w="40"/>
+              <w:left w:w="80"/>
+              <w:right w:w="80"/>
+            </w:tcMar>
+          </w:tcPr>
+          <w:p>
+            <w:pPr>
+              <w:spacing w:after="20"/>
+            </w:pPr>
+            <w:r>
+              <w:rPr>
+                <w:sz w:val="20"/>
+                <w:szCs w:val="20"/>
+              </w:rPr>
+              <w:t xml:space="preserve">inmediato</w:t>
+            </w:r>
+          </w:p>
+        </w:tc>
+      </w:tr>
+    </w:tbl>
+    <w:p>
+      <w:pPr>
+        <w:spacing w:after="80"/>
+      </w:pPr>
+    </w:p>
+    <w:p>
+      <w:pPr>
+        <w:spacing w:after="80"/>
+      </w:pPr>
+      <w:r>
+        <w:rPr>
+          <w:b/>
+          <w:color w:val="1F3864"/>
+          <w:sz w:val="22"/>
+          <w:szCs w:val="22"/>
+        </w:rPr>
+        <w:t xml:space="preserve">Responsable / recursos. </w:t>
+      </w:r>
+      <w:r>
+        <w:rPr>
+          <w:sz w:val="22"/>
+          <w:szCs w:val="22"/>
+        </w:rPr>
+        <w:t xml:space="preserve">Responsable: COORD (+ PROFES, VENTAS, DIR).</w:t>
+      </w:r>
+    </w:p>
+    <w:p>
+      <w:pPr>
+        <w:spacing w:after="80"/>
+      </w:pPr>
+      <w:r>
+        <w:rPr>
+          <w:b/>
+          <w:color w:val="1F3864"/>
+          <w:sz w:val="22"/>
+          <w:szCs w:val="22"/>
+        </w:rPr>
+        <w:t xml:space="preserve">KPI y meta. </w:t>
+      </w:r>
+      <w:r>
+        <w:rPr>
+          <w:sz w:val="22"/>
+          <w:szCs w:val="22"/>
+        </w:rPr>
+        <w:t xml:space="preserve">% de alumnos en riesgo recuperados; churn mensual (bajar).</w:t>
+      </w:r>
+    </w:p>
+    <w:p>
+      <w:pPr>
+        <w:spacing w:after="80"/>
+      </w:pPr>
+      <w:r>
+        <w:rPr>
+          <w:b/>
+          <w:color w:val="1F3864"/>
+          <w:sz w:val="22"/>
+          <w:szCs w:val="22"/>
+        </w:rPr>
+        <w:t xml:space="preserve">Criterios de decisión. </w:t>
+      </w:r>
+      <w:r>
+        <w:rPr>
+          <w:sz w:val="22"/>
+          <w:szCs w:val="22"/>
+        </w:rPr>
+        <w:t xml:space="preserve">Éxito: recuperamos la mayoría de 🟡 → documentar. Ajuste: si un motivo se repite (ej. horario), atacar causa raíz.</w:t>
+      </w:r>
+    </w:p>
+    <w:p>
+      <w:pPr>
+        <w:spacing w:after="80"/>
+      </w:pPr>
+      <w:r>
+        <w:rPr>
+          <w:b/>
+          <w:color w:val="C00000"/>
+          <w:sz w:val="22"/>
+          <w:szCs w:val="22"/>
+        </w:rPr>
+        <w:t xml:space="preserve">Próxima acción. </w:t>
+      </w:r>
+      <w:r>
+        <w:rPr>
+          <w:sz w:val="22"/>
+          <w:szCs w:val="22"/>
+        </w:rPr>
+        <w:t xml:space="preserve">Montar la hoja de “alumnos en riesgo” y acordar el reporte semanal del profe.</w:t>
+      </w:r>
+    </w:p>
+    <w:p>
+      <w:pPr>
+        <w:spacing w:before="200" w:after="80"/>
+      </w:pPr>
+      <w:r>
+        <w:rPr>
+          <w:b/>
+          <w:color w:val="2F5597"/>
+          <w:sz w:val="24"/>
+          <w:szCs w:val="24"/>
+        </w:rPr>
+        <w:t xml:space="preserve">D4 · Recuperación de bajas   ·   [P1]</w:t>
+      </w:r>
+    </w:p>
+    <w:p>
+      <w:pPr>
+        <w:spacing w:before="0" w:after="80"/>
+      </w:pPr>
+      <w:r>
+        <w:rPr>
+          <w:i/>
+          <w:color w:val="595959"/>
+          <w:sz w:val="20"/>
+          <w:szCs w:val="20"/>
+        </w:rPr>
+        <w:t xml:space="preserve">Pilar: Reactivación · Público: alumnos que ya se dieron de baja.</w:t>
+      </w:r>
+    </w:p>
+    <w:p>
+      <w:pPr>
+        <w:spacing w:after="80"/>
+      </w:pPr>
+      <w:r>
+        <w:rPr>
+          <w:b/>
+          <w:color w:val="1F3864"/>
+          <w:sz w:val="22"/>
+          <w:szCs w:val="22"/>
+        </w:rPr>
+        <w:t xml:space="preserve">Problema. </w:t>
+      </w:r>
+      <w:r>
+        <w:rPr>
+          <w:sz w:val="22"/>
+          <w:szCs w:val="22"/>
+        </w:rPr>
+        <w:t xml:space="preserve">Una baja no siempre es definitiva (dinero, horario, mal momento). Sin seguimiento se pierden para siempre.</w:t>
+      </w:r>
+    </w:p>
+    <w:p>
+      <w:pPr>
+        <w:spacing w:before="0" w:after="40"/>
+      </w:pPr>
+      <w:r>
+        <w:rPr>
+          <w:b/>
+          <w:sz w:val="21"/>
+          <w:szCs w:val="21"/>
+        </w:rPr>
+        <w:t xml:space="preserve">Mecánica (paso a paso):</w:t>
+      </w:r>
+    </w:p>
+    <w:p>
+      <w:pPr>
+        <w:ind w:left="420" w:hanging="420"/>
+        <w:spacing w:after="60"/>
+      </w:pPr>
+      <w:r>
+        <w:rPr>
+          <w:b/>
+          <w:color w:val="2F5597"/>
+          <w:sz w:val="22"/>
+          <w:szCs w:val="22"/>
+        </w:rPr>
+        <w:t xml:space="preserve">1.  </w:t>
+      </w:r>
+      <w:r>
+        <w:rPr>
+          <w:sz w:val="22"/>
+          <w:szCs w:val="22"/>
+        </w:rPr>
+        <w:t xml:space="preserve">Registrar cada baja con su motivo (pestaña 4).</w:t>
+      </w:r>
+    </w:p>
+    <w:p>
+      <w:pPr>
+        <w:ind w:left="420" w:hanging="420"/>
+        <w:spacing w:after="60"/>
+      </w:pPr>
+      <w:r>
+        <w:rPr>
+          <w:b/>
+          <w:color w:val="2F5597"/>
+          <w:sz w:val="22"/>
+          <w:szCs w:val="22"/>
+        </w:rPr>
+        <w:t xml:space="preserve">2.  </w:t>
+      </w:r>
+      <w:r>
+        <w:rPr>
+          <w:sz w:val="22"/>
+          <w:szCs w:val="22"/>
+        </w:rPr>
+        <w:t xml:space="preserve">Clasificar: económico/horario/mudanza/insatisfacción/pausa.</w:t>
+      </w:r>
+    </w:p>
+    <w:p>
+      <w:pPr>
+        <w:ind w:left="420" w:hanging="420"/>
+        <w:spacing w:after="60"/>
+      </w:pPr>
+      <w:r>
+        <w:rPr>
+          <w:b/>
+          <w:color w:val="2F5597"/>
+          <w:sz w:val="22"/>
+          <w:szCs w:val="22"/>
+        </w:rPr>
+        <w:t xml:space="preserve">3.  </w:t>
+      </w:r>
+      <w:r>
+        <w:rPr>
+          <w:sz w:val="22"/>
+          <w:szCs w:val="22"/>
+        </w:rPr>
+        <w:t xml:space="preserve">Seguimiento diferenciado por motivo; recontacto a 30–45 días para pausas/horario.</w:t>
+      </w:r>
+    </w:p>
+    <w:p>
+      <w:pPr>
+        <w:ind w:left="420" w:hanging="420"/>
+        <w:spacing w:after="60"/>
+      </w:pPr>
+      <w:r>
+        <w:rPr>
+          <w:b/>
+          <w:color w:val="2F5597"/>
+          <w:sz w:val="22"/>
+          <w:szCs w:val="22"/>
+        </w:rPr>
+        <w:t xml:space="preserve">4.  </w:t>
+      </w:r>
+      <w:r>
+        <w:rPr>
+          <w:sz w:val="22"/>
+          <w:szCs w:val="22"/>
+        </w:rPr>
+        <w:t xml:space="preserve">Campaña de reactivación de exalumnos en Back to School y Fin de Año/2027.</w:t>
+      </w:r>
+    </w:p>
+    <w:p>
+      <w:pPr>
+        <w:spacing w:before="0" w:after="40"/>
+      </w:pPr>
+      <w:r>
+        <w:rPr>
+          <w:b/>
+          <w:sz w:val="21"/>
+          <w:szCs w:val="21"/>
+        </w:rPr>
+        <w:t xml:space="preserve">Mensaje(s) de ejemplo:</w:t>
+      </w:r>
+    </w:p>
+    <w:p>
+      <w:pPr>
+        <w:ind w:left="360"/>
+        <w:spacing w:before="0" w:after="60"/>
+      </w:pPr>
+      <w:r>
+        <w:rPr>
+          <w:i/>
+          <w:color w:val="404040"/>
+          <w:sz w:val="20"/>
+          <w:szCs w:val="20"/>
+        </w:rPr>
+        <w:t xml:space="preserve">“Hola [nombre], [Nombre] siempre será parte de la familia Kugelman. Abrimos nuevos grupos en [mes], ¿les gustaría retomar? Con gusto apartamos lugar.”</w:t>
+      </w:r>
+    </w:p>
+    <w:p>
+      <w:pPr>
+        <w:spacing w:after="80"/>
+      </w:pPr>
+      <w:r>
+        <w:rPr>
+          <w:b/>
+          <w:color w:val="1F3864"/>
+          <w:sz w:val="22"/>
+          <w:szCs w:val="22"/>
+        </w:rPr>
+        <w:t xml:space="preserve">Responsable / recursos. </w:t>
+      </w:r>
+      <w:r>
+        <w:rPr>
+          <w:sz w:val="22"/>
+          <w:szCs w:val="22"/>
+        </w:rPr>
+        <w:t xml:space="preserve">Responsable: VENTAS/COORD.</w:t>
+      </w:r>
+    </w:p>
+    <w:p>
+      <w:pPr>
+        <w:spacing w:after="80"/>
+      </w:pPr>
+      <w:r>
+        <w:rPr>
+          <w:b/>
+          <w:color w:val="1F3864"/>
+          <w:sz w:val="22"/>
+          <w:szCs w:val="22"/>
+        </w:rPr>
+        <w:t xml:space="preserve">KPI y meta. </w:t>
+      </w:r>
+      <w:r>
+        <w:rPr>
+          <w:sz w:val="22"/>
+          <w:szCs w:val="22"/>
+        </w:rPr>
+        <w:t xml:space="preserve">Exalumnos reactivados; motivos de baja recurrentes detectados.</w:t>
+      </w:r>
+    </w:p>
+    <w:p>
+      <w:pPr>
+        <w:spacing w:after="80"/>
+      </w:pPr>
+      <w:r>
+        <w:rPr>
+          <w:b/>
+          <w:color w:val="1F3864"/>
+          <w:sz w:val="22"/>
+          <w:szCs w:val="22"/>
+        </w:rPr>
+        <w:t xml:space="preserve">Criterios de decisión. </w:t>
+      </w:r>
+      <w:r>
+        <w:rPr>
+          <w:sz w:val="22"/>
+          <w:szCs w:val="22"/>
+        </w:rPr>
+        <w:t xml:space="preserve">Éxito: recuperación en temporadas ancla → rutina. Ajuste: mensaje según motivo. Pausa: no insistir a quien pidió no ser contactado.</w:t>
+      </w:r>
+    </w:p>
+    <w:p>
+      <w:pPr>
+        <w:spacing w:after="80"/>
+      </w:pPr>
+      <w:r>
+        <w:rPr>
+          <w:b/>
+          <w:color w:val="C00000"/>
+          <w:sz w:val="22"/>
+          <w:szCs w:val="22"/>
+        </w:rPr>
+        <w:t xml:space="preserve">Próxima acción. </w:t>
+      </w:r>
+      <w:r>
+        <w:rPr>
+          <w:sz w:val="22"/>
+          <w:szCs w:val="22"/>
+        </w:rPr>
+        <w:t xml:space="preserve">Cargar bajas recientes en la pestaña 4 y definir el calendario de recontacto.</w:t>
+      </w:r>
+    </w:p>
+    <w:p>
+      <w:pPr>
+        <w:spacing w:before="200" w:after="80"/>
+      </w:pPr>
+      <w:r>
+        <w:rPr>
+          <w:b/>
+          <w:color w:val="2F5597"/>
+          <w:sz w:val="24"/>
+          <w:szCs w:val="24"/>
+        </w:rPr>
+        <w:t xml:space="preserve">D5 · Continuidad y cross-selling entre productos   ·   [P2]</w:t>
+      </w:r>
+    </w:p>
+    <w:p>
+      <w:pPr>
+        <w:spacing w:before="0" w:after="80"/>
+      </w:pPr>
+      <w:r>
+        <w:rPr>
+          <w:i/>
+          <w:color w:val="595959"/>
+          <w:sz w:val="20"/>
+          <w:szCs w:val="20"/>
+        </w:rPr>
+        <w:t xml:space="preserve">Pilar: Fidelización/crecimiento · Público: alumnos y familias actuales.</w:t>
+      </w:r>
+    </w:p>
+    <w:p>
+      <w:pPr>
+        <w:spacing w:after="80"/>
+      </w:pPr>
+      <w:r>
+        <w:rPr>
+          <w:b/>
+          <w:color w:val="1F3864"/>
+          <w:sz w:val="22"/>
+          <w:szCs w:val="22"/>
+        </w:rPr>
+        <w:t xml:space="preserve">Problema. </w:t>
+      </w:r>
+      <w:r>
+        <w:rPr>
+          <w:sz w:val="22"/>
+          <w:szCs w:val="22"/>
+        </w:rPr>
+        <w:t xml:space="preserve">Las rutas del portafolio no deben asumirse automáticas; dependen de edad, nivel, horario y capacidad.</w:t>
+      </w:r>
+    </w:p>
+    <w:p>
+      <w:pPr>
+        <w:spacing w:before="0" w:after="40"/>
+      </w:pPr>
+      <w:r>
+        <w:rPr>
+          <w:b/>
+          <w:sz w:val="21"/>
+          <w:szCs w:val="21"/>
+        </w:rPr>
+        <w:t xml:space="preserve">Mecánica (paso a paso):</w:t>
+      </w:r>
+    </w:p>
+    <w:p>
+      <w:pPr>
+        <w:ind w:left="420" w:hanging="420"/>
+        <w:spacing w:after="60"/>
+      </w:pPr>
+      <w:r>
+        <w:rPr>
+          <w:b/>
+          <w:color w:val="2F5597"/>
+          <w:sz w:val="22"/>
+          <w:szCs w:val="22"/>
+        </w:rPr>
+        <w:t xml:space="preserve">1.  </w:t>
+      </w:r>
+      <w:r>
+        <w:rPr>
+          <w:sz w:val="22"/>
+          <w:szCs w:val="22"/>
+        </w:rPr>
+        <w:t xml:space="preserve">KugelCamp → Kids (continuidad post-verano; requiere lista de participantes — DATO NO DISPONIBLE).</w:t>
+      </w:r>
+    </w:p>
+    <w:p>
+      <w:pPr>
+        <w:ind w:left="420" w:hanging="420"/>
+        <w:spacing w:after="60"/>
+      </w:pPr>
+      <w:r>
+        <w:rPr>
+          <w:b/>
+          <w:color w:val="2F5597"/>
+          <w:sz w:val="22"/>
+          <w:szCs w:val="22"/>
+        </w:rPr>
+        <w:t xml:space="preserve">2.  </w:t>
+      </w:r>
+      <w:r>
+        <w:rPr>
+          <w:sz w:val="22"/>
+          <w:szCs w:val="22"/>
+        </w:rPr>
+        <w:t xml:space="preserve">Padres de Kids/Junior → Parenthood (ya confían; sube retención de ambos). Alta oportunidad.</w:t>
+      </w:r>
+    </w:p>
+    <w:p>
+      <w:pPr>
+        <w:ind w:left="420" w:hanging="420"/>
+        <w:spacing w:after="60"/>
+      </w:pPr>
+      <w:r>
+        <w:rPr>
+          <w:b/>
+          <w:color w:val="2F5597"/>
+          <w:sz w:val="22"/>
+          <w:szCs w:val="22"/>
+        </w:rPr>
+        <w:t xml:space="preserve">3.  </w:t>
+      </w:r>
+      <w:r>
+        <w:rPr>
+          <w:sz w:val="22"/>
+          <w:szCs w:val="22"/>
+        </w:rPr>
+        <w:t xml:space="preserve">Kids→Junior / Junior→College por edad/nivel, propuesto por profe/COORD.</w:t>
+      </w:r>
+    </w:p>
+    <w:p>
+      <w:pPr>
+        <w:ind w:left="420" w:hanging="420"/>
+        <w:spacing w:after="60"/>
+      </w:pPr>
+      <w:r>
+        <w:rPr>
+          <w:b/>
+          <w:color w:val="2F5597"/>
+          <w:sz w:val="22"/>
+          <w:szCs w:val="22"/>
+        </w:rPr>
+        <w:t xml:space="preserve">4.  </w:t>
+      </w:r>
+      <w:r>
+        <w:rPr>
+          <w:sz w:val="22"/>
+          <w:szCs w:val="22"/>
+        </w:rPr>
+        <w:t xml:space="preserve">Alumnos regulares → Certification para quien necesita acreditar.</w:t>
+      </w:r>
+    </w:p>
+    <w:p>
+      <w:pPr>
+        <w:ind w:left="420" w:hanging="420"/>
+        <w:spacing w:after="60"/>
+      </w:pPr>
+      <w:r>
+        <w:rPr>
+          <w:b/>
+          <w:color w:val="2F5597"/>
+          <w:sz w:val="22"/>
+          <w:szCs w:val="22"/>
+        </w:rPr>
+        <w:t xml:space="preserve">5.  </w:t>
+      </w:r>
+      <w:r>
+        <w:rPr>
+          <w:sz w:val="22"/>
+          <w:szCs w:val="22"/>
+        </w:rPr>
+        <w:t xml:space="preserve">Revisar trimestralmente quién está en punto de transición y ofrecer personalizado.</w:t>
+      </w:r>
+    </w:p>
+    <w:p>
+      <w:pPr>
+        <w:spacing w:before="0" w:after="40"/>
+      </w:pPr>
+      <w:r>
+        <w:rPr>
+          <w:b/>
+          <w:sz w:val="21"/>
+          <w:szCs w:val="21"/>
+        </w:rPr>
+        <w:t xml:space="preserve">Mensaje(s) de ejemplo:</w:t>
+      </w:r>
+    </w:p>
+    <w:p>
+      <w:pPr>
+        <w:ind w:left="360"/>
+        <w:spacing w:before="0" w:after="60"/>
+      </w:pPr>
+      <w:r>
+        <w:rPr>
+          <w:i/>
+          <w:color w:val="404040"/>
+          <w:sz w:val="20"/>
+          <w:szCs w:val="20"/>
+        </w:rPr>
+        <w:t xml:space="preserve">“[Nombre] va muy bien 😊 ¿Sabías que tú también puedes aprender, incluso en clase junto a él? ¿Te cuento cómo funciona Parenthood?”</w:t>
+      </w:r>
+    </w:p>
+    <w:p>
+      <w:pPr>
+        <w:spacing w:after="80"/>
+      </w:pPr>
+      <w:r>
+        <w:rPr>
+          <w:b/>
+          <w:color w:val="1F3864"/>
+          <w:sz w:val="22"/>
+          <w:szCs w:val="22"/>
+        </w:rPr>
+        <w:t xml:space="preserve">Responsable / recursos. </w:t>
+      </w:r>
+      <w:r>
+        <w:rPr>
+          <w:sz w:val="22"/>
+          <w:szCs w:val="22"/>
+        </w:rPr>
+        <w:t xml:space="preserve">Responsable: COORD/VENTAS.</w:t>
+      </w:r>
+    </w:p>
+    <w:p>
+      <w:pPr>
+        <w:spacing w:after="80"/>
+      </w:pPr>
+      <w:r>
+        <w:rPr>
+          <w:b/>
+          <w:color w:val="1F3864"/>
+          <w:sz w:val="22"/>
+          <w:szCs w:val="22"/>
+        </w:rPr>
+        <w:t xml:space="preserve">KPI y meta. </w:t>
+      </w:r>
+      <w:r>
+        <w:rPr>
+          <w:sz w:val="22"/>
+          <w:szCs w:val="22"/>
+        </w:rPr>
+        <w:t xml:space="preserve">Transiciones entre productos + altas de Parenthood desde familias actuales; LTV por familia.</w:t>
+      </w:r>
+    </w:p>
+    <w:p>
+      <w:pPr>
+        <w:spacing w:after="80"/>
+      </w:pPr>
+      <w:r>
+        <w:rPr>
+          <w:b/>
+          <w:color w:val="1F3864"/>
+          <w:sz w:val="22"/>
+          <w:szCs w:val="22"/>
+        </w:rPr>
+        <w:t xml:space="preserve">Criterios de decisión. </w:t>
+      </w:r>
+      <w:r>
+        <w:rPr>
+          <w:sz w:val="22"/>
+          <w:szCs w:val="22"/>
+        </w:rPr>
+        <w:t xml:space="preserve">Éxito: ruta que convierte → sistematizar. Ajuste: validar cada ruta con datos. Pausa: no forzar rutas sin sentido de edad/nivel.</w:t>
+      </w:r>
+    </w:p>
+    <w:p>
+      <w:pPr>
+        <w:spacing w:after="80"/>
+      </w:pPr>
+      <w:r>
+        <w:rPr>
+          <w:b/>
+          <w:color w:val="C00000"/>
+          <w:sz w:val="22"/>
+          <w:szCs w:val="22"/>
+        </w:rPr>
+        <w:t xml:space="preserve">Próxima acción. </w:t>
+      </w:r>
+      <w:r>
+        <w:rPr>
+          <w:sz w:val="22"/>
+          <w:szCs w:val="22"/>
+        </w:rPr>
+        <w:t xml:space="preserve">Identificar familias candidatas a Parenthood y alumnos en transición.</w:t>
+      </w:r>
+    </w:p>
+    <w:p>
+      <w:pPr>
+        <w:spacing w:before="200" w:after="80"/>
+      </w:pPr>
+      <w:r>
+        <w:rPr>
+          <w:b/>
+          <w:color w:val="2F5597"/>
+          <w:sz w:val="24"/>
+          <w:szCs w:val="24"/>
+        </w:rPr>
+        <w:t xml:space="preserve">D6 · Programa de referidos (puente fidelización→atracción)   ·   [P1]</w:t>
+      </w:r>
+    </w:p>
+    <w:p>
+      <w:pPr>
+        <w:spacing w:before="0" w:after="80"/>
+      </w:pPr>
+      <w:r>
+        <w:rPr>
+          <w:i/>
+          <w:color w:val="595959"/>
+          <w:sz w:val="20"/>
+          <w:szCs w:val="20"/>
+        </w:rPr>
+        <w:t xml:space="preserve">Pilar: Fidelización + Atracción · Público: alumnos y familias satisfechas.</w:t>
+      </w:r>
+    </w:p>
+    <w:p>
+      <w:pPr>
+        <w:spacing w:after="80"/>
+      </w:pPr>
+      <w:r>
+        <w:rPr>
+          <w:b/>
+          <w:color w:val="1F3864"/>
+          <w:sz w:val="22"/>
+          <w:szCs w:val="22"/>
+        </w:rPr>
+        <w:t xml:space="preserve">Problema. </w:t>
+      </w:r>
+      <w:r>
+        <w:rPr>
+          <w:sz w:val="22"/>
+          <w:szCs w:val="22"/>
+        </w:rPr>
+        <w:t xml:space="preserve">El boca a boca ya trae inscritos pero es espontáneo. Formalizarlo lo multiplica. El “descuento en mensualidad” erosiona el precio de lista: hay que replantear el incentivo.</w:t>
+      </w:r>
+    </w:p>
+    <w:p>
+      <w:pPr>
+        <w:spacing w:after="80"/>
+      </w:pPr>
+      <w:r>
+        <w:rPr>
+          <w:b/>
+          <w:color w:val="1F3864"/>
+          <w:sz w:val="22"/>
+          <w:szCs w:val="22"/>
+        </w:rPr>
+        <w:t xml:space="preserve">Insight. </w:t>
+      </w:r>
+      <w:r>
+        <w:rPr>
+          <w:sz w:val="22"/>
+          <w:szCs w:val="22"/>
+        </w:rPr>
+        <w:t xml:space="preserve">El mejor momento para pedir un referido es justo tras un momento positivo (un avance, un logro).</w:t>
+      </w:r>
+    </w:p>
+    <w:p>
+      <w:pPr>
+        <w:spacing w:before="0" w:after="40"/>
+      </w:pPr>
+      <w:r>
+        <w:rPr>
+          <w:b/>
+          <w:sz w:val="21"/>
+          <w:szCs w:val="21"/>
+        </w:rPr>
+        <w:t xml:space="preserve">Mecánica (paso a paso):</w:t>
+      </w:r>
+    </w:p>
+    <w:p>
+      <w:pPr>
+        <w:ind w:left="420" w:hanging="420"/>
+        <w:spacing w:after="60"/>
+      </w:pPr>
+      <w:r>
+        <w:rPr>
+          <w:b/>
+          <w:color w:val="2F5597"/>
+          <w:sz w:val="22"/>
+          <w:szCs w:val="22"/>
+        </w:rPr>
+        <w:t xml:space="preserve">1.  </w:t>
+      </w:r>
+      <w:r>
+        <w:rPr>
+          <w:sz w:val="22"/>
+          <w:szCs w:val="22"/>
+        </w:rPr>
+        <w:t xml:space="preserve">Incentivo que NO toca el precio de lista: beneficio por permanencia, recompensas de marca escalonadas, o experiencia/reconocimiento. Evitar descuento directo sobre los $800.</w:t>
+      </w:r>
+    </w:p>
+    <w:p>
+      <w:pPr>
+        <w:ind w:left="420" w:hanging="420"/>
+        <w:spacing w:after="60"/>
+      </w:pPr>
+      <w:r>
+        <w:rPr>
+          <w:b/>
+          <w:color w:val="2F5597"/>
+          <w:sz w:val="22"/>
+          <w:szCs w:val="22"/>
+        </w:rPr>
+        <w:t xml:space="preserve">2.  </w:t>
+      </w:r>
+      <w:r>
+        <w:rPr>
+          <w:sz w:val="22"/>
+          <w:szCs w:val="22"/>
+        </w:rPr>
+        <w:t xml:space="preserve">Mecánica simple: “Trae a un amigo a una clase muestra; si se inscribe, ambos reciben [beneficio]” con tarjeta/QR de referido.</w:t>
+      </w:r>
+    </w:p>
+    <w:p>
+      <w:pPr>
+        <w:ind w:left="420" w:hanging="420"/>
+        <w:spacing w:after="60"/>
+      </w:pPr>
+      <w:r>
+        <w:rPr>
+          <w:b/>
+          <w:color w:val="2F5597"/>
+          <w:sz w:val="22"/>
+          <w:szCs w:val="22"/>
+        </w:rPr>
+        <w:t xml:space="preserve">3.  </w:t>
+      </w:r>
+      <w:r>
+        <w:rPr>
+          <w:sz w:val="22"/>
+          <w:szCs w:val="22"/>
+        </w:rPr>
+        <w:t xml:space="preserve">Registro en pestaña 6 (¿Referido?/Referido por) para medir y entregar el beneficio.</w:t>
+      </w:r>
+    </w:p>
+    <w:p>
+      <w:pPr>
+        <w:ind w:left="420" w:hanging="420"/>
+        <w:spacing w:after="60"/>
+      </w:pPr>
+      <w:r>
+        <w:rPr>
+          <w:b/>
+          <w:color w:val="2F5597"/>
+          <w:sz w:val="22"/>
+          <w:szCs w:val="22"/>
+        </w:rPr>
+        <w:t xml:space="preserve">4.  </w:t>
+      </w:r>
+      <w:r>
+        <w:rPr>
+          <w:sz w:val="22"/>
+          <w:szCs w:val="22"/>
+        </w:rPr>
+        <w:t xml:space="preserve">Pedido activo por VENTAS/COORD en momentos de satisfacción.</w:t>
+      </w:r>
+    </w:p>
+    <w:p>
+      <w:pPr>
+        <w:spacing w:before="0" w:after="40"/>
+      </w:pPr>
+      <w:r>
+        <w:rPr>
+          <w:b/>
+          <w:sz w:val="21"/>
+          <w:szCs w:val="21"/>
+        </w:rPr>
+        <w:t xml:space="preserve">Mensaje(s) de ejemplo:</w:t>
+      </w:r>
+    </w:p>
+    <w:p>
+      <w:pPr>
+        <w:ind w:left="360"/>
+        <w:spacing w:before="0" w:after="60"/>
+      </w:pPr>
+      <w:r>
+        <w:rPr>
+          <w:i/>
+          <w:color w:val="404040"/>
+          <w:sz w:val="20"/>
+          <w:szCs w:val="20"/>
+        </w:rPr>
+        <w:t xml:space="preserve">“¡Nos encanta que [Nombre] disfrute sus clases! Si conoces a alguien que quiera aprender inglés diferente, invítalo a una clase muestra gratis. Si se inscribe, ustedes dos reciben [beneficio].”</w:t>
+      </w:r>
+    </w:p>
+    <w:p>
+      <w:pPr>
+        <w:spacing w:after="80"/>
+      </w:pPr>
+      <w:r>
+        <w:rPr>
+          <w:b/>
+          <w:color w:val="1F3864"/>
+          <w:sz w:val="22"/>
+          <w:szCs w:val="22"/>
+        </w:rPr>
+        <w:t xml:space="preserve">Responsable / recursos. </w:t>
+      </w:r>
+      <w:r>
+        <w:rPr>
+          <w:sz w:val="22"/>
+          <w:szCs w:val="22"/>
+        </w:rPr>
+        <w:t xml:space="preserve">Responsable: DIR (incentivo) + VENTAS (ejecución).</w:t>
+      </w:r>
+    </w:p>
+    <w:p>
+      <w:pPr>
+        <w:spacing w:after="80"/>
+      </w:pPr>
+      <w:r>
+        <w:rPr>
+          <w:b/>
+          <w:color w:val="1F3864"/>
+          <w:sz w:val="22"/>
+          <w:szCs w:val="22"/>
+        </w:rPr>
+        <w:t xml:space="preserve">KPI y meta. </w:t>
+      </w:r>
+      <w:r>
+        <w:rPr>
+          <w:sz w:val="22"/>
+          <w:szCs w:val="22"/>
+        </w:rPr>
+        <w:t xml:space="preserve">Inscritos por referido/mes; % de alumnos que refieren; CAC de referidos (el más bajo de todos).</w:t>
+      </w:r>
+    </w:p>
+    <w:p>
+      <w:pPr>
+        <w:spacing w:after="80"/>
+      </w:pPr>
+      <w:r>
+        <w:rPr>
+          <w:b/>
+          <w:color w:val="1F3864"/>
+          <w:sz w:val="22"/>
+          <w:szCs w:val="22"/>
+        </w:rPr>
+        <w:t xml:space="preserve">Criterios de decisión. </w:t>
+      </w:r>
+      <w:r>
+        <w:rPr>
+          <w:sz w:val="22"/>
+          <w:szCs w:val="22"/>
+        </w:rPr>
+        <w:t xml:space="preserve">Éxito: CAC bajo y volumen → subir energía del programa. Ajuste: si nadie refiere, revisar si se pide y si el incentivo motiva. Pausa: si el incentivo sale más caro que un lead de pauta.</w:t>
+      </w:r>
+    </w:p>
+    <w:p>
+      <w:pPr>
+        <w:spacing w:after="80"/>
+      </w:pPr>
+      <w:r>
+        <w:rPr>
+          <w:b/>
+          <w:color w:val="C00000"/>
+          <w:sz w:val="22"/>
+          <w:szCs w:val="22"/>
+        </w:rPr>
+        <w:t xml:space="preserve">Próxima acción. </w:t>
+      </w:r>
+      <w:r>
+        <w:rPr>
+          <w:sz w:val="22"/>
+          <w:szCs w:val="22"/>
+        </w:rPr>
+        <w:t xml:space="preserve">DIR define el incentivo (sin tocar precio); MKT diseña la tarjeta/QR de referido.</w:t>
+      </w:r>
+    </w:p>
+    <w:p>
+      <w:pPr>
+        <w:spacing w:before="200" w:after="80"/>
+      </w:pPr>
+      <w:r>
+        <w:rPr>
+          <w:b/>
+          <w:color w:val="2F5597"/>
+          <w:sz w:val="24"/>
+          <w:szCs w:val="24"/>
+        </w:rPr>
+        <w:t xml:space="preserve">D7 · Programa para padres (comunicación de familia)   ·   [P2]</w:t>
+      </w:r>
+    </w:p>
+    <w:p>
+      <w:pPr>
+        <w:spacing w:before="0" w:after="80"/>
+      </w:pPr>
+      <w:r>
+        <w:rPr>
+          <w:i/>
+          <w:color w:val="595959"/>
+          <w:sz w:val="20"/>
+          <w:szCs w:val="20"/>
+        </w:rPr>
+        <w:t xml:space="preserve">Pilar: Fidelización · Público: padres de alumnos Kids/Junior.</w:t>
+      </w:r>
+    </w:p>
+    <w:p>
+      <w:pPr>
+        <w:spacing w:after="80"/>
+      </w:pPr>
+      <w:r>
+        <w:rPr>
+          <w:b/>
+          <w:color w:val="1F3864"/>
+          <w:sz w:val="22"/>
+          <w:szCs w:val="22"/>
+        </w:rPr>
+        <w:t xml:space="preserve">Problema. </w:t>
+      </w:r>
+      <w:r>
+        <w:rPr>
+          <w:sz w:val="22"/>
+          <w:szCs w:val="22"/>
+        </w:rPr>
+        <w:t xml:space="preserve">El usuario es el niño, pero quien paga y decide seguir es el papá. Si no percibe valor, da la baja aunque al niño le guste.</w:t>
+      </w:r>
+    </w:p>
+    <w:p>
+      <w:pPr>
+        <w:spacing w:before="0" w:after="40"/>
+      </w:pPr>
+      <w:r>
+        <w:rPr>
+          <w:b/>
+          <w:sz w:val="21"/>
+          <w:szCs w:val="21"/>
+        </w:rPr>
+        <w:t xml:space="preserve">Mecánica (paso a paso):</w:t>
+      </w:r>
+    </w:p>
+    <w:p>
+      <w:pPr>
+        <w:ind w:left="420" w:hanging="420"/>
+        <w:spacing w:after="60"/>
+      </w:pPr>
+      <w:r>
+        <w:rPr>
+          <w:b/>
+          <w:color w:val="2F5597"/>
+          <w:sz w:val="22"/>
+          <w:szCs w:val="22"/>
+        </w:rPr>
+        <w:t xml:space="preserve">1.  </w:t>
+      </w:r>
+      <w:r>
+        <w:rPr>
+          <w:sz w:val="22"/>
+          <w:szCs w:val="22"/>
+        </w:rPr>
+        <w:t xml:space="preserve">Visibilidad del progreso (micro-reporte de D1/D2).</w:t>
+      </w:r>
+    </w:p>
+    <w:p>
+      <w:pPr>
+        <w:ind w:left="420" w:hanging="420"/>
+        <w:spacing w:after="60"/>
+      </w:pPr>
+      <w:r>
+        <w:rPr>
+          <w:b/>
+          <w:color w:val="2F5597"/>
+          <w:sz w:val="22"/>
+          <w:szCs w:val="22"/>
+        </w:rPr>
+        <w:t xml:space="preserve">2.  </w:t>
+      </w:r>
+      <w:r>
+        <w:rPr>
+          <w:sz w:val="22"/>
+          <w:szCs w:val="22"/>
+        </w:rPr>
+        <w:t xml:space="preserve">Canal de confianza con respuesta rápida (mismo SLA).</w:t>
+      </w:r>
+    </w:p>
+    <w:p>
+      <w:pPr>
+        <w:ind w:left="420" w:hanging="420"/>
+        <w:spacing w:after="60"/>
+      </w:pPr>
+      <w:r>
+        <w:rPr>
+          <w:b/>
+          <w:color w:val="2F5597"/>
+          <w:sz w:val="22"/>
+          <w:szCs w:val="22"/>
+        </w:rPr>
+        <w:t xml:space="preserve">3.  </w:t>
+      </w:r>
+      <w:r>
+        <w:rPr>
+          <w:sz w:val="22"/>
+          <w:szCs w:val="22"/>
+        </w:rPr>
+        <w:t xml:space="preserve">Involucrar al papá en “clases abiertas”/muestras; puente a Parenthood.</w:t>
+      </w:r>
+    </w:p>
+    <w:p>
+      <w:pPr>
+        <w:ind w:left="420" w:hanging="420"/>
+        <w:spacing w:after="60"/>
+      </w:pPr>
+      <w:r>
+        <w:rPr>
+          <w:b/>
+          <w:color w:val="2F5597"/>
+          <w:sz w:val="22"/>
+          <w:szCs w:val="22"/>
+        </w:rPr>
+        <w:t xml:space="preserve">4.  </w:t>
+      </w:r>
+      <w:r>
+        <w:rPr>
+          <w:sz w:val="22"/>
+          <w:szCs w:val="22"/>
+        </w:rPr>
+        <w:t xml:space="preserve">Check-in periódico de satisfacción del papá (detecta riesgo, D3).</w:t>
+      </w:r>
+    </w:p>
+    <w:p>
+      <w:pPr>
+        <w:spacing w:after="80"/>
+      </w:pPr>
+      <w:r>
+        <w:rPr>
+          <w:b/>
+          <w:color w:val="1F3864"/>
+          <w:sz w:val="22"/>
+          <w:szCs w:val="22"/>
+        </w:rPr>
+        <w:t xml:space="preserve">Responsable / recursos. </w:t>
+      </w:r>
+      <w:r>
+        <w:rPr>
+          <w:sz w:val="22"/>
+          <w:szCs w:val="22"/>
+        </w:rPr>
+        <w:t xml:space="preserve">Responsable: COORD.</w:t>
+      </w:r>
+    </w:p>
+    <w:p>
+      <w:pPr>
+        <w:spacing w:after="80"/>
+      </w:pPr>
+      <w:r>
+        <w:rPr>
+          <w:b/>
+          <w:color w:val="1F3864"/>
+          <w:sz w:val="22"/>
+          <w:szCs w:val="22"/>
+        </w:rPr>
+        <w:t xml:space="preserve">KPI y meta. </w:t>
+      </w:r>
+      <w:r>
+        <w:rPr>
+          <w:sz w:val="22"/>
+          <w:szCs w:val="22"/>
+        </w:rPr>
+        <w:t xml:space="preserve">Satisfacción/retención de familias Kids-Junior; conversión a Parenthood.</w:t>
+      </w:r>
+    </w:p>
+    <w:p>
+      <w:pPr>
+        <w:spacing w:after="80"/>
+      </w:pPr>
+      <w:r>
+        <w:rPr>
+          <w:b/>
+          <w:color w:val="1F3864"/>
+          <w:sz w:val="22"/>
+          <w:szCs w:val="22"/>
+        </w:rPr>
+        <w:t xml:space="preserve">Criterios de decisión. </w:t>
+      </w:r>
+      <w:r>
+        <w:rPr>
+          <w:sz w:val="22"/>
+          <w:szCs w:val="22"/>
+        </w:rPr>
+        <w:t xml:space="preserve">Éxito: papás satisfechos refieren y continúan. Ajuste: queja de “no sé qué aprende” → subir frecuencia del reporte.</w:t>
+      </w:r>
+    </w:p>
+    <w:p>
+      <w:pPr>
+        <w:spacing w:after="80"/>
+      </w:pPr>
+      <w:r>
+        <w:rPr>
+          <w:b/>
+          <w:color w:val="C00000"/>
+          <w:sz w:val="22"/>
+          <w:szCs w:val="22"/>
+        </w:rPr>
+        <w:t xml:space="preserve">Próxima acción. </w:t>
+      </w:r>
+      <w:r>
+        <w:rPr>
+          <w:sz w:val="22"/>
+          <w:szCs w:val="22"/>
+        </w:rPr>
+        <w:t xml:space="preserve">Definir la cadencia del reporte a papás y un formato de “clase abierta”.</w:t>
+      </w:r>
+    </w:p>
+    <w:p>
+      <w:pPr>
+        <w:spacing w:before="200" w:after="80"/>
+      </w:pPr>
+      <w:r>
+        <w:rPr>
+          <w:b/>
+          <w:color w:val="2F5597"/>
+          <w:sz w:val="24"/>
+          <w:szCs w:val="24"/>
+        </w:rPr>
+        <w:t xml:space="preserve">D8 · Comunidad y eventos   ·   [P2]</w:t>
+      </w:r>
+    </w:p>
+    <w:p>
+      <w:pPr>
+        <w:spacing w:before="0" w:after="80"/>
+      </w:pPr>
+      <w:r>
+        <w:rPr>
+          <w:i/>
+          <w:color w:val="595959"/>
+          <w:sz w:val="20"/>
+          <w:szCs w:val="20"/>
+        </w:rPr>
+        <w:t xml:space="preserve">Pilar: Fidelización + Atracción · Público: alumnos, familias y prospectos.</w:t>
+      </w:r>
+    </w:p>
+    <w:p>
+      <w:pPr>
+        <w:spacing w:after="80"/>
+      </w:pPr>
+      <w:r>
+        <w:rPr>
+          <w:b/>
+          <w:color w:val="1F3864"/>
+          <w:sz w:val="22"/>
+          <w:szCs w:val="22"/>
+        </w:rPr>
+        <w:t xml:space="preserve">Problema. </w:t>
+      </w:r>
+      <w:r>
+        <w:rPr>
+          <w:sz w:val="22"/>
+          <w:szCs w:val="22"/>
+        </w:rPr>
+        <w:t xml:space="preserve">El sentido de pertenencia retiene y genera contenido/referidos, pero no hay plan de comunidad.</w:t>
+      </w:r>
+    </w:p>
+    <w:p>
+      <w:pPr>
+        <w:spacing w:before="0" w:after="40"/>
+      </w:pPr>
+      <w:r>
+        <w:rPr>
+          <w:b/>
+          <w:sz w:val="21"/>
+          <w:szCs w:val="21"/>
+        </w:rPr>
+        <w:t xml:space="preserve">Mecánica (paso a paso):</w:t>
+      </w:r>
+    </w:p>
+    <w:p>
+      <w:pPr>
+        <w:ind w:left="420" w:hanging="420"/>
+        <w:spacing w:after="60"/>
+      </w:pPr>
+      <w:r>
+        <w:rPr>
+          <w:b/>
+          <w:color w:val="2F5597"/>
+          <w:sz w:val="22"/>
+          <w:szCs w:val="22"/>
+        </w:rPr>
+        <w:t xml:space="preserve">1.  </w:t>
+      </w:r>
+      <w:r>
+        <w:rPr>
+          <w:sz w:val="22"/>
+          <w:szCs w:val="22"/>
+        </w:rPr>
+        <w:t xml:space="preserve">Eventos temáticos periódicos (English Day, noche de películas, feria de proyectos) muy compartibles.</w:t>
+      </w:r>
+    </w:p>
+    <w:p>
+      <w:pPr>
+        <w:ind w:left="420" w:hanging="420"/>
+        <w:spacing w:after="60"/>
+      </w:pPr>
+      <w:r>
+        <w:rPr>
+          <w:b/>
+          <w:color w:val="2F5597"/>
+          <w:sz w:val="22"/>
+          <w:szCs w:val="22"/>
+        </w:rPr>
+        <w:t xml:space="preserve">2.  </w:t>
+      </w:r>
+      <w:r>
+        <w:rPr>
+          <w:sz w:val="22"/>
+          <w:szCs w:val="22"/>
+        </w:rPr>
+        <w:t xml:space="preserve">Capturar los eventos → alimenta contenido de conexión y testimoniales.</w:t>
+      </w:r>
+    </w:p>
+    <w:p>
+      <w:pPr>
+        <w:ind w:left="420" w:hanging="420"/>
+        <w:spacing w:after="60"/>
+      </w:pPr>
+      <w:r>
+        <w:rPr>
+          <w:b/>
+          <w:color w:val="2F5597"/>
+          <w:sz w:val="22"/>
+          <w:szCs w:val="22"/>
+        </w:rPr>
+        <w:t xml:space="preserve">3.  </w:t>
+      </w:r>
+      <w:r>
+        <w:rPr>
+          <w:sz w:val="22"/>
+          <w:szCs w:val="22"/>
+        </w:rPr>
+        <w:t xml:space="preserve">Eventos abiertos como activación de bajo costo para prospectos/referidos.</w:t>
+      </w:r>
+    </w:p>
+    <w:p>
+      <w:pPr>
+        <w:ind w:left="420" w:hanging="420"/>
+        <w:spacing w:after="60"/>
+      </w:pPr>
+      <w:r>
+        <w:rPr>
+          <w:b/>
+          <w:color w:val="2F5597"/>
+          <w:sz w:val="22"/>
+          <w:szCs w:val="22"/>
+        </w:rPr>
+        <w:t xml:space="preserve">4.  </w:t>
+      </w:r>
+      <w:r>
+        <w:rPr>
+          <w:sz w:val="22"/>
+          <w:szCs w:val="22"/>
+        </w:rPr>
+        <w:t xml:space="preserve">Ligar eventos a temporadas ancla (regreso a clases, fin de año).</w:t>
+      </w:r>
+    </w:p>
+    <w:p>
+      <w:pPr>
+        <w:spacing w:after="80"/>
+      </w:pPr>
+      <w:r>
+        <w:rPr>
+          <w:b/>
+          <w:color w:val="1F3864"/>
+          <w:sz w:val="22"/>
+          <w:szCs w:val="22"/>
+        </w:rPr>
+        <w:t xml:space="preserve">Responsable / recursos. </w:t>
+      </w:r>
+      <w:r>
+        <w:rPr>
+          <w:sz w:val="22"/>
+          <w:szCs w:val="22"/>
+        </w:rPr>
+        <w:t xml:space="preserve">Responsable: COORD/MKT.</w:t>
+      </w:r>
+    </w:p>
+    <w:p>
+      <w:pPr>
+        <w:spacing w:after="80"/>
+      </w:pPr>
+      <w:r>
+        <w:rPr>
+          <w:b/>
+          <w:color w:val="1F3864"/>
+          <w:sz w:val="22"/>
+          <w:szCs w:val="22"/>
+        </w:rPr>
+        <w:t xml:space="preserve">KPI y meta. </w:t>
+      </w:r>
+      <w:r>
+        <w:rPr>
+          <w:sz w:val="22"/>
+          <w:szCs w:val="22"/>
+        </w:rPr>
+        <w:t xml:space="preserve">Asistencia + contenido generado + leads/referidos captados; impacto en retención.</w:t>
+      </w:r>
+    </w:p>
+    <w:p>
+      <w:pPr>
+        <w:spacing w:after="80"/>
+      </w:pPr>
+      <w:r>
+        <w:rPr>
+          <w:b/>
+          <w:color w:val="1F3864"/>
+          <w:sz w:val="22"/>
+          <w:szCs w:val="22"/>
+        </w:rPr>
+        <w:t xml:space="preserve">Criterios de decisión. </w:t>
+      </w:r>
+      <w:r>
+        <w:rPr>
+          <w:sz w:val="22"/>
+          <w:szCs w:val="22"/>
+        </w:rPr>
+        <w:t xml:space="preserve">Éxito: formato que engancha → recurrente. Ajuste: medir qué evento genera más pertenencia. Pausa: evento costoso sin retorno.</w:t>
+      </w:r>
+    </w:p>
+    <w:p>
+      <w:pPr>
+        <w:spacing w:after="80"/>
+      </w:pPr>
+      <w:r>
+        <w:rPr>
+          <w:b/>
+          <w:color w:val="C00000"/>
+          <w:sz w:val="22"/>
+          <w:szCs w:val="22"/>
+        </w:rPr>
+        <w:t xml:space="preserve">Próxima acción. </w:t>
+      </w:r>
+      <w:r>
+        <w:rPr>
+          <w:sz w:val="22"/>
+          <w:szCs w:val="22"/>
+        </w:rPr>
+        <w:t xml:space="preserve">Calendarizar 1 evento de comunidad para octubre/noviembre ligado a campaña.</w:t>
+      </w:r>
+    </w:p>
+    <w:p>
       <w:pPr>
         <w:spacing w:before="320" w:after="120"/>
         <w:pBdr>

--- a/KUGELMAN_PLAN_MAESTRO_DIRECCION.docx
+++ b/KUGELMAN_PLAN_MAESTRO_DIRECCION.docx
@@ -97,6 +97,286 @@
           <w:szCs w:val="18"/>
         </w:rPr>
         <w:t xml:space="preserve">Villas de Pachuca, Hidalgo · Elaborado sobre datos reales de la operación 2026</w:t>
+      </w:r>
+    </w:p>
+    <w:p>
+      <w:r>
+        <w:br w:type="page"/>
+      </w:r>
+    </w:p>
+    <w:p>
+      <w:pPr>
+        <w:spacing w:before="320" w:after="120"/>
+        <w:pBdr>
+          <w:bottom w:val="single" w:sz="8" w:space="4" w:color="2F5597"/>
+        </w:pBdr>
+      </w:pPr>
+      <w:r>
+        <w:rPr>
+          <w:b/>
+          <w:color w:val="1F3864"/>
+          <w:sz w:val="30"/>
+          <w:szCs w:val="30"/>
+        </w:rPr>
+        <w:t xml:space="preserve">Cómo leer este documento</w:t>
+      </w:r>
+    </w:p>
+    <w:p>
+      <w:pPr>
+        <w:spacing w:before="0" w:after="120"/>
+      </w:pPr>
+      <w:r>
+        <w:rPr>
+          <w:sz w:val="22"/>
+          <w:szCs w:val="22"/>
+        </w:rPr>
+        <w:t xml:space="preserve">Este es el documento integral del plan de marketing y crecimiento de Kugelman Academy para el cierre de 2026. Reúne, en un solo lugar, el diagnóstico, las estrategias desarrolladas, los planes mes por mes, el presupuesto, las promociones a revisar con Finanzas, las herramientas de trabajo y el sistema de seguimiento. Está escrito para dos audiencias: Dirección (decisiones de estrategia y operación) y Finanzas (presupuesto, promociones y retorno).</w:t>
+      </w:r>
+    </w:p>
+    <w:p>
+      <w:pPr>
+        <w:spacing w:before="0" w:after="120"/>
+      </w:pPr>
+      <w:r>
+        <w:rPr>
+          <w:b/>
+          <w:sz w:val="22"/>
+          <w:szCs w:val="22"/>
+        </w:rPr>
+        <w:t xml:space="preserve">Convenciones:</w:t>
+      </w:r>
+    </w:p>
+    <w:p>
+      <w:pPr>
+        <w:ind w:left="360" w:hanging="360"/>
+        <w:spacing w:after="60"/>
+      </w:pPr>
+      <w:r>
+        <w:rPr>
+          <w:b/>
+          <w:color w:val="2F5597"/>
+          <w:sz w:val="22"/>
+          <w:szCs w:val="22"/>
+        </w:rPr>
+        <w:t xml:space="preserve">•  </w:t>
+      </w:r>
+      <w:r>
+        <w:rPr>
+          <w:sz w:val="22"/>
+          <w:szCs w:val="22"/>
+        </w:rPr>
+        <w:t xml:space="preserve">Dato confirmado: proviene de la operación real (campañas, tracker de leads, registro de clases muestra).</w:t>
+      </w:r>
+    </w:p>
+    <w:p>
+      <w:pPr>
+        <w:ind w:left="360" w:hanging="360"/>
+        <w:spacing w:after="60"/>
+      </w:pPr>
+      <w:r>
+        <w:rPr>
+          <w:b/>
+          <w:color w:val="2F5597"/>
+          <w:sz w:val="22"/>
+          <w:szCs w:val="22"/>
+        </w:rPr>
+        <w:t xml:space="preserve">•  </w:t>
+      </w:r>
+      <w:r>
+        <w:rPr>
+          <w:sz w:val="22"/>
+          <w:szCs w:val="22"/>
+        </w:rPr>
+        <w:t xml:space="preserve">SUPUESTO: estimación de trabajo; debe validarse. Se marca en el texto.</w:t>
+      </w:r>
+    </w:p>
+    <w:p>
+      <w:pPr>
+        <w:ind w:left="360" w:hanging="360"/>
+        <w:spacing w:after="60"/>
+      </w:pPr>
+      <w:r>
+        <w:rPr>
+          <w:b/>
+          <w:color w:val="2F5597"/>
+          <w:sz w:val="22"/>
+          <w:szCs w:val="22"/>
+        </w:rPr>
+        <w:t xml:space="preserve">•  </w:t>
+      </w:r>
+      <w:r>
+        <w:rPr>
+          <w:sz w:val="22"/>
+          <w:szCs w:val="22"/>
+        </w:rPr>
+        <w:t xml:space="preserve">DATO NO DISPONIBLE: información que aún falta y que se solicita en la Parte VII.</w:t>
+      </w:r>
+    </w:p>
+    <w:p>
+      <w:pPr>
+        <w:spacing w:before="0" w:after="120"/>
+      </w:pPr>
+      <w:r>
+        <w:rPr>
+          <w:b/>
+          <w:sz w:val="22"/>
+          <w:szCs w:val="22"/>
+        </w:rPr>
+        <w:t xml:space="preserve">Contenido:</w:t>
+      </w:r>
+    </w:p>
+    <w:p>
+      <w:pPr>
+        <w:ind w:left="360" w:hanging="360"/>
+        <w:spacing w:after="60"/>
+      </w:pPr>
+      <w:r>
+        <w:rPr>
+          <w:b/>
+          <w:color w:val="2F5597"/>
+          <w:sz w:val="22"/>
+          <w:szCs w:val="22"/>
+        </w:rPr>
+        <w:t xml:space="preserve">•  </w:t>
+      </w:r>
+      <w:r>
+        <w:rPr>
+          <w:sz w:val="22"/>
+          <w:szCs w:val="22"/>
+        </w:rPr>
+        <w:t xml:space="preserve">PARTE I — Plan maestro: diagnóstico, objetivos, estrategia general y por mes (resumen).</w:t>
+      </w:r>
+    </w:p>
+    <w:p>
+      <w:pPr>
+        <w:ind w:left="360" w:hanging="360"/>
+        <w:spacing w:after="60"/>
+      </w:pPr>
+      <w:r>
+        <w:rPr>
+          <w:b/>
+          <w:color w:val="2F5597"/>
+          <w:sz w:val="22"/>
+          <w:szCs w:val="22"/>
+        </w:rPr>
+        <w:t xml:space="preserve">•  </w:t>
+      </w:r>
+      <w:r>
+        <w:rPr>
+          <w:sz w:val="22"/>
+          <w:szCs w:val="22"/>
+        </w:rPr>
+        <w:t xml:space="preserve">PARTE II — Estrategias desarrolladas una a una (fichas accionables).</w:t>
+      </w:r>
+    </w:p>
+    <w:p>
+      <w:pPr>
+        <w:ind w:left="360" w:hanging="360"/>
+        <w:spacing w:after="60"/>
+      </w:pPr>
+      <w:r>
+        <w:rPr>
+          <w:b/>
+          <w:color w:val="2F5597"/>
+          <w:sz w:val="22"/>
+          <w:szCs w:val="22"/>
+        </w:rPr>
+        <w:t xml:space="preserve">•  </w:t>
+      </w:r>
+      <w:r>
+        <w:rPr>
+          <w:sz w:val="22"/>
+          <w:szCs w:val="22"/>
+        </w:rPr>
+        <w:t xml:space="preserve">PARTE III — Ejecución mensual: actividades, responsables, entregables y KPIs.</w:t>
+      </w:r>
+    </w:p>
+    <w:p>
+      <w:pPr>
+        <w:ind w:left="360" w:hanging="360"/>
+        <w:spacing w:after="60"/>
+      </w:pPr>
+      <w:r>
+        <w:rPr>
+          <w:b/>
+          <w:color w:val="2F5597"/>
+          <w:sz w:val="22"/>
+          <w:szCs w:val="22"/>
+        </w:rPr>
+        <w:t xml:space="preserve">•  </w:t>
+      </w:r>
+      <w:r>
+        <w:rPr>
+          <w:sz w:val="22"/>
+          <w:szCs w:val="22"/>
+        </w:rPr>
+        <w:t xml:space="preserve">PARTE IV — Bloque financiero: presupuesto, escenarios, promociones Buen Fin y decisiones para Finanzas.</w:t>
+      </w:r>
+    </w:p>
+    <w:p>
+      <w:pPr>
+        <w:ind w:left="360" w:hanging="360"/>
+        <w:spacing w:after="60"/>
+      </w:pPr>
+      <w:r>
+        <w:rPr>
+          <w:b/>
+          <w:color w:val="2F5597"/>
+          <w:sz w:val="22"/>
+          <w:szCs w:val="22"/>
+        </w:rPr>
+        <w:t xml:space="preserve">•  </w:t>
+      </w:r>
+      <w:r>
+        <w:rPr>
+          <w:sz w:val="22"/>
+          <w:szCs w:val="22"/>
+        </w:rPr>
+        <w:t xml:space="preserve">PARTE V — Herramientas operativas.</w:t>
+      </w:r>
+    </w:p>
+    <w:p>
+      <w:pPr>
+        <w:ind w:left="360" w:hanging="360"/>
+        <w:spacing w:after="60"/>
+      </w:pPr>
+      <w:r>
+        <w:rPr>
+          <w:b/>
+          <w:color w:val="2F5597"/>
+          <w:sz w:val="22"/>
+          <w:szCs w:val="22"/>
+        </w:rPr>
+        <w:t xml:space="preserve">•  </w:t>
+      </w:r>
+      <w:r>
+        <w:rPr>
+          <w:sz w:val="22"/>
+          <w:szCs w:val="22"/>
+        </w:rPr>
+        <w:t xml:space="preserve">PARTE VI — Seguimiento y control (responsabilidades, reuniones, tablero, semáforo).</w:t>
+      </w:r>
+    </w:p>
+    <w:p>
+      <w:pPr>
+        <w:ind w:left="360" w:hanging="360"/>
+        <w:spacing w:after="60"/>
+      </w:pPr>
+      <w:r>
+        <w:rPr>
+          <w:b/>
+          <w:color w:val="2F5597"/>
+          <w:sz w:val="22"/>
+          <w:szCs w:val="22"/>
+        </w:rPr>
+        <w:t xml:space="preserve">•  </w:t>
+      </w:r>
+      <w:r>
+        <w:rPr>
+          <w:sz w:val="22"/>
+          <w:szCs w:val="22"/>
+        </w:rPr>
+        <w:t xml:space="preserve">PARTE VII — Datos faltantes, mejoras y decisiones pendientes.</w:t>
       </w:r>
     </w:p>
     <w:p>
@@ -14435,6 +14715,69 @@
       </w:r>
     </w:p>
     <w:p>
+      <w:r>
+        <w:br w:type="page"/>
+      </w:r>
+    </w:p>
+    <w:p>
+      <w:pPr>
+        <w:jc w:val="center"/>
+        <w:spacing w:before="2400" w:after="120"/>
+      </w:pPr>
+      <w:r>
+        <w:rPr>
+          <w:b/>
+          <w:color w:val="1F3864"/>
+          <w:sz w:val="56"/>
+          <w:szCs w:val="56"/>
+        </w:rPr>
+        <w:t xml:space="preserve">PARTE III</w:t>
+      </w:r>
+    </w:p>
+    <w:p>
+      <w:pPr>
+        <w:jc w:val="center"/>
+        <w:spacing w:after="80"/>
+      </w:pPr>
+      <w:r>
+        <w:rPr>
+          <w:b/>
+          <w:color w:val="2F5597"/>
+          <w:sz w:val="32"/>
+          <w:szCs w:val="32"/>
+        </w:rPr>
+        <w:t xml:space="preserve">Ejecución mensual</w:t>
+      </w:r>
+    </w:p>
+    <w:p>
+      <w:pPr>
+        <w:jc w:val="center"/>
+        <w:spacing w:after="120"/>
+      </w:pPr>
+      <w:r>
+        <w:rPr>
+          <w:color w:val="595959"/>
+          <w:sz w:val="26"/>
+          <w:szCs w:val="26"/>
+        </w:rPr>
+        <w:t xml:space="preserve">Actividades · Responsable · Entregable · KPI</w:t>
+      </w:r>
+    </w:p>
+    <w:p>
+      <w:pPr>
+        <w:spacing w:before="0" w:after="120"/>
+      </w:pPr>
+      <w:r>
+        <w:rPr>
+          <w:i/>
+          <w:color w:val="595959"/>
+          <w:sz w:val="20"/>
+          <w:szCs w:val="20"/>
+        </w:rPr>
+        <w:t xml:space="preserve">Cada mes tiene un rol claro dentro del cierre de año. Aquí están las actividades principales de cada mes con su responsable, el entregable esperado y el indicador con el que se mide. El detalle día por día vive en los planes mensuales anexos.</w:t>
+      </w:r>
+    </w:p>
+    <w:p>
       <w:pPr>
         <w:spacing w:before="320" w:after="120"/>
         <w:pBdr>
@@ -14448,7 +14791,9457 @@
           <w:sz w:val="30"/>
           <w:szCs w:val="30"/>
         </w:rPr>
-        <w:t xml:space="preserve">36. Anexos operativos</w:t>
+        <w:t xml:space="preserve">Septiembre — Construir la maquinaria</w:t>
+      </w:r>
+    </w:p>
+    <w:p>
+      <w:pPr>
+        <w:spacing w:before="0" w:after="120"/>
+      </w:pPr>
+      <w:r>
+        <w:rPr>
+          <w:b/>
+          <w:sz w:val="22"/>
+          <w:szCs w:val="22"/>
+        </w:rPr>
+        <w:t xml:space="preserve">Septiembre no es el arranque formal: es el mes de dejar todo listo para operar en octubre. Meta del mes: subir la conversión Lead→Clase muestra del 15% al menos al 20% y dejar la medición funcionando.</w:t>
+      </w:r>
+    </w:p>
+    <w:tbl>
+      <w:tblPr>
+        <w:tblW w:w="5000" w:type="pct"/>
+        <w:tblBorders>
+          <w:top w:val="single" w:sz="4" w:color="BFBFBF"/>
+          <w:left w:val="single" w:sz="4" w:color="BFBFBF"/>
+          <w:bottom w:val="single" w:sz="4" w:color="BFBFBF"/>
+          <w:right w:val="single" w:sz="4" w:color="BFBFBF"/>
+          <w:insideH w:val="single" w:sz="4" w:color="BFBFBF"/>
+          <w:insideV w:val="single" w:sz="4" w:color="BFBFBF"/>
+        </w:tblBorders>
+        <w:tblLook w:firstRow="1"/>
+      </w:tblPr>
+      <w:tblGrid>
+        <w:gridCol w:w="3931"/>
+        <w:gridCol w:w="2059"/>
+        <w:gridCol w:w="2808"/>
+        <w:gridCol w:w="2433"/>
+      </w:tblGrid>
+      <w:tr>
+        <w:tc>
+          <w:tcPr>
+            <w:tcW w:w="2100" w:type="pct"/>
+            <w:shd w:val="clear" w:fill="2F5597"/>
+            <w:tcMar>
+              <w:top w:w="40"/>
+              <w:bottom w:w="40"/>
+              <w:left w:w="80"/>
+              <w:right w:w="80"/>
+            </w:tcMar>
+          </w:tcPr>
+          <w:p>
+            <w:pPr>
+              <w:spacing w:after="20"/>
+            </w:pPr>
+            <w:r>
+              <w:rPr>
+                <w:b/>
+                <w:color w:val="FFFFFF"/>
+                <w:sz w:val="20"/>
+                <w:szCs w:val="20"/>
+              </w:rPr>
+              <w:t xml:space="preserve">Actividad principal</w:t>
+            </w:r>
+          </w:p>
+        </w:tc>
+        <w:tc>
+          <w:tcPr>
+            <w:tcW w:w="1100" w:type="pct"/>
+            <w:shd w:val="clear" w:fill="2F5597"/>
+            <w:tcMar>
+              <w:top w:w="40"/>
+              <w:bottom w:w="40"/>
+              <w:left w:w="80"/>
+              <w:right w:w="80"/>
+            </w:tcMar>
+          </w:tcPr>
+          <w:p>
+            <w:pPr>
+              <w:spacing w:after="20"/>
+            </w:pPr>
+            <w:r>
+              <w:rPr>
+                <w:b/>
+                <w:color w:val="FFFFFF"/>
+                <w:sz w:val="20"/>
+                <w:szCs w:val="20"/>
+              </w:rPr>
+              <w:t xml:space="preserve">Responsable</w:t>
+            </w:r>
+          </w:p>
+        </w:tc>
+        <w:tc>
+          <w:tcPr>
+            <w:tcW w:w="1500" w:type="pct"/>
+            <w:shd w:val="clear" w:fill="2F5597"/>
+            <w:tcMar>
+              <w:top w:w="40"/>
+              <w:bottom w:w="40"/>
+              <w:left w:w="80"/>
+              <w:right w:w="80"/>
+            </w:tcMar>
+          </w:tcPr>
+          <w:p>
+            <w:pPr>
+              <w:spacing w:after="20"/>
+            </w:pPr>
+            <w:r>
+              <w:rPr>
+                <w:b/>
+                <w:color w:val="FFFFFF"/>
+                <w:sz w:val="20"/>
+                <w:szCs w:val="20"/>
+              </w:rPr>
+              <w:t xml:space="preserve">Entregable</w:t>
+            </w:r>
+          </w:p>
+        </w:tc>
+        <w:tc>
+          <w:tcPr>
+            <w:tcW w:w="1300" w:type="pct"/>
+            <w:shd w:val="clear" w:fill="2F5597"/>
+            <w:tcMar>
+              <w:top w:w="40"/>
+              <w:bottom w:w="40"/>
+              <w:left w:w="80"/>
+              <w:right w:w="80"/>
+            </w:tcMar>
+          </w:tcPr>
+          <w:p>
+            <w:pPr>
+              <w:spacing w:after="20"/>
+            </w:pPr>
+            <w:r>
+              <w:rPr>
+                <w:b/>
+                <w:color w:val="FFFFFF"/>
+                <w:sz w:val="20"/>
+                <w:szCs w:val="20"/>
+              </w:rPr>
+              <w:t xml:space="preserve">KPI / meta</w:t>
+            </w:r>
+          </w:p>
+        </w:tc>
+      </w:tr>
+      <w:tr>
+        <w:tc>
+          <w:tcPr>
+            <w:tcW w:w="2100" w:type="pct"/>
+            <w:shd w:val="clear" w:fill="EAF1F8"/>
+            <w:tcMar>
+              <w:top w:w="40"/>
+              <w:bottom w:w="40"/>
+              <w:left w:w="80"/>
+              <w:right w:w="80"/>
+            </w:tcMar>
+          </w:tcPr>
+          <w:p>
+            <w:pPr>
+              <w:spacing w:after="20"/>
+            </w:pPr>
+            <w:r>
+              <w:rPr>
+                <w:b/>
+                <w:sz w:val="20"/>
+                <w:szCs w:val="20"/>
+              </w:rPr>
+              <w:t xml:space="preserve">Levantar datos base (capacidad, bajas, alumnos por producto)</w:t>
+            </w:r>
+          </w:p>
+        </w:tc>
+        <w:tc>
+          <w:tcPr>
+            <w:tcW w:w="1100" w:type="pct"/>
+            <w:tcMar>
+              <w:top w:w="40"/>
+              <w:bottom w:w="40"/>
+              <w:left w:w="80"/>
+              <w:right w:w="80"/>
+            </w:tcMar>
+          </w:tcPr>
+          <w:p>
+            <w:pPr>
+              <w:spacing w:after="20"/>
+            </w:pPr>
+            <w:r>
+              <w:rPr>
+                <w:sz w:val="20"/>
+                <w:szCs w:val="20"/>
+              </w:rPr>
+              <w:t xml:space="preserve">COORD/DATOS</w:t>
+            </w:r>
+          </w:p>
+        </w:tc>
+        <w:tc>
+          <w:tcPr>
+            <w:tcW w:w="1500" w:type="pct"/>
+            <w:tcMar>
+              <w:top w:w="40"/>
+              <w:bottom w:w="40"/>
+              <w:left w:w="80"/>
+              <w:right w:w="80"/>
+            </w:tcMar>
+          </w:tcPr>
+          <w:p>
+            <w:pPr>
+              <w:spacing w:after="20"/>
+            </w:pPr>
+            <w:r>
+              <w:rPr>
+                <w:sz w:val="20"/>
+                <w:szCs w:val="20"/>
+              </w:rPr>
+              <w:t xml:space="preserve">Excel de herramientas lleno</w:t>
+            </w:r>
+          </w:p>
+        </w:tc>
+        <w:tc>
+          <w:tcPr>
+            <w:tcW w:w="1300" w:type="pct"/>
+            <w:tcMar>
+              <w:top w:w="40"/>
+              <w:bottom w:w="40"/>
+              <w:left w:w="80"/>
+              <w:right w:w="80"/>
+            </w:tcMar>
+          </w:tcPr>
+          <w:p>
+            <w:pPr>
+              <w:spacing w:after="20"/>
+            </w:pPr>
+            <w:r>
+              <w:rPr>
+                <w:sz w:val="20"/>
+                <w:szCs w:val="20"/>
+              </w:rPr>
+              <w:t xml:space="preserve">Datos completos</w:t>
+            </w:r>
+          </w:p>
+        </w:tc>
+      </w:tr>
+      <w:tr>
+        <w:tc>
+          <w:tcPr>
+            <w:tcW w:w="2100" w:type="pct"/>
+            <w:shd w:val="clear" w:fill="EAF1F8"/>
+            <w:tcMar>
+              <w:top w:w="40"/>
+              <w:bottom w:w="40"/>
+              <w:left w:w="80"/>
+              <w:right w:w="80"/>
+            </w:tcMar>
+          </w:tcPr>
+          <w:p>
+            <w:pPr>
+              <w:spacing w:after="20"/>
+            </w:pPr>
+            <w:r>
+              <w:rPr>
+                <w:b/>
+                <w:sz w:val="20"/>
+                <w:szCs w:val="20"/>
+              </w:rPr>
+              <w:t xml:space="preserve">Diseñar proceso de WhatsApp (guion, plantillas, SLA)</w:t>
+            </w:r>
+          </w:p>
+        </w:tc>
+        <w:tc>
+          <w:tcPr>
+            <w:tcW w:w="1100" w:type="pct"/>
+            <w:tcMar>
+              <w:top w:w="40"/>
+              <w:bottom w:w="40"/>
+              <w:left w:w="80"/>
+              <w:right w:w="80"/>
+            </w:tcMar>
+          </w:tcPr>
+          <w:p>
+            <w:pPr>
+              <w:spacing w:after="20"/>
+            </w:pPr>
+            <w:r>
+              <w:rPr>
+                <w:sz w:val="20"/>
+                <w:szCs w:val="20"/>
+              </w:rPr>
+              <w:t xml:space="preserve">VENTAS/DIR</w:t>
+            </w:r>
+          </w:p>
+        </w:tc>
+        <w:tc>
+          <w:tcPr>
+            <w:tcW w:w="1500" w:type="pct"/>
+            <w:tcMar>
+              <w:top w:w="40"/>
+              <w:bottom w:w="40"/>
+              <w:left w:w="80"/>
+              <w:right w:w="80"/>
+            </w:tcMar>
+          </w:tcPr>
+          <w:p>
+            <w:pPr>
+              <w:spacing w:after="20"/>
+            </w:pPr>
+            <w:r>
+              <w:rPr>
+                <w:sz w:val="20"/>
+                <w:szCs w:val="20"/>
+              </w:rPr>
+              <w:t xml:space="preserve">Documento de proceso</w:t>
+            </w:r>
+          </w:p>
+        </w:tc>
+        <w:tc>
+          <w:tcPr>
+            <w:tcW w:w="1300" w:type="pct"/>
+            <w:tcMar>
+              <w:top w:w="40"/>
+              <w:bottom w:w="40"/>
+              <w:left w:w="80"/>
+              <w:right w:w="80"/>
+            </w:tcMar>
+          </w:tcPr>
+          <w:p>
+            <w:pPr>
+              <w:spacing w:after="20"/>
+            </w:pPr>
+            <w:r>
+              <w:rPr>
+                <w:sz w:val="20"/>
+                <w:szCs w:val="20"/>
+              </w:rPr>
+              <w:t xml:space="preserve">SLA ≤ 30 min</w:t>
+            </w:r>
+          </w:p>
+        </w:tc>
+      </w:tr>
+      <w:tr>
+        <w:tc>
+          <w:tcPr>
+            <w:tcW w:w="2100" w:type="pct"/>
+            <w:shd w:val="clear" w:fill="EAF1F8"/>
+            <w:tcMar>
+              <w:top w:w="40"/>
+              <w:bottom w:w="40"/>
+              <w:left w:w="80"/>
+              <w:right w:w="80"/>
+            </w:tcMar>
+          </w:tcPr>
+          <w:p>
+            <w:pPr>
+              <w:spacing w:after="20"/>
+            </w:pPr>
+            <w:r>
+              <w:rPr>
+                <w:b/>
+                <w:sz w:val="20"/>
+                <w:szCs w:val="20"/>
+              </w:rPr>
+              <w:t xml:space="preserve">Producir banco de reels testimoniales</w:t>
+            </w:r>
+          </w:p>
+        </w:tc>
+        <w:tc>
+          <w:tcPr>
+            <w:tcW w:w="1100" w:type="pct"/>
+            <w:tcMar>
+              <w:top w:w="40"/>
+              <w:bottom w:w="40"/>
+              <w:left w:w="80"/>
+              <w:right w:w="80"/>
+            </w:tcMar>
+          </w:tcPr>
+          <w:p>
+            <w:pPr>
+              <w:spacing w:after="20"/>
+            </w:pPr>
+            <w:r>
+              <w:rPr>
+                <w:sz w:val="20"/>
+                <w:szCs w:val="20"/>
+              </w:rPr>
+              <w:t xml:space="preserve">MKT</w:t>
+            </w:r>
+          </w:p>
+        </w:tc>
+        <w:tc>
+          <w:tcPr>
+            <w:tcW w:w="1500" w:type="pct"/>
+            <w:tcMar>
+              <w:top w:w="40"/>
+              <w:bottom w:w="40"/>
+              <w:left w:w="80"/>
+              <w:right w:w="80"/>
+            </w:tcMar>
+          </w:tcPr>
+          <w:p>
+            <w:pPr>
+              <w:spacing w:after="20"/>
+            </w:pPr>
+            <w:r>
+              <w:rPr>
+                <w:sz w:val="20"/>
+                <w:szCs w:val="20"/>
+              </w:rPr>
+              <w:t xml:space="preserve">6–8 clips</w:t>
+            </w:r>
+          </w:p>
+        </w:tc>
+        <w:tc>
+          <w:tcPr>
+            <w:tcW w:w="1300" w:type="pct"/>
+            <w:tcMar>
+              <w:top w:w="40"/>
+              <w:bottom w:w="40"/>
+              <w:left w:w="80"/>
+              <w:right w:w="80"/>
+            </w:tcMar>
+          </w:tcPr>
+          <w:p>
+            <w:pPr>
+              <w:spacing w:after="20"/>
+            </w:pPr>
+            <w:r>
+              <w:rPr>
+                <w:sz w:val="20"/>
+                <w:szCs w:val="20"/>
+              </w:rPr>
+              <w:t xml:space="preserve">Piezas listas</w:t>
+            </w:r>
+          </w:p>
+        </w:tc>
+      </w:tr>
+      <w:tr>
+        <w:tc>
+          <w:tcPr>
+            <w:tcW w:w="2100" w:type="pct"/>
+            <w:shd w:val="clear" w:fill="EAF1F8"/>
+            <w:tcMar>
+              <w:top w:w="40"/>
+              <w:bottom w:w="40"/>
+              <w:left w:w="80"/>
+              <w:right w:w="80"/>
+            </w:tcMar>
+          </w:tcPr>
+          <w:p>
+            <w:pPr>
+              <w:spacing w:after="20"/>
+            </w:pPr>
+            <w:r>
+              <w:rPr>
+                <w:b/>
+                <w:sz w:val="20"/>
+                <w:szCs w:val="20"/>
+              </w:rPr>
+              <w:t xml:space="preserve">Configurar medición (píxel, UTMs, QR) y tablero</w:t>
+            </w:r>
+          </w:p>
+        </w:tc>
+        <w:tc>
+          <w:tcPr>
+            <w:tcW w:w="1100" w:type="pct"/>
+            <w:tcMar>
+              <w:top w:w="40"/>
+              <w:bottom w:w="40"/>
+              <w:left w:w="80"/>
+              <w:right w:w="80"/>
+            </w:tcMar>
+          </w:tcPr>
+          <w:p>
+            <w:pPr>
+              <w:spacing w:after="20"/>
+            </w:pPr>
+            <w:r>
+              <w:rPr>
+                <w:sz w:val="20"/>
+                <w:szCs w:val="20"/>
+              </w:rPr>
+              <w:t xml:space="preserve">PAUTA/DATOS</w:t>
+            </w:r>
+          </w:p>
+        </w:tc>
+        <w:tc>
+          <w:tcPr>
+            <w:tcW w:w="1500" w:type="pct"/>
+            <w:tcMar>
+              <w:top w:w="40"/>
+              <w:bottom w:w="40"/>
+              <w:left w:w="80"/>
+              <w:right w:w="80"/>
+            </w:tcMar>
+          </w:tcPr>
+          <w:p>
+            <w:pPr>
+              <w:spacing w:after="20"/>
+            </w:pPr>
+            <w:r>
+              <w:rPr>
+                <w:sz w:val="20"/>
+                <w:szCs w:val="20"/>
+              </w:rPr>
+              <w:t xml:space="preserve">Medición viva</w:t>
+            </w:r>
+          </w:p>
+        </w:tc>
+        <w:tc>
+          <w:tcPr>
+            <w:tcW w:w="1300" w:type="pct"/>
+            <w:tcMar>
+              <w:top w:w="40"/>
+              <w:bottom w:w="40"/>
+              <w:left w:w="80"/>
+              <w:right w:w="80"/>
+            </w:tcMar>
+          </w:tcPr>
+          <w:p>
+            <w:pPr>
+              <w:spacing w:after="20"/>
+            </w:pPr>
+            <w:r>
+              <w:rPr>
+                <w:sz w:val="20"/>
+                <w:szCs w:val="20"/>
+              </w:rPr>
+              <w:t xml:space="preserve">Checklist en verde</w:t>
+            </w:r>
+          </w:p>
+        </w:tc>
+      </w:tr>
+      <w:tr>
+        <w:tc>
+          <w:tcPr>
+            <w:tcW w:w="2100" w:type="pct"/>
+            <w:shd w:val="clear" w:fill="EAF1F8"/>
+            <w:tcMar>
+              <w:top w:w="40"/>
+              <w:bottom w:w="40"/>
+              <w:left w:w="80"/>
+              <w:right w:w="80"/>
+            </w:tcMar>
+          </w:tcPr>
+          <w:p>
+            <w:pPr>
+              <w:spacing w:after="20"/>
+            </w:pPr>
+            <w:r>
+              <w:rPr>
+                <w:b/>
+                <w:sz w:val="20"/>
+                <w:szCs w:val="20"/>
+              </w:rPr>
+              <w:t xml:space="preserve">Reestructurar campañas por segmento</w:t>
+            </w:r>
+          </w:p>
+        </w:tc>
+        <w:tc>
+          <w:tcPr>
+            <w:tcW w:w="1100" w:type="pct"/>
+            <w:tcMar>
+              <w:top w:w="40"/>
+              <w:bottom w:w="40"/>
+              <w:left w:w="80"/>
+              <w:right w:w="80"/>
+            </w:tcMar>
+          </w:tcPr>
+          <w:p>
+            <w:pPr>
+              <w:spacing w:after="20"/>
+            </w:pPr>
+            <w:r>
+              <w:rPr>
+                <w:sz w:val="20"/>
+                <w:szCs w:val="20"/>
+              </w:rPr>
+              <w:t xml:space="preserve">PAUTA</w:t>
+            </w:r>
+          </w:p>
+        </w:tc>
+        <w:tc>
+          <w:tcPr>
+            <w:tcW w:w="1500" w:type="pct"/>
+            <w:tcMar>
+              <w:top w:w="40"/>
+              <w:bottom w:w="40"/>
+              <w:left w:w="80"/>
+              <w:right w:w="80"/>
+            </w:tcMar>
+          </w:tcPr>
+          <w:p>
+            <w:pPr>
+              <w:spacing w:after="20"/>
+            </w:pPr>
+            <w:r>
+              <w:rPr>
+                <w:sz w:val="20"/>
+                <w:szCs w:val="20"/>
+              </w:rPr>
+              <w:t xml:space="preserve">3 campañas listas</w:t>
+            </w:r>
+          </w:p>
+        </w:tc>
+        <w:tc>
+          <w:tcPr>
+            <w:tcW w:w="1300" w:type="pct"/>
+            <w:tcMar>
+              <w:top w:w="40"/>
+              <w:bottom w:w="40"/>
+              <w:left w:w="80"/>
+              <w:right w:w="80"/>
+            </w:tcMar>
+          </w:tcPr>
+          <w:p>
+            <w:pPr>
+              <w:spacing w:after="20"/>
+            </w:pPr>
+            <w:r>
+              <w:rPr>
+                <w:sz w:val="20"/>
+                <w:szCs w:val="20"/>
+              </w:rPr>
+              <w:t xml:space="preserve">CPL objetivo ≤ $24</w:t>
+            </w:r>
+          </w:p>
+        </w:tc>
+      </w:tr>
+      <w:tr>
+        <w:tc>
+          <w:tcPr>
+            <w:tcW w:w="2100" w:type="pct"/>
+            <w:shd w:val="clear" w:fill="EAF1F8"/>
+            <w:tcMar>
+              <w:top w:w="40"/>
+              <w:bottom w:w="40"/>
+              <w:left w:w="80"/>
+              <w:right w:w="80"/>
+            </w:tcMar>
+          </w:tcPr>
+          <w:p>
+            <w:pPr>
+              <w:spacing w:after="20"/>
+            </w:pPr>
+            <w:r>
+              <w:rPr>
+                <w:b/>
+                <w:sz w:val="20"/>
+                <w:szCs w:val="20"/>
+              </w:rPr>
+              <w:t xml:space="preserve">Definir programa de referidos (incentivo)</w:t>
+            </w:r>
+          </w:p>
+        </w:tc>
+        <w:tc>
+          <w:tcPr>
+            <w:tcW w:w="1100" w:type="pct"/>
+            <w:tcMar>
+              <w:top w:w="40"/>
+              <w:bottom w:w="40"/>
+              <w:left w:w="80"/>
+              <w:right w:w="80"/>
+            </w:tcMar>
+          </w:tcPr>
+          <w:p>
+            <w:pPr>
+              <w:spacing w:after="20"/>
+            </w:pPr>
+            <w:r>
+              <w:rPr>
+                <w:sz w:val="20"/>
+                <w:szCs w:val="20"/>
+              </w:rPr>
+              <w:t xml:space="preserve">DIR</w:t>
+            </w:r>
+          </w:p>
+        </w:tc>
+        <w:tc>
+          <w:tcPr>
+            <w:tcW w:w="1500" w:type="pct"/>
+            <w:tcMar>
+              <w:top w:w="40"/>
+              <w:bottom w:w="40"/>
+              <w:left w:w="80"/>
+              <w:right w:w="80"/>
+            </w:tcMar>
+          </w:tcPr>
+          <w:p>
+            <w:pPr>
+              <w:spacing w:after="20"/>
+            </w:pPr>
+            <w:r>
+              <w:rPr>
+                <w:sz w:val="20"/>
+                <w:szCs w:val="20"/>
+              </w:rPr>
+              <w:t xml:space="preserve">Mecánica aprobada</w:t>
+            </w:r>
+          </w:p>
+        </w:tc>
+        <w:tc>
+          <w:tcPr>
+            <w:tcW w:w="1300" w:type="pct"/>
+            <w:tcMar>
+              <w:top w:w="40"/>
+              <w:bottom w:w="40"/>
+              <w:left w:w="80"/>
+              <w:right w:w="80"/>
+            </w:tcMar>
+          </w:tcPr>
+          <w:p>
+            <w:pPr>
+              <w:spacing w:after="20"/>
+            </w:pPr>
+            <w:r>
+              <w:rPr>
+                <w:sz w:val="20"/>
+                <w:szCs w:val="20"/>
+              </w:rPr>
+              <w:t xml:space="preserve">Incentivo definido</w:t>
+            </w:r>
+          </w:p>
+        </w:tc>
+      </w:tr>
+      <w:tr>
+        <w:tc>
+          <w:tcPr>
+            <w:tcW w:w="2100" w:type="pct"/>
+            <w:shd w:val="clear" w:fill="EAF1F8"/>
+            <w:tcMar>
+              <w:top w:w="40"/>
+              <w:bottom w:w="40"/>
+              <w:left w:w="80"/>
+              <w:right w:w="80"/>
+            </w:tcMar>
+          </w:tcPr>
+          <w:p>
+            <w:pPr>
+              <w:spacing w:after="20"/>
+            </w:pPr>
+            <w:r>
+              <w:rPr>
+                <w:b/>
+                <w:sz w:val="20"/>
+                <w:szCs w:val="20"/>
+              </w:rPr>
+              <w:t xml:space="preserve">Piloto de WhatsApp + reactivación de leads</w:t>
+            </w:r>
+          </w:p>
+        </w:tc>
+        <w:tc>
+          <w:tcPr>
+            <w:tcW w:w="1100" w:type="pct"/>
+            <w:tcMar>
+              <w:top w:w="40"/>
+              <w:bottom w:w="40"/>
+              <w:left w:w="80"/>
+              <w:right w:w="80"/>
+            </w:tcMar>
+          </w:tcPr>
+          <w:p>
+            <w:pPr>
+              <w:spacing w:after="20"/>
+            </w:pPr>
+            <w:r>
+              <w:rPr>
+                <w:sz w:val="20"/>
+                <w:szCs w:val="20"/>
+              </w:rPr>
+              <w:t xml:space="preserve">VENTAS</w:t>
+            </w:r>
+          </w:p>
+        </w:tc>
+        <w:tc>
+          <w:tcPr>
+            <w:tcW w:w="1500" w:type="pct"/>
+            <w:tcMar>
+              <w:top w:w="40"/>
+              <w:bottom w:w="40"/>
+              <w:left w:w="80"/>
+              <w:right w:w="80"/>
+            </w:tcMar>
+          </w:tcPr>
+          <w:p>
+            <w:pPr>
+              <w:spacing w:after="20"/>
+            </w:pPr>
+            <w:r>
+              <w:rPr>
+                <w:sz w:val="20"/>
+                <w:szCs w:val="20"/>
+              </w:rPr>
+              <w:t xml:space="preserve">Reporte de piloto</w:t>
+            </w:r>
+          </w:p>
+        </w:tc>
+        <w:tc>
+          <w:tcPr>
+            <w:tcW w:w="1300" w:type="pct"/>
+            <w:tcMar>
+              <w:top w:w="40"/>
+              <w:bottom w:w="40"/>
+              <w:left w:w="80"/>
+              <w:right w:w="80"/>
+            </w:tcMar>
+          </w:tcPr>
+          <w:p>
+            <w:pPr>
+              <w:spacing w:after="20"/>
+            </w:pPr>
+            <w:r>
+              <w:rPr>
+                <w:sz w:val="20"/>
+                <w:szCs w:val="20"/>
+              </w:rPr>
+              <w:t xml:space="preserve">Lead→CM ≥ 20%</w:t>
+            </w:r>
+          </w:p>
+        </w:tc>
+      </w:tr>
+      <w:tr>
+        <w:tc>
+          <w:tcPr>
+            <w:tcW w:w="2100" w:type="pct"/>
+            <w:shd w:val="clear" w:fill="EAF1F8"/>
+            <w:tcMar>
+              <w:top w:w="40"/>
+              <w:bottom w:w="40"/>
+              <w:left w:w="80"/>
+              <w:right w:w="80"/>
+            </w:tcMar>
+          </w:tcPr>
+          <w:p>
+            <w:pPr>
+              <w:spacing w:after="20"/>
+            </w:pPr>
+            <w:r>
+              <w:rPr>
+                <w:b/>
+                <w:sz w:val="20"/>
+                <w:szCs w:val="20"/>
+              </w:rPr>
+              <w:t xml:space="preserve">Encender octubre + 1ª reunión semanal</w:t>
+            </w:r>
+          </w:p>
+        </w:tc>
+        <w:tc>
+          <w:tcPr>
+            <w:tcW w:w="1100" w:type="pct"/>
+            <w:tcMar>
+              <w:top w:w="40"/>
+              <w:bottom w:w="40"/>
+              <w:left w:w="80"/>
+              <w:right w:w="80"/>
+            </w:tcMar>
+          </w:tcPr>
+          <w:p>
+            <w:pPr>
+              <w:spacing w:after="20"/>
+            </w:pPr>
+            <w:r>
+              <w:rPr>
+                <w:sz w:val="20"/>
+                <w:szCs w:val="20"/>
+              </w:rPr>
+              <w:t xml:space="preserve">Todos</w:t>
+            </w:r>
+          </w:p>
+        </w:tc>
+        <w:tc>
+          <w:tcPr>
+            <w:tcW w:w="1500" w:type="pct"/>
+            <w:tcMar>
+              <w:top w:w="40"/>
+              <w:bottom w:w="40"/>
+              <w:left w:w="80"/>
+              <w:right w:w="80"/>
+            </w:tcMar>
+          </w:tcPr>
+          <w:p>
+            <w:pPr>
+              <w:spacing w:after="20"/>
+            </w:pPr>
+            <w:r>
+              <w:rPr>
+                <w:sz w:val="20"/>
+                <w:szCs w:val="20"/>
+              </w:rPr>
+              <w:t xml:space="preserve">Sistema en marcha</w:t>
+            </w:r>
+          </w:p>
+        </w:tc>
+        <w:tc>
+          <w:tcPr>
+            <w:tcW w:w="1300" w:type="pct"/>
+            <w:tcMar>
+              <w:top w:w="40"/>
+              <w:bottom w:w="40"/>
+              <w:left w:w="80"/>
+              <w:right w:w="80"/>
+            </w:tcMar>
+          </w:tcPr>
+          <w:p>
+            <w:pPr>
+              <w:spacing w:after="20"/>
+            </w:pPr>
+            <w:r>
+              <w:rPr>
+                <w:sz w:val="20"/>
+                <w:szCs w:val="20"/>
+              </w:rPr>
+              <w:t xml:space="preserve">—</w:t>
+            </w:r>
+          </w:p>
+        </w:tc>
+      </w:tr>
+    </w:tbl>
+    <w:p>
+      <w:pPr>
+        <w:spacing w:after="80"/>
+      </w:pPr>
+    </w:p>
+    <w:p>
+      <w:pPr>
+        <w:spacing w:before="320" w:after="120"/>
+        <w:pBdr>
+          <w:bottom w:val="single" w:sz="8" w:space="4" w:color="2F5597"/>
+        </w:pBdr>
+      </w:pPr>
+      <w:r>
+        <w:rPr>
+          <w:b/>
+          <w:color w:val="1F3864"/>
+          <w:sz w:val="30"/>
+          <w:szCs w:val="30"/>
+        </w:rPr>
+        <w:t xml:space="preserve">Octubre — Operar la maquinaria</w:t>
+      </w:r>
+    </w:p>
+    <w:p>
+      <w:pPr>
+        <w:spacing w:before="0" w:after="120"/>
+      </w:pPr>
+      <w:r>
+        <w:rPr>
+          <w:b/>
+          <w:sz w:val="22"/>
+          <w:szCs w:val="22"/>
+        </w:rPr>
+        <w:t xml:space="preserve">Primer mes de ejecución integral. Meta: Lead→Clase muestra ≥ 22%, 16–19 inscritos, y demostrar que el sistema funciona.</w:t>
+      </w:r>
+    </w:p>
+    <w:tbl>
+      <w:tblPr>
+        <w:tblW w:w="5000" w:type="pct"/>
+        <w:tblBorders>
+          <w:top w:val="single" w:sz="4" w:color="BFBFBF"/>
+          <w:left w:val="single" w:sz="4" w:color="BFBFBF"/>
+          <w:bottom w:val="single" w:sz="4" w:color="BFBFBF"/>
+          <w:right w:val="single" w:sz="4" w:color="BFBFBF"/>
+          <w:insideH w:val="single" w:sz="4" w:color="BFBFBF"/>
+          <w:insideV w:val="single" w:sz="4" w:color="BFBFBF"/>
+        </w:tblBorders>
+        <w:tblLook w:firstRow="1"/>
+      </w:tblPr>
+      <w:tblGrid>
+        <w:gridCol w:w="3931"/>
+        <w:gridCol w:w="2059"/>
+        <w:gridCol w:w="2808"/>
+        <w:gridCol w:w="2433"/>
+      </w:tblGrid>
+      <w:tr>
+        <w:tc>
+          <w:tcPr>
+            <w:tcW w:w="2100" w:type="pct"/>
+            <w:shd w:val="clear" w:fill="2F5597"/>
+            <w:tcMar>
+              <w:top w:w="40"/>
+              <w:bottom w:w="40"/>
+              <w:left w:w="80"/>
+              <w:right w:w="80"/>
+            </w:tcMar>
+          </w:tcPr>
+          <w:p>
+            <w:pPr>
+              <w:spacing w:after="20"/>
+            </w:pPr>
+            <w:r>
+              <w:rPr>
+                <w:b/>
+                <w:color w:val="FFFFFF"/>
+                <w:sz w:val="20"/>
+                <w:szCs w:val="20"/>
+              </w:rPr>
+              <w:t xml:space="preserve">Actividad principal</w:t>
+            </w:r>
+          </w:p>
+        </w:tc>
+        <w:tc>
+          <w:tcPr>
+            <w:tcW w:w="1100" w:type="pct"/>
+            <w:shd w:val="clear" w:fill="2F5597"/>
+            <w:tcMar>
+              <w:top w:w="40"/>
+              <w:bottom w:w="40"/>
+              <w:left w:w="80"/>
+              <w:right w:w="80"/>
+            </w:tcMar>
+          </w:tcPr>
+          <w:p>
+            <w:pPr>
+              <w:spacing w:after="20"/>
+            </w:pPr>
+            <w:r>
+              <w:rPr>
+                <w:b/>
+                <w:color w:val="FFFFFF"/>
+                <w:sz w:val="20"/>
+                <w:szCs w:val="20"/>
+              </w:rPr>
+              <w:t xml:space="preserve">Responsable</w:t>
+            </w:r>
+          </w:p>
+        </w:tc>
+        <w:tc>
+          <w:tcPr>
+            <w:tcW w:w="1500" w:type="pct"/>
+            <w:shd w:val="clear" w:fill="2F5597"/>
+            <w:tcMar>
+              <w:top w:w="40"/>
+              <w:bottom w:w="40"/>
+              <w:left w:w="80"/>
+              <w:right w:w="80"/>
+            </w:tcMar>
+          </w:tcPr>
+          <w:p>
+            <w:pPr>
+              <w:spacing w:after="20"/>
+            </w:pPr>
+            <w:r>
+              <w:rPr>
+                <w:b/>
+                <w:color w:val="FFFFFF"/>
+                <w:sz w:val="20"/>
+                <w:szCs w:val="20"/>
+              </w:rPr>
+              <w:t xml:space="preserve">Entregable</w:t>
+            </w:r>
+          </w:p>
+        </w:tc>
+        <w:tc>
+          <w:tcPr>
+            <w:tcW w:w="1300" w:type="pct"/>
+            <w:shd w:val="clear" w:fill="2F5597"/>
+            <w:tcMar>
+              <w:top w:w="40"/>
+              <w:bottom w:w="40"/>
+              <w:left w:w="80"/>
+              <w:right w:w="80"/>
+            </w:tcMar>
+          </w:tcPr>
+          <w:p>
+            <w:pPr>
+              <w:spacing w:after="20"/>
+            </w:pPr>
+            <w:r>
+              <w:rPr>
+                <w:b/>
+                <w:color w:val="FFFFFF"/>
+                <w:sz w:val="20"/>
+                <w:szCs w:val="20"/>
+              </w:rPr>
+              <w:t xml:space="preserve">KPI / meta</w:t>
+            </w:r>
+          </w:p>
+        </w:tc>
+      </w:tr>
+      <w:tr>
+        <w:tc>
+          <w:tcPr>
+            <w:tcW w:w="2100" w:type="pct"/>
+            <w:shd w:val="clear" w:fill="EAF1F8"/>
+            <w:tcMar>
+              <w:top w:w="40"/>
+              <w:bottom w:w="40"/>
+              <w:left w:w="80"/>
+              <w:right w:w="80"/>
+            </w:tcMar>
+          </w:tcPr>
+          <w:p>
+            <w:pPr>
+              <w:spacing w:after="20"/>
+            </w:pPr>
+            <w:r>
+              <w:rPr>
+                <w:b/>
+                <w:sz w:val="20"/>
+                <w:szCs w:val="20"/>
+              </w:rPr>
+              <w:t xml:space="preserve">Operar 3 campañas segmentadas + remarketing</w:t>
+            </w:r>
+          </w:p>
+        </w:tc>
+        <w:tc>
+          <w:tcPr>
+            <w:tcW w:w="1100" w:type="pct"/>
+            <w:tcMar>
+              <w:top w:w="40"/>
+              <w:bottom w:w="40"/>
+              <w:left w:w="80"/>
+              <w:right w:w="80"/>
+            </w:tcMar>
+          </w:tcPr>
+          <w:p>
+            <w:pPr>
+              <w:spacing w:after="20"/>
+            </w:pPr>
+            <w:r>
+              <w:rPr>
+                <w:sz w:val="20"/>
+                <w:szCs w:val="20"/>
+              </w:rPr>
+              <w:t xml:space="preserve">PAUTA</w:t>
+            </w:r>
+          </w:p>
+        </w:tc>
+        <w:tc>
+          <w:tcPr>
+            <w:tcW w:w="1500" w:type="pct"/>
+            <w:tcMar>
+              <w:top w:w="40"/>
+              <w:bottom w:w="40"/>
+              <w:left w:w="80"/>
+              <w:right w:w="80"/>
+            </w:tcMar>
+          </w:tcPr>
+          <w:p>
+            <w:pPr>
+              <w:spacing w:after="20"/>
+            </w:pPr>
+            <w:r>
+              <w:rPr>
+                <w:sz w:val="20"/>
+                <w:szCs w:val="20"/>
+              </w:rPr>
+              <w:t xml:space="preserve">Campañas activas</w:t>
+            </w:r>
+          </w:p>
+        </w:tc>
+        <w:tc>
+          <w:tcPr>
+            <w:tcW w:w="1300" w:type="pct"/>
+            <w:tcMar>
+              <w:top w:w="40"/>
+              <w:bottom w:w="40"/>
+              <w:left w:w="80"/>
+              <w:right w:w="80"/>
+            </w:tcMar>
+          </w:tcPr>
+          <w:p>
+            <w:pPr>
+              <w:spacing w:after="20"/>
+            </w:pPr>
+            <w:r>
+              <w:rPr>
+                <w:sz w:val="20"/>
+                <w:szCs w:val="20"/>
+              </w:rPr>
+              <w:t xml:space="preserve">CPL ≤ $24</w:t>
+            </w:r>
+          </w:p>
+        </w:tc>
+      </w:tr>
+      <w:tr>
+        <w:tc>
+          <w:tcPr>
+            <w:tcW w:w="2100" w:type="pct"/>
+            <w:shd w:val="clear" w:fill="EAF1F8"/>
+            <w:tcMar>
+              <w:top w:w="40"/>
+              <w:bottom w:w="40"/>
+              <w:left w:w="80"/>
+              <w:right w:w="80"/>
+            </w:tcMar>
+          </w:tcPr>
+          <w:p>
+            <w:pPr>
+              <w:spacing w:after="20"/>
+            </w:pPr>
+            <w:r>
+              <w:rPr>
+                <w:b/>
+                <w:sz w:val="20"/>
+                <w:szCs w:val="20"/>
+              </w:rPr>
+              <w:t xml:space="preserve">Publicar calendario editorial (6 pilares, ~4/sem)</w:t>
+            </w:r>
+          </w:p>
+        </w:tc>
+        <w:tc>
+          <w:tcPr>
+            <w:tcW w:w="1100" w:type="pct"/>
+            <w:tcMar>
+              <w:top w:w="40"/>
+              <w:bottom w:w="40"/>
+              <w:left w:w="80"/>
+              <w:right w:w="80"/>
+            </w:tcMar>
+          </w:tcPr>
+          <w:p>
+            <w:pPr>
+              <w:spacing w:after="20"/>
+            </w:pPr>
+            <w:r>
+              <w:rPr>
+                <w:sz w:val="20"/>
+                <w:szCs w:val="20"/>
+              </w:rPr>
+              <w:t xml:space="preserve">MKT</w:t>
+            </w:r>
+          </w:p>
+        </w:tc>
+        <w:tc>
+          <w:tcPr>
+            <w:tcW w:w="1500" w:type="pct"/>
+            <w:tcMar>
+              <w:top w:w="40"/>
+              <w:bottom w:w="40"/>
+              <w:left w:w="80"/>
+              <w:right w:w="80"/>
+            </w:tcMar>
+          </w:tcPr>
+          <w:p>
+            <w:pPr>
+              <w:spacing w:after="20"/>
+            </w:pPr>
+            <w:r>
+              <w:rPr>
+                <w:sz w:val="20"/>
+                <w:szCs w:val="20"/>
+              </w:rPr>
+              <w:t xml:space="preserve">Piezas publicadas</w:t>
+            </w:r>
+          </w:p>
+        </w:tc>
+        <w:tc>
+          <w:tcPr>
+            <w:tcW w:w="1300" w:type="pct"/>
+            <w:tcMar>
+              <w:top w:w="40"/>
+              <w:bottom w:w="40"/>
+              <w:left w:w="80"/>
+              <w:right w:w="80"/>
+            </w:tcMar>
+          </w:tcPr>
+          <w:p>
+            <w:pPr>
+              <w:spacing w:after="20"/>
+            </w:pPr>
+            <w:r>
+              <w:rPr>
+                <w:sz w:val="20"/>
+                <w:szCs w:val="20"/>
+              </w:rPr>
+              <w:t xml:space="preserve">Alcance/conversaciones</w:t>
+            </w:r>
+          </w:p>
+        </w:tc>
+      </w:tr>
+      <w:tr>
+        <w:tc>
+          <w:tcPr>
+            <w:tcW w:w="2100" w:type="pct"/>
+            <w:shd w:val="clear" w:fill="EAF1F8"/>
+            <w:tcMar>
+              <w:top w:w="40"/>
+              <w:bottom w:w="40"/>
+              <w:left w:w="80"/>
+              <w:right w:w="80"/>
+            </w:tcMar>
+          </w:tcPr>
+          <w:p>
+            <w:pPr>
+              <w:spacing w:after="20"/>
+            </w:pPr>
+            <w:r>
+              <w:rPr>
+                <w:b/>
+                <w:sz w:val="20"/>
+                <w:szCs w:val="20"/>
+              </w:rPr>
+              <w:t xml:space="preserve">Proceso WhatsApp orientado a clase muestra</w:t>
+            </w:r>
+          </w:p>
+        </w:tc>
+        <w:tc>
+          <w:tcPr>
+            <w:tcW w:w="1100" w:type="pct"/>
+            <w:tcMar>
+              <w:top w:w="40"/>
+              <w:bottom w:w="40"/>
+              <w:left w:w="80"/>
+              <w:right w:w="80"/>
+            </w:tcMar>
+          </w:tcPr>
+          <w:p>
+            <w:pPr>
+              <w:spacing w:after="20"/>
+            </w:pPr>
+            <w:r>
+              <w:rPr>
+                <w:sz w:val="20"/>
+                <w:szCs w:val="20"/>
+              </w:rPr>
+              <w:t xml:space="preserve">VENTAS</w:t>
+            </w:r>
+          </w:p>
+        </w:tc>
+        <w:tc>
+          <w:tcPr>
+            <w:tcW w:w="1500" w:type="pct"/>
+            <w:tcMar>
+              <w:top w:w="40"/>
+              <w:bottom w:w="40"/>
+              <w:left w:w="80"/>
+              <w:right w:w="80"/>
+            </w:tcMar>
+          </w:tcPr>
+          <w:p>
+            <w:pPr>
+              <w:spacing w:after="20"/>
+            </w:pPr>
+            <w:r>
+              <w:rPr>
+                <w:sz w:val="20"/>
+                <w:szCs w:val="20"/>
+              </w:rPr>
+              <w:t xml:space="preserve">Leads atendidos</w:t>
+            </w:r>
+          </w:p>
+        </w:tc>
+        <w:tc>
+          <w:tcPr>
+            <w:tcW w:w="1300" w:type="pct"/>
+            <w:tcMar>
+              <w:top w:w="40"/>
+              <w:bottom w:w="40"/>
+              <w:left w:w="80"/>
+              <w:right w:w="80"/>
+            </w:tcMar>
+          </w:tcPr>
+          <w:p>
+            <w:pPr>
+              <w:spacing w:after="20"/>
+            </w:pPr>
+            <w:r>
+              <w:rPr>
+                <w:sz w:val="20"/>
+                <w:szCs w:val="20"/>
+              </w:rPr>
+              <w:t xml:space="preserve">Lead→CM ≥ 22%</w:t>
+            </w:r>
+          </w:p>
+        </w:tc>
+      </w:tr>
+      <w:tr>
+        <w:tc>
+          <w:tcPr>
+            <w:tcW w:w="2100" w:type="pct"/>
+            <w:shd w:val="clear" w:fill="EAF1F8"/>
+            <w:tcMar>
+              <w:top w:w="40"/>
+              <w:bottom w:w="40"/>
+              <w:left w:w="80"/>
+              <w:right w:w="80"/>
+            </w:tcMar>
+          </w:tcPr>
+          <w:p>
+            <w:pPr>
+              <w:spacing w:after="20"/>
+            </w:pPr>
+            <w:r>
+              <w:rPr>
+                <w:b/>
+                <w:sz w:val="20"/>
+                <w:szCs w:val="20"/>
+              </w:rPr>
+              <w:t xml:space="preserve">Onboarding a cada nuevo alumno</w:t>
+            </w:r>
+          </w:p>
+        </w:tc>
+        <w:tc>
+          <w:tcPr>
+            <w:tcW w:w="1100" w:type="pct"/>
+            <w:tcMar>
+              <w:top w:w="40"/>
+              <w:bottom w:w="40"/>
+              <w:left w:w="80"/>
+              <w:right w:w="80"/>
+            </w:tcMar>
+          </w:tcPr>
+          <w:p>
+            <w:pPr>
+              <w:spacing w:after="20"/>
+            </w:pPr>
+            <w:r>
+              <w:rPr>
+                <w:sz w:val="20"/>
+                <w:szCs w:val="20"/>
+              </w:rPr>
+              <w:t xml:space="preserve">COORD</w:t>
+            </w:r>
+          </w:p>
+        </w:tc>
+        <w:tc>
+          <w:tcPr>
+            <w:tcW w:w="1500" w:type="pct"/>
+            <w:tcMar>
+              <w:top w:w="40"/>
+              <w:bottom w:w="40"/>
+              <w:left w:w="80"/>
+              <w:right w:w="80"/>
+            </w:tcMar>
+          </w:tcPr>
+          <w:p>
+            <w:pPr>
+              <w:spacing w:after="20"/>
+            </w:pPr>
+            <w:r>
+              <w:rPr>
+                <w:sz w:val="20"/>
+                <w:szCs w:val="20"/>
+              </w:rPr>
+              <w:t xml:space="preserve">Secuencia enviada</w:t>
+            </w:r>
+          </w:p>
+        </w:tc>
+        <w:tc>
+          <w:tcPr>
+            <w:tcW w:w="1300" w:type="pct"/>
+            <w:tcMar>
+              <w:top w:w="40"/>
+              <w:bottom w:w="40"/>
+              <w:left w:w="80"/>
+              <w:right w:w="80"/>
+            </w:tcMar>
+          </w:tcPr>
+          <w:p>
+            <w:pPr>
+              <w:spacing w:after="20"/>
+            </w:pPr>
+            <w:r>
+              <w:rPr>
+                <w:sz w:val="20"/>
+                <w:szCs w:val="20"/>
+              </w:rPr>
+              <w:t xml:space="preserve">100% de nuevos</w:t>
+            </w:r>
+          </w:p>
+        </w:tc>
+      </w:tr>
+      <w:tr>
+        <w:tc>
+          <w:tcPr>
+            <w:tcW w:w="2100" w:type="pct"/>
+            <w:shd w:val="clear" w:fill="EAF1F8"/>
+            <w:tcMar>
+              <w:top w:w="40"/>
+              <w:bottom w:w="40"/>
+              <w:left w:w="80"/>
+              <w:right w:w="80"/>
+            </w:tcMar>
+          </w:tcPr>
+          <w:p>
+            <w:pPr>
+              <w:spacing w:after="20"/>
+            </w:pPr>
+            <w:r>
+              <w:rPr>
+                <w:b/>
+                <w:sz w:val="20"/>
+                <w:szCs w:val="20"/>
+              </w:rPr>
+              <w:t xml:space="preserve">Sistema de alertas de abandono</w:t>
+            </w:r>
+          </w:p>
+        </w:tc>
+        <w:tc>
+          <w:tcPr>
+            <w:tcW w:w="1100" w:type="pct"/>
+            <w:tcMar>
+              <w:top w:w="40"/>
+              <w:bottom w:w="40"/>
+              <w:left w:w="80"/>
+              <w:right w:w="80"/>
+            </w:tcMar>
+          </w:tcPr>
+          <w:p>
+            <w:pPr>
+              <w:spacing w:after="20"/>
+            </w:pPr>
+            <w:r>
+              <w:rPr>
+                <w:sz w:val="20"/>
+                <w:szCs w:val="20"/>
+              </w:rPr>
+              <w:t xml:space="preserve">COORD/PROFES</w:t>
+            </w:r>
+          </w:p>
+        </w:tc>
+        <w:tc>
+          <w:tcPr>
+            <w:tcW w:w="1500" w:type="pct"/>
+            <w:tcMar>
+              <w:top w:w="40"/>
+              <w:bottom w:w="40"/>
+              <w:left w:w="80"/>
+              <w:right w:w="80"/>
+            </w:tcMar>
+          </w:tcPr>
+          <w:p>
+            <w:pPr>
+              <w:spacing w:after="20"/>
+            </w:pPr>
+            <w:r>
+              <w:rPr>
+                <w:sz w:val="20"/>
+                <w:szCs w:val="20"/>
+              </w:rPr>
+              <w:t xml:space="preserve">Hoja de riesgo</w:t>
+            </w:r>
+          </w:p>
+        </w:tc>
+        <w:tc>
+          <w:tcPr>
+            <w:tcW w:w="1300" w:type="pct"/>
+            <w:tcMar>
+              <w:top w:w="40"/>
+              <w:bottom w:w="40"/>
+              <w:left w:w="80"/>
+              <w:right w:w="80"/>
+            </w:tcMar>
+          </w:tcPr>
+          <w:p>
+            <w:pPr>
+              <w:spacing w:after="20"/>
+            </w:pPr>
+            <w:r>
+              <w:rPr>
+                <w:sz w:val="20"/>
+                <w:szCs w:val="20"/>
+              </w:rPr>
+              <w:t xml:space="preserve">100% alertas atendidas</w:t>
+            </w:r>
+          </w:p>
+        </w:tc>
+      </w:tr>
+      <w:tr>
+        <w:tc>
+          <w:tcPr>
+            <w:tcW w:w="2100" w:type="pct"/>
+            <w:shd w:val="clear" w:fill="EAF1F8"/>
+            <w:tcMar>
+              <w:top w:w="40"/>
+              <w:bottom w:w="40"/>
+              <w:left w:w="80"/>
+              <w:right w:w="80"/>
+            </w:tcMar>
+          </w:tcPr>
+          <w:p>
+            <w:pPr>
+              <w:spacing w:after="20"/>
+            </w:pPr>
+            <w:r>
+              <w:rPr>
+                <w:b/>
+                <w:sz w:val="20"/>
+                <w:szCs w:val="20"/>
+              </w:rPr>
+              <w:t xml:space="preserve">Lanzar programa de referidos</w:t>
+            </w:r>
+          </w:p>
+        </w:tc>
+        <w:tc>
+          <w:tcPr>
+            <w:tcW w:w="1100" w:type="pct"/>
+            <w:tcMar>
+              <w:top w:w="40"/>
+              <w:bottom w:w="40"/>
+              <w:left w:w="80"/>
+              <w:right w:w="80"/>
+            </w:tcMar>
+          </w:tcPr>
+          <w:p>
+            <w:pPr>
+              <w:spacing w:after="20"/>
+            </w:pPr>
+            <w:r>
+              <w:rPr>
+                <w:sz w:val="20"/>
+                <w:szCs w:val="20"/>
+              </w:rPr>
+              <w:t xml:space="preserve">VENTAS/DIR</w:t>
+            </w:r>
+          </w:p>
+        </w:tc>
+        <w:tc>
+          <w:tcPr>
+            <w:tcW w:w="1500" w:type="pct"/>
+            <w:tcMar>
+              <w:top w:w="40"/>
+              <w:bottom w:w="40"/>
+              <w:left w:w="80"/>
+              <w:right w:w="80"/>
+            </w:tcMar>
+          </w:tcPr>
+          <w:p>
+            <w:pPr>
+              <w:spacing w:after="20"/>
+            </w:pPr>
+            <w:r>
+              <w:rPr>
+                <w:sz w:val="20"/>
+                <w:szCs w:val="20"/>
+              </w:rPr>
+              <w:t xml:space="preserve">Programa activo</w:t>
+            </w:r>
+          </w:p>
+        </w:tc>
+        <w:tc>
+          <w:tcPr>
+            <w:tcW w:w="1300" w:type="pct"/>
+            <w:tcMar>
+              <w:top w:w="40"/>
+              <w:bottom w:w="40"/>
+              <w:left w:w="80"/>
+              <w:right w:w="80"/>
+            </w:tcMar>
+          </w:tcPr>
+          <w:p>
+            <w:pPr>
+              <w:spacing w:after="20"/>
+            </w:pPr>
+            <w:r>
+              <w:rPr>
+                <w:sz w:val="20"/>
+                <w:szCs w:val="20"/>
+              </w:rPr>
+              <w:t xml:space="preserve">≥ 3 inscritos por referido</w:t>
+            </w:r>
+          </w:p>
+        </w:tc>
+      </w:tr>
+      <w:tr>
+        <w:tc>
+          <w:tcPr>
+            <w:tcW w:w="2100" w:type="pct"/>
+            <w:shd w:val="clear" w:fill="EAF1F8"/>
+            <w:tcMar>
+              <w:top w:w="40"/>
+              <w:bottom w:w="40"/>
+              <w:left w:w="80"/>
+              <w:right w:w="80"/>
+            </w:tcMar>
+          </w:tcPr>
+          <w:p>
+            <w:pPr>
+              <w:spacing w:after="20"/>
+            </w:pPr>
+            <w:r>
+              <w:rPr>
+                <w:b/>
+                <w:sz w:val="20"/>
+                <w:szCs w:val="20"/>
+              </w:rPr>
+              <w:t xml:space="preserve">1ª y 2ª activación escolar + evento de comunidad</w:t>
+            </w:r>
+          </w:p>
+        </w:tc>
+        <w:tc>
+          <w:tcPr>
+            <w:tcW w:w="1100" w:type="pct"/>
+            <w:tcMar>
+              <w:top w:w="40"/>
+              <w:bottom w:w="40"/>
+              <w:left w:w="80"/>
+              <w:right w:w="80"/>
+            </w:tcMar>
+          </w:tcPr>
+          <w:p>
+            <w:pPr>
+              <w:spacing w:after="20"/>
+            </w:pPr>
+            <w:r>
+              <w:rPr>
+                <w:sz w:val="20"/>
+                <w:szCs w:val="20"/>
+              </w:rPr>
+              <w:t xml:space="preserve">COORD/MKT</w:t>
+            </w:r>
+          </w:p>
+        </w:tc>
+        <w:tc>
+          <w:tcPr>
+            <w:tcW w:w="1500" w:type="pct"/>
+            <w:tcMar>
+              <w:top w:w="40"/>
+              <w:bottom w:w="40"/>
+              <w:left w:w="80"/>
+              <w:right w:w="80"/>
+            </w:tcMar>
+          </w:tcPr>
+          <w:p>
+            <w:pPr>
+              <w:spacing w:after="20"/>
+            </w:pPr>
+            <w:r>
+              <w:rPr>
+                <w:sz w:val="20"/>
+                <w:szCs w:val="20"/>
+              </w:rPr>
+              <w:t xml:space="preserve">Leads y contenido</w:t>
+            </w:r>
+          </w:p>
+        </w:tc>
+        <w:tc>
+          <w:tcPr>
+            <w:tcW w:w="1300" w:type="pct"/>
+            <w:tcMar>
+              <w:top w:w="40"/>
+              <w:bottom w:w="40"/>
+              <w:left w:w="80"/>
+              <w:right w:w="80"/>
+            </w:tcMar>
+          </w:tcPr>
+          <w:p>
+            <w:pPr>
+              <w:spacing w:after="20"/>
+            </w:pPr>
+            <w:r>
+              <w:rPr>
+                <w:sz w:val="20"/>
+                <w:szCs w:val="20"/>
+              </w:rPr>
+              <w:t xml:space="preserve">Leads por activación</w:t>
+            </w:r>
+          </w:p>
+        </w:tc>
+      </w:tr>
+      <w:tr>
+        <w:tc>
+          <w:tcPr>
+            <w:tcW w:w="2100" w:type="pct"/>
+            <w:shd w:val="clear" w:fill="EAF1F8"/>
+            <w:tcMar>
+              <w:top w:w="40"/>
+              <w:bottom w:w="40"/>
+              <w:left w:w="80"/>
+              <w:right w:w="80"/>
+            </w:tcMar>
+          </w:tcPr>
+          <w:p>
+            <w:pPr>
+              <w:spacing w:after="20"/>
+            </w:pPr>
+            <w:r>
+              <w:rPr>
+                <w:b/>
+                <w:sz w:val="20"/>
+                <w:szCs w:val="20"/>
+              </w:rPr>
+              <w:t xml:space="preserve">Reunión semanal + tablero</w:t>
+            </w:r>
+          </w:p>
+        </w:tc>
+        <w:tc>
+          <w:tcPr>
+            <w:tcW w:w="1100" w:type="pct"/>
+            <w:tcMar>
+              <w:top w:w="40"/>
+              <w:bottom w:w="40"/>
+              <w:left w:w="80"/>
+              <w:right w:w="80"/>
+            </w:tcMar>
+          </w:tcPr>
+          <w:p>
+            <w:pPr>
+              <w:spacing w:after="20"/>
+            </w:pPr>
+            <w:r>
+              <w:rPr>
+                <w:sz w:val="20"/>
+                <w:szCs w:val="20"/>
+              </w:rPr>
+              <w:t xml:space="preserve">Todos/DATOS</w:t>
+            </w:r>
+          </w:p>
+        </w:tc>
+        <w:tc>
+          <w:tcPr>
+            <w:tcW w:w="1500" w:type="pct"/>
+            <w:tcMar>
+              <w:top w:w="40"/>
+              <w:bottom w:w="40"/>
+              <w:left w:w="80"/>
+              <w:right w:w="80"/>
+            </w:tcMar>
+          </w:tcPr>
+          <w:p>
+            <w:pPr>
+              <w:spacing w:after="20"/>
+            </w:pPr>
+            <w:r>
+              <w:rPr>
+                <w:sz w:val="20"/>
+                <w:szCs w:val="20"/>
+              </w:rPr>
+              <w:t xml:space="preserve">Actas + dashboard</w:t>
+            </w:r>
+          </w:p>
+        </w:tc>
+        <w:tc>
+          <w:tcPr>
+            <w:tcW w:w="1300" w:type="pct"/>
+            <w:tcMar>
+              <w:top w:w="40"/>
+              <w:bottom w:w="40"/>
+              <w:left w:w="80"/>
+              <w:right w:w="80"/>
+            </w:tcMar>
+          </w:tcPr>
+          <w:p>
+            <w:pPr>
+              <w:spacing w:after="20"/>
+            </w:pPr>
+            <w:r>
+              <w:rPr>
+                <w:sz w:val="20"/>
+                <w:szCs w:val="20"/>
+              </w:rPr>
+              <w:t xml:space="preserve">KPIs al día</w:t>
+            </w:r>
+          </w:p>
+        </w:tc>
+      </w:tr>
+    </w:tbl>
+    <w:p>
+      <w:pPr>
+        <w:spacing w:after="80"/>
+      </w:pPr>
+    </w:p>
+    <w:p>
+      <w:pPr>
+        <w:spacing w:before="320" w:after="120"/>
+        <w:pBdr>
+          <w:bottom w:val="single" w:sz="8" w:space="4" w:color="2F5597"/>
+        </w:pBdr>
+      </w:pPr>
+      <w:r>
+        <w:rPr>
+          <w:b/>
+          <w:color w:val="1F3864"/>
+          <w:sz w:val="30"/>
+          <w:szCs w:val="30"/>
+        </w:rPr>
+        <w:t xml:space="preserve">Noviembre — Optimizar y escalar (Buen Fin)</w:t>
+      </w:r>
+    </w:p>
+    <w:p>
+      <w:pPr>
+        <w:spacing w:before="0" w:after="120"/>
+      </w:pPr>
+      <w:r>
+        <w:rPr>
+          <w:b/>
+          <w:sz w:val="22"/>
+          <w:szCs w:val="22"/>
+        </w:rPr>
+        <w:t xml:space="preserve">Se escala lo que octubre demostró y se aprovecha el Buen Fin como pico. Meta: 19–24 inscritos, sin sacrificar margen. Las promociones se aprueban con Finanzas (ver Parte IV).</w:t>
+      </w:r>
+    </w:p>
+    <w:tbl>
+      <w:tblPr>
+        <w:tblW w:w="5000" w:type="pct"/>
+        <w:tblBorders>
+          <w:top w:val="single" w:sz="4" w:color="BFBFBF"/>
+          <w:left w:val="single" w:sz="4" w:color="BFBFBF"/>
+          <w:bottom w:val="single" w:sz="4" w:color="BFBFBF"/>
+          <w:right w:val="single" w:sz="4" w:color="BFBFBF"/>
+          <w:insideH w:val="single" w:sz="4" w:color="BFBFBF"/>
+          <w:insideV w:val="single" w:sz="4" w:color="BFBFBF"/>
+        </w:tblBorders>
+        <w:tblLook w:firstRow="1"/>
+      </w:tblPr>
+      <w:tblGrid>
+        <w:gridCol w:w="3931"/>
+        <w:gridCol w:w="2059"/>
+        <w:gridCol w:w="2808"/>
+        <w:gridCol w:w="2433"/>
+      </w:tblGrid>
+      <w:tr>
+        <w:tc>
+          <w:tcPr>
+            <w:tcW w:w="2100" w:type="pct"/>
+            <w:shd w:val="clear" w:fill="2F5597"/>
+            <w:tcMar>
+              <w:top w:w="40"/>
+              <w:bottom w:w="40"/>
+              <w:left w:w="80"/>
+              <w:right w:w="80"/>
+            </w:tcMar>
+          </w:tcPr>
+          <w:p>
+            <w:pPr>
+              <w:spacing w:after="20"/>
+            </w:pPr>
+            <w:r>
+              <w:rPr>
+                <w:b/>
+                <w:color w:val="FFFFFF"/>
+                <w:sz w:val="20"/>
+                <w:szCs w:val="20"/>
+              </w:rPr>
+              <w:t xml:space="preserve">Actividad principal</w:t>
+            </w:r>
+          </w:p>
+        </w:tc>
+        <w:tc>
+          <w:tcPr>
+            <w:tcW w:w="1100" w:type="pct"/>
+            <w:shd w:val="clear" w:fill="2F5597"/>
+            <w:tcMar>
+              <w:top w:w="40"/>
+              <w:bottom w:w="40"/>
+              <w:left w:w="80"/>
+              <w:right w:w="80"/>
+            </w:tcMar>
+          </w:tcPr>
+          <w:p>
+            <w:pPr>
+              <w:spacing w:after="20"/>
+            </w:pPr>
+            <w:r>
+              <w:rPr>
+                <w:b/>
+                <w:color w:val="FFFFFF"/>
+                <w:sz w:val="20"/>
+                <w:szCs w:val="20"/>
+              </w:rPr>
+              <w:t xml:space="preserve">Responsable</w:t>
+            </w:r>
+          </w:p>
+        </w:tc>
+        <w:tc>
+          <w:tcPr>
+            <w:tcW w:w="1500" w:type="pct"/>
+            <w:shd w:val="clear" w:fill="2F5597"/>
+            <w:tcMar>
+              <w:top w:w="40"/>
+              <w:bottom w:w="40"/>
+              <w:left w:w="80"/>
+              <w:right w:w="80"/>
+            </w:tcMar>
+          </w:tcPr>
+          <w:p>
+            <w:pPr>
+              <w:spacing w:after="20"/>
+            </w:pPr>
+            <w:r>
+              <w:rPr>
+                <w:b/>
+                <w:color w:val="FFFFFF"/>
+                <w:sz w:val="20"/>
+                <w:szCs w:val="20"/>
+              </w:rPr>
+              <w:t xml:space="preserve">Entregable</w:t>
+            </w:r>
+          </w:p>
+        </w:tc>
+        <w:tc>
+          <w:tcPr>
+            <w:tcW w:w="1300" w:type="pct"/>
+            <w:shd w:val="clear" w:fill="2F5597"/>
+            <w:tcMar>
+              <w:top w:w="40"/>
+              <w:bottom w:w="40"/>
+              <w:left w:w="80"/>
+              <w:right w:w="80"/>
+            </w:tcMar>
+          </w:tcPr>
+          <w:p>
+            <w:pPr>
+              <w:spacing w:after="20"/>
+            </w:pPr>
+            <w:r>
+              <w:rPr>
+                <w:b/>
+                <w:color w:val="FFFFFF"/>
+                <w:sz w:val="20"/>
+                <w:szCs w:val="20"/>
+              </w:rPr>
+              <w:t xml:space="preserve">KPI / meta</w:t>
+            </w:r>
+          </w:p>
+        </w:tc>
+      </w:tr>
+      <w:tr>
+        <w:tc>
+          <w:tcPr>
+            <w:tcW w:w="2100" w:type="pct"/>
+            <w:shd w:val="clear" w:fill="EAF1F8"/>
+            <w:tcMar>
+              <w:top w:w="40"/>
+              <w:bottom w:w="40"/>
+              <w:left w:w="80"/>
+              <w:right w:w="80"/>
+            </w:tcMar>
+          </w:tcPr>
+          <w:p>
+            <w:pPr>
+              <w:spacing w:after="20"/>
+            </w:pPr>
+            <w:r>
+              <w:rPr>
+                <w:b/>
+                <w:sz w:val="20"/>
+                <w:szCs w:val="20"/>
+              </w:rPr>
+              <w:t xml:space="preserve">Escalar segmento/creativo ganador de octubre</w:t>
+            </w:r>
+          </w:p>
+        </w:tc>
+        <w:tc>
+          <w:tcPr>
+            <w:tcW w:w="1100" w:type="pct"/>
+            <w:tcMar>
+              <w:top w:w="40"/>
+              <w:bottom w:w="40"/>
+              <w:left w:w="80"/>
+              <w:right w:w="80"/>
+            </w:tcMar>
+          </w:tcPr>
+          <w:p>
+            <w:pPr>
+              <w:spacing w:after="20"/>
+            </w:pPr>
+            <w:r>
+              <w:rPr>
+                <w:sz w:val="20"/>
+                <w:szCs w:val="20"/>
+              </w:rPr>
+              <w:t xml:space="preserve">PAUTA</w:t>
+            </w:r>
+          </w:p>
+        </w:tc>
+        <w:tc>
+          <w:tcPr>
+            <w:tcW w:w="1500" w:type="pct"/>
+            <w:tcMar>
+              <w:top w:w="40"/>
+              <w:bottom w:w="40"/>
+              <w:left w:w="80"/>
+              <w:right w:w="80"/>
+            </w:tcMar>
+          </w:tcPr>
+          <w:p>
+            <w:pPr>
+              <w:spacing w:after="20"/>
+            </w:pPr>
+            <w:r>
+              <w:rPr>
+                <w:sz w:val="20"/>
+                <w:szCs w:val="20"/>
+              </w:rPr>
+              <w:t xml:space="preserve">Pauta reasignada</w:t>
+            </w:r>
+          </w:p>
+        </w:tc>
+        <w:tc>
+          <w:tcPr>
+            <w:tcW w:w="1300" w:type="pct"/>
+            <w:tcMar>
+              <w:top w:w="40"/>
+              <w:bottom w:w="40"/>
+              <w:left w:w="80"/>
+              <w:right w:w="80"/>
+            </w:tcMar>
+          </w:tcPr>
+          <w:p>
+            <w:pPr>
+              <w:spacing w:after="20"/>
+            </w:pPr>
+            <w:r>
+              <w:rPr>
+                <w:sz w:val="20"/>
+                <w:szCs w:val="20"/>
+              </w:rPr>
+              <w:t xml:space="preserve">CPL ≤ $24</w:t>
+            </w:r>
+          </w:p>
+        </w:tc>
+      </w:tr>
+      <w:tr>
+        <w:tc>
+          <w:tcPr>
+            <w:tcW w:w="2100" w:type="pct"/>
+            <w:shd w:val="clear" w:fill="EAF1F8"/>
+            <w:tcMar>
+              <w:top w:w="40"/>
+              <w:bottom w:w="40"/>
+              <w:left w:w="80"/>
+              <w:right w:w="80"/>
+            </w:tcMar>
+          </w:tcPr>
+          <w:p>
+            <w:pPr>
+              <w:spacing w:after="20"/>
+            </w:pPr>
+            <w:r>
+              <w:rPr>
+                <w:b/>
+                <w:sz w:val="20"/>
+                <w:szCs w:val="20"/>
+              </w:rPr>
+              <w:t xml:space="preserve">Aprobar promociones Buen Fin con Finanzas</w:t>
+            </w:r>
+          </w:p>
+        </w:tc>
+        <w:tc>
+          <w:tcPr>
+            <w:tcW w:w="1100" w:type="pct"/>
+            <w:tcMar>
+              <w:top w:w="40"/>
+              <w:bottom w:w="40"/>
+              <w:left w:w="80"/>
+              <w:right w:w="80"/>
+            </w:tcMar>
+          </w:tcPr>
+          <w:p>
+            <w:pPr>
+              <w:spacing w:after="20"/>
+            </w:pPr>
+            <w:r>
+              <w:rPr>
+                <w:sz w:val="20"/>
+                <w:szCs w:val="20"/>
+              </w:rPr>
+              <w:t xml:space="preserve">DIR/FIN</w:t>
+            </w:r>
+          </w:p>
+        </w:tc>
+        <w:tc>
+          <w:tcPr>
+            <w:tcW w:w="1500" w:type="pct"/>
+            <w:tcMar>
+              <w:top w:w="40"/>
+              <w:bottom w:w="40"/>
+              <w:left w:w="80"/>
+              <w:right w:w="80"/>
+            </w:tcMar>
+          </w:tcPr>
+          <w:p>
+            <w:pPr>
+              <w:spacing w:after="20"/>
+            </w:pPr>
+            <w:r>
+              <w:rPr>
+                <w:sz w:val="20"/>
+                <w:szCs w:val="20"/>
+              </w:rPr>
+              <w:t xml:space="preserve">Promos aprobadas</w:t>
+            </w:r>
+          </w:p>
+        </w:tc>
+        <w:tc>
+          <w:tcPr>
+            <w:tcW w:w="1300" w:type="pct"/>
+            <w:tcMar>
+              <w:top w:w="40"/>
+              <w:bottom w:w="40"/>
+              <w:left w:w="80"/>
+              <w:right w:w="80"/>
+            </w:tcMar>
+          </w:tcPr>
+          <w:p>
+            <w:pPr>
+              <w:spacing w:after="20"/>
+            </w:pPr>
+            <w:r>
+              <w:rPr>
+                <w:sz w:val="20"/>
+                <w:szCs w:val="20"/>
+              </w:rPr>
+              <w:t xml:space="preserve">100% antes del 8 nov</w:t>
+            </w:r>
+          </w:p>
+        </w:tc>
+      </w:tr>
+      <w:tr>
+        <w:tc>
+          <w:tcPr>
+            <w:tcW w:w="2100" w:type="pct"/>
+            <w:shd w:val="clear" w:fill="EAF1F8"/>
+            <w:tcMar>
+              <w:top w:w="40"/>
+              <w:bottom w:w="40"/>
+              <w:left w:w="80"/>
+              <w:right w:w="80"/>
+            </w:tcMar>
+          </w:tcPr>
+          <w:p>
+            <w:pPr>
+              <w:spacing w:after="20"/>
+            </w:pPr>
+            <w:r>
+              <w:rPr>
+                <w:b/>
+                <w:sz w:val="20"/>
+                <w:szCs w:val="20"/>
+              </w:rPr>
+              <w:t xml:space="preserve">Producir y encender campaña Buen Fin</w:t>
+            </w:r>
+          </w:p>
+        </w:tc>
+        <w:tc>
+          <w:tcPr>
+            <w:tcW w:w="1100" w:type="pct"/>
+            <w:tcMar>
+              <w:top w:w="40"/>
+              <w:bottom w:w="40"/>
+              <w:left w:w="80"/>
+              <w:right w:w="80"/>
+            </w:tcMar>
+          </w:tcPr>
+          <w:p>
+            <w:pPr>
+              <w:spacing w:after="20"/>
+            </w:pPr>
+            <w:r>
+              <w:rPr>
+                <w:sz w:val="20"/>
+                <w:szCs w:val="20"/>
+              </w:rPr>
+              <w:t xml:space="preserve">MKT/PAUTA</w:t>
+            </w:r>
+          </w:p>
+        </w:tc>
+        <w:tc>
+          <w:tcPr>
+            <w:tcW w:w="1500" w:type="pct"/>
+            <w:tcMar>
+              <w:top w:w="40"/>
+              <w:bottom w:w="40"/>
+              <w:left w:w="80"/>
+              <w:right w:w="80"/>
+            </w:tcMar>
+          </w:tcPr>
+          <w:p>
+            <w:pPr>
+              <w:spacing w:after="20"/>
+            </w:pPr>
+            <w:r>
+              <w:rPr>
+                <w:sz w:val="20"/>
+                <w:szCs w:val="20"/>
+              </w:rPr>
+              <w:t xml:space="preserve">Campaña activa</w:t>
+            </w:r>
+          </w:p>
+        </w:tc>
+        <w:tc>
+          <w:tcPr>
+            <w:tcW w:w="1300" w:type="pct"/>
+            <w:tcMar>
+              <w:top w:w="40"/>
+              <w:bottom w:w="40"/>
+              <w:left w:w="80"/>
+              <w:right w:w="80"/>
+            </w:tcMar>
+          </w:tcPr>
+          <w:p>
+            <w:pPr>
+              <w:spacing w:after="20"/>
+            </w:pPr>
+            <w:r>
+              <w:rPr>
+                <w:sz w:val="20"/>
+                <w:szCs w:val="20"/>
+              </w:rPr>
+              <w:t xml:space="preserve">Conversaciones</w:t>
+            </w:r>
+          </w:p>
+        </w:tc>
+      </w:tr>
+      <w:tr>
+        <w:tc>
+          <w:tcPr>
+            <w:tcW w:w="2100" w:type="pct"/>
+            <w:shd w:val="clear" w:fill="EAF1F8"/>
+            <w:tcMar>
+              <w:top w:w="40"/>
+              <w:bottom w:w="40"/>
+              <w:left w:w="80"/>
+              <w:right w:w="80"/>
+            </w:tcMar>
+          </w:tcPr>
+          <w:p>
+            <w:pPr>
+              <w:spacing w:after="20"/>
+            </w:pPr>
+            <w:r>
+              <w:rPr>
+                <w:b/>
+                <w:sz w:val="20"/>
+                <w:szCs w:val="20"/>
+              </w:rPr>
+              <w:t xml:space="preserve">Confirmar capacidad antes del pico</w:t>
+            </w:r>
+          </w:p>
+        </w:tc>
+        <w:tc>
+          <w:tcPr>
+            <w:tcW w:w="1100" w:type="pct"/>
+            <w:tcMar>
+              <w:top w:w="40"/>
+              <w:bottom w:w="40"/>
+              <w:left w:w="80"/>
+              <w:right w:w="80"/>
+            </w:tcMar>
+          </w:tcPr>
+          <w:p>
+            <w:pPr>
+              <w:spacing w:after="20"/>
+            </w:pPr>
+            <w:r>
+              <w:rPr>
+                <w:sz w:val="20"/>
+                <w:szCs w:val="20"/>
+              </w:rPr>
+              <w:t xml:space="preserve">COORD/DATOS</w:t>
+            </w:r>
+          </w:p>
+        </w:tc>
+        <w:tc>
+          <w:tcPr>
+            <w:tcW w:w="1500" w:type="pct"/>
+            <w:tcMar>
+              <w:top w:w="40"/>
+              <w:bottom w:w="40"/>
+              <w:left w:w="80"/>
+              <w:right w:w="80"/>
+            </w:tcMar>
+          </w:tcPr>
+          <w:p>
+            <w:pPr>
+              <w:spacing w:after="20"/>
+            </w:pPr>
+            <w:r>
+              <w:rPr>
+                <w:sz w:val="20"/>
+                <w:szCs w:val="20"/>
+              </w:rPr>
+              <w:t xml:space="preserve">Mapa de cupos</w:t>
+            </w:r>
+          </w:p>
+        </w:tc>
+        <w:tc>
+          <w:tcPr>
+            <w:tcW w:w="1300" w:type="pct"/>
+            <w:tcMar>
+              <w:top w:w="40"/>
+              <w:bottom w:w="40"/>
+              <w:left w:w="80"/>
+              <w:right w:w="80"/>
+            </w:tcMar>
+          </w:tcPr>
+          <w:p>
+            <w:pPr>
+              <w:spacing w:after="20"/>
+            </w:pPr>
+            <w:r>
+              <w:rPr>
+                <w:sz w:val="20"/>
+                <w:szCs w:val="20"/>
+              </w:rPr>
+              <w:t xml:space="preserve">Lugares reales</w:t>
+            </w:r>
+          </w:p>
+        </w:tc>
+      </w:tr>
+      <w:tr>
+        <w:tc>
+          <w:tcPr>
+            <w:tcW w:w="2100" w:type="pct"/>
+            <w:shd w:val="clear" w:fill="EAF1F8"/>
+            <w:tcMar>
+              <w:top w:w="40"/>
+              <w:bottom w:w="40"/>
+              <w:left w:w="80"/>
+              <w:right w:w="80"/>
+            </w:tcMar>
+          </w:tcPr>
+          <w:p>
+            <w:pPr>
+              <w:spacing w:after="20"/>
+            </w:pPr>
+            <w:r>
+              <w:rPr>
+                <w:b/>
+                <w:sz w:val="20"/>
+                <w:szCs w:val="20"/>
+              </w:rPr>
+              <w:t xml:space="preserve">Seguimiento intensivo del pico (SLA ≤ 30 min)</w:t>
+            </w:r>
+          </w:p>
+        </w:tc>
+        <w:tc>
+          <w:tcPr>
+            <w:tcW w:w="1100" w:type="pct"/>
+            <w:tcMar>
+              <w:top w:w="40"/>
+              <w:bottom w:w="40"/>
+              <w:left w:w="80"/>
+              <w:right w:w="80"/>
+            </w:tcMar>
+          </w:tcPr>
+          <w:p>
+            <w:pPr>
+              <w:spacing w:after="20"/>
+            </w:pPr>
+            <w:r>
+              <w:rPr>
+                <w:sz w:val="20"/>
+                <w:szCs w:val="20"/>
+              </w:rPr>
+              <w:t xml:space="preserve">VENTAS</w:t>
+            </w:r>
+          </w:p>
+        </w:tc>
+        <w:tc>
+          <w:tcPr>
+            <w:tcW w:w="1500" w:type="pct"/>
+            <w:tcMar>
+              <w:top w:w="40"/>
+              <w:bottom w:w="40"/>
+              <w:left w:w="80"/>
+              <w:right w:w="80"/>
+            </w:tcMar>
+          </w:tcPr>
+          <w:p>
+            <w:pPr>
+              <w:spacing w:after="20"/>
+            </w:pPr>
+            <w:r>
+              <w:rPr>
+                <w:sz w:val="20"/>
+                <w:szCs w:val="20"/>
+              </w:rPr>
+              <w:t xml:space="preserve">Leads atendidos</w:t>
+            </w:r>
+          </w:p>
+        </w:tc>
+        <w:tc>
+          <w:tcPr>
+            <w:tcW w:w="1300" w:type="pct"/>
+            <w:tcMar>
+              <w:top w:w="40"/>
+              <w:bottom w:w="40"/>
+              <w:left w:w="80"/>
+              <w:right w:w="80"/>
+            </w:tcMar>
+          </w:tcPr>
+          <w:p>
+            <w:pPr>
+              <w:spacing w:after="20"/>
+            </w:pPr>
+            <w:r>
+              <w:rPr>
+                <w:sz w:val="20"/>
+                <w:szCs w:val="20"/>
+              </w:rPr>
+              <w:t xml:space="preserve">Lead→CM ≥ 25%</w:t>
+            </w:r>
+          </w:p>
+        </w:tc>
+      </w:tr>
+      <w:tr>
+        <w:tc>
+          <w:tcPr>
+            <w:tcW w:w="2100" w:type="pct"/>
+            <w:shd w:val="clear" w:fill="EAF1F8"/>
+            <w:tcMar>
+              <w:top w:w="40"/>
+              <w:bottom w:w="40"/>
+              <w:left w:w="80"/>
+              <w:right w:w="80"/>
+            </w:tcMar>
+          </w:tcPr>
+          <w:p>
+            <w:pPr>
+              <w:spacing w:after="20"/>
+            </w:pPr>
+            <w:r>
+              <w:rPr>
+                <w:b/>
+                <w:sz w:val="20"/>
+                <w:szCs w:val="20"/>
+              </w:rPr>
+              <w:t xml:space="preserve">Escalar referidos a nuevos inscritos</w:t>
+            </w:r>
+          </w:p>
+        </w:tc>
+        <w:tc>
+          <w:tcPr>
+            <w:tcW w:w="1100" w:type="pct"/>
+            <w:tcMar>
+              <w:top w:w="40"/>
+              <w:bottom w:w="40"/>
+              <w:left w:w="80"/>
+              <w:right w:w="80"/>
+            </w:tcMar>
+          </w:tcPr>
+          <w:p>
+            <w:pPr>
+              <w:spacing w:after="20"/>
+            </w:pPr>
+            <w:r>
+              <w:rPr>
+                <w:sz w:val="20"/>
+                <w:szCs w:val="20"/>
+              </w:rPr>
+              <w:t xml:space="preserve">VENTAS</w:t>
+            </w:r>
+          </w:p>
+        </w:tc>
+        <w:tc>
+          <w:tcPr>
+            <w:tcW w:w="1500" w:type="pct"/>
+            <w:tcMar>
+              <w:top w:w="40"/>
+              <w:bottom w:w="40"/>
+              <w:left w:w="80"/>
+              <w:right w:w="80"/>
+            </w:tcMar>
+          </w:tcPr>
+          <w:p>
+            <w:pPr>
+              <w:spacing w:after="20"/>
+            </w:pPr>
+            <w:r>
+              <w:rPr>
+                <w:sz w:val="20"/>
+                <w:szCs w:val="20"/>
+              </w:rPr>
+              <w:t xml:space="preserve">Referidos pedidos</w:t>
+            </w:r>
+          </w:p>
+        </w:tc>
+        <w:tc>
+          <w:tcPr>
+            <w:tcW w:w="1300" w:type="pct"/>
+            <w:tcMar>
+              <w:top w:w="40"/>
+              <w:bottom w:w="40"/>
+              <w:left w:w="80"/>
+              <w:right w:w="80"/>
+            </w:tcMar>
+          </w:tcPr>
+          <w:p>
+            <w:pPr>
+              <w:spacing w:after="20"/>
+            </w:pPr>
+            <w:r>
+              <w:rPr>
+                <w:sz w:val="20"/>
+                <w:szCs w:val="20"/>
+              </w:rPr>
+              <w:t xml:space="preserve">≥ 5 por referido</w:t>
+            </w:r>
+          </w:p>
+        </w:tc>
+      </w:tr>
+      <w:tr>
+        <w:tc>
+          <w:tcPr>
+            <w:tcW w:w="2100" w:type="pct"/>
+            <w:shd w:val="clear" w:fill="EAF1F8"/>
+            <w:tcMar>
+              <w:top w:w="40"/>
+              <w:bottom w:w="40"/>
+              <w:left w:w="80"/>
+              <w:right w:w="80"/>
+            </w:tcMar>
+          </w:tcPr>
+          <w:p>
+            <w:pPr>
+              <w:spacing w:after="20"/>
+            </w:pPr>
+            <w:r>
+              <w:rPr>
+                <w:b/>
+                <w:sz w:val="20"/>
+                <w:szCs w:val="20"/>
+              </w:rPr>
+              <w:t xml:space="preserve">Medir churn del mes</w:t>
+            </w:r>
+          </w:p>
+        </w:tc>
+        <w:tc>
+          <w:tcPr>
+            <w:tcW w:w="1100" w:type="pct"/>
+            <w:tcMar>
+              <w:top w:w="40"/>
+              <w:bottom w:w="40"/>
+              <w:left w:w="80"/>
+              <w:right w:w="80"/>
+            </w:tcMar>
+          </w:tcPr>
+          <w:p>
+            <w:pPr>
+              <w:spacing w:after="20"/>
+            </w:pPr>
+            <w:r>
+              <w:rPr>
+                <w:sz w:val="20"/>
+                <w:szCs w:val="20"/>
+              </w:rPr>
+              <w:t xml:space="preserve">COORD/DATOS</w:t>
+            </w:r>
+          </w:p>
+        </w:tc>
+        <w:tc>
+          <w:tcPr>
+            <w:tcW w:w="1500" w:type="pct"/>
+            <w:tcMar>
+              <w:top w:w="40"/>
+              <w:bottom w:w="40"/>
+              <w:left w:w="80"/>
+              <w:right w:w="80"/>
+            </w:tcMar>
+          </w:tcPr>
+          <w:p>
+            <w:pPr>
+              <w:spacing w:after="20"/>
+            </w:pPr>
+            <w:r>
+              <w:rPr>
+                <w:sz w:val="20"/>
+                <w:szCs w:val="20"/>
+              </w:rPr>
+              <w:t xml:space="preserve">Churn noviembre</w:t>
+            </w:r>
+          </w:p>
+        </w:tc>
+        <w:tc>
+          <w:tcPr>
+            <w:tcW w:w="1300" w:type="pct"/>
+            <w:tcMar>
+              <w:top w:w="40"/>
+              <w:bottom w:w="40"/>
+              <w:left w:w="80"/>
+              <w:right w:w="80"/>
+            </w:tcMar>
+          </w:tcPr>
+          <w:p>
+            <w:pPr>
+              <w:spacing w:after="20"/>
+            </w:pPr>
+            <w:r>
+              <w:rPr>
+                <w:sz w:val="20"/>
+                <w:szCs w:val="20"/>
+              </w:rPr>
+              <w:t xml:space="preserve">≤ mes anterior</w:t>
+            </w:r>
+          </w:p>
+        </w:tc>
+      </w:tr>
+    </w:tbl>
+    <w:p>
+      <w:pPr>
+        <w:spacing w:after="80"/>
+      </w:pPr>
+    </w:p>
+    <w:p>
+      <w:pPr>
+        <w:spacing w:before="320" w:after="120"/>
+        <w:pBdr>
+          <w:bottom w:val="single" w:sz="8" w:space="4" w:color="2F5597"/>
+        </w:pBdr>
+      </w:pPr>
+      <w:r>
+        <w:rPr>
+          <w:b/>
+          <w:color w:val="1F3864"/>
+          <w:sz w:val="30"/>
+          <w:szCs w:val="30"/>
+        </w:rPr>
+        <w:t xml:space="preserve">Diciembre — Cerrar, retener y preparar 2027</w:t>
+      </w:r>
+    </w:p>
+    <w:p>
+      <w:pPr>
+        <w:spacing w:before="0" w:after="120"/>
+      </w:pPr>
+      <w:r>
+        <w:rPr>
+          <w:b/>
+          <w:sz w:val="22"/>
+          <w:szCs w:val="22"/>
+        </w:rPr>
+        <w:t xml:space="preserve">Foco en retención, renovación, comunidad (evento estudiantil) y preparación de enero. Meta: acercarse a 100/120 alumnos y asegurar ≥ 85% de continuidad para enero.</w:t>
+      </w:r>
+    </w:p>
+    <w:tbl>
+      <w:tblPr>
+        <w:tblW w:w="5000" w:type="pct"/>
+        <w:tblBorders>
+          <w:top w:val="single" w:sz="4" w:color="BFBFBF"/>
+          <w:left w:val="single" w:sz="4" w:color="BFBFBF"/>
+          <w:bottom w:val="single" w:sz="4" w:color="BFBFBF"/>
+          <w:right w:val="single" w:sz="4" w:color="BFBFBF"/>
+          <w:insideH w:val="single" w:sz="4" w:color="BFBFBF"/>
+          <w:insideV w:val="single" w:sz="4" w:color="BFBFBF"/>
+        </w:tblBorders>
+        <w:tblLook w:firstRow="1"/>
+      </w:tblPr>
+      <w:tblGrid>
+        <w:gridCol w:w="3931"/>
+        <w:gridCol w:w="2059"/>
+        <w:gridCol w:w="2808"/>
+        <w:gridCol w:w="2433"/>
+      </w:tblGrid>
+      <w:tr>
+        <w:tc>
+          <w:tcPr>
+            <w:tcW w:w="2100" w:type="pct"/>
+            <w:shd w:val="clear" w:fill="2F5597"/>
+            <w:tcMar>
+              <w:top w:w="40"/>
+              <w:bottom w:w="40"/>
+              <w:left w:w="80"/>
+              <w:right w:w="80"/>
+            </w:tcMar>
+          </w:tcPr>
+          <w:p>
+            <w:pPr>
+              <w:spacing w:after="20"/>
+            </w:pPr>
+            <w:r>
+              <w:rPr>
+                <w:b/>
+                <w:color w:val="FFFFFF"/>
+                <w:sz w:val="20"/>
+                <w:szCs w:val="20"/>
+              </w:rPr>
+              <w:t xml:space="preserve">Actividad principal</w:t>
+            </w:r>
+          </w:p>
+        </w:tc>
+        <w:tc>
+          <w:tcPr>
+            <w:tcW w:w="1100" w:type="pct"/>
+            <w:shd w:val="clear" w:fill="2F5597"/>
+            <w:tcMar>
+              <w:top w:w="40"/>
+              <w:bottom w:w="40"/>
+              <w:left w:w="80"/>
+              <w:right w:w="80"/>
+            </w:tcMar>
+          </w:tcPr>
+          <w:p>
+            <w:pPr>
+              <w:spacing w:after="20"/>
+            </w:pPr>
+            <w:r>
+              <w:rPr>
+                <w:b/>
+                <w:color w:val="FFFFFF"/>
+                <w:sz w:val="20"/>
+                <w:szCs w:val="20"/>
+              </w:rPr>
+              <w:t xml:space="preserve">Responsable</w:t>
+            </w:r>
+          </w:p>
+        </w:tc>
+        <w:tc>
+          <w:tcPr>
+            <w:tcW w:w="1500" w:type="pct"/>
+            <w:shd w:val="clear" w:fill="2F5597"/>
+            <w:tcMar>
+              <w:top w:w="40"/>
+              <w:bottom w:w="40"/>
+              <w:left w:w="80"/>
+              <w:right w:w="80"/>
+            </w:tcMar>
+          </w:tcPr>
+          <w:p>
+            <w:pPr>
+              <w:spacing w:after="20"/>
+            </w:pPr>
+            <w:r>
+              <w:rPr>
+                <w:b/>
+                <w:color w:val="FFFFFF"/>
+                <w:sz w:val="20"/>
+                <w:szCs w:val="20"/>
+              </w:rPr>
+              <w:t xml:space="preserve">Entregable</w:t>
+            </w:r>
+          </w:p>
+        </w:tc>
+        <w:tc>
+          <w:tcPr>
+            <w:tcW w:w="1300" w:type="pct"/>
+            <w:shd w:val="clear" w:fill="2F5597"/>
+            <w:tcMar>
+              <w:top w:w="40"/>
+              <w:bottom w:w="40"/>
+              <w:left w:w="80"/>
+              <w:right w:w="80"/>
+            </w:tcMar>
+          </w:tcPr>
+          <w:p>
+            <w:pPr>
+              <w:spacing w:after="20"/>
+            </w:pPr>
+            <w:r>
+              <w:rPr>
+                <w:b/>
+                <w:color w:val="FFFFFF"/>
+                <w:sz w:val="20"/>
+                <w:szCs w:val="20"/>
+              </w:rPr>
+              <w:t xml:space="preserve">KPI / meta</w:t>
+            </w:r>
+          </w:p>
+        </w:tc>
+      </w:tr>
+      <w:tr>
+        <w:tc>
+          <w:tcPr>
+            <w:tcW w:w="2100" w:type="pct"/>
+            <w:shd w:val="clear" w:fill="EAF1F8"/>
+            <w:tcMar>
+              <w:top w:w="40"/>
+              <w:bottom w:w="40"/>
+              <w:left w:w="80"/>
+              <w:right w:w="80"/>
+            </w:tcMar>
+          </w:tcPr>
+          <w:p>
+            <w:pPr>
+              <w:spacing w:after="20"/>
+            </w:pPr>
+            <w:r>
+              <w:rPr>
+                <w:b/>
+                <w:sz w:val="20"/>
+                <w:szCs w:val="20"/>
+              </w:rPr>
+              <w:t xml:space="preserve">Evento estudiantil de fin de año</w:t>
+            </w:r>
+          </w:p>
+        </w:tc>
+        <w:tc>
+          <w:tcPr>
+            <w:tcW w:w="1100" w:type="pct"/>
+            <w:tcMar>
+              <w:top w:w="40"/>
+              <w:bottom w:w="40"/>
+              <w:left w:w="80"/>
+              <w:right w:w="80"/>
+            </w:tcMar>
+          </w:tcPr>
+          <w:p>
+            <w:pPr>
+              <w:spacing w:after="20"/>
+            </w:pPr>
+            <w:r>
+              <w:rPr>
+                <w:sz w:val="20"/>
+                <w:szCs w:val="20"/>
+              </w:rPr>
+              <w:t xml:space="preserve">COORD (todos)</w:t>
+            </w:r>
+          </w:p>
+        </w:tc>
+        <w:tc>
+          <w:tcPr>
+            <w:tcW w:w="1500" w:type="pct"/>
+            <w:tcMar>
+              <w:top w:w="40"/>
+              <w:bottom w:w="40"/>
+              <w:left w:w="80"/>
+              <w:right w:w="80"/>
+            </w:tcMar>
+          </w:tcPr>
+          <w:p>
+            <w:pPr>
+              <w:spacing w:after="20"/>
+            </w:pPr>
+            <w:r>
+              <w:rPr>
+                <w:sz w:val="20"/>
+                <w:szCs w:val="20"/>
+              </w:rPr>
+              <w:t xml:space="preserve">Evento realizado</w:t>
+            </w:r>
+          </w:p>
+        </w:tc>
+        <w:tc>
+          <w:tcPr>
+            <w:tcW w:w="1300" w:type="pct"/>
+            <w:tcMar>
+              <w:top w:w="40"/>
+              <w:bottom w:w="40"/>
+              <w:left w:w="80"/>
+              <w:right w:w="80"/>
+            </w:tcMar>
+          </w:tcPr>
+          <w:p>
+            <w:pPr>
+              <w:spacing w:after="20"/>
+            </w:pPr>
+            <w:r>
+              <w:rPr>
+                <w:sz w:val="20"/>
+                <w:szCs w:val="20"/>
+              </w:rPr>
+              <w:t xml:space="preserve">Asistencia + ≥8 prospectos</w:t>
+            </w:r>
+          </w:p>
+        </w:tc>
+      </w:tr>
+      <w:tr>
+        <w:tc>
+          <w:tcPr>
+            <w:tcW w:w="2100" w:type="pct"/>
+            <w:shd w:val="clear" w:fill="EAF1F8"/>
+            <w:tcMar>
+              <w:top w:w="40"/>
+              <w:bottom w:w="40"/>
+              <w:left w:w="80"/>
+              <w:right w:w="80"/>
+            </w:tcMar>
+          </w:tcPr>
+          <w:p>
+            <w:pPr>
+              <w:spacing w:after="20"/>
+            </w:pPr>
+            <w:r>
+              <w:rPr>
+                <w:b/>
+                <w:sz w:val="20"/>
+                <w:szCs w:val="20"/>
+              </w:rPr>
+              <w:t xml:space="preserve">Renovación asistida (continuidad enero)</w:t>
+            </w:r>
+          </w:p>
+        </w:tc>
+        <w:tc>
+          <w:tcPr>
+            <w:tcW w:w="1100" w:type="pct"/>
+            <w:tcMar>
+              <w:top w:w="40"/>
+              <w:bottom w:w="40"/>
+              <w:left w:w="80"/>
+              <w:right w:w="80"/>
+            </w:tcMar>
+          </w:tcPr>
+          <w:p>
+            <w:pPr>
+              <w:spacing w:after="20"/>
+            </w:pPr>
+            <w:r>
+              <w:rPr>
+                <w:sz w:val="20"/>
+                <w:szCs w:val="20"/>
+              </w:rPr>
+              <w:t xml:space="preserve">COORD/VENTAS</w:t>
+            </w:r>
+          </w:p>
+        </w:tc>
+        <w:tc>
+          <w:tcPr>
+            <w:tcW w:w="1500" w:type="pct"/>
+            <w:tcMar>
+              <w:top w:w="40"/>
+              <w:bottom w:w="40"/>
+              <w:left w:w="80"/>
+              <w:right w:w="80"/>
+            </w:tcMar>
+          </w:tcPr>
+          <w:p>
+            <w:pPr>
+              <w:spacing w:after="20"/>
+            </w:pPr>
+            <w:r>
+              <w:rPr>
+                <w:sz w:val="20"/>
+                <w:szCs w:val="20"/>
+              </w:rPr>
+              <w:t xml:space="preserve">Lista de renovación</w:t>
+            </w:r>
+          </w:p>
+        </w:tc>
+        <w:tc>
+          <w:tcPr>
+            <w:tcW w:w="1300" w:type="pct"/>
+            <w:tcMar>
+              <w:top w:w="40"/>
+              <w:bottom w:w="40"/>
+              <w:left w:w="80"/>
+              <w:right w:w="80"/>
+            </w:tcMar>
+          </w:tcPr>
+          <w:p>
+            <w:pPr>
+              <w:spacing w:after="20"/>
+            </w:pPr>
+            <w:r>
+              <w:rPr>
+                <w:sz w:val="20"/>
+                <w:szCs w:val="20"/>
+              </w:rPr>
+              <w:t xml:space="preserve">≥ 85% confirma</w:t>
+            </w:r>
+          </w:p>
+        </w:tc>
+      </w:tr>
+      <w:tr>
+        <w:tc>
+          <w:tcPr>
+            <w:tcW w:w="2100" w:type="pct"/>
+            <w:shd w:val="clear" w:fill="EAF1F8"/>
+            <w:tcMar>
+              <w:top w:w="40"/>
+              <w:bottom w:w="40"/>
+              <w:left w:w="80"/>
+              <w:right w:w="80"/>
+            </w:tcMar>
+          </w:tcPr>
+          <w:p>
+            <w:pPr>
+              <w:spacing w:after="20"/>
+            </w:pPr>
+            <w:r>
+              <w:rPr>
+                <w:b/>
+                <w:sz w:val="20"/>
+                <w:szCs w:val="20"/>
+              </w:rPr>
+              <w:t xml:space="preserve">Reactivación de exalumnos y bajas</w:t>
+            </w:r>
+          </w:p>
+        </w:tc>
+        <w:tc>
+          <w:tcPr>
+            <w:tcW w:w="1100" w:type="pct"/>
+            <w:tcMar>
+              <w:top w:w="40"/>
+              <w:bottom w:w="40"/>
+              <w:left w:w="80"/>
+              <w:right w:w="80"/>
+            </w:tcMar>
+          </w:tcPr>
+          <w:p>
+            <w:pPr>
+              <w:spacing w:after="20"/>
+            </w:pPr>
+            <w:r>
+              <w:rPr>
+                <w:sz w:val="20"/>
+                <w:szCs w:val="20"/>
+              </w:rPr>
+              <w:t xml:space="preserve">VENTAS</w:t>
+            </w:r>
+          </w:p>
+        </w:tc>
+        <w:tc>
+          <w:tcPr>
+            <w:tcW w:w="1500" w:type="pct"/>
+            <w:tcMar>
+              <w:top w:w="40"/>
+              <w:bottom w:w="40"/>
+              <w:left w:w="80"/>
+              <w:right w:w="80"/>
+            </w:tcMar>
+          </w:tcPr>
+          <w:p>
+            <w:pPr>
+              <w:spacing w:after="20"/>
+            </w:pPr>
+            <w:r>
+              <w:rPr>
+                <w:sz w:val="20"/>
+                <w:szCs w:val="20"/>
+              </w:rPr>
+              <w:t xml:space="preserve">Contactos</w:t>
+            </w:r>
+          </w:p>
+        </w:tc>
+        <w:tc>
+          <w:tcPr>
+            <w:tcW w:w="1300" w:type="pct"/>
+            <w:tcMar>
+              <w:top w:w="40"/>
+              <w:bottom w:w="40"/>
+              <w:left w:w="80"/>
+              <w:right w:w="80"/>
+            </w:tcMar>
+          </w:tcPr>
+          <w:p>
+            <w:pPr>
+              <w:spacing w:after="20"/>
+            </w:pPr>
+            <w:r>
+              <w:rPr>
+                <w:sz w:val="20"/>
+                <w:szCs w:val="20"/>
+              </w:rPr>
+              <w:t xml:space="preserve">≥ 5 reactivados</w:t>
+            </w:r>
+          </w:p>
+        </w:tc>
+      </w:tr>
+      <w:tr>
+        <w:tc>
+          <w:tcPr>
+            <w:tcW w:w="2100" w:type="pct"/>
+            <w:shd w:val="clear" w:fill="EAF1F8"/>
+            <w:tcMar>
+              <w:top w:w="40"/>
+              <w:bottom w:w="40"/>
+              <w:left w:w="80"/>
+              <w:right w:w="80"/>
+            </w:tcMar>
+          </w:tcPr>
+          <w:p>
+            <w:pPr>
+              <w:spacing w:after="20"/>
+            </w:pPr>
+            <w:r>
+              <w:rPr>
+                <w:b/>
+                <w:sz w:val="20"/>
+                <w:szCs w:val="20"/>
+              </w:rPr>
+              <w:t xml:space="preserve">Campaña 'Nuevos objetivos 2027' lista</w:t>
+            </w:r>
+          </w:p>
+        </w:tc>
+        <w:tc>
+          <w:tcPr>
+            <w:tcW w:w="1100" w:type="pct"/>
+            <w:tcMar>
+              <w:top w:w="40"/>
+              <w:bottom w:w="40"/>
+              <w:left w:w="80"/>
+              <w:right w:w="80"/>
+            </w:tcMar>
+          </w:tcPr>
+          <w:p>
+            <w:pPr>
+              <w:spacing w:after="20"/>
+            </w:pPr>
+            <w:r>
+              <w:rPr>
+                <w:sz w:val="20"/>
+                <w:szCs w:val="20"/>
+              </w:rPr>
+              <w:t xml:space="preserve">MKT/PAUTA</w:t>
+            </w:r>
+          </w:p>
+        </w:tc>
+        <w:tc>
+          <w:tcPr>
+            <w:tcW w:w="1500" w:type="pct"/>
+            <w:tcMar>
+              <w:top w:w="40"/>
+              <w:bottom w:w="40"/>
+              <w:left w:w="80"/>
+              <w:right w:w="80"/>
+            </w:tcMar>
+          </w:tcPr>
+          <w:p>
+            <w:pPr>
+              <w:spacing w:after="20"/>
+            </w:pPr>
+            <w:r>
+              <w:rPr>
+                <w:sz w:val="20"/>
+                <w:szCs w:val="20"/>
+              </w:rPr>
+              <w:t xml:space="preserve">Campaña lista</w:t>
+            </w:r>
+          </w:p>
+        </w:tc>
+        <w:tc>
+          <w:tcPr>
+            <w:tcW w:w="1300" w:type="pct"/>
+            <w:tcMar>
+              <w:top w:w="40"/>
+              <w:bottom w:w="40"/>
+              <w:left w:w="80"/>
+              <w:right w:w="80"/>
+            </w:tcMar>
+          </w:tcPr>
+          <w:p>
+            <w:pPr>
+              <w:spacing w:after="20"/>
+            </w:pPr>
+            <w:r>
+              <w:rPr>
+                <w:sz w:val="20"/>
+                <w:szCs w:val="20"/>
+              </w:rPr>
+              <w:t xml:space="preserve">Antes del 20 dic</w:t>
+            </w:r>
+          </w:p>
+        </w:tc>
+      </w:tr>
+      <w:tr>
+        <w:tc>
+          <w:tcPr>
+            <w:tcW w:w="2100" w:type="pct"/>
+            <w:shd w:val="clear" w:fill="EAF1F8"/>
+            <w:tcMar>
+              <w:top w:w="40"/>
+              <w:bottom w:w="40"/>
+              <w:left w:w="80"/>
+              <w:right w:w="80"/>
+            </w:tcMar>
+          </w:tcPr>
+          <w:p>
+            <w:pPr>
+              <w:spacing w:after="20"/>
+            </w:pPr>
+            <w:r>
+              <w:rPr>
+                <w:b/>
+                <w:sz w:val="20"/>
+                <w:szCs w:val="20"/>
+              </w:rPr>
+              <w:t xml:space="preserve">Evaluación anual 2026</w:t>
+            </w:r>
+          </w:p>
+        </w:tc>
+        <w:tc>
+          <w:tcPr>
+            <w:tcW w:w="1100" w:type="pct"/>
+            <w:tcMar>
+              <w:top w:w="40"/>
+              <w:bottom w:w="40"/>
+              <w:left w:w="80"/>
+              <w:right w:w="80"/>
+            </w:tcMar>
+          </w:tcPr>
+          <w:p>
+            <w:pPr>
+              <w:spacing w:after="20"/>
+            </w:pPr>
+            <w:r>
+              <w:rPr>
+                <w:sz w:val="20"/>
+                <w:szCs w:val="20"/>
+              </w:rPr>
+              <w:t xml:space="preserve">DIR/DATOS</w:t>
+            </w:r>
+          </w:p>
+        </w:tc>
+        <w:tc>
+          <w:tcPr>
+            <w:tcW w:w="1500" w:type="pct"/>
+            <w:tcMar>
+              <w:top w:w="40"/>
+              <w:bottom w:w="40"/>
+              <w:left w:w="80"/>
+              <w:right w:w="80"/>
+            </w:tcMar>
+          </w:tcPr>
+          <w:p>
+            <w:pPr>
+              <w:spacing w:after="20"/>
+            </w:pPr>
+            <w:r>
+              <w:rPr>
+                <w:sz w:val="20"/>
+                <w:szCs w:val="20"/>
+              </w:rPr>
+              <w:t xml:space="preserve">Reporte anual</w:t>
+            </w:r>
+          </w:p>
+        </w:tc>
+        <w:tc>
+          <w:tcPr>
+            <w:tcW w:w="1300" w:type="pct"/>
+            <w:tcMar>
+              <w:top w:w="40"/>
+              <w:bottom w:w="40"/>
+              <w:left w:w="80"/>
+              <w:right w:w="80"/>
+            </w:tcMar>
+          </w:tcPr>
+          <w:p>
+            <w:pPr>
+              <w:spacing w:after="20"/>
+            </w:pPr>
+            <w:r>
+              <w:rPr>
+                <w:sz w:val="20"/>
+                <w:szCs w:val="20"/>
+              </w:rPr>
+              <w:t xml:space="preserve">100%</w:t>
+            </w:r>
+          </w:p>
+        </w:tc>
+      </w:tr>
+      <w:tr>
+        <w:tc>
+          <w:tcPr>
+            <w:tcW w:w="2100" w:type="pct"/>
+            <w:shd w:val="clear" w:fill="EAF1F8"/>
+            <w:tcMar>
+              <w:top w:w="40"/>
+              <w:bottom w:w="40"/>
+              <w:left w:w="80"/>
+              <w:right w:w="80"/>
+            </w:tcMar>
+          </w:tcPr>
+          <w:p>
+            <w:pPr>
+              <w:spacing w:after="20"/>
+            </w:pPr>
+            <w:r>
+              <w:rPr>
+                <w:b/>
+                <w:sz w:val="20"/>
+                <w:szCs w:val="20"/>
+              </w:rPr>
+              <w:t xml:space="preserve">Preparar arranque 2027 (capacidad, grupos)</w:t>
+            </w:r>
+          </w:p>
+        </w:tc>
+        <w:tc>
+          <w:tcPr>
+            <w:tcW w:w="1100" w:type="pct"/>
+            <w:tcMar>
+              <w:top w:w="40"/>
+              <w:bottom w:w="40"/>
+              <w:left w:w="80"/>
+              <w:right w:w="80"/>
+            </w:tcMar>
+          </w:tcPr>
+          <w:p>
+            <w:pPr>
+              <w:spacing w:after="20"/>
+            </w:pPr>
+            <w:r>
+              <w:rPr>
+                <w:sz w:val="20"/>
+                <w:szCs w:val="20"/>
+              </w:rPr>
+              <w:t xml:space="preserve">COORD</w:t>
+            </w:r>
+          </w:p>
+        </w:tc>
+        <w:tc>
+          <w:tcPr>
+            <w:tcW w:w="1500" w:type="pct"/>
+            <w:tcMar>
+              <w:top w:w="40"/>
+              <w:bottom w:w="40"/>
+              <w:left w:w="80"/>
+              <w:right w:w="80"/>
+            </w:tcMar>
+          </w:tcPr>
+          <w:p>
+            <w:pPr>
+              <w:spacing w:after="20"/>
+            </w:pPr>
+            <w:r>
+              <w:rPr>
+                <w:sz w:val="20"/>
+                <w:szCs w:val="20"/>
+              </w:rPr>
+              <w:t xml:space="preserve">Plan Q1 2027</w:t>
+            </w:r>
+          </w:p>
+        </w:tc>
+        <w:tc>
+          <w:tcPr>
+            <w:tcW w:w="1300" w:type="pct"/>
+            <w:tcMar>
+              <w:top w:w="40"/>
+              <w:bottom w:w="40"/>
+              <w:left w:w="80"/>
+              <w:right w:w="80"/>
+            </w:tcMar>
+          </w:tcPr>
+          <w:p>
+            <w:pPr>
+              <w:spacing w:after="20"/>
+            </w:pPr>
+            <w:r>
+              <w:rPr>
+                <w:sz w:val="20"/>
+                <w:szCs w:val="20"/>
+              </w:rPr>
+              <w:t xml:space="preserve">Mapa de grupos</w:t>
+            </w:r>
+          </w:p>
+        </w:tc>
+      </w:tr>
+    </w:tbl>
+    <w:p>
+      <w:pPr>
+        <w:spacing w:after="80"/>
+      </w:pPr>
+    </w:p>
+    <w:p>
+      <w:r>
+        <w:br w:type="page"/>
+      </w:r>
+    </w:p>
+    <w:p>
+      <w:pPr>
+        <w:jc w:val="center"/>
+        <w:spacing w:before="2400" w:after="120"/>
+      </w:pPr>
+      <w:r>
+        <w:rPr>
+          <w:b/>
+          <w:color w:val="1F3864"/>
+          <w:sz w:val="56"/>
+          <w:szCs w:val="56"/>
+        </w:rPr>
+        <w:t xml:space="preserve">PARTE IV</w:t>
+      </w:r>
+    </w:p>
+    <w:p>
+      <w:pPr>
+        <w:jc w:val="center"/>
+        <w:spacing w:after="80"/>
+      </w:pPr>
+      <w:r>
+        <w:rPr>
+          <w:b/>
+          <w:color w:val="2F5597"/>
+          <w:sz w:val="32"/>
+          <w:szCs w:val="32"/>
+        </w:rPr>
+        <w:t xml:space="preserve">Bloque financiero</w:t>
+      </w:r>
+    </w:p>
+    <w:p>
+      <w:pPr>
+        <w:jc w:val="center"/>
+        <w:spacing w:after="120"/>
+      </w:pPr>
+      <w:r>
+        <w:rPr>
+          <w:color w:val="595959"/>
+          <w:sz w:val="26"/>
+          <w:szCs w:val="26"/>
+        </w:rPr>
+        <w:t xml:space="preserve">Para revisión de Finanzas y Dirección</w:t>
+      </w:r>
+    </w:p>
+    <w:p>
+      <w:pPr>
+        <w:spacing w:before="320" w:after="120"/>
+        <w:pBdr>
+          <w:bottom w:val="single" w:sz="8" w:space="4" w:color="2F5597"/>
+        </w:pBdr>
+      </w:pPr>
+      <w:r>
+        <w:rPr>
+          <w:b/>
+          <w:color w:val="1F3864"/>
+          <w:sz w:val="30"/>
+          <w:szCs w:val="30"/>
+        </w:rPr>
+        <w:t xml:space="preserve">Presupuesto</w:t>
+      </w:r>
+    </w:p>
+    <w:p>
+      <w:pPr>
+        <w:spacing w:before="0" w:after="120"/>
+      </w:pPr>
+      <w:r>
+        <w:rPr>
+          <w:sz w:val="22"/>
+          <w:szCs w:val="22"/>
+        </w:rPr>
+        <w:t xml:space="preserve">Presupuesto autorizado: $10,000 MXN mensuales para todas las campañas, de los cuales ~$5,000 se destinan a la campaña mensual en Meta. La reserva se usa para producción, material presencial, refuerzo del Buen Fin y el evento de diciembre.</w:t>
+      </w:r>
+    </w:p>
+    <w:tbl>
+      <w:tblPr>
+        <w:tblW w:w="5000" w:type="pct"/>
+        <w:tblBorders>
+          <w:top w:val="single" w:sz="4" w:color="BFBFBF"/>
+          <w:left w:val="single" w:sz="4" w:color="BFBFBF"/>
+          <w:bottom w:val="single" w:sz="4" w:color="BFBFBF"/>
+          <w:right w:val="single" w:sz="4" w:color="BFBFBF"/>
+          <w:insideH w:val="single" w:sz="4" w:color="BFBFBF"/>
+          <w:insideV w:val="single" w:sz="4" w:color="BFBFBF"/>
+        </w:tblBorders>
+        <w:tblLook w:firstRow="1"/>
+      </w:tblPr>
+      <w:tblGrid>
+        <w:gridCol w:w="2433"/>
+        <w:gridCol w:w="2995"/>
+        <w:gridCol w:w="2995"/>
+        <w:gridCol w:w="3744"/>
+      </w:tblGrid>
+      <w:tr>
+        <w:tc>
+          <w:tcPr>
+            <w:tcW w:w="1300" w:type="pct"/>
+            <w:shd w:val="clear" w:fill="2F5597"/>
+            <w:tcMar>
+              <w:top w:w="40"/>
+              <w:bottom w:w="40"/>
+              <w:left w:w="80"/>
+              <w:right w:w="80"/>
+            </w:tcMar>
+          </w:tcPr>
+          <w:p>
+            <w:pPr>
+              <w:spacing w:after="20"/>
+            </w:pPr>
+            <w:r>
+              <w:rPr>
+                <w:b/>
+                <w:color w:val="FFFFFF"/>
+                <w:sz w:val="20"/>
+                <w:szCs w:val="20"/>
+              </w:rPr>
+              <w:t xml:space="preserve">Mes</w:t>
+            </w:r>
+          </w:p>
+        </w:tc>
+        <w:tc>
+          <w:tcPr>
+            <w:tcW w:w="1600" w:type="pct"/>
+            <w:shd w:val="clear" w:fill="2F5597"/>
+            <w:tcMar>
+              <w:top w:w="40"/>
+              <w:bottom w:w="40"/>
+              <w:left w:w="80"/>
+              <w:right w:w="80"/>
+            </w:tcMar>
+          </w:tcPr>
+          <w:p>
+            <w:pPr>
+              <w:spacing w:after="20"/>
+            </w:pPr>
+            <w:r>
+              <w:rPr>
+                <w:b/>
+                <w:color w:val="FFFFFF"/>
+                <w:sz w:val="20"/>
+                <w:szCs w:val="20"/>
+              </w:rPr>
+              <w:t xml:space="preserve">Presupuesto total</w:t>
+            </w:r>
+          </w:p>
+        </w:tc>
+        <w:tc>
+          <w:tcPr>
+            <w:tcW w:w="1600" w:type="pct"/>
+            <w:shd w:val="clear" w:fill="2F5597"/>
+            <w:tcMar>
+              <w:top w:w="40"/>
+              <w:bottom w:w="40"/>
+              <w:left w:w="80"/>
+              <w:right w:w="80"/>
+            </w:tcMar>
+          </w:tcPr>
+          <w:p>
+            <w:pPr>
+              <w:spacing w:after="20"/>
+            </w:pPr>
+            <w:r>
+              <w:rPr>
+                <w:b/>
+                <w:color w:val="FFFFFF"/>
+                <w:sz w:val="20"/>
+                <w:szCs w:val="20"/>
+              </w:rPr>
+              <w:t xml:space="preserve">Pauta Meta</w:t>
+            </w:r>
+          </w:p>
+        </w:tc>
+        <w:tc>
+          <w:tcPr>
+            <w:tcW w:w="2000" w:type="pct"/>
+            <w:shd w:val="clear" w:fill="2F5597"/>
+            <w:tcMar>
+              <w:top w:w="40"/>
+              <w:bottom w:w="40"/>
+              <w:left w:w="80"/>
+              <w:right w:w="80"/>
+            </w:tcMar>
+          </w:tcPr>
+          <w:p>
+            <w:pPr>
+              <w:spacing w:after="20"/>
+            </w:pPr>
+            <w:r>
+              <w:rPr>
+                <w:b/>
+                <w:color w:val="FFFFFF"/>
+                <w:sz w:val="20"/>
+                <w:szCs w:val="20"/>
+              </w:rPr>
+              <w:t xml:space="preserve">Reserva (producción/material/refuerzo)</w:t>
+            </w:r>
+          </w:p>
+        </w:tc>
+      </w:tr>
+      <w:tr>
+        <w:tc>
+          <w:tcPr>
+            <w:tcW w:w="1300" w:type="pct"/>
+            <w:shd w:val="clear" w:fill="EAF1F8"/>
+            <w:tcMar>
+              <w:top w:w="40"/>
+              <w:bottom w:w="40"/>
+              <w:left w:w="80"/>
+              <w:right w:w="80"/>
+            </w:tcMar>
+          </w:tcPr>
+          <w:p>
+            <w:pPr>
+              <w:spacing w:after="20"/>
+            </w:pPr>
+            <w:r>
+              <w:rPr>
+                <w:b/>
+                <w:sz w:val="20"/>
+                <w:szCs w:val="20"/>
+              </w:rPr>
+              <w:t xml:space="preserve">Septiembre</w:t>
+            </w:r>
+          </w:p>
+        </w:tc>
+        <w:tc>
+          <w:tcPr>
+            <w:tcW w:w="1600" w:type="pct"/>
+            <w:tcMar>
+              <w:top w:w="40"/>
+              <w:bottom w:w="40"/>
+              <w:left w:w="80"/>
+              <w:right w:w="80"/>
+            </w:tcMar>
+          </w:tcPr>
+          <w:p>
+            <w:pPr>
+              <w:spacing w:after="20"/>
+            </w:pPr>
+            <w:r>
+              <w:rPr>
+                <w:sz w:val="20"/>
+                <w:szCs w:val="20"/>
+              </w:rPr>
+              <w:t xml:space="preserve">$10,000</w:t>
+            </w:r>
+          </w:p>
+        </w:tc>
+        <w:tc>
+          <w:tcPr>
+            <w:tcW w:w="1600" w:type="pct"/>
+            <w:tcMar>
+              <w:top w:w="40"/>
+              <w:bottom w:w="40"/>
+              <w:left w:w="80"/>
+              <w:right w:w="80"/>
+            </w:tcMar>
+          </w:tcPr>
+          <w:p>
+            <w:pPr>
+              <w:spacing w:after="20"/>
+            </w:pPr>
+            <w:r>
+              <w:rPr>
+                <w:sz w:val="20"/>
+                <w:szCs w:val="20"/>
+              </w:rPr>
+              <w:t xml:space="preserve">~$5,000</w:t>
+            </w:r>
+          </w:p>
+        </w:tc>
+        <w:tc>
+          <w:tcPr>
+            <w:tcW w:w="2000" w:type="pct"/>
+            <w:tcMar>
+              <w:top w:w="40"/>
+              <w:bottom w:w="40"/>
+              <w:left w:w="80"/>
+              <w:right w:w="80"/>
+            </w:tcMar>
+          </w:tcPr>
+          <w:p>
+            <w:pPr>
+              <w:spacing w:after="20"/>
+            </w:pPr>
+            <w:r>
+              <w:rPr>
+                <w:sz w:val="20"/>
+                <w:szCs w:val="20"/>
+              </w:rPr>
+              <w:t xml:space="preserve">~$5,000 (producción, medición, material)</w:t>
+            </w:r>
+          </w:p>
+        </w:tc>
+      </w:tr>
+      <w:tr>
+        <w:tc>
+          <w:tcPr>
+            <w:tcW w:w="1300" w:type="pct"/>
+            <w:shd w:val="clear" w:fill="EAF1F8"/>
+            <w:tcMar>
+              <w:top w:w="40"/>
+              <w:bottom w:w="40"/>
+              <w:left w:w="80"/>
+              <w:right w:w="80"/>
+            </w:tcMar>
+          </w:tcPr>
+          <w:p>
+            <w:pPr>
+              <w:spacing w:after="20"/>
+            </w:pPr>
+            <w:r>
+              <w:rPr>
+                <w:b/>
+                <w:sz w:val="20"/>
+                <w:szCs w:val="20"/>
+              </w:rPr>
+              <w:t xml:space="preserve">Octubre</w:t>
+            </w:r>
+          </w:p>
+        </w:tc>
+        <w:tc>
+          <w:tcPr>
+            <w:tcW w:w="1600" w:type="pct"/>
+            <w:tcMar>
+              <w:top w:w="40"/>
+              <w:bottom w:w="40"/>
+              <w:left w:w="80"/>
+              <w:right w:w="80"/>
+            </w:tcMar>
+          </w:tcPr>
+          <w:p>
+            <w:pPr>
+              <w:spacing w:after="20"/>
+            </w:pPr>
+            <w:r>
+              <w:rPr>
+                <w:sz w:val="20"/>
+                <w:szCs w:val="20"/>
+              </w:rPr>
+              <w:t xml:space="preserve">$10,000</w:t>
+            </w:r>
+          </w:p>
+        </w:tc>
+        <w:tc>
+          <w:tcPr>
+            <w:tcW w:w="1600" w:type="pct"/>
+            <w:tcMar>
+              <w:top w:w="40"/>
+              <w:bottom w:w="40"/>
+              <w:left w:w="80"/>
+              <w:right w:w="80"/>
+            </w:tcMar>
+          </w:tcPr>
+          <w:p>
+            <w:pPr>
+              <w:spacing w:after="20"/>
+            </w:pPr>
+            <w:r>
+              <w:rPr>
+                <w:sz w:val="20"/>
+                <w:szCs w:val="20"/>
+              </w:rPr>
+              <w:t xml:space="preserve">~$5,000</w:t>
+            </w:r>
+          </w:p>
+        </w:tc>
+        <w:tc>
+          <w:tcPr>
+            <w:tcW w:w="2000" w:type="pct"/>
+            <w:tcMar>
+              <w:top w:w="40"/>
+              <w:bottom w:w="40"/>
+              <w:left w:w="80"/>
+              <w:right w:w="80"/>
+            </w:tcMar>
+          </w:tcPr>
+          <w:p>
+            <w:pPr>
+              <w:spacing w:after="20"/>
+            </w:pPr>
+            <w:r>
+              <w:rPr>
+                <w:sz w:val="20"/>
+                <w:szCs w:val="20"/>
+              </w:rPr>
+              <w:t xml:space="preserve">~$5,000 (activaciones, contenido)</w:t>
+            </w:r>
+          </w:p>
+        </w:tc>
+      </w:tr>
+      <w:tr>
+        <w:tc>
+          <w:tcPr>
+            <w:tcW w:w="1300" w:type="pct"/>
+            <w:shd w:val="clear" w:fill="EAF1F8"/>
+            <w:tcMar>
+              <w:top w:w="40"/>
+              <w:bottom w:w="40"/>
+              <w:left w:w="80"/>
+              <w:right w:w="80"/>
+            </w:tcMar>
+          </w:tcPr>
+          <w:p>
+            <w:pPr>
+              <w:spacing w:after="20"/>
+            </w:pPr>
+            <w:r>
+              <w:rPr>
+                <w:b/>
+                <w:sz w:val="20"/>
+                <w:szCs w:val="20"/>
+              </w:rPr>
+              <w:t xml:space="preserve">Noviembre</w:t>
+            </w:r>
+          </w:p>
+        </w:tc>
+        <w:tc>
+          <w:tcPr>
+            <w:tcW w:w="1600" w:type="pct"/>
+            <w:tcMar>
+              <w:top w:w="40"/>
+              <w:bottom w:w="40"/>
+              <w:left w:w="80"/>
+              <w:right w:w="80"/>
+            </w:tcMar>
+          </w:tcPr>
+          <w:p>
+            <w:pPr>
+              <w:spacing w:after="20"/>
+            </w:pPr>
+            <w:r>
+              <w:rPr>
+                <w:sz w:val="20"/>
+                <w:szCs w:val="20"/>
+              </w:rPr>
+              <w:t xml:space="preserve">$10,000</w:t>
+            </w:r>
+          </w:p>
+        </w:tc>
+        <w:tc>
+          <w:tcPr>
+            <w:tcW w:w="1600" w:type="pct"/>
+            <w:tcMar>
+              <w:top w:w="40"/>
+              <w:bottom w:w="40"/>
+              <w:left w:w="80"/>
+              <w:right w:w="80"/>
+            </w:tcMar>
+          </w:tcPr>
+          <w:p>
+            <w:pPr>
+              <w:spacing w:after="20"/>
+            </w:pPr>
+            <w:r>
+              <w:rPr>
+                <w:sz w:val="20"/>
+                <w:szCs w:val="20"/>
+              </w:rPr>
+              <w:t xml:space="preserve">~$5,000 + refuerzo Buen Fin</w:t>
+            </w:r>
+          </w:p>
+        </w:tc>
+        <w:tc>
+          <w:tcPr>
+            <w:tcW w:w="2000" w:type="pct"/>
+            <w:tcMar>
+              <w:top w:w="40"/>
+              <w:bottom w:w="40"/>
+              <w:left w:w="80"/>
+              <w:right w:w="80"/>
+            </w:tcMar>
+          </w:tcPr>
+          <w:p>
+            <w:pPr>
+              <w:spacing w:after="20"/>
+            </w:pPr>
+            <w:r>
+              <w:rPr>
+                <w:sz w:val="20"/>
+                <w:szCs w:val="20"/>
+              </w:rPr>
+              <w:t xml:space="preserve">según promos aprobadas</w:t>
+            </w:r>
+          </w:p>
+        </w:tc>
+      </w:tr>
+      <w:tr>
+        <w:tc>
+          <w:tcPr>
+            <w:tcW w:w="1300" w:type="pct"/>
+            <w:shd w:val="clear" w:fill="EAF1F8"/>
+            <w:tcMar>
+              <w:top w:w="40"/>
+              <w:bottom w:w="40"/>
+              <w:left w:w="80"/>
+              <w:right w:w="80"/>
+            </w:tcMar>
+          </w:tcPr>
+          <w:p>
+            <w:pPr>
+              <w:spacing w:after="20"/>
+            </w:pPr>
+            <w:r>
+              <w:rPr>
+                <w:b/>
+                <w:sz w:val="20"/>
+                <w:szCs w:val="20"/>
+              </w:rPr>
+              <w:t xml:space="preserve">Diciembre</w:t>
+            </w:r>
+          </w:p>
+        </w:tc>
+        <w:tc>
+          <w:tcPr>
+            <w:tcW w:w="1600" w:type="pct"/>
+            <w:tcMar>
+              <w:top w:w="40"/>
+              <w:bottom w:w="40"/>
+              <w:left w:w="80"/>
+              <w:right w:w="80"/>
+            </w:tcMar>
+          </w:tcPr>
+          <w:p>
+            <w:pPr>
+              <w:spacing w:after="20"/>
+            </w:pPr>
+            <w:r>
+              <w:rPr>
+                <w:sz w:val="20"/>
+                <w:szCs w:val="20"/>
+              </w:rPr>
+              <w:t xml:space="preserve">$10,000</w:t>
+            </w:r>
+          </w:p>
+        </w:tc>
+        <w:tc>
+          <w:tcPr>
+            <w:tcW w:w="1600" w:type="pct"/>
+            <w:tcMar>
+              <w:top w:w="40"/>
+              <w:bottom w:w="40"/>
+              <w:left w:w="80"/>
+              <w:right w:w="80"/>
+            </w:tcMar>
+          </w:tcPr>
+          <w:p>
+            <w:pPr>
+              <w:spacing w:after="20"/>
+            </w:pPr>
+            <w:r>
+              <w:rPr>
+                <w:sz w:val="20"/>
+                <w:szCs w:val="20"/>
+              </w:rPr>
+              <w:t xml:space="preserve">~$5,000</w:t>
+            </w:r>
+          </w:p>
+        </w:tc>
+        <w:tc>
+          <w:tcPr>
+            <w:tcW w:w="2000" w:type="pct"/>
+            <w:tcMar>
+              <w:top w:w="40"/>
+              <w:bottom w:w="40"/>
+              <w:left w:w="80"/>
+              <w:right w:w="80"/>
+            </w:tcMar>
+          </w:tcPr>
+          <w:p>
+            <w:pPr>
+              <w:spacing w:after="20"/>
+            </w:pPr>
+            <w:r>
+              <w:rPr>
+                <w:sz w:val="20"/>
+                <w:szCs w:val="20"/>
+              </w:rPr>
+              <w:t xml:space="preserve">evento de fin de año + campaña 2027</w:t>
+            </w:r>
+          </w:p>
+        </w:tc>
+      </w:tr>
+      <w:tr>
+        <w:tc>
+          <w:tcPr>
+            <w:tcW w:w="1300" w:type="pct"/>
+            <w:shd w:val="clear" w:fill="EAF1F8"/>
+            <w:tcMar>
+              <w:top w:w="40"/>
+              <w:bottom w:w="40"/>
+              <w:left w:w="80"/>
+              <w:right w:w="80"/>
+            </w:tcMar>
+          </w:tcPr>
+          <w:p>
+            <w:pPr>
+              <w:spacing w:after="20"/>
+            </w:pPr>
+            <w:r>
+              <w:rPr>
+                <w:b/>
+                <w:sz w:val="20"/>
+                <w:szCs w:val="20"/>
+              </w:rPr>
+              <w:t xml:space="preserve">Total Sep–Dic (SUPUESTO)</w:t>
+            </w:r>
+          </w:p>
+        </w:tc>
+        <w:tc>
+          <w:tcPr>
+            <w:tcW w:w="1600" w:type="pct"/>
+            <w:tcMar>
+              <w:top w:w="40"/>
+              <w:bottom w:w="40"/>
+              <w:left w:w="80"/>
+              <w:right w:w="80"/>
+            </w:tcMar>
+          </w:tcPr>
+          <w:p>
+            <w:pPr>
+              <w:spacing w:after="20"/>
+            </w:pPr>
+            <w:r>
+              <w:rPr>
+                <w:sz w:val="20"/>
+                <w:szCs w:val="20"/>
+              </w:rPr>
+              <w:t xml:space="preserve">~$40,000</w:t>
+            </w:r>
+          </w:p>
+        </w:tc>
+        <w:tc>
+          <w:tcPr>
+            <w:tcW w:w="1600" w:type="pct"/>
+            <w:tcMar>
+              <w:top w:w="40"/>
+              <w:bottom w:w="40"/>
+              <w:left w:w="80"/>
+              <w:right w:w="80"/>
+            </w:tcMar>
+          </w:tcPr>
+          <w:p>
+            <w:pPr>
+              <w:spacing w:after="20"/>
+            </w:pPr>
+            <w:r>
+              <w:rPr>
+                <w:sz w:val="20"/>
+                <w:szCs w:val="20"/>
+              </w:rPr>
+              <w:t xml:space="preserve">~$20,000</w:t>
+            </w:r>
+          </w:p>
+        </w:tc>
+        <w:tc>
+          <w:tcPr>
+            <w:tcW w:w="2000" w:type="pct"/>
+            <w:tcMar>
+              <w:top w:w="40"/>
+              <w:bottom w:w="40"/>
+              <w:left w:w="80"/>
+              <w:right w:w="80"/>
+            </w:tcMar>
+          </w:tcPr>
+          <w:p>
+            <w:pPr>
+              <w:spacing w:after="20"/>
+            </w:pPr>
+            <w:r>
+              <w:rPr>
+                <w:sz w:val="20"/>
+                <w:szCs w:val="20"/>
+              </w:rPr>
+              <w:t xml:space="preserve">~$20,000</w:t>
+            </w:r>
+          </w:p>
+        </w:tc>
+      </w:tr>
+    </w:tbl>
+    <w:p>
+      <w:pPr>
+        <w:spacing w:after="80"/>
+      </w:pPr>
+    </w:p>
+    <w:p>
+      <w:pPr>
+        <w:spacing w:before="0" w:after="120"/>
+      </w:pPr>
+      <w:r>
+        <w:rPr>
+          <w:i/>
+          <w:color w:val="808080"/>
+          <w:sz w:val="20"/>
+          <w:szCs w:val="20"/>
+        </w:rPr>
+        <w:t xml:space="preserve">Nota: el reparto de la reserva es un SUPUESTO de trabajo; Finanzas define los montos finales por rubro.</w:t>
+      </w:r>
+    </w:p>
+    <w:p>
+      <w:pPr>
+        <w:spacing w:before="320" w:after="120"/>
+        <w:pBdr>
+          <w:bottom w:val="single" w:sz="8" w:space="4" w:color="2F5597"/>
+        </w:pBdr>
+      </w:pPr>
+      <w:r>
+        <w:rPr>
+          <w:b/>
+          <w:color w:val="1F3864"/>
+          <w:sz w:val="30"/>
+          <w:szCs w:val="30"/>
+        </w:rPr>
+        <w:t xml:space="preserve">Economía del embudo (datos reales)</w:t>
+      </w:r>
+    </w:p>
+    <w:tbl>
+      <w:tblPr>
+        <w:tblW w:w="5000" w:type="pct"/>
+        <w:tblBorders>
+          <w:top w:val="single" w:sz="4" w:color="BFBFBF"/>
+          <w:left w:val="single" w:sz="4" w:color="BFBFBF"/>
+          <w:bottom w:val="single" w:sz="4" w:color="BFBFBF"/>
+          <w:right w:val="single" w:sz="4" w:color="BFBFBF"/>
+          <w:insideH w:val="single" w:sz="4" w:color="BFBFBF"/>
+          <w:insideV w:val="single" w:sz="4" w:color="BFBFBF"/>
+        </w:tblBorders>
+        <w:tblLook w:firstRow="1"/>
+      </w:tblPr>
+      <w:tblGrid>
+        <w:gridCol w:w="4118"/>
+        <w:gridCol w:w="2808"/>
+        <w:gridCol w:w="3556"/>
+      </w:tblGrid>
+      <w:tr>
+        <w:tc>
+          <w:tcPr>
+            <w:tcW w:w="2200" w:type="pct"/>
+            <w:shd w:val="clear" w:fill="2F5597"/>
+            <w:tcMar>
+              <w:top w:w="40"/>
+              <w:bottom w:w="40"/>
+              <w:left w:w="80"/>
+              <w:right w:w="80"/>
+            </w:tcMar>
+          </w:tcPr>
+          <w:p>
+            <w:pPr>
+              <w:spacing w:after="20"/>
+            </w:pPr>
+            <w:r>
+              <w:rPr>
+                <w:b/>
+                <w:color w:val="FFFFFF"/>
+                <w:sz w:val="20"/>
+                <w:szCs w:val="20"/>
+              </w:rPr>
+              <w:t xml:space="preserve">Indicador</w:t>
+            </w:r>
+          </w:p>
+        </w:tc>
+        <w:tc>
+          <w:tcPr>
+            <w:tcW w:w="1500" w:type="pct"/>
+            <w:shd w:val="clear" w:fill="2F5597"/>
+            <w:tcMar>
+              <w:top w:w="40"/>
+              <w:bottom w:w="40"/>
+              <w:left w:w="80"/>
+              <w:right w:w="80"/>
+            </w:tcMar>
+          </w:tcPr>
+          <w:p>
+            <w:pPr>
+              <w:spacing w:after="20"/>
+            </w:pPr>
+            <w:r>
+              <w:rPr>
+                <w:b/>
+                <w:color w:val="FFFFFF"/>
+                <w:sz w:val="20"/>
+                <w:szCs w:val="20"/>
+              </w:rPr>
+              <w:t xml:space="preserve">Valor</w:t>
+            </w:r>
+          </w:p>
+        </w:tc>
+        <w:tc>
+          <w:tcPr>
+            <w:tcW w:w="1900" w:type="pct"/>
+            <w:shd w:val="clear" w:fill="2F5597"/>
+            <w:tcMar>
+              <w:top w:w="40"/>
+              <w:bottom w:w="40"/>
+              <w:left w:w="80"/>
+              <w:right w:w="80"/>
+            </w:tcMar>
+          </w:tcPr>
+          <w:p>
+            <w:pPr>
+              <w:spacing w:after="20"/>
+            </w:pPr>
+            <w:r>
+              <w:rPr>
+                <w:b/>
+                <w:color w:val="FFFFFF"/>
+                <w:sz w:val="20"/>
+                <w:szCs w:val="20"/>
+              </w:rPr>
+              <w:t xml:space="preserve">Comentario</w:t>
+            </w:r>
+          </w:p>
+        </w:tc>
+      </w:tr>
+      <w:tr>
+        <w:tc>
+          <w:tcPr>
+            <w:tcW w:w="2200" w:type="pct"/>
+            <w:shd w:val="clear" w:fill="EAF1F8"/>
+            <w:tcMar>
+              <w:top w:w="40"/>
+              <w:bottom w:w="40"/>
+              <w:left w:w="80"/>
+              <w:right w:w="80"/>
+            </w:tcMar>
+          </w:tcPr>
+          <w:p>
+            <w:pPr>
+              <w:spacing w:after="20"/>
+            </w:pPr>
+            <w:r>
+              <w:rPr>
+                <w:b/>
+                <w:sz w:val="20"/>
+                <w:szCs w:val="20"/>
+              </w:rPr>
+              <w:t xml:space="preserve">Costo por lead (CPL)</w:t>
+            </w:r>
+          </w:p>
+        </w:tc>
+        <w:tc>
+          <w:tcPr>
+            <w:tcW w:w="1500" w:type="pct"/>
+            <w:tcMar>
+              <w:top w:w="40"/>
+              <w:bottom w:w="40"/>
+              <w:left w:w="80"/>
+              <w:right w:w="80"/>
+            </w:tcMar>
+          </w:tcPr>
+          <w:p>
+            <w:pPr>
+              <w:spacing w:after="20"/>
+            </w:pPr>
+            <w:r>
+              <w:rPr>
+                <w:sz w:val="20"/>
+                <w:szCs w:val="20"/>
+              </w:rPr>
+              <w:t xml:space="preserve">$23.80</w:t>
+            </w:r>
+          </w:p>
+        </w:tc>
+        <w:tc>
+          <w:tcPr>
+            <w:tcW w:w="1900" w:type="pct"/>
+            <w:tcMar>
+              <w:top w:w="40"/>
+              <w:bottom w:w="40"/>
+              <w:left w:w="80"/>
+              <w:right w:w="80"/>
+            </w:tcMar>
+          </w:tcPr>
+          <w:p>
+            <w:pPr>
+              <w:spacing w:after="20"/>
+            </w:pPr>
+            <w:r>
+              <w:rPr>
+                <w:sz w:val="20"/>
+                <w:szCs w:val="20"/>
+              </w:rPr>
+              <w:t xml:space="preserve">Campaña de mayo</w:t>
+            </w:r>
+          </w:p>
+        </w:tc>
+      </w:tr>
+      <w:tr>
+        <w:tc>
+          <w:tcPr>
+            <w:tcW w:w="2200" w:type="pct"/>
+            <w:shd w:val="clear" w:fill="EAF1F8"/>
+            <w:tcMar>
+              <w:top w:w="40"/>
+              <w:bottom w:w="40"/>
+              <w:left w:w="80"/>
+              <w:right w:w="80"/>
+            </w:tcMar>
+          </w:tcPr>
+          <w:p>
+            <w:pPr>
+              <w:spacing w:after="20"/>
+            </w:pPr>
+            <w:r>
+              <w:rPr>
+                <w:b/>
+                <w:sz w:val="20"/>
+                <w:szCs w:val="20"/>
+              </w:rPr>
+              <w:t xml:space="preserve">Costo por inscripción (solo pauta)</w:t>
+            </w:r>
+          </w:p>
+        </w:tc>
+        <w:tc>
+          <w:tcPr>
+            <w:tcW w:w="1500" w:type="pct"/>
+            <w:tcMar>
+              <w:top w:w="40"/>
+              <w:bottom w:w="40"/>
+              <w:left w:w="80"/>
+              <w:right w:w="80"/>
+            </w:tcMar>
+          </w:tcPr>
+          <w:p>
+            <w:pPr>
+              <w:spacing w:after="20"/>
+            </w:pPr>
+            <w:r>
+              <w:rPr>
+                <w:sz w:val="20"/>
+                <w:szCs w:val="20"/>
+              </w:rPr>
+              <w:t xml:space="preserve">~$312–357</w:t>
+            </w:r>
+          </w:p>
+        </w:tc>
+        <w:tc>
+          <w:tcPr>
+            <w:tcW w:w="1900" w:type="pct"/>
+            <w:tcMar>
+              <w:top w:w="40"/>
+              <w:bottom w:w="40"/>
+              <w:left w:w="80"/>
+              <w:right w:w="80"/>
+            </w:tcMar>
+          </w:tcPr>
+          <w:p>
+            <w:pPr>
+              <w:spacing w:after="20"/>
+            </w:pPr>
+            <w:r>
+              <w:rPr>
+                <w:sz w:val="20"/>
+                <w:szCs w:val="20"/>
+              </w:rPr>
+              <w:t xml:space="preserve">Según se usen 16 o 14 inscritos</w:t>
+            </w:r>
+          </w:p>
+        </w:tc>
+      </w:tr>
+      <w:tr>
+        <w:tc>
+          <w:tcPr>
+            <w:tcW w:w="2200" w:type="pct"/>
+            <w:shd w:val="clear" w:fill="EAF1F8"/>
+            <w:tcMar>
+              <w:top w:w="40"/>
+              <w:bottom w:w="40"/>
+              <w:left w:w="80"/>
+              <w:right w:w="80"/>
+            </w:tcMar>
+          </w:tcPr>
+          <w:p>
+            <w:pPr>
+              <w:spacing w:after="20"/>
+            </w:pPr>
+            <w:r>
+              <w:rPr>
+                <w:b/>
+                <w:sz w:val="20"/>
+                <w:szCs w:val="20"/>
+              </w:rPr>
+              <w:t xml:space="preserve">Mensualidad</w:t>
+            </w:r>
+          </w:p>
+        </w:tc>
+        <w:tc>
+          <w:tcPr>
+            <w:tcW w:w="1500" w:type="pct"/>
+            <w:tcMar>
+              <w:top w:w="40"/>
+              <w:bottom w:w="40"/>
+              <w:left w:w="80"/>
+              <w:right w:w="80"/>
+            </w:tcMar>
+          </w:tcPr>
+          <w:p>
+            <w:pPr>
+              <w:spacing w:after="20"/>
+            </w:pPr>
+            <w:r>
+              <w:rPr>
+                <w:sz w:val="20"/>
+                <w:szCs w:val="20"/>
+              </w:rPr>
+              <w:t xml:space="preserve">$800</w:t>
+            </w:r>
+          </w:p>
+        </w:tc>
+        <w:tc>
+          <w:tcPr>
+            <w:tcW w:w="1900" w:type="pct"/>
+            <w:tcMar>
+              <w:top w:w="40"/>
+              <w:bottom w:w="40"/>
+              <w:left w:w="80"/>
+              <w:right w:w="80"/>
+            </w:tcMar>
+          </w:tcPr>
+          <w:p>
+            <w:pPr>
+              <w:spacing w:after="20"/>
+            </w:pPr>
+            <w:r>
+              <w:rPr>
+                <w:sz w:val="20"/>
+                <w:szCs w:val="20"/>
+              </w:rPr>
+              <w:t xml:space="preserve">Sin inscripción</w:t>
+            </w:r>
+          </w:p>
+        </w:tc>
+      </w:tr>
+      <w:tr>
+        <w:tc>
+          <w:tcPr>
+            <w:tcW w:w="2200" w:type="pct"/>
+            <w:shd w:val="clear" w:fill="EAF1F8"/>
+            <w:tcMar>
+              <w:top w:w="40"/>
+              <w:bottom w:w="40"/>
+              <w:left w:w="80"/>
+              <w:right w:w="80"/>
+            </w:tcMar>
+          </w:tcPr>
+          <w:p>
+            <w:pPr>
+              <w:spacing w:after="20"/>
+            </w:pPr>
+            <w:r>
+              <w:rPr>
+                <w:b/>
+                <w:sz w:val="20"/>
+                <w:szCs w:val="20"/>
+              </w:rPr>
+              <w:t xml:space="preserve">Ingreso por alumno</w:t>
+            </w:r>
+          </w:p>
+        </w:tc>
+        <w:tc>
+          <w:tcPr>
+            <w:tcW w:w="1500" w:type="pct"/>
+            <w:tcMar>
+              <w:top w:w="40"/>
+              <w:bottom w:w="40"/>
+              <w:left w:w="80"/>
+              <w:right w:w="80"/>
+            </w:tcMar>
+          </w:tcPr>
+          <w:p>
+            <w:pPr>
+              <w:spacing w:after="20"/>
+            </w:pPr>
+            <w:r>
+              <w:rPr>
+                <w:sz w:val="20"/>
+                <w:szCs w:val="20"/>
+              </w:rPr>
+              <w:t xml:space="preserve">$800 × meses de permanencia</w:t>
+            </w:r>
+          </w:p>
+        </w:tc>
+        <w:tc>
+          <w:tcPr>
+            <w:tcW w:w="1900" w:type="pct"/>
+            <w:tcMar>
+              <w:top w:w="40"/>
+              <w:bottom w:w="40"/>
+              <w:left w:w="80"/>
+              <w:right w:w="80"/>
+            </w:tcMar>
+          </w:tcPr>
+          <w:p>
+            <w:pPr>
+              <w:spacing w:after="20"/>
+            </w:pPr>
+            <w:r>
+              <w:rPr>
+                <w:sz w:val="20"/>
+                <w:szCs w:val="20"/>
+              </w:rPr>
+              <w:t xml:space="preserve">LTV depende del churn (DATO NO DISPONIBLE)</w:t>
+            </w:r>
+          </w:p>
+        </w:tc>
+      </w:tr>
+    </w:tbl>
+    <w:p>
+      <w:pPr>
+        <w:spacing w:after="80"/>
+      </w:pPr>
+    </w:p>
+    <w:p>
+      <w:pPr>
+        <w:spacing w:before="0" w:after="120"/>
+      </w:pPr>
+      <w:r>
+        <w:rPr>
+          <w:b/>
+          <w:color w:val="1F3864"/>
+          <w:sz w:val="22"/>
+          <w:szCs w:val="22"/>
+        </w:rPr>
+        <w:t xml:space="preserve">ROI: el reporte de mayo declara 1.24, pero ese cálculo subvalora el resultado. Con 16 alumnos × $800 el primer mes ($12,800) frente a ~$5,000 invertidos, el retorno del primer mes ya es ~2.5x, y crece con cada mes de permanencia. Se recomienda que Finanzas recalcule el ROI real con la permanencia promedio.</w:t>
+      </w:r>
+    </w:p>
+    <w:p>
+      <w:pPr>
+        <w:spacing w:before="320" w:after="120"/>
+        <w:pBdr>
+          <w:bottom w:val="single" w:sz="8" w:space="4" w:color="2F5597"/>
+        </w:pBdr>
+      </w:pPr>
+      <w:r>
+        <w:rPr>
+          <w:b/>
+          <w:color w:val="1F3864"/>
+          <w:sz w:val="30"/>
+          <w:szCs w:val="30"/>
+        </w:rPr>
+        <w:t xml:space="preserve">Escenarios de crecimiento (Sep–Dic)</w:t>
+      </w:r>
+    </w:p>
+    <w:p>
+      <w:pPr>
+        <w:spacing w:before="0" w:after="120"/>
+      </w:pPr>
+      <w:r>
+        <w:rPr>
+          <w:sz w:val="22"/>
+          <w:szCs w:val="22"/>
+        </w:rPr>
+        <w:t xml:space="preserve">Base ~65 alumnos; churn SUPUESTO 5%/mes; 4 meses.</w:t>
+      </w:r>
+    </w:p>
+    <w:tbl>
+      <w:tblPr>
+        <w:tblW w:w="5000" w:type="pct"/>
+        <w:tblBorders>
+          <w:top w:val="single" w:sz="4" w:color="BFBFBF"/>
+          <w:left w:val="single" w:sz="4" w:color="BFBFBF"/>
+          <w:bottom w:val="single" w:sz="4" w:color="BFBFBF"/>
+          <w:right w:val="single" w:sz="4" w:color="BFBFBF"/>
+          <w:insideH w:val="single" w:sz="4" w:color="BFBFBF"/>
+          <w:insideV w:val="single" w:sz="4" w:color="BFBFBF"/>
+        </w:tblBorders>
+        <w:tblLook w:firstRow="1"/>
+      </w:tblPr>
+      <w:tblGrid>
+        <w:gridCol w:w="2433"/>
+        <w:gridCol w:w="1684"/>
+        <w:gridCol w:w="2808"/>
+        <w:gridCol w:w="2433"/>
+        <w:gridCol w:w="2433"/>
+      </w:tblGrid>
+      <w:tr>
+        <w:tc>
+          <w:tcPr>
+            <w:tcW w:w="1300" w:type="pct"/>
+            <w:shd w:val="clear" w:fill="2F5597"/>
+            <w:tcMar>
+              <w:top w:w="40"/>
+              <w:bottom w:w="40"/>
+              <w:left w:w="80"/>
+              <w:right w:w="80"/>
+            </w:tcMar>
+          </w:tcPr>
+          <w:p>
+            <w:pPr>
+              <w:spacing w:after="20"/>
+            </w:pPr>
+            <w:r>
+              <w:rPr>
+                <w:b/>
+                <w:color w:val="FFFFFF"/>
+                <w:sz w:val="20"/>
+                <w:szCs w:val="20"/>
+              </w:rPr>
+              <w:t xml:space="preserve">Escenario</w:t>
+            </w:r>
+          </w:p>
+        </w:tc>
+        <w:tc>
+          <w:tcPr>
+            <w:tcW w:w="900" w:type="pct"/>
+            <w:shd w:val="clear" w:fill="2F5597"/>
+            <w:tcMar>
+              <w:top w:w="40"/>
+              <w:bottom w:w="40"/>
+              <w:left w:w="80"/>
+              <w:right w:w="80"/>
+            </w:tcMar>
+          </w:tcPr>
+          <w:p>
+            <w:pPr>
+              <w:spacing w:after="20"/>
+            </w:pPr>
+            <w:r>
+              <w:rPr>
+                <w:b/>
+                <w:color w:val="FFFFFF"/>
+                <w:sz w:val="20"/>
+                <w:szCs w:val="20"/>
+              </w:rPr>
+              <w:t xml:space="preserve">Meta</w:t>
+            </w:r>
+          </w:p>
+        </w:tc>
+        <w:tc>
+          <w:tcPr>
+            <w:tcW w:w="1500" w:type="pct"/>
+            <w:shd w:val="clear" w:fill="2F5597"/>
+            <w:tcMar>
+              <w:top w:w="40"/>
+              <w:bottom w:w="40"/>
+              <w:left w:w="80"/>
+              <w:right w:w="80"/>
+            </w:tcMar>
+          </w:tcPr>
+          <w:p>
+            <w:pPr>
+              <w:spacing w:after="20"/>
+            </w:pPr>
+            <w:r>
+              <w:rPr>
+                <w:b/>
+                <w:color w:val="FFFFFF"/>
+                <w:sz w:val="20"/>
+                <w:szCs w:val="20"/>
+              </w:rPr>
+              <w:t xml:space="preserve">Inscritos brutos/mes</w:t>
+            </w:r>
+          </w:p>
+        </w:tc>
+        <w:tc>
+          <w:tcPr>
+            <w:tcW w:w="1300" w:type="pct"/>
+            <w:shd w:val="clear" w:fill="2F5597"/>
+            <w:tcMar>
+              <w:top w:w="40"/>
+              <w:bottom w:w="40"/>
+              <w:left w:w="80"/>
+              <w:right w:w="80"/>
+            </w:tcMar>
+          </w:tcPr>
+          <w:p>
+            <w:pPr>
+              <w:spacing w:after="20"/>
+            </w:pPr>
+            <w:r>
+              <w:rPr>
+                <w:b/>
+                <w:color w:val="FFFFFF"/>
+                <w:sz w:val="20"/>
+                <w:szCs w:val="20"/>
+              </w:rPr>
+              <w:t xml:space="preserve">Leads/mes (7.8%)</w:t>
+            </w:r>
+          </w:p>
+        </w:tc>
+        <w:tc>
+          <w:tcPr>
+            <w:tcW w:w="1300" w:type="pct"/>
+            <w:shd w:val="clear" w:fill="2F5597"/>
+            <w:tcMar>
+              <w:top w:w="40"/>
+              <w:bottom w:w="40"/>
+              <w:left w:w="80"/>
+              <w:right w:w="80"/>
+            </w:tcMar>
+          </w:tcPr>
+          <w:p>
+            <w:pPr>
+              <w:spacing w:after="20"/>
+            </w:pPr>
+            <w:r>
+              <w:rPr>
+                <w:b/>
+                <w:color w:val="FFFFFF"/>
+                <w:sz w:val="20"/>
+                <w:szCs w:val="20"/>
+              </w:rPr>
+              <w:t xml:space="preserve">Leads/mes (si 11%)</w:t>
+            </w:r>
+          </w:p>
+        </w:tc>
+      </w:tr>
+      <w:tr>
+        <w:tc>
+          <w:tcPr>
+            <w:tcW w:w="1300" w:type="pct"/>
+            <w:shd w:val="clear" w:fill="EAF1F8"/>
+            <w:tcMar>
+              <w:top w:w="40"/>
+              <w:bottom w:w="40"/>
+              <w:left w:w="80"/>
+              <w:right w:w="80"/>
+            </w:tcMar>
+          </w:tcPr>
+          <w:p>
+            <w:pPr>
+              <w:spacing w:after="20"/>
+            </w:pPr>
+            <w:r>
+              <w:rPr>
+                <w:b/>
+                <w:sz w:val="20"/>
+                <w:szCs w:val="20"/>
+              </w:rPr>
+              <w:t xml:space="preserve">Conservador</w:t>
+            </w:r>
+          </w:p>
+        </w:tc>
+        <w:tc>
+          <w:tcPr>
+            <w:tcW w:w="900" w:type="pct"/>
+            <w:tcMar>
+              <w:top w:w="40"/>
+              <w:bottom w:w="40"/>
+              <w:left w:w="80"/>
+              <w:right w:w="80"/>
+            </w:tcMar>
+          </w:tcPr>
+          <w:p>
+            <w:pPr>
+              <w:spacing w:after="20"/>
+            </w:pPr>
+            <w:r>
+              <w:rPr>
+                <w:sz w:val="20"/>
+                <w:szCs w:val="20"/>
+              </w:rPr>
+              <w:t xml:space="preserve">100</w:t>
+            </w:r>
+          </w:p>
+        </w:tc>
+        <w:tc>
+          <w:tcPr>
+            <w:tcW w:w="1500" w:type="pct"/>
+            <w:tcMar>
+              <w:top w:w="40"/>
+              <w:bottom w:w="40"/>
+              <w:left w:w="80"/>
+              <w:right w:w="80"/>
+            </w:tcMar>
+          </w:tcPr>
+          <w:p>
+            <w:pPr>
+              <w:spacing w:after="20"/>
+            </w:pPr>
+            <w:r>
+              <w:rPr>
+                <w:sz w:val="20"/>
+                <w:szCs w:val="20"/>
+              </w:rPr>
+              <w:t xml:space="preserve">~13</w:t>
+            </w:r>
+          </w:p>
+        </w:tc>
+        <w:tc>
+          <w:tcPr>
+            <w:tcW w:w="1300" w:type="pct"/>
+            <w:tcMar>
+              <w:top w:w="40"/>
+              <w:bottom w:w="40"/>
+              <w:left w:w="80"/>
+              <w:right w:w="80"/>
+            </w:tcMar>
+          </w:tcPr>
+          <w:p>
+            <w:pPr>
+              <w:spacing w:after="20"/>
+            </w:pPr>
+            <w:r>
+              <w:rPr>
+                <w:sz w:val="20"/>
+                <w:szCs w:val="20"/>
+              </w:rPr>
+              <w:t xml:space="preserve">~165</w:t>
+            </w:r>
+          </w:p>
+        </w:tc>
+        <w:tc>
+          <w:tcPr>
+            <w:tcW w:w="1300" w:type="pct"/>
+            <w:tcMar>
+              <w:top w:w="40"/>
+              <w:bottom w:w="40"/>
+              <w:left w:w="80"/>
+              <w:right w:w="80"/>
+            </w:tcMar>
+          </w:tcPr>
+          <w:p>
+            <w:pPr>
+              <w:spacing w:after="20"/>
+            </w:pPr>
+            <w:r>
+              <w:rPr>
+                <w:sz w:val="20"/>
+                <w:szCs w:val="20"/>
+              </w:rPr>
+              <w:t xml:space="preserve">~118</w:t>
+            </w:r>
+          </w:p>
+        </w:tc>
+      </w:tr>
+      <w:tr>
+        <w:tc>
+          <w:tcPr>
+            <w:tcW w:w="1300" w:type="pct"/>
+            <w:shd w:val="clear" w:fill="EAF1F8"/>
+            <w:tcMar>
+              <w:top w:w="40"/>
+              <w:bottom w:w="40"/>
+              <w:left w:w="80"/>
+              <w:right w:w="80"/>
+            </w:tcMar>
+          </w:tcPr>
+          <w:p>
+            <w:pPr>
+              <w:spacing w:after="20"/>
+            </w:pPr>
+            <w:r>
+              <w:rPr>
+                <w:b/>
+                <w:sz w:val="20"/>
+                <w:szCs w:val="20"/>
+              </w:rPr>
+              <w:t xml:space="preserve">Objetivo</w:t>
+            </w:r>
+          </w:p>
+        </w:tc>
+        <w:tc>
+          <w:tcPr>
+            <w:tcW w:w="900" w:type="pct"/>
+            <w:tcMar>
+              <w:top w:w="40"/>
+              <w:bottom w:w="40"/>
+              <w:left w:w="80"/>
+              <w:right w:w="80"/>
+            </w:tcMar>
+          </w:tcPr>
+          <w:p>
+            <w:pPr>
+              <w:spacing w:after="20"/>
+            </w:pPr>
+            <w:r>
+              <w:rPr>
+                <w:sz w:val="20"/>
+                <w:szCs w:val="20"/>
+              </w:rPr>
+              <w:t xml:space="preserve">110</w:t>
+            </w:r>
+          </w:p>
+        </w:tc>
+        <w:tc>
+          <w:tcPr>
+            <w:tcW w:w="1500" w:type="pct"/>
+            <w:tcMar>
+              <w:top w:w="40"/>
+              <w:bottom w:w="40"/>
+              <w:left w:w="80"/>
+              <w:right w:w="80"/>
+            </w:tcMar>
+          </w:tcPr>
+          <w:p>
+            <w:pPr>
+              <w:spacing w:after="20"/>
+            </w:pPr>
+            <w:r>
+              <w:rPr>
+                <w:sz w:val="20"/>
+                <w:szCs w:val="20"/>
+              </w:rPr>
+              <w:t xml:space="preserve">~16</w:t>
+            </w:r>
+          </w:p>
+        </w:tc>
+        <w:tc>
+          <w:tcPr>
+            <w:tcW w:w="1300" w:type="pct"/>
+            <w:tcMar>
+              <w:top w:w="40"/>
+              <w:bottom w:w="40"/>
+              <w:left w:w="80"/>
+              <w:right w:w="80"/>
+            </w:tcMar>
+          </w:tcPr>
+          <w:p>
+            <w:pPr>
+              <w:spacing w:after="20"/>
+            </w:pPr>
+            <w:r>
+              <w:rPr>
+                <w:sz w:val="20"/>
+                <w:szCs w:val="20"/>
+              </w:rPr>
+              <w:t xml:space="preserve">~205</w:t>
+            </w:r>
+          </w:p>
+        </w:tc>
+        <w:tc>
+          <w:tcPr>
+            <w:tcW w:w="1300" w:type="pct"/>
+            <w:tcMar>
+              <w:top w:w="40"/>
+              <w:bottom w:w="40"/>
+              <w:left w:w="80"/>
+              <w:right w:w="80"/>
+            </w:tcMar>
+          </w:tcPr>
+          <w:p>
+            <w:pPr>
+              <w:spacing w:after="20"/>
+            </w:pPr>
+            <w:r>
+              <w:rPr>
+                <w:sz w:val="20"/>
+                <w:szCs w:val="20"/>
+              </w:rPr>
+              <w:t xml:space="preserve">~145</w:t>
+            </w:r>
+          </w:p>
+        </w:tc>
+      </w:tr>
+      <w:tr>
+        <w:tc>
+          <w:tcPr>
+            <w:tcW w:w="1300" w:type="pct"/>
+            <w:shd w:val="clear" w:fill="EAF1F8"/>
+            <w:tcMar>
+              <w:top w:w="40"/>
+              <w:bottom w:w="40"/>
+              <w:left w:w="80"/>
+              <w:right w:w="80"/>
+            </w:tcMar>
+          </w:tcPr>
+          <w:p>
+            <w:pPr>
+              <w:spacing w:after="20"/>
+            </w:pPr>
+            <w:r>
+              <w:rPr>
+                <w:b/>
+                <w:sz w:val="20"/>
+                <w:szCs w:val="20"/>
+              </w:rPr>
+              <w:t xml:space="preserve">Agresivo</w:t>
+            </w:r>
+          </w:p>
+        </w:tc>
+        <w:tc>
+          <w:tcPr>
+            <w:tcW w:w="900" w:type="pct"/>
+            <w:tcMar>
+              <w:top w:w="40"/>
+              <w:bottom w:w="40"/>
+              <w:left w:w="80"/>
+              <w:right w:w="80"/>
+            </w:tcMar>
+          </w:tcPr>
+          <w:p>
+            <w:pPr>
+              <w:spacing w:after="20"/>
+            </w:pPr>
+            <w:r>
+              <w:rPr>
+                <w:sz w:val="20"/>
+                <w:szCs w:val="20"/>
+              </w:rPr>
+              <w:t xml:space="preserve">120</w:t>
+            </w:r>
+          </w:p>
+        </w:tc>
+        <w:tc>
+          <w:tcPr>
+            <w:tcW w:w="1500" w:type="pct"/>
+            <w:tcMar>
+              <w:top w:w="40"/>
+              <w:bottom w:w="40"/>
+              <w:left w:w="80"/>
+              <w:right w:w="80"/>
+            </w:tcMar>
+          </w:tcPr>
+          <w:p>
+            <w:pPr>
+              <w:spacing w:after="20"/>
+            </w:pPr>
+            <w:r>
+              <w:rPr>
+                <w:sz w:val="20"/>
+                <w:szCs w:val="20"/>
+              </w:rPr>
+              <w:t xml:space="preserve">~19</w:t>
+            </w:r>
+          </w:p>
+        </w:tc>
+        <w:tc>
+          <w:tcPr>
+            <w:tcW w:w="1300" w:type="pct"/>
+            <w:tcMar>
+              <w:top w:w="40"/>
+              <w:bottom w:w="40"/>
+              <w:left w:w="80"/>
+              <w:right w:w="80"/>
+            </w:tcMar>
+          </w:tcPr>
+          <w:p>
+            <w:pPr>
+              <w:spacing w:after="20"/>
+            </w:pPr>
+            <w:r>
+              <w:rPr>
+                <w:sz w:val="20"/>
+                <w:szCs w:val="20"/>
+              </w:rPr>
+              <w:t xml:space="preserve">~245</w:t>
+            </w:r>
+          </w:p>
+        </w:tc>
+        <w:tc>
+          <w:tcPr>
+            <w:tcW w:w="1300" w:type="pct"/>
+            <w:tcMar>
+              <w:top w:w="40"/>
+              <w:bottom w:w="40"/>
+              <w:left w:w="80"/>
+              <w:right w:w="80"/>
+            </w:tcMar>
+          </w:tcPr>
+          <w:p>
+            <w:pPr>
+              <w:spacing w:after="20"/>
+            </w:pPr>
+            <w:r>
+              <w:rPr>
+                <w:sz w:val="20"/>
+                <w:szCs w:val="20"/>
+              </w:rPr>
+              <w:t xml:space="preserve">~173</w:t>
+            </w:r>
+          </w:p>
+        </w:tc>
+      </w:tr>
+    </w:tbl>
+    <w:p>
+      <w:pPr>
+        <w:spacing w:after="80"/>
+      </w:pPr>
+    </w:p>
+    <w:p>
+      <w:pPr>
+        <w:spacing w:before="0" w:after="120"/>
+      </w:pPr>
+      <w:r>
+        <w:rPr>
+          <w:b/>
+          <w:color w:val="1F3864"/>
+          <w:sz w:val="22"/>
+          <w:szCs w:val="22"/>
+        </w:rPr>
+        <w:t xml:space="preserve">Lectura clave para Finanzas: el sistema actual (~$5,000/mes) ya produce 16–18 inscritos brutos/mes. El escenario Objetivo es alcanzable casi con el gasto de hoy; el Agresivo NO exige duplicar la pauta, sino mejorar la conversión (seguimiento) + referidos + reactivación.</w:t>
+      </w:r>
+    </w:p>
+    <w:p>
+      <w:pPr>
+        <w:spacing w:before="320" w:after="120"/>
+        <w:pBdr>
+          <w:bottom w:val="single" w:sz="8" w:space="4" w:color="2F5597"/>
+        </w:pBdr>
+      </w:pPr>
+      <w:r>
+        <w:rPr>
+          <w:b/>
+          <w:color w:val="1F3864"/>
+          <w:sz w:val="30"/>
+          <w:szCs w:val="30"/>
+        </w:rPr>
+        <w:t xml:space="preserve">Promociones Buen Fin — propuestas para aprobar</w:t>
+      </w:r>
+    </w:p>
+    <w:p>
+      <w:pPr>
+        <w:spacing w:before="0" w:after="120"/>
+      </w:pPr>
+      <w:r>
+        <w:rPr>
+          <w:sz w:val="22"/>
+          <w:szCs w:val="22"/>
+        </w:rPr>
+        <w:t xml:space="preserve">Estado: PROPUESTA sujeta a revisión de Finanzas. Ninguna toca la 'inscripción' (no existe). Objetivo: dar valor y urgencia real protegiendo el precio de lista de $800. Cómo evaluar: una promo es sana si su costo es menor que el margen incremental que genera (más altas + más permanencia) y no canibaliza a quien ya iba a inscribirse.</w:t>
+      </w:r>
+    </w:p>
+    <w:tbl>
+      <w:tblPr>
+        <w:tblW w:w="5000" w:type="pct"/>
+        <w:tblBorders>
+          <w:top w:val="single" w:sz="4" w:color="BFBFBF"/>
+          <w:left w:val="single" w:sz="4" w:color="BFBFBF"/>
+          <w:bottom w:val="single" w:sz="4" w:color="BFBFBF"/>
+          <w:right w:val="single" w:sz="4" w:color="BFBFBF"/>
+          <w:insideH w:val="single" w:sz="4" w:color="BFBFBF"/>
+          <w:insideV w:val="single" w:sz="4" w:color="BFBFBF"/>
+        </w:tblBorders>
+        <w:tblLook w:firstRow="1"/>
+      </w:tblPr>
+      <w:tblGrid>
+        <w:gridCol w:w="2246"/>
+        <w:gridCol w:w="3931"/>
+        <w:gridCol w:w="3182"/>
+        <w:gridCol w:w="1872"/>
+      </w:tblGrid>
+      <w:tr>
+        <w:tc>
+          <w:tcPr>
+            <w:tcW w:w="1200" w:type="pct"/>
+            <w:shd w:val="clear" w:fill="2F5597"/>
+            <w:tcMar>
+              <w:top w:w="40"/>
+              <w:bottom w:w="40"/>
+              <w:left w:w="80"/>
+              <w:right w:w="80"/>
+            </w:tcMar>
+          </w:tcPr>
+          <w:p>
+            <w:pPr>
+              <w:spacing w:after="20"/>
+            </w:pPr>
+            <w:r>
+              <w:rPr>
+                <w:b/>
+                <w:color w:val="FFFFFF"/>
+                <w:sz w:val="20"/>
+                <w:szCs w:val="20"/>
+              </w:rPr>
+              <w:t xml:space="preserve">Promo</w:t>
+            </w:r>
+          </w:p>
+        </w:tc>
+        <w:tc>
+          <w:tcPr>
+            <w:tcW w:w="2100" w:type="pct"/>
+            <w:shd w:val="clear" w:fill="2F5597"/>
+            <w:tcMar>
+              <w:top w:w="40"/>
+              <w:bottom w:w="40"/>
+              <w:left w:w="80"/>
+              <w:right w:w="80"/>
+            </w:tcMar>
+          </w:tcPr>
+          <w:p>
+            <w:pPr>
+              <w:spacing w:after="20"/>
+            </w:pPr>
+            <w:r>
+              <w:rPr>
+                <w:b/>
+                <w:color w:val="FFFFFF"/>
+                <w:sz w:val="20"/>
+                <w:szCs w:val="20"/>
+              </w:rPr>
+              <w:t xml:space="preserve">Mecánica</w:t>
+            </w:r>
+          </w:p>
+        </w:tc>
+        <w:tc>
+          <w:tcPr>
+            <w:tcW w:w="1700" w:type="pct"/>
+            <w:shd w:val="clear" w:fill="2F5597"/>
+            <w:tcMar>
+              <w:top w:w="40"/>
+              <w:bottom w:w="40"/>
+              <w:left w:w="80"/>
+              <w:right w:w="80"/>
+            </w:tcMar>
+          </w:tcPr>
+          <w:p>
+            <w:pPr>
+              <w:spacing w:after="20"/>
+            </w:pPr>
+            <w:r>
+              <w:rPr>
+                <w:b/>
+                <w:color w:val="FFFFFF"/>
+                <w:sz w:val="20"/>
+                <w:szCs w:val="20"/>
+              </w:rPr>
+              <w:t xml:space="preserve">Qué logra</w:t>
+            </w:r>
+          </w:p>
+        </w:tc>
+        <w:tc>
+          <w:tcPr>
+            <w:tcW w:w="1000" w:type="pct"/>
+            <w:shd w:val="clear" w:fill="2F5597"/>
+            <w:tcMar>
+              <w:top w:w="40"/>
+              <w:bottom w:w="40"/>
+              <w:left w:w="80"/>
+              <w:right w:w="80"/>
+            </w:tcMar>
+          </w:tcPr>
+          <w:p>
+            <w:pPr>
+              <w:spacing w:after="20"/>
+            </w:pPr>
+            <w:r>
+              <w:rPr>
+                <w:b/>
+                <w:color w:val="FFFFFF"/>
+                <w:sz w:val="20"/>
+                <w:szCs w:val="20"/>
+              </w:rPr>
+              <w:t xml:space="preserve">Riesgo</w:t>
+            </w:r>
+          </w:p>
+        </w:tc>
+      </w:tr>
+      <w:tr>
+        <w:tc>
+          <w:tcPr>
+            <w:tcW w:w="1200" w:type="pct"/>
+            <w:shd w:val="clear" w:fill="EAF1F8"/>
+            <w:tcMar>
+              <w:top w:w="40"/>
+              <w:bottom w:w="40"/>
+              <w:left w:w="80"/>
+              <w:right w:w="80"/>
+            </w:tcMar>
+          </w:tcPr>
+          <w:p>
+            <w:pPr>
+              <w:spacing w:after="20"/>
+            </w:pPr>
+            <w:r>
+              <w:rPr>
+                <w:b/>
+                <w:sz w:val="20"/>
+                <w:szCs w:val="20"/>
+              </w:rPr>
+              <w:t xml:space="preserve">P1 Pago anticipado</w:t>
+            </w:r>
+          </w:p>
+        </w:tc>
+        <w:tc>
+          <w:tcPr>
+            <w:tcW w:w="2100" w:type="pct"/>
+            <w:tcMar>
+              <w:top w:w="40"/>
+              <w:bottom w:w="40"/>
+              <w:left w:w="80"/>
+              <w:right w:w="80"/>
+            </w:tcMar>
+          </w:tcPr>
+          <w:p>
+            <w:pPr>
+              <w:spacing w:after="20"/>
+            </w:pPr>
+            <w:r>
+              <w:rPr>
+                <w:sz w:val="20"/>
+                <w:szCs w:val="20"/>
+              </w:rPr>
+              <w:t xml:space="preserve">Paga un bloque (3–6 meses) y recibe un beneficio adicional</w:t>
+            </w:r>
+          </w:p>
+        </w:tc>
+        <w:tc>
+          <w:tcPr>
+            <w:tcW w:w="1700" w:type="pct"/>
+            <w:tcMar>
+              <w:top w:w="40"/>
+              <w:bottom w:w="40"/>
+              <w:left w:w="80"/>
+              <w:right w:w="80"/>
+            </w:tcMar>
+          </w:tcPr>
+          <w:p>
+            <w:pPr>
+              <w:spacing w:after="20"/>
+            </w:pPr>
+            <w:r>
+              <w:rPr>
+                <w:sz w:val="20"/>
+                <w:szCs w:val="20"/>
+              </w:rPr>
+              <w:t xml:space="preserve">Permanencia + flujo de caja</w:t>
+            </w:r>
+          </w:p>
+        </w:tc>
+        <w:tc>
+          <w:tcPr>
+            <w:tcW w:w="1000" w:type="pct"/>
+            <w:tcMar>
+              <w:top w:w="40"/>
+              <w:bottom w:w="40"/>
+              <w:left w:w="80"/>
+              <w:right w:w="80"/>
+            </w:tcMar>
+          </w:tcPr>
+          <w:p>
+            <w:pPr>
+              <w:spacing w:after="20"/>
+            </w:pPr>
+            <w:r>
+              <w:rPr>
+                <w:sz w:val="20"/>
+                <w:szCs w:val="20"/>
+              </w:rPr>
+              <w:t xml:space="preserve">Bajo (recomendada)</w:t>
+            </w:r>
+          </w:p>
+        </w:tc>
+      </w:tr>
+      <w:tr>
+        <w:tc>
+          <w:tcPr>
+            <w:tcW w:w="1200" w:type="pct"/>
+            <w:shd w:val="clear" w:fill="EAF1F8"/>
+            <w:tcMar>
+              <w:top w:w="40"/>
+              <w:bottom w:w="40"/>
+              <w:left w:w="80"/>
+              <w:right w:w="80"/>
+            </w:tcMar>
+          </w:tcPr>
+          <w:p>
+            <w:pPr>
+              <w:spacing w:after="20"/>
+            </w:pPr>
+            <w:r>
+              <w:rPr>
+                <w:b/>
+                <w:sz w:val="20"/>
+                <w:szCs w:val="20"/>
+              </w:rPr>
+              <w:t xml:space="preserve">P2 Permanencia</w:t>
+            </w:r>
+          </w:p>
+        </w:tc>
+        <w:tc>
+          <w:tcPr>
+            <w:tcW w:w="2100" w:type="pct"/>
+            <w:tcMar>
+              <w:top w:w="40"/>
+              <w:bottom w:w="40"/>
+              <w:left w:w="80"/>
+              <w:right w:w="80"/>
+            </w:tcMar>
+          </w:tcPr>
+          <w:p>
+            <w:pPr>
+              <w:spacing w:after="20"/>
+            </w:pPr>
+            <w:r>
+              <w:rPr>
+                <w:sz w:val="20"/>
+                <w:szCs w:val="20"/>
+              </w:rPr>
+              <w:t xml:space="preserve">Precio $800 congelado + kit/beneficio de bienvenida</w:t>
+            </w:r>
+          </w:p>
+        </w:tc>
+        <w:tc>
+          <w:tcPr>
+            <w:tcW w:w="1700" w:type="pct"/>
+            <w:tcMar>
+              <w:top w:w="40"/>
+              <w:bottom w:w="40"/>
+              <w:left w:w="80"/>
+              <w:right w:w="80"/>
+            </w:tcMar>
+          </w:tcPr>
+          <w:p>
+            <w:pPr>
+              <w:spacing w:after="20"/>
+            </w:pPr>
+            <w:r>
+              <w:rPr>
+                <w:sz w:val="20"/>
+                <w:szCs w:val="20"/>
+              </w:rPr>
+              <w:t xml:space="preserve">Ancla al alumno, agrega valor</w:t>
+            </w:r>
+          </w:p>
+        </w:tc>
+        <w:tc>
+          <w:tcPr>
+            <w:tcW w:w="1000" w:type="pct"/>
+            <w:tcMar>
+              <w:top w:w="40"/>
+              <w:bottom w:w="40"/>
+              <w:left w:w="80"/>
+              <w:right w:w="80"/>
+            </w:tcMar>
+          </w:tcPr>
+          <w:p>
+            <w:pPr>
+              <w:spacing w:after="20"/>
+            </w:pPr>
+            <w:r>
+              <w:rPr>
+                <w:sz w:val="20"/>
+                <w:szCs w:val="20"/>
+              </w:rPr>
+              <w:t xml:space="preserve">Bajo (recomendada)</w:t>
+            </w:r>
+          </w:p>
+        </w:tc>
+      </w:tr>
+      <w:tr>
+        <w:tc>
+          <w:tcPr>
+            <w:tcW w:w="1200" w:type="pct"/>
+            <w:shd w:val="clear" w:fill="EAF1F8"/>
+            <w:tcMar>
+              <w:top w:w="40"/>
+              <w:bottom w:w="40"/>
+              <w:left w:w="80"/>
+              <w:right w:w="80"/>
+            </w:tcMar>
+          </w:tcPr>
+          <w:p>
+            <w:pPr>
+              <w:spacing w:after="20"/>
+            </w:pPr>
+            <w:r>
+              <w:rPr>
+                <w:b/>
+                <w:sz w:val="20"/>
+                <w:szCs w:val="20"/>
+              </w:rPr>
+              <w:t xml:space="preserve">P3 Referidos</w:t>
+            </w:r>
+          </w:p>
+        </w:tc>
+        <w:tc>
+          <w:tcPr>
+            <w:tcW w:w="2100" w:type="pct"/>
+            <w:tcMar>
+              <w:top w:w="40"/>
+              <w:bottom w:w="40"/>
+              <w:left w:w="80"/>
+              <w:right w:w="80"/>
+            </w:tcMar>
+          </w:tcPr>
+          <w:p>
+            <w:pPr>
+              <w:spacing w:after="20"/>
+            </w:pPr>
+            <w:r>
+              <w:rPr>
+                <w:sz w:val="20"/>
+                <w:szCs w:val="20"/>
+              </w:rPr>
+              <w:t xml:space="preserve">Trae a alguien; ambos reciben beneficio si se inscribe</w:t>
+            </w:r>
+          </w:p>
+        </w:tc>
+        <w:tc>
+          <w:tcPr>
+            <w:tcW w:w="1700" w:type="pct"/>
+            <w:tcMar>
+              <w:top w:w="40"/>
+              <w:bottom w:w="40"/>
+              <w:left w:w="80"/>
+              <w:right w:w="80"/>
+            </w:tcMar>
+          </w:tcPr>
+          <w:p>
+            <w:pPr>
+              <w:spacing w:after="20"/>
+            </w:pPr>
+            <w:r>
+              <w:rPr>
+                <w:sz w:val="20"/>
+                <w:szCs w:val="20"/>
+              </w:rPr>
+              <w:t xml:space="preserve">Más altas al CAC más bajo</w:t>
+            </w:r>
+          </w:p>
+        </w:tc>
+        <w:tc>
+          <w:tcPr>
+            <w:tcW w:w="1000" w:type="pct"/>
+            <w:tcMar>
+              <w:top w:w="40"/>
+              <w:bottom w:w="40"/>
+              <w:left w:w="80"/>
+              <w:right w:w="80"/>
+            </w:tcMar>
+          </w:tcPr>
+          <w:p>
+            <w:pPr>
+              <w:spacing w:after="20"/>
+            </w:pPr>
+            <w:r>
+              <w:rPr>
+                <w:sz w:val="20"/>
+                <w:szCs w:val="20"/>
+              </w:rPr>
+              <w:t xml:space="preserve">Bajo (recomendada)</w:t>
+            </w:r>
+          </w:p>
+        </w:tc>
+      </w:tr>
+      <w:tr>
+        <w:tc>
+          <w:tcPr>
+            <w:tcW w:w="1200" w:type="pct"/>
+            <w:shd w:val="clear" w:fill="EAF1F8"/>
+            <w:tcMar>
+              <w:top w:w="40"/>
+              <w:bottom w:w="40"/>
+              <w:left w:w="80"/>
+              <w:right w:w="80"/>
+            </w:tcMar>
+          </w:tcPr>
+          <w:p>
+            <w:pPr>
+              <w:spacing w:after="20"/>
+            </w:pPr>
+            <w:r>
+              <w:rPr>
+                <w:b/>
+                <w:sz w:val="20"/>
+                <w:szCs w:val="20"/>
+              </w:rPr>
+              <w:t xml:space="preserve">P4 Familiar</w:t>
+            </w:r>
+          </w:p>
+        </w:tc>
+        <w:tc>
+          <w:tcPr>
+            <w:tcW w:w="2100" w:type="pct"/>
+            <w:tcMar>
+              <w:top w:w="40"/>
+              <w:bottom w:w="40"/>
+              <w:left w:w="80"/>
+              <w:right w:w="80"/>
+            </w:tcMar>
+          </w:tcPr>
+          <w:p>
+            <w:pPr>
+              <w:spacing w:after="20"/>
+            </w:pPr>
+            <w:r>
+              <w:rPr>
+                <w:sz w:val="20"/>
+                <w:szCs w:val="20"/>
+              </w:rPr>
+              <w:t xml:space="preserve">2+ miembros de la familia con beneficio conjunto</w:t>
+            </w:r>
+          </w:p>
+        </w:tc>
+        <w:tc>
+          <w:tcPr>
+            <w:tcW w:w="1700" w:type="pct"/>
+            <w:tcMar>
+              <w:top w:w="40"/>
+              <w:bottom w:w="40"/>
+              <w:left w:w="80"/>
+              <w:right w:w="80"/>
+            </w:tcMar>
+          </w:tcPr>
+          <w:p>
+            <w:pPr>
+              <w:spacing w:after="20"/>
+            </w:pPr>
+            <w:r>
+              <w:rPr>
+                <w:sz w:val="20"/>
+                <w:szCs w:val="20"/>
+              </w:rPr>
+              <w:t xml:space="preserve">Más alumnos por familia; cross-sell</w:t>
+            </w:r>
+          </w:p>
+        </w:tc>
+        <w:tc>
+          <w:tcPr>
+            <w:tcW w:w="1000" w:type="pct"/>
+            <w:tcMar>
+              <w:top w:w="40"/>
+              <w:bottom w:w="40"/>
+              <w:left w:w="80"/>
+              <w:right w:w="80"/>
+            </w:tcMar>
+          </w:tcPr>
+          <w:p>
+            <w:pPr>
+              <w:spacing w:after="20"/>
+            </w:pPr>
+            <w:r>
+              <w:rPr>
+                <w:sz w:val="20"/>
+                <w:szCs w:val="20"/>
+              </w:rPr>
+              <w:t xml:space="preserve">Bajo-medio</w:t>
+            </w:r>
+          </w:p>
+        </w:tc>
+      </w:tr>
+      <w:tr>
+        <w:tc>
+          <w:tcPr>
+            <w:tcW w:w="1200" w:type="pct"/>
+            <w:shd w:val="clear" w:fill="EAF1F8"/>
+            <w:tcMar>
+              <w:top w:w="40"/>
+              <w:bottom w:w="40"/>
+              <w:left w:w="80"/>
+              <w:right w:w="80"/>
+            </w:tcMar>
+          </w:tcPr>
+          <w:p>
+            <w:pPr>
+              <w:spacing w:after="20"/>
+            </w:pPr>
+            <w:r>
+              <w:rPr>
+                <w:b/>
+                <w:sz w:val="20"/>
+                <w:szCs w:val="20"/>
+              </w:rPr>
+              <w:t xml:space="preserve">P5 Bonificación</w:t>
+            </w:r>
+          </w:p>
+        </w:tc>
+        <w:tc>
+          <w:tcPr>
+            <w:tcW w:w="2100" w:type="pct"/>
+            <w:tcMar>
+              <w:top w:w="40"/>
+              <w:bottom w:w="40"/>
+              <w:left w:w="80"/>
+              <w:right w:w="80"/>
+            </w:tcMar>
+          </w:tcPr>
+          <w:p>
+            <w:pPr>
+              <w:spacing w:after="20"/>
+            </w:pPr>
+            <w:r>
+              <w:rPr>
+                <w:sz w:val="20"/>
+                <w:szCs w:val="20"/>
+              </w:rPr>
+              <w:t xml:space="preserve">Beneficio económico puntual y acotado (ventana Buen Fin)</w:t>
+            </w:r>
+          </w:p>
+        </w:tc>
+        <w:tc>
+          <w:tcPr>
+            <w:tcW w:w="1700" w:type="pct"/>
+            <w:tcMar>
+              <w:top w:w="40"/>
+              <w:bottom w:w="40"/>
+              <w:left w:w="80"/>
+              <w:right w:w="80"/>
+            </w:tcMar>
+          </w:tcPr>
+          <w:p>
+            <w:pPr>
+              <w:spacing w:after="20"/>
+            </w:pPr>
+            <w:r>
+              <w:rPr>
+                <w:sz w:val="20"/>
+                <w:szCs w:val="20"/>
+              </w:rPr>
+              <w:t xml:space="preserve">Gancho de precio fuerte</w:t>
+            </w:r>
+          </w:p>
+        </w:tc>
+        <w:tc>
+          <w:tcPr>
+            <w:tcW w:w="1000" w:type="pct"/>
+            <w:tcMar>
+              <w:top w:w="40"/>
+              <w:bottom w:w="40"/>
+              <w:left w:w="80"/>
+              <w:right w:w="80"/>
+            </w:tcMar>
+          </w:tcPr>
+          <w:p>
+            <w:pPr>
+              <w:spacing w:after="20"/>
+            </w:pPr>
+            <w:r>
+              <w:rPr>
+                <w:sz w:val="20"/>
+                <w:szCs w:val="20"/>
+              </w:rPr>
+              <w:t xml:space="preserve">Alto (carta de reserva)</w:t>
+            </w:r>
+          </w:p>
+        </w:tc>
+      </w:tr>
+    </w:tbl>
+    <w:p>
+      <w:pPr>
+        <w:spacing w:after="80"/>
+      </w:pPr>
+    </w:p>
+    <w:p>
+      <w:pPr>
+        <w:spacing w:before="0" w:after="120"/>
+      </w:pPr>
+      <w:r>
+        <w:rPr>
+          <w:b/>
+          <w:sz w:val="22"/>
+          <w:szCs w:val="22"/>
+        </w:rPr>
+        <w:t xml:space="preserve">Recomendación del equipo de marketing: combinar P1 + P2 + P3. Dejar P5 solo como refuerzo si a mitad de la ventana no se alcanza el ritmo de inscripciones.</w:t>
+      </w:r>
+    </w:p>
+    <w:p>
+      <w:pPr>
+        <w:spacing w:before="0" w:after="120"/>
+      </w:pPr>
+      <w:r>
+        <w:rPr>
+          <w:b/>
+          <w:sz w:val="21"/>
+          <w:szCs w:val="21"/>
+        </w:rPr>
+        <w:t xml:space="preserve">Plantilla de aprobación (Finanzas completa y devuelve):</w:t>
+      </w:r>
+    </w:p>
+    <w:tbl>
+      <w:tblPr>
+        <w:tblW w:w="5000" w:type="pct"/>
+        <w:tblBorders>
+          <w:top w:val="single" w:sz="4" w:color="BFBFBF"/>
+          <w:left w:val="single" w:sz="4" w:color="BFBFBF"/>
+          <w:bottom w:val="single" w:sz="4" w:color="BFBFBF"/>
+          <w:right w:val="single" w:sz="4" w:color="BFBFBF"/>
+          <w:insideH w:val="single" w:sz="4" w:color="BFBFBF"/>
+          <w:insideV w:val="single" w:sz="4" w:color="BFBFBF"/>
+        </w:tblBorders>
+        <w:tblLook w:firstRow="1"/>
+      </w:tblPr>
+      <w:tblGrid>
+        <w:gridCol w:w="1310"/>
+        <w:gridCol w:w="2808"/>
+        <w:gridCol w:w="2059"/>
+        <w:gridCol w:w="2246"/>
+        <w:gridCol w:w="2246"/>
+        <w:gridCol w:w="1684"/>
+      </w:tblGrid>
+      <w:tr>
+        <w:tc>
+          <w:tcPr>
+            <w:tcW w:w="700" w:type="pct"/>
+            <w:shd w:val="clear" w:fill="2F5597"/>
+            <w:tcMar>
+              <w:top w:w="40"/>
+              <w:bottom w:w="40"/>
+              <w:left w:w="80"/>
+              <w:right w:w="80"/>
+            </w:tcMar>
+          </w:tcPr>
+          <w:p>
+            <w:pPr>
+              <w:spacing w:after="20"/>
+            </w:pPr>
+            <w:r>
+              <w:rPr>
+                <w:b/>
+                <w:color w:val="FFFFFF"/>
+                <w:sz w:val="20"/>
+                <w:szCs w:val="20"/>
+              </w:rPr>
+              <w:t xml:space="preserve">Promo</w:t>
+            </w:r>
+          </w:p>
+        </w:tc>
+        <w:tc>
+          <w:tcPr>
+            <w:tcW w:w="1500" w:type="pct"/>
+            <w:shd w:val="clear" w:fill="2F5597"/>
+            <w:tcMar>
+              <w:top w:w="40"/>
+              <w:bottom w:w="40"/>
+              <w:left w:w="80"/>
+              <w:right w:w="80"/>
+            </w:tcMar>
+          </w:tcPr>
+          <w:p>
+            <w:pPr>
+              <w:spacing w:after="20"/>
+            </w:pPr>
+            <w:r>
+              <w:rPr>
+                <w:b/>
+                <w:color w:val="FFFFFF"/>
+                <w:sz w:val="20"/>
+                <w:szCs w:val="20"/>
+              </w:rPr>
+              <w:t xml:space="preserve">Beneficio propuesto</w:t>
+            </w:r>
+          </w:p>
+        </w:tc>
+        <w:tc>
+          <w:tcPr>
+            <w:tcW w:w="1100" w:type="pct"/>
+            <w:shd w:val="clear" w:fill="2F5597"/>
+            <w:tcMar>
+              <w:top w:w="40"/>
+              <w:bottom w:w="40"/>
+              <w:left w:w="80"/>
+              <w:right w:w="80"/>
+            </w:tcMar>
+          </w:tcPr>
+          <w:p>
+            <w:pPr>
+              <w:spacing w:after="20"/>
+            </w:pPr>
+            <w:r>
+              <w:rPr>
+                <w:b/>
+                <w:color w:val="FFFFFF"/>
+                <w:sz w:val="20"/>
+                <w:szCs w:val="20"/>
+              </w:rPr>
+              <w:t xml:space="preserve">Costo estimado</w:t>
+            </w:r>
+          </w:p>
+        </w:tc>
+        <w:tc>
+          <w:tcPr>
+            <w:tcW w:w="1200" w:type="pct"/>
+            <w:shd w:val="clear" w:fill="2F5597"/>
+            <w:tcMar>
+              <w:top w:w="40"/>
+              <w:bottom w:w="40"/>
+              <w:left w:w="80"/>
+              <w:right w:w="80"/>
+            </w:tcMar>
+          </w:tcPr>
+          <w:p>
+            <w:pPr>
+              <w:spacing w:after="20"/>
+            </w:pPr>
+            <w:r>
+              <w:rPr>
+                <w:b/>
+                <w:color w:val="FFFFFF"/>
+                <w:sz w:val="20"/>
+                <w:szCs w:val="20"/>
+              </w:rPr>
+              <w:t xml:space="preserve">Impacto en margen</w:t>
+            </w:r>
+          </w:p>
+        </w:tc>
+        <w:tc>
+          <w:tcPr>
+            <w:tcW w:w="1200" w:type="pct"/>
+            <w:shd w:val="clear" w:fill="2F5597"/>
+            <w:tcMar>
+              <w:top w:w="40"/>
+              <w:bottom w:w="40"/>
+              <w:left w:w="80"/>
+              <w:right w:w="80"/>
+            </w:tcMar>
+          </w:tcPr>
+          <w:p>
+            <w:pPr>
+              <w:spacing w:after="20"/>
+            </w:pPr>
+            <w:r>
+              <w:rPr>
+                <w:b/>
+                <w:color w:val="FFFFFF"/>
+                <w:sz w:val="20"/>
+                <w:szCs w:val="20"/>
+              </w:rPr>
+              <w:t xml:space="preserve">Cupos/vigencia</w:t>
+            </w:r>
+          </w:p>
+        </w:tc>
+        <w:tc>
+          <w:tcPr>
+            <w:tcW w:w="900" w:type="pct"/>
+            <w:shd w:val="clear" w:fill="2F5597"/>
+            <w:tcMar>
+              <w:top w:w="40"/>
+              <w:bottom w:w="40"/>
+              <w:left w:w="80"/>
+              <w:right w:w="80"/>
+            </w:tcMar>
+          </w:tcPr>
+          <w:p>
+            <w:pPr>
+              <w:spacing w:after="20"/>
+            </w:pPr>
+            <w:r>
+              <w:rPr>
+                <w:b/>
+                <w:color w:val="FFFFFF"/>
+                <w:sz w:val="20"/>
+                <w:szCs w:val="20"/>
+              </w:rPr>
+              <w:t xml:space="preserve">¿Aprobada?</w:t>
+            </w:r>
+          </w:p>
+        </w:tc>
+      </w:tr>
+      <w:tr>
+        <w:tc>
+          <w:tcPr>
+            <w:tcW w:w="700" w:type="pct"/>
+            <w:shd w:val="clear" w:fill="EAF1F8"/>
+            <w:tcMar>
+              <w:top w:w="40"/>
+              <w:bottom w:w="40"/>
+              <w:left w:w="80"/>
+              <w:right w:w="80"/>
+            </w:tcMar>
+          </w:tcPr>
+          <w:p>
+            <w:pPr>
+              <w:spacing w:after="20"/>
+            </w:pPr>
+            <w:r>
+              <w:rPr>
+                <w:b/>
+                <w:sz w:val="20"/>
+                <w:szCs w:val="20"/>
+              </w:rPr>
+              <w:t xml:space="preserve">P1</w:t>
+            </w:r>
+          </w:p>
+        </w:tc>
+        <w:tc>
+          <w:tcPr>
+            <w:tcW w:w="1500" w:type="pct"/>
+            <w:tcMar>
+              <w:top w:w="40"/>
+              <w:bottom w:w="40"/>
+              <w:left w:w="80"/>
+              <w:right w:w="80"/>
+            </w:tcMar>
+          </w:tcPr>
+          <w:p>
+            <w:pPr>
+              <w:spacing w:after="20"/>
+            </w:pPr>
+            <w:r>
+              <w:rPr>
+                <w:sz w:val="20"/>
+                <w:szCs w:val="20"/>
+              </w:rPr>
+              <w:t xml:space="preserve"/>
+            </w:r>
+          </w:p>
+        </w:tc>
+        <w:tc>
+          <w:tcPr>
+            <w:tcW w:w="1100" w:type="pct"/>
+            <w:tcMar>
+              <w:top w:w="40"/>
+              <w:bottom w:w="40"/>
+              <w:left w:w="80"/>
+              <w:right w:w="80"/>
+            </w:tcMar>
+          </w:tcPr>
+          <w:p>
+            <w:pPr>
+              <w:spacing w:after="20"/>
+            </w:pPr>
+            <w:r>
+              <w:rPr>
+                <w:sz w:val="20"/>
+                <w:szCs w:val="20"/>
+              </w:rPr>
+              <w:t xml:space="preserve"/>
+            </w:r>
+          </w:p>
+        </w:tc>
+        <w:tc>
+          <w:tcPr>
+            <w:tcW w:w="1200" w:type="pct"/>
+            <w:tcMar>
+              <w:top w:w="40"/>
+              <w:bottom w:w="40"/>
+              <w:left w:w="80"/>
+              <w:right w:w="80"/>
+            </w:tcMar>
+          </w:tcPr>
+          <w:p>
+            <w:pPr>
+              <w:spacing w:after="20"/>
+            </w:pPr>
+            <w:r>
+              <w:rPr>
+                <w:sz w:val="20"/>
+                <w:szCs w:val="20"/>
+              </w:rPr>
+              <w:t xml:space="preserve"/>
+            </w:r>
+          </w:p>
+        </w:tc>
+        <w:tc>
+          <w:tcPr>
+            <w:tcW w:w="1200" w:type="pct"/>
+            <w:tcMar>
+              <w:top w:w="40"/>
+              <w:bottom w:w="40"/>
+              <w:left w:w="80"/>
+              <w:right w:w="80"/>
+            </w:tcMar>
+          </w:tcPr>
+          <w:p>
+            <w:pPr>
+              <w:spacing w:after="20"/>
+            </w:pPr>
+            <w:r>
+              <w:rPr>
+                <w:sz w:val="20"/>
+                <w:szCs w:val="20"/>
+              </w:rPr>
+              <w:t xml:space="preserve"/>
+            </w:r>
+          </w:p>
+        </w:tc>
+        <w:tc>
+          <w:tcPr>
+            <w:tcW w:w="900" w:type="pct"/>
+            <w:tcMar>
+              <w:top w:w="40"/>
+              <w:bottom w:w="40"/>
+              <w:left w:w="80"/>
+              <w:right w:w="80"/>
+            </w:tcMar>
+          </w:tcPr>
+          <w:p>
+            <w:pPr>
+              <w:spacing w:after="20"/>
+            </w:pPr>
+            <w:r>
+              <w:rPr>
+                <w:sz w:val="20"/>
+                <w:szCs w:val="20"/>
+              </w:rPr>
+              <w:t xml:space="preserve">Sí / No</w:t>
+            </w:r>
+          </w:p>
+        </w:tc>
+      </w:tr>
+      <w:tr>
+        <w:tc>
+          <w:tcPr>
+            <w:tcW w:w="700" w:type="pct"/>
+            <w:shd w:val="clear" w:fill="EAF1F8"/>
+            <w:tcMar>
+              <w:top w:w="40"/>
+              <w:bottom w:w="40"/>
+              <w:left w:w="80"/>
+              <w:right w:w="80"/>
+            </w:tcMar>
+          </w:tcPr>
+          <w:p>
+            <w:pPr>
+              <w:spacing w:after="20"/>
+            </w:pPr>
+            <w:r>
+              <w:rPr>
+                <w:b/>
+                <w:sz w:val="20"/>
+                <w:szCs w:val="20"/>
+              </w:rPr>
+              <w:t xml:space="preserve">P2</w:t>
+            </w:r>
+          </w:p>
+        </w:tc>
+        <w:tc>
+          <w:tcPr>
+            <w:tcW w:w="1500" w:type="pct"/>
+            <w:tcMar>
+              <w:top w:w="40"/>
+              <w:bottom w:w="40"/>
+              <w:left w:w="80"/>
+              <w:right w:w="80"/>
+            </w:tcMar>
+          </w:tcPr>
+          <w:p>
+            <w:pPr>
+              <w:spacing w:after="20"/>
+            </w:pPr>
+            <w:r>
+              <w:rPr>
+                <w:sz w:val="20"/>
+                <w:szCs w:val="20"/>
+              </w:rPr>
+              <w:t xml:space="preserve"/>
+            </w:r>
+          </w:p>
+        </w:tc>
+        <w:tc>
+          <w:tcPr>
+            <w:tcW w:w="1100" w:type="pct"/>
+            <w:tcMar>
+              <w:top w:w="40"/>
+              <w:bottom w:w="40"/>
+              <w:left w:w="80"/>
+              <w:right w:w="80"/>
+            </w:tcMar>
+          </w:tcPr>
+          <w:p>
+            <w:pPr>
+              <w:spacing w:after="20"/>
+            </w:pPr>
+            <w:r>
+              <w:rPr>
+                <w:sz w:val="20"/>
+                <w:szCs w:val="20"/>
+              </w:rPr>
+              <w:t xml:space="preserve"/>
+            </w:r>
+          </w:p>
+        </w:tc>
+        <w:tc>
+          <w:tcPr>
+            <w:tcW w:w="1200" w:type="pct"/>
+            <w:tcMar>
+              <w:top w:w="40"/>
+              <w:bottom w:w="40"/>
+              <w:left w:w="80"/>
+              <w:right w:w="80"/>
+            </w:tcMar>
+          </w:tcPr>
+          <w:p>
+            <w:pPr>
+              <w:spacing w:after="20"/>
+            </w:pPr>
+            <w:r>
+              <w:rPr>
+                <w:sz w:val="20"/>
+                <w:szCs w:val="20"/>
+              </w:rPr>
+              <w:t xml:space="preserve"/>
+            </w:r>
+          </w:p>
+        </w:tc>
+        <w:tc>
+          <w:tcPr>
+            <w:tcW w:w="1200" w:type="pct"/>
+            <w:tcMar>
+              <w:top w:w="40"/>
+              <w:bottom w:w="40"/>
+              <w:left w:w="80"/>
+              <w:right w:w="80"/>
+            </w:tcMar>
+          </w:tcPr>
+          <w:p>
+            <w:pPr>
+              <w:spacing w:after="20"/>
+            </w:pPr>
+            <w:r>
+              <w:rPr>
+                <w:sz w:val="20"/>
+                <w:szCs w:val="20"/>
+              </w:rPr>
+              <w:t xml:space="preserve"/>
+            </w:r>
+          </w:p>
+        </w:tc>
+        <w:tc>
+          <w:tcPr>
+            <w:tcW w:w="900" w:type="pct"/>
+            <w:tcMar>
+              <w:top w:w="40"/>
+              <w:bottom w:w="40"/>
+              <w:left w:w="80"/>
+              <w:right w:w="80"/>
+            </w:tcMar>
+          </w:tcPr>
+          <w:p>
+            <w:pPr>
+              <w:spacing w:after="20"/>
+            </w:pPr>
+            <w:r>
+              <w:rPr>
+                <w:sz w:val="20"/>
+                <w:szCs w:val="20"/>
+              </w:rPr>
+              <w:t xml:space="preserve">Sí / No</w:t>
+            </w:r>
+          </w:p>
+        </w:tc>
+      </w:tr>
+      <w:tr>
+        <w:tc>
+          <w:tcPr>
+            <w:tcW w:w="700" w:type="pct"/>
+            <w:shd w:val="clear" w:fill="EAF1F8"/>
+            <w:tcMar>
+              <w:top w:w="40"/>
+              <w:bottom w:w="40"/>
+              <w:left w:w="80"/>
+              <w:right w:w="80"/>
+            </w:tcMar>
+          </w:tcPr>
+          <w:p>
+            <w:pPr>
+              <w:spacing w:after="20"/>
+            </w:pPr>
+            <w:r>
+              <w:rPr>
+                <w:b/>
+                <w:sz w:val="20"/>
+                <w:szCs w:val="20"/>
+              </w:rPr>
+              <w:t xml:space="preserve">P3</w:t>
+            </w:r>
+          </w:p>
+        </w:tc>
+        <w:tc>
+          <w:tcPr>
+            <w:tcW w:w="1500" w:type="pct"/>
+            <w:tcMar>
+              <w:top w:w="40"/>
+              <w:bottom w:w="40"/>
+              <w:left w:w="80"/>
+              <w:right w:w="80"/>
+            </w:tcMar>
+          </w:tcPr>
+          <w:p>
+            <w:pPr>
+              <w:spacing w:after="20"/>
+            </w:pPr>
+            <w:r>
+              <w:rPr>
+                <w:sz w:val="20"/>
+                <w:szCs w:val="20"/>
+              </w:rPr>
+              <w:t xml:space="preserve"/>
+            </w:r>
+          </w:p>
+        </w:tc>
+        <w:tc>
+          <w:tcPr>
+            <w:tcW w:w="1100" w:type="pct"/>
+            <w:tcMar>
+              <w:top w:w="40"/>
+              <w:bottom w:w="40"/>
+              <w:left w:w="80"/>
+              <w:right w:w="80"/>
+            </w:tcMar>
+          </w:tcPr>
+          <w:p>
+            <w:pPr>
+              <w:spacing w:after="20"/>
+            </w:pPr>
+            <w:r>
+              <w:rPr>
+                <w:sz w:val="20"/>
+                <w:szCs w:val="20"/>
+              </w:rPr>
+              <w:t xml:space="preserve"/>
+            </w:r>
+          </w:p>
+        </w:tc>
+        <w:tc>
+          <w:tcPr>
+            <w:tcW w:w="1200" w:type="pct"/>
+            <w:tcMar>
+              <w:top w:w="40"/>
+              <w:bottom w:w="40"/>
+              <w:left w:w="80"/>
+              <w:right w:w="80"/>
+            </w:tcMar>
+          </w:tcPr>
+          <w:p>
+            <w:pPr>
+              <w:spacing w:after="20"/>
+            </w:pPr>
+            <w:r>
+              <w:rPr>
+                <w:sz w:val="20"/>
+                <w:szCs w:val="20"/>
+              </w:rPr>
+              <w:t xml:space="preserve"/>
+            </w:r>
+          </w:p>
+        </w:tc>
+        <w:tc>
+          <w:tcPr>
+            <w:tcW w:w="1200" w:type="pct"/>
+            <w:tcMar>
+              <w:top w:w="40"/>
+              <w:bottom w:w="40"/>
+              <w:left w:w="80"/>
+              <w:right w:w="80"/>
+            </w:tcMar>
+          </w:tcPr>
+          <w:p>
+            <w:pPr>
+              <w:spacing w:after="20"/>
+            </w:pPr>
+            <w:r>
+              <w:rPr>
+                <w:sz w:val="20"/>
+                <w:szCs w:val="20"/>
+              </w:rPr>
+              <w:t xml:space="preserve"/>
+            </w:r>
+          </w:p>
+        </w:tc>
+        <w:tc>
+          <w:tcPr>
+            <w:tcW w:w="900" w:type="pct"/>
+            <w:tcMar>
+              <w:top w:w="40"/>
+              <w:bottom w:w="40"/>
+              <w:left w:w="80"/>
+              <w:right w:w="80"/>
+            </w:tcMar>
+          </w:tcPr>
+          <w:p>
+            <w:pPr>
+              <w:spacing w:after="20"/>
+            </w:pPr>
+            <w:r>
+              <w:rPr>
+                <w:sz w:val="20"/>
+                <w:szCs w:val="20"/>
+              </w:rPr>
+              <w:t xml:space="preserve">Sí / No</w:t>
+            </w:r>
+          </w:p>
+        </w:tc>
+      </w:tr>
+      <w:tr>
+        <w:tc>
+          <w:tcPr>
+            <w:tcW w:w="700" w:type="pct"/>
+            <w:shd w:val="clear" w:fill="EAF1F8"/>
+            <w:tcMar>
+              <w:top w:w="40"/>
+              <w:bottom w:w="40"/>
+              <w:left w:w="80"/>
+              <w:right w:w="80"/>
+            </w:tcMar>
+          </w:tcPr>
+          <w:p>
+            <w:pPr>
+              <w:spacing w:after="20"/>
+            </w:pPr>
+            <w:r>
+              <w:rPr>
+                <w:b/>
+                <w:sz w:val="20"/>
+                <w:szCs w:val="20"/>
+              </w:rPr>
+              <w:t xml:space="preserve">P4</w:t>
+            </w:r>
+          </w:p>
+        </w:tc>
+        <w:tc>
+          <w:tcPr>
+            <w:tcW w:w="1500" w:type="pct"/>
+            <w:tcMar>
+              <w:top w:w="40"/>
+              <w:bottom w:w="40"/>
+              <w:left w:w="80"/>
+              <w:right w:w="80"/>
+            </w:tcMar>
+          </w:tcPr>
+          <w:p>
+            <w:pPr>
+              <w:spacing w:after="20"/>
+            </w:pPr>
+            <w:r>
+              <w:rPr>
+                <w:sz w:val="20"/>
+                <w:szCs w:val="20"/>
+              </w:rPr>
+              <w:t xml:space="preserve"/>
+            </w:r>
+          </w:p>
+        </w:tc>
+        <w:tc>
+          <w:tcPr>
+            <w:tcW w:w="1100" w:type="pct"/>
+            <w:tcMar>
+              <w:top w:w="40"/>
+              <w:bottom w:w="40"/>
+              <w:left w:w="80"/>
+              <w:right w:w="80"/>
+            </w:tcMar>
+          </w:tcPr>
+          <w:p>
+            <w:pPr>
+              <w:spacing w:after="20"/>
+            </w:pPr>
+            <w:r>
+              <w:rPr>
+                <w:sz w:val="20"/>
+                <w:szCs w:val="20"/>
+              </w:rPr>
+              <w:t xml:space="preserve"/>
+            </w:r>
+          </w:p>
+        </w:tc>
+        <w:tc>
+          <w:tcPr>
+            <w:tcW w:w="1200" w:type="pct"/>
+            <w:tcMar>
+              <w:top w:w="40"/>
+              <w:bottom w:w="40"/>
+              <w:left w:w="80"/>
+              <w:right w:w="80"/>
+            </w:tcMar>
+          </w:tcPr>
+          <w:p>
+            <w:pPr>
+              <w:spacing w:after="20"/>
+            </w:pPr>
+            <w:r>
+              <w:rPr>
+                <w:sz w:val="20"/>
+                <w:szCs w:val="20"/>
+              </w:rPr>
+              <w:t xml:space="preserve"/>
+            </w:r>
+          </w:p>
+        </w:tc>
+        <w:tc>
+          <w:tcPr>
+            <w:tcW w:w="1200" w:type="pct"/>
+            <w:tcMar>
+              <w:top w:w="40"/>
+              <w:bottom w:w="40"/>
+              <w:left w:w="80"/>
+              <w:right w:w="80"/>
+            </w:tcMar>
+          </w:tcPr>
+          <w:p>
+            <w:pPr>
+              <w:spacing w:after="20"/>
+            </w:pPr>
+            <w:r>
+              <w:rPr>
+                <w:sz w:val="20"/>
+                <w:szCs w:val="20"/>
+              </w:rPr>
+              <w:t xml:space="preserve"/>
+            </w:r>
+          </w:p>
+        </w:tc>
+        <w:tc>
+          <w:tcPr>
+            <w:tcW w:w="900" w:type="pct"/>
+            <w:tcMar>
+              <w:top w:w="40"/>
+              <w:bottom w:w="40"/>
+              <w:left w:w="80"/>
+              <w:right w:w="80"/>
+            </w:tcMar>
+          </w:tcPr>
+          <w:p>
+            <w:pPr>
+              <w:spacing w:after="20"/>
+            </w:pPr>
+            <w:r>
+              <w:rPr>
+                <w:sz w:val="20"/>
+                <w:szCs w:val="20"/>
+              </w:rPr>
+              <w:t xml:space="preserve">Sí / No</w:t>
+            </w:r>
+          </w:p>
+        </w:tc>
+      </w:tr>
+      <w:tr>
+        <w:tc>
+          <w:tcPr>
+            <w:tcW w:w="700" w:type="pct"/>
+            <w:shd w:val="clear" w:fill="EAF1F8"/>
+            <w:tcMar>
+              <w:top w:w="40"/>
+              <w:bottom w:w="40"/>
+              <w:left w:w="80"/>
+              <w:right w:w="80"/>
+            </w:tcMar>
+          </w:tcPr>
+          <w:p>
+            <w:pPr>
+              <w:spacing w:after="20"/>
+            </w:pPr>
+            <w:r>
+              <w:rPr>
+                <w:b/>
+                <w:sz w:val="20"/>
+                <w:szCs w:val="20"/>
+              </w:rPr>
+              <w:t xml:space="preserve">P5</w:t>
+            </w:r>
+          </w:p>
+        </w:tc>
+        <w:tc>
+          <w:tcPr>
+            <w:tcW w:w="1500" w:type="pct"/>
+            <w:tcMar>
+              <w:top w:w="40"/>
+              <w:bottom w:w="40"/>
+              <w:left w:w="80"/>
+              <w:right w:w="80"/>
+            </w:tcMar>
+          </w:tcPr>
+          <w:p>
+            <w:pPr>
+              <w:spacing w:after="20"/>
+            </w:pPr>
+            <w:r>
+              <w:rPr>
+                <w:sz w:val="20"/>
+                <w:szCs w:val="20"/>
+              </w:rPr>
+              <w:t xml:space="preserve"/>
+            </w:r>
+          </w:p>
+        </w:tc>
+        <w:tc>
+          <w:tcPr>
+            <w:tcW w:w="1100" w:type="pct"/>
+            <w:tcMar>
+              <w:top w:w="40"/>
+              <w:bottom w:w="40"/>
+              <w:left w:w="80"/>
+              <w:right w:w="80"/>
+            </w:tcMar>
+          </w:tcPr>
+          <w:p>
+            <w:pPr>
+              <w:spacing w:after="20"/>
+            </w:pPr>
+            <w:r>
+              <w:rPr>
+                <w:sz w:val="20"/>
+                <w:szCs w:val="20"/>
+              </w:rPr>
+              <w:t xml:space="preserve"/>
+            </w:r>
+          </w:p>
+        </w:tc>
+        <w:tc>
+          <w:tcPr>
+            <w:tcW w:w="1200" w:type="pct"/>
+            <w:tcMar>
+              <w:top w:w="40"/>
+              <w:bottom w:w="40"/>
+              <w:left w:w="80"/>
+              <w:right w:w="80"/>
+            </w:tcMar>
+          </w:tcPr>
+          <w:p>
+            <w:pPr>
+              <w:spacing w:after="20"/>
+            </w:pPr>
+            <w:r>
+              <w:rPr>
+                <w:sz w:val="20"/>
+                <w:szCs w:val="20"/>
+              </w:rPr>
+              <w:t xml:space="preserve"/>
+            </w:r>
+          </w:p>
+        </w:tc>
+        <w:tc>
+          <w:tcPr>
+            <w:tcW w:w="1200" w:type="pct"/>
+            <w:tcMar>
+              <w:top w:w="40"/>
+              <w:bottom w:w="40"/>
+              <w:left w:w="80"/>
+              <w:right w:w="80"/>
+            </w:tcMar>
+          </w:tcPr>
+          <w:p>
+            <w:pPr>
+              <w:spacing w:after="20"/>
+            </w:pPr>
+            <w:r>
+              <w:rPr>
+                <w:sz w:val="20"/>
+                <w:szCs w:val="20"/>
+              </w:rPr>
+              <w:t xml:space="preserve"/>
+            </w:r>
+          </w:p>
+        </w:tc>
+        <w:tc>
+          <w:tcPr>
+            <w:tcW w:w="900" w:type="pct"/>
+            <w:tcMar>
+              <w:top w:w="40"/>
+              <w:bottom w:w="40"/>
+              <w:left w:w="80"/>
+              <w:right w:w="80"/>
+            </w:tcMar>
+          </w:tcPr>
+          <w:p>
+            <w:pPr>
+              <w:spacing w:after="20"/>
+            </w:pPr>
+            <w:r>
+              <w:rPr>
+                <w:sz w:val="20"/>
+                <w:szCs w:val="20"/>
+              </w:rPr>
+              <w:t xml:space="preserve">Sí / No</w:t>
+            </w:r>
+          </w:p>
+        </w:tc>
+      </w:tr>
+    </w:tbl>
+    <w:p>
+      <w:pPr>
+        <w:spacing w:after="80"/>
+      </w:pPr>
+    </w:p>
+    <w:p>
+      <w:pPr>
+        <w:spacing w:before="320" w:after="120"/>
+        <w:pBdr>
+          <w:bottom w:val="single" w:sz="8" w:space="4" w:color="2F5597"/>
+        </w:pBdr>
+      </w:pPr>
+      <w:r>
+        <w:rPr>
+          <w:b/>
+          <w:color w:val="1F3864"/>
+          <w:sz w:val="30"/>
+          <w:szCs w:val="30"/>
+        </w:rPr>
+        <w:t xml:space="preserve">Evento estudiantil de diciembre — presupuesto</w:t>
+      </w:r>
+    </w:p>
+    <w:p>
+      <w:pPr>
+        <w:spacing w:before="0" w:after="120"/>
+      </w:pPr>
+      <w:r>
+        <w:rPr>
+          <w:sz w:val="22"/>
+          <w:szCs w:val="22"/>
+        </w:rPr>
+        <w:t xml:space="preserve">El evento de fin de año (English Fest) es de bajo-medio costo y su retorno es retención + referidos + contenido. Presupuesto: DATO NO DISPONIBLE — Finanzas define el tope. Rubros a considerar: material de estaciones, diplomas, sonido, refrigerio y captura de contenido.</w:t>
+      </w:r>
+    </w:p>
+    <w:p>
+      <w:pPr>
+        <w:spacing w:before="320" w:after="120"/>
+        <w:pBdr>
+          <w:bottom w:val="single" w:sz="8" w:space="4" w:color="2F5597"/>
+        </w:pBdr>
+      </w:pPr>
+      <w:r>
+        <w:rPr>
+          <w:b/>
+          <w:color w:val="1F3864"/>
+          <w:sz w:val="30"/>
+          <w:szCs w:val="30"/>
+        </w:rPr>
+        <w:t xml:space="preserve">Decisiones que requerimos de Finanzas</w:t>
+      </w:r>
+    </w:p>
+    <w:p>
+      <w:pPr>
+        <w:ind w:left="420" w:hanging="420"/>
+        <w:spacing w:after="60"/>
+      </w:pPr>
+      <w:r>
+        <w:rPr>
+          <w:b/>
+          <w:color w:val="2F5597"/>
+          <w:sz w:val="22"/>
+          <w:szCs w:val="22"/>
+        </w:rPr>
+        <w:t xml:space="preserve">1.  </w:t>
+      </w:r>
+      <w:r>
+        <w:rPr>
+          <w:sz w:val="22"/>
+          <w:szCs w:val="22"/>
+        </w:rPr>
+        <w:t xml:space="preserve">Aprobar las promociones de Buen Fin (P1–P5) con sus montos y cupos.</w:t>
+      </w:r>
+    </w:p>
+    <w:p>
+      <w:pPr>
+        <w:ind w:left="420" w:hanging="420"/>
+        <w:spacing w:after="60"/>
+      </w:pPr>
+      <w:r>
+        <w:rPr>
+          <w:b/>
+          <w:color w:val="2F5597"/>
+          <w:sz w:val="22"/>
+          <w:szCs w:val="22"/>
+        </w:rPr>
+        <w:t xml:space="preserve">2.  </w:t>
+      </w:r>
+      <w:r>
+        <w:rPr>
+          <w:sz w:val="22"/>
+          <w:szCs w:val="22"/>
+        </w:rPr>
+        <w:t xml:space="preserve">Definir el presupuesto tope del evento estudiantil de diciembre.</w:t>
+      </w:r>
+    </w:p>
+    <w:p>
+      <w:pPr>
+        <w:ind w:left="420" w:hanging="420"/>
+        <w:spacing w:after="60"/>
+      </w:pPr>
+      <w:r>
+        <w:rPr>
+          <w:b/>
+          <w:color w:val="2F5597"/>
+          <w:sz w:val="22"/>
+          <w:szCs w:val="22"/>
+        </w:rPr>
+        <w:t xml:space="preserve">3.  </w:t>
+      </w:r>
+      <w:r>
+        <w:rPr>
+          <w:sz w:val="22"/>
+          <w:szCs w:val="22"/>
+        </w:rPr>
+        <w:t xml:space="preserve">Confirmar el reparto mensual del presupuesto (pauta vs. reserva).</w:t>
+      </w:r>
+    </w:p>
+    <w:p>
+      <w:pPr>
+        <w:ind w:left="420" w:hanging="420"/>
+        <w:spacing w:after="60"/>
+      </w:pPr>
+      <w:r>
+        <w:rPr>
+          <w:b/>
+          <w:color w:val="2F5597"/>
+          <w:sz w:val="22"/>
+          <w:szCs w:val="22"/>
+        </w:rPr>
+        <w:t xml:space="preserve">4.  </w:t>
+      </w:r>
+      <w:r>
+        <w:rPr>
+          <w:sz w:val="22"/>
+          <w:szCs w:val="22"/>
+        </w:rPr>
+        <w:t xml:space="preserve">Compartir el margen aproximado por alumno para calcular el CAC máximo pagable.</w:t>
+      </w:r>
+    </w:p>
+    <w:p>
+      <w:pPr>
+        <w:ind w:left="420" w:hanging="420"/>
+        <w:spacing w:after="60"/>
+      </w:pPr>
+      <w:r>
+        <w:rPr>
+          <w:b/>
+          <w:color w:val="2F5597"/>
+          <w:sz w:val="22"/>
+          <w:szCs w:val="22"/>
+        </w:rPr>
+        <w:t xml:space="preserve">5.  </w:t>
+      </w:r>
+      <w:r>
+        <w:rPr>
+          <w:sz w:val="22"/>
+          <w:szCs w:val="22"/>
+        </w:rPr>
+        <w:t xml:space="preserve">Confirmar la meta de ingresos asociada a la meta de alumnos (100/120).</w:t>
+      </w:r>
+    </w:p>
+    <w:p>
+      <w:r>
+        <w:br w:type="page"/>
+      </w:r>
+    </w:p>
+    <w:p>
+      <w:pPr>
+        <w:jc w:val="center"/>
+        <w:spacing w:before="2400" w:after="120"/>
+      </w:pPr>
+      <w:r>
+        <w:rPr>
+          <w:b/>
+          <w:color w:val="1F3864"/>
+          <w:sz w:val="56"/>
+          <w:szCs w:val="56"/>
+        </w:rPr>
+        <w:t xml:space="preserve">PARTE V</w:t>
+      </w:r>
+    </w:p>
+    <w:p>
+      <w:pPr>
+        <w:jc w:val="center"/>
+        <w:spacing w:after="80"/>
+      </w:pPr>
+      <w:r>
+        <w:rPr>
+          <w:b/>
+          <w:color w:val="2F5597"/>
+          <w:sz w:val="32"/>
+          <w:szCs w:val="32"/>
+        </w:rPr>
+        <w:t xml:space="preserve">Herramientas operativas</w:t>
+      </w:r>
+    </w:p>
+    <w:p>
+      <w:pPr>
+        <w:jc w:val="center"/>
+        <w:spacing w:after="120"/>
+      </w:pPr>
+      <w:r>
+        <w:rPr>
+          <w:color w:val="595959"/>
+          <w:sz w:val="26"/>
+          <w:szCs w:val="26"/>
+        </w:rPr>
+        <w:t xml:space="preserve">Para capturar datos y controlar la ejecución</w:t>
+      </w:r>
+    </w:p>
+    <w:p>
+      <w:pPr>
+        <w:spacing w:before="0" w:after="120"/>
+      </w:pPr>
+      <w:r>
+        <w:rPr>
+          <w:sz w:val="22"/>
+          <w:szCs w:val="22"/>
+        </w:rPr>
+        <w:t xml:space="preserve">Todo se opera con un libro de Excel de captura sencilla (solo se llenan las celdas amarillas; el resto se calcula solo) y con los documentos de plan anexos.</w:t>
+      </w:r>
+    </w:p>
+    <w:p>
+      <w:pPr>
+        <w:spacing w:before="320" w:after="120"/>
+        <w:pBdr>
+          <w:bottom w:val="single" w:sz="8" w:space="4" w:color="2F5597"/>
+        </w:pBdr>
+      </w:pPr>
+      <w:r>
+        <w:rPr>
+          <w:b/>
+          <w:color w:val="1F3864"/>
+          <w:sz w:val="30"/>
+          <w:szCs w:val="30"/>
+        </w:rPr>
+        <w:t xml:space="preserve">Libro de Excel: KUGELMAN_HERRAMIENTAS_OPERATIVAS.xlsx</w:t>
+      </w:r>
+    </w:p>
+    <w:tbl>
+      <w:tblPr>
+        <w:tblW w:w="5000" w:type="pct"/>
+        <w:tblBorders>
+          <w:top w:val="single" w:sz="4" w:color="BFBFBF"/>
+          <w:left w:val="single" w:sz="4" w:color="BFBFBF"/>
+          <w:bottom w:val="single" w:sz="4" w:color="BFBFBF"/>
+          <w:right w:val="single" w:sz="4" w:color="BFBFBF"/>
+          <w:insideH w:val="single" w:sz="4" w:color="BFBFBF"/>
+          <w:insideV w:val="single" w:sz="4" w:color="BFBFBF"/>
+        </w:tblBorders>
+        <w:tblLook w:firstRow="1"/>
+      </w:tblPr>
+      <w:tblGrid>
+        <w:gridCol w:w="2995"/>
+        <w:gridCol w:w="4492"/>
+        <w:gridCol w:w="1872"/>
+      </w:tblGrid>
+      <w:tr>
+        <w:tc>
+          <w:tcPr>
+            <w:tcW w:w="1600" w:type="pct"/>
+            <w:shd w:val="clear" w:fill="2F5597"/>
+            <w:tcMar>
+              <w:top w:w="40"/>
+              <w:bottom w:w="40"/>
+              <w:left w:w="80"/>
+              <w:right w:w="80"/>
+            </w:tcMar>
+          </w:tcPr>
+          <w:p>
+            <w:pPr>
+              <w:spacing w:after="20"/>
+            </w:pPr>
+            <w:r>
+              <w:rPr>
+                <w:b/>
+                <w:color w:val="FFFFFF"/>
+                <w:sz w:val="20"/>
+                <w:szCs w:val="20"/>
+              </w:rPr>
+              <w:t xml:space="preserve">Pestaña</w:t>
+            </w:r>
+          </w:p>
+        </w:tc>
+        <w:tc>
+          <w:tcPr>
+            <w:tcW w:w="2400" w:type="pct"/>
+            <w:shd w:val="clear" w:fill="2F5597"/>
+            <w:tcMar>
+              <w:top w:w="40"/>
+              <w:bottom w:w="40"/>
+              <w:left w:w="80"/>
+              <w:right w:w="80"/>
+            </w:tcMar>
+          </w:tcPr>
+          <w:p>
+            <w:pPr>
+              <w:spacing w:after="20"/>
+            </w:pPr>
+            <w:r>
+              <w:rPr>
+                <w:b/>
+                <w:color w:val="FFFFFF"/>
+                <w:sz w:val="20"/>
+                <w:szCs w:val="20"/>
+              </w:rPr>
+              <w:t xml:space="preserve">Para qué sirve</w:t>
+            </w:r>
+          </w:p>
+        </w:tc>
+        <w:tc>
+          <w:tcPr>
+            <w:tcW w:w="1000" w:type="pct"/>
+            <w:shd w:val="clear" w:fill="2F5597"/>
+            <w:tcMar>
+              <w:top w:w="40"/>
+              <w:bottom w:w="40"/>
+              <w:left w:w="80"/>
+              <w:right w:w="80"/>
+            </w:tcMar>
+          </w:tcPr>
+          <w:p>
+            <w:pPr>
+              <w:spacing w:after="20"/>
+            </w:pPr>
+            <w:r>
+              <w:rPr>
+                <w:b/>
+                <w:color w:val="FFFFFF"/>
+                <w:sz w:val="20"/>
+                <w:szCs w:val="20"/>
+              </w:rPr>
+              <w:t xml:space="preserve">Responsable</w:t>
+            </w:r>
+          </w:p>
+        </w:tc>
+      </w:tr>
+      <w:tr>
+        <w:tc>
+          <w:tcPr>
+            <w:tcW w:w="1600" w:type="pct"/>
+            <w:shd w:val="clear" w:fill="EAF1F8"/>
+            <w:tcMar>
+              <w:top w:w="40"/>
+              <w:bottom w:w="40"/>
+              <w:left w:w="80"/>
+              <w:right w:w="80"/>
+            </w:tcMar>
+          </w:tcPr>
+          <w:p>
+            <w:pPr>
+              <w:spacing w:after="20"/>
+            </w:pPr>
+            <w:r>
+              <w:rPr>
+                <w:b/>
+                <w:sz w:val="20"/>
+                <w:szCs w:val="20"/>
+              </w:rPr>
+              <w:t xml:space="preserve">2. Alumnos por Producto</w:t>
+            </w:r>
+          </w:p>
+        </w:tc>
+        <w:tc>
+          <w:tcPr>
+            <w:tcW w:w="2400" w:type="pct"/>
+            <w:tcMar>
+              <w:top w:w="40"/>
+              <w:bottom w:w="40"/>
+              <w:left w:w="80"/>
+              <w:right w:w="80"/>
+            </w:tcMar>
+          </w:tcPr>
+          <w:p>
+            <w:pPr>
+              <w:spacing w:after="20"/>
+            </w:pPr>
+            <w:r>
+              <w:rPr>
+                <w:sz w:val="20"/>
+                <w:szCs w:val="20"/>
+              </w:rPr>
+              <w:t xml:space="preserve">Cuántos alumnos y en qué producto (calcula % e ingreso)</w:t>
+            </w:r>
+          </w:p>
+        </w:tc>
+        <w:tc>
+          <w:tcPr>
+            <w:tcW w:w="1000" w:type="pct"/>
+            <w:tcMar>
+              <w:top w:w="40"/>
+              <w:bottom w:w="40"/>
+              <w:left w:w="80"/>
+              <w:right w:w="80"/>
+            </w:tcMar>
+          </w:tcPr>
+          <w:p>
+            <w:pPr>
+              <w:spacing w:after="20"/>
+            </w:pPr>
+            <w:r>
+              <w:rPr>
+                <w:sz w:val="20"/>
+                <w:szCs w:val="20"/>
+              </w:rPr>
+              <w:t xml:space="preserve">COORD</w:t>
+            </w:r>
+          </w:p>
+        </w:tc>
+      </w:tr>
+      <w:tr>
+        <w:tc>
+          <w:tcPr>
+            <w:tcW w:w="1600" w:type="pct"/>
+            <w:shd w:val="clear" w:fill="EAF1F8"/>
+            <w:tcMar>
+              <w:top w:w="40"/>
+              <w:bottom w:w="40"/>
+              <w:left w:w="80"/>
+              <w:right w:w="80"/>
+            </w:tcMar>
+          </w:tcPr>
+          <w:p>
+            <w:pPr>
+              <w:spacing w:after="20"/>
+            </w:pPr>
+            <w:r>
+              <w:rPr>
+                <w:b/>
+                <w:sz w:val="20"/>
+                <w:szCs w:val="20"/>
+              </w:rPr>
+              <w:t xml:space="preserve">3. Capacidad y Grupos</w:t>
+            </w:r>
+          </w:p>
+        </w:tc>
+        <w:tc>
+          <w:tcPr>
+            <w:tcW w:w="2400" w:type="pct"/>
+            <w:tcMar>
+              <w:top w:w="40"/>
+              <w:bottom w:w="40"/>
+              <w:left w:w="80"/>
+              <w:right w:w="80"/>
+            </w:tcMar>
+          </w:tcPr>
+          <w:p>
+            <w:pPr>
+              <w:spacing w:after="20"/>
+            </w:pPr>
+            <w:r>
+              <w:rPr>
+                <w:sz w:val="20"/>
+                <w:szCs w:val="20"/>
+              </w:rPr>
+              <w:t xml:space="preserve">Grupos, lugares libres y % de ocupación (automático)</w:t>
+            </w:r>
+          </w:p>
+        </w:tc>
+        <w:tc>
+          <w:tcPr>
+            <w:tcW w:w="1000" w:type="pct"/>
+            <w:tcMar>
+              <w:top w:w="40"/>
+              <w:bottom w:w="40"/>
+              <w:left w:w="80"/>
+              <w:right w:w="80"/>
+            </w:tcMar>
+          </w:tcPr>
+          <w:p>
+            <w:pPr>
+              <w:spacing w:after="20"/>
+            </w:pPr>
+            <w:r>
+              <w:rPr>
+                <w:sz w:val="20"/>
+                <w:szCs w:val="20"/>
+              </w:rPr>
+              <w:t xml:space="preserve">COORD</w:t>
+            </w:r>
+          </w:p>
+        </w:tc>
+      </w:tr>
+      <w:tr>
+        <w:tc>
+          <w:tcPr>
+            <w:tcW w:w="1600" w:type="pct"/>
+            <w:shd w:val="clear" w:fill="EAF1F8"/>
+            <w:tcMar>
+              <w:top w:w="40"/>
+              <w:bottom w:w="40"/>
+              <w:left w:w="80"/>
+              <w:right w:w="80"/>
+            </w:tcMar>
+          </w:tcPr>
+          <w:p>
+            <w:pPr>
+              <w:spacing w:after="20"/>
+            </w:pPr>
+            <w:r>
+              <w:rPr>
+                <w:b/>
+                <w:sz w:val="20"/>
+                <w:szCs w:val="20"/>
+              </w:rPr>
+              <w:t xml:space="preserve">4. Registro de Bajas</w:t>
+            </w:r>
+          </w:p>
+        </w:tc>
+        <w:tc>
+          <w:tcPr>
+            <w:tcW w:w="2400" w:type="pct"/>
+            <w:tcMar>
+              <w:top w:w="40"/>
+              <w:bottom w:w="40"/>
+              <w:left w:w="80"/>
+              <w:right w:w="80"/>
+            </w:tcMar>
+          </w:tcPr>
+          <w:p>
+            <w:pPr>
+              <w:spacing w:after="20"/>
+            </w:pPr>
+            <w:r>
+              <w:rPr>
+                <w:sz w:val="20"/>
+                <w:szCs w:val="20"/>
+              </w:rPr>
+              <w:t xml:space="preserve">Cada baja con motivo → mide el churn</w:t>
+            </w:r>
+          </w:p>
+        </w:tc>
+        <w:tc>
+          <w:tcPr>
+            <w:tcW w:w="1000" w:type="pct"/>
+            <w:tcMar>
+              <w:top w:w="40"/>
+              <w:bottom w:w="40"/>
+              <w:left w:w="80"/>
+              <w:right w:w="80"/>
+            </w:tcMar>
+          </w:tcPr>
+          <w:p>
+            <w:pPr>
+              <w:spacing w:after="20"/>
+            </w:pPr>
+            <w:r>
+              <w:rPr>
+                <w:sz w:val="20"/>
+                <w:szCs w:val="20"/>
+              </w:rPr>
+              <w:t xml:space="preserve">COORD</w:t>
+            </w:r>
+          </w:p>
+        </w:tc>
+      </w:tr>
+      <w:tr>
+        <w:tc>
+          <w:tcPr>
+            <w:tcW w:w="1600" w:type="pct"/>
+            <w:shd w:val="clear" w:fill="EAF1F8"/>
+            <w:tcMar>
+              <w:top w:w="40"/>
+              <w:bottom w:w="40"/>
+              <w:left w:w="80"/>
+              <w:right w:w="80"/>
+            </w:tcMar>
+          </w:tcPr>
+          <w:p>
+            <w:pPr>
+              <w:spacing w:after="20"/>
+            </w:pPr>
+            <w:r>
+              <w:rPr>
+                <w:b/>
+                <w:sz w:val="20"/>
+                <w:szCs w:val="20"/>
+              </w:rPr>
+              <w:t xml:space="preserve">5. Tracker de Leads</w:t>
+            </w:r>
+          </w:p>
+        </w:tc>
+        <w:tc>
+          <w:tcPr>
+            <w:tcW w:w="2400" w:type="pct"/>
+            <w:tcMar>
+              <w:top w:w="40"/>
+              <w:bottom w:w="40"/>
+              <w:left w:w="80"/>
+              <w:right w:w="80"/>
+            </w:tcMar>
+          </w:tcPr>
+          <w:p>
+            <w:pPr>
+              <w:spacing w:after="20"/>
+            </w:pPr>
+            <w:r>
+              <w:rPr>
+                <w:sz w:val="20"/>
+                <w:szCs w:val="20"/>
+              </w:rPr>
+              <w:t xml:space="preserve">Cada lead con segmento y origen; etapas del embudo</w:t>
+            </w:r>
+          </w:p>
+        </w:tc>
+        <w:tc>
+          <w:tcPr>
+            <w:tcW w:w="1000" w:type="pct"/>
+            <w:tcMar>
+              <w:top w:w="40"/>
+              <w:bottom w:w="40"/>
+              <w:left w:w="80"/>
+              <w:right w:w="80"/>
+            </w:tcMar>
+          </w:tcPr>
+          <w:p>
+            <w:pPr>
+              <w:spacing w:after="20"/>
+            </w:pPr>
+            <w:r>
+              <w:rPr>
+                <w:sz w:val="20"/>
+                <w:szCs w:val="20"/>
+              </w:rPr>
+              <w:t xml:space="preserve">VENTAS</w:t>
+            </w:r>
+          </w:p>
+        </w:tc>
+      </w:tr>
+      <w:tr>
+        <w:tc>
+          <w:tcPr>
+            <w:tcW w:w="1600" w:type="pct"/>
+            <w:shd w:val="clear" w:fill="EAF1F8"/>
+            <w:tcMar>
+              <w:top w:w="40"/>
+              <w:bottom w:w="40"/>
+              <w:left w:w="80"/>
+              <w:right w:w="80"/>
+            </w:tcMar>
+          </w:tcPr>
+          <w:p>
+            <w:pPr>
+              <w:spacing w:after="20"/>
+            </w:pPr>
+            <w:r>
+              <w:rPr>
+                <w:b/>
+                <w:sz w:val="20"/>
+                <w:szCs w:val="20"/>
+              </w:rPr>
+              <w:t xml:space="preserve">6. Registro de Inscripciones</w:t>
+            </w:r>
+          </w:p>
+        </w:tc>
+        <w:tc>
+          <w:tcPr>
+            <w:tcW w:w="2400" w:type="pct"/>
+            <w:tcMar>
+              <w:top w:w="40"/>
+              <w:bottom w:w="40"/>
+              <w:left w:w="80"/>
+              <w:right w:w="80"/>
+            </w:tcMar>
+          </w:tcPr>
+          <w:p>
+            <w:pPr>
+              <w:spacing w:after="20"/>
+            </w:pPr>
+            <w:r>
+              <w:rPr>
+                <w:sz w:val="20"/>
+                <w:szCs w:val="20"/>
+              </w:rPr>
+              <w:t xml:space="preserve">Cada cierre, con origen y si fue referido</w:t>
+            </w:r>
+          </w:p>
+        </w:tc>
+        <w:tc>
+          <w:tcPr>
+            <w:tcW w:w="1000" w:type="pct"/>
+            <w:tcMar>
+              <w:top w:w="40"/>
+              <w:bottom w:w="40"/>
+              <w:left w:w="80"/>
+              <w:right w:w="80"/>
+            </w:tcMar>
+          </w:tcPr>
+          <w:p>
+            <w:pPr>
+              <w:spacing w:after="20"/>
+            </w:pPr>
+            <w:r>
+              <w:rPr>
+                <w:sz w:val="20"/>
+                <w:szCs w:val="20"/>
+              </w:rPr>
+              <w:t xml:space="preserve">VENTAS</w:t>
+            </w:r>
+          </w:p>
+        </w:tc>
+      </w:tr>
+      <w:tr>
+        <w:tc>
+          <w:tcPr>
+            <w:tcW w:w="1600" w:type="pct"/>
+            <w:shd w:val="clear" w:fill="EAF1F8"/>
+            <w:tcMar>
+              <w:top w:w="40"/>
+              <w:bottom w:w="40"/>
+              <w:left w:w="80"/>
+              <w:right w:w="80"/>
+            </w:tcMar>
+          </w:tcPr>
+          <w:p>
+            <w:pPr>
+              <w:spacing w:after="20"/>
+            </w:pPr>
+            <w:r>
+              <w:rPr>
+                <w:b/>
+                <w:sz w:val="20"/>
+                <w:szCs w:val="20"/>
+              </w:rPr>
+              <w:t xml:space="preserve">7. Dashboard KPIs</w:t>
+            </w:r>
+          </w:p>
+        </w:tc>
+        <w:tc>
+          <w:tcPr>
+            <w:tcW w:w="2400" w:type="pct"/>
+            <w:tcMar>
+              <w:top w:w="40"/>
+              <w:bottom w:w="40"/>
+              <w:left w:w="80"/>
+              <w:right w:w="80"/>
+            </w:tcMar>
+          </w:tcPr>
+          <w:p>
+            <w:pPr>
+              <w:spacing w:after="20"/>
+            </w:pPr>
+            <w:r>
+              <w:rPr>
+                <w:sz w:val="20"/>
+                <w:szCs w:val="20"/>
+              </w:rPr>
+              <w:t xml:space="preserve">Vacía los números del mes y calcula CPL, CAC, conversión, ROI</w:t>
+            </w:r>
+          </w:p>
+        </w:tc>
+        <w:tc>
+          <w:tcPr>
+            <w:tcW w:w="1000" w:type="pct"/>
+            <w:tcMar>
+              <w:top w:w="40"/>
+              <w:bottom w:w="40"/>
+              <w:left w:w="80"/>
+              <w:right w:w="80"/>
+            </w:tcMar>
+          </w:tcPr>
+          <w:p>
+            <w:pPr>
+              <w:spacing w:after="20"/>
+            </w:pPr>
+            <w:r>
+              <w:rPr>
+                <w:sz w:val="20"/>
+                <w:szCs w:val="20"/>
+              </w:rPr>
+              <w:t xml:space="preserve">DATOS</w:t>
+            </w:r>
+          </w:p>
+        </w:tc>
+      </w:tr>
+      <w:tr>
+        <w:tc>
+          <w:tcPr>
+            <w:tcW w:w="1600" w:type="pct"/>
+            <w:shd w:val="clear" w:fill="EAF1F8"/>
+            <w:tcMar>
+              <w:top w:w="40"/>
+              <w:bottom w:w="40"/>
+              <w:left w:w="80"/>
+              <w:right w:w="80"/>
+            </w:tcMar>
+          </w:tcPr>
+          <w:p>
+            <w:pPr>
+              <w:spacing w:after="20"/>
+            </w:pPr>
+            <w:r>
+              <w:rPr>
+                <w:b/>
+                <w:sz w:val="20"/>
+                <w:szCs w:val="20"/>
+              </w:rPr>
+              <w:t xml:space="preserve">8. Simulador de Escenarios</w:t>
+            </w:r>
+          </w:p>
+        </w:tc>
+        <w:tc>
+          <w:tcPr>
+            <w:tcW w:w="2400" w:type="pct"/>
+            <w:tcMar>
+              <w:top w:w="40"/>
+              <w:bottom w:w="40"/>
+              <w:left w:w="80"/>
+              <w:right w:w="80"/>
+            </w:tcMar>
+          </w:tcPr>
+          <w:p>
+            <w:pPr>
+              <w:spacing w:after="20"/>
+            </w:pPr>
+            <w:r>
+              <w:rPr>
+                <w:sz w:val="20"/>
+                <w:szCs w:val="20"/>
+              </w:rPr>
+              <w:t xml:space="preserve">Cambia meta/churn/conversión y ve leads y pauta necesarios</w:t>
+            </w:r>
+          </w:p>
+        </w:tc>
+        <w:tc>
+          <w:tcPr>
+            <w:tcW w:w="1000" w:type="pct"/>
+            <w:tcMar>
+              <w:top w:w="40"/>
+              <w:bottom w:w="40"/>
+              <w:left w:w="80"/>
+              <w:right w:w="80"/>
+            </w:tcMar>
+          </w:tcPr>
+          <w:p>
+            <w:pPr>
+              <w:spacing w:after="20"/>
+            </w:pPr>
+            <w:r>
+              <w:rPr>
+                <w:sz w:val="20"/>
+                <w:szCs w:val="20"/>
+              </w:rPr>
+              <w:t xml:space="preserve">DIR/DATOS</w:t>
+            </w:r>
+          </w:p>
+        </w:tc>
+      </w:tr>
+      <w:tr>
+        <w:tc>
+          <w:tcPr>
+            <w:tcW w:w="1600" w:type="pct"/>
+            <w:shd w:val="clear" w:fill="EAF1F8"/>
+            <w:tcMar>
+              <w:top w:w="40"/>
+              <w:bottom w:w="40"/>
+              <w:left w:w="80"/>
+              <w:right w:w="80"/>
+            </w:tcMar>
+          </w:tcPr>
+          <w:p>
+            <w:pPr>
+              <w:spacing w:after="20"/>
+            </w:pPr>
+            <w:r>
+              <w:rPr>
+                <w:b/>
+                <w:sz w:val="20"/>
+                <w:szCs w:val="20"/>
+              </w:rPr>
+              <w:t xml:space="preserve">9. Datos Faltantes</w:t>
+            </w:r>
+          </w:p>
+        </w:tc>
+        <w:tc>
+          <w:tcPr>
+            <w:tcW w:w="2400" w:type="pct"/>
+            <w:tcMar>
+              <w:top w:w="40"/>
+              <w:bottom w:w="40"/>
+              <w:left w:w="80"/>
+              <w:right w:w="80"/>
+            </w:tcMar>
+          </w:tcPr>
+          <w:p>
+            <w:pPr>
+              <w:spacing w:after="20"/>
+            </w:pPr>
+            <w:r>
+              <w:rPr>
+                <w:sz w:val="20"/>
+                <w:szCs w:val="20"/>
+              </w:rPr>
+              <w:t xml:space="preserve">Checklist priorizado de lo pendiente</w:t>
+            </w:r>
+          </w:p>
+        </w:tc>
+        <w:tc>
+          <w:tcPr>
+            <w:tcW w:w="1000" w:type="pct"/>
+            <w:tcMar>
+              <w:top w:w="40"/>
+              <w:bottom w:w="40"/>
+              <w:left w:w="80"/>
+              <w:right w:w="80"/>
+            </w:tcMar>
+          </w:tcPr>
+          <w:p>
+            <w:pPr>
+              <w:spacing w:after="20"/>
+            </w:pPr>
+            <w:r>
+              <w:rPr>
+                <w:sz w:val="20"/>
+                <w:szCs w:val="20"/>
+              </w:rPr>
+              <w:t xml:space="preserve">DIR</w:t>
+            </w:r>
+          </w:p>
+        </w:tc>
+      </w:tr>
+    </w:tbl>
+    <w:p>
+      <w:pPr>
+        <w:spacing w:after="80"/>
+      </w:pPr>
+    </w:p>
+    <w:p>
+      <w:pPr>
+        <w:spacing w:before="320" w:after="120"/>
+        <w:pBdr>
+          <w:bottom w:val="single" w:sz="8" w:space="4" w:color="2F5597"/>
+        </w:pBdr>
+      </w:pPr>
+      <w:r>
+        <w:rPr>
+          <w:b/>
+          <w:color w:val="1F3864"/>
+          <w:sz w:val="30"/>
+          <w:szCs w:val="30"/>
+        </w:rPr>
+        <w:t xml:space="preserve">Documentos de plan (anexos)</w:t>
+      </w:r>
+    </w:p>
+    <w:p>
+      <w:pPr>
+        <w:ind w:left="360" w:hanging="360"/>
+        <w:spacing w:after="60"/>
+      </w:pPr>
+      <w:r>
+        <w:rPr>
+          <w:b/>
+          <w:color w:val="2F5597"/>
+          <w:sz w:val="22"/>
+          <w:szCs w:val="22"/>
+        </w:rPr>
+        <w:t xml:space="preserve">•  </w:t>
+      </w:r>
+      <w:r>
+        <w:rPr>
+          <w:sz w:val="22"/>
+          <w:szCs w:val="22"/>
+        </w:rPr>
+        <w:t xml:space="preserve">00 Auditoría · 01 Modelo de embudo y hallazgos · 02 Plan de septiembre.</w:t>
+      </w:r>
+    </w:p>
+    <w:p>
+      <w:pPr>
+        <w:ind w:left="360" w:hanging="360"/>
+        <w:spacing w:after="60"/>
+      </w:pPr>
+      <w:r>
+        <w:rPr>
+          <w:b/>
+          <w:color w:val="2F5597"/>
+          <w:sz w:val="22"/>
+          <w:szCs w:val="22"/>
+        </w:rPr>
+        <w:t xml:space="preserve">•  </w:t>
+      </w:r>
+      <w:r>
+        <w:rPr>
+          <w:sz w:val="22"/>
+          <w:szCs w:val="22"/>
+        </w:rPr>
+        <w:t xml:space="preserve">03 Estrategias detalladas (fichas) · 04 Plan de octubre · 05 Plan de noviembre · 06 Plan de diciembre.</w:t>
+      </w:r>
+    </w:p>
+    <w:p>
+      <w:r>
+        <w:br w:type="page"/>
+      </w:r>
+    </w:p>
+    <w:p>
+      <w:pPr>
+        <w:jc w:val="center"/>
+        <w:spacing w:before="2400" w:after="120"/>
+      </w:pPr>
+      <w:r>
+        <w:rPr>
+          <w:b/>
+          <w:color w:val="1F3864"/>
+          <w:sz w:val="56"/>
+          <w:szCs w:val="56"/>
+        </w:rPr>
+        <w:t xml:space="preserve">PARTE VI</w:t>
+      </w:r>
+    </w:p>
+    <w:p>
+      <w:pPr>
+        <w:jc w:val="center"/>
+        <w:spacing w:after="80"/>
+      </w:pPr>
+      <w:r>
+        <w:rPr>
+          <w:b/>
+          <w:color w:val="2F5597"/>
+          <w:sz w:val="32"/>
+          <w:szCs w:val="32"/>
+        </w:rPr>
+        <w:t xml:space="preserve">Seguimiento y control</w:t>
+      </w:r>
+    </w:p>
+    <w:p>
+      <w:pPr>
+        <w:jc w:val="center"/>
+        <w:spacing w:after="120"/>
+      </w:pPr>
+      <w:r>
+        <w:rPr>
+          <w:color w:val="595959"/>
+          <w:sz w:val="26"/>
+          <w:szCs w:val="26"/>
+        </w:rPr>
+        <w:t xml:space="preserve">Cómo garantizamos que el plan se ejecute</w:t>
+      </w:r>
+    </w:p>
+    <w:p>
+      <w:pPr>
+        <w:spacing w:before="320" w:after="120"/>
+        <w:pBdr>
+          <w:bottom w:val="single" w:sz="8" w:space="4" w:color="2F5597"/>
+        </w:pBdr>
+      </w:pPr>
+      <w:r>
+        <w:rPr>
+          <w:b/>
+          <w:color w:val="1F3864"/>
+          <w:sz w:val="30"/>
+          <w:szCs w:val="30"/>
+        </w:rPr>
+        <w:t xml:space="preserve">Responsabilidades (RACI)</w:t>
+      </w:r>
+    </w:p>
+    <w:tbl>
+      <w:tblPr>
+        <w:tblW w:w="5000" w:type="pct"/>
+        <w:tblBorders>
+          <w:top w:val="single" w:sz="4" w:color="BFBFBF"/>
+          <w:left w:val="single" w:sz="4" w:color="BFBFBF"/>
+          <w:bottom w:val="single" w:sz="4" w:color="BFBFBF"/>
+          <w:right w:val="single" w:sz="4" w:color="BFBFBF"/>
+          <w:insideH w:val="single" w:sz="4" w:color="BFBFBF"/>
+          <w:insideV w:val="single" w:sz="4" w:color="BFBFBF"/>
+        </w:tblBorders>
+        <w:tblLook w:firstRow="1"/>
+      </w:tblPr>
+      <w:tblGrid>
+        <w:gridCol w:w="5616"/>
+        <w:gridCol w:w="4867"/>
+      </w:tblGrid>
+      <w:tr>
+        <w:tc>
+          <w:tcPr>
+            <w:tcW w:w="3000" w:type="pct"/>
+            <w:shd w:val="clear" w:fill="2F5597"/>
+            <w:tcMar>
+              <w:top w:w="40"/>
+              <w:bottom w:w="40"/>
+              <w:left w:w="80"/>
+              <w:right w:w="80"/>
+            </w:tcMar>
+          </w:tcPr>
+          <w:p>
+            <w:pPr>
+              <w:spacing w:after="20"/>
+            </w:pPr>
+            <w:r>
+              <w:rPr>
+                <w:b/>
+                <w:color w:val="FFFFFF"/>
+                <w:sz w:val="20"/>
+                <w:szCs w:val="20"/>
+              </w:rPr>
+              <w:t xml:space="preserve">Función</w:t>
+            </w:r>
+          </w:p>
+        </w:tc>
+        <w:tc>
+          <w:tcPr>
+            <w:tcW w:w="2600" w:type="pct"/>
+            <w:shd w:val="clear" w:fill="2F5597"/>
+            <w:tcMar>
+              <w:top w:w="40"/>
+              <w:bottom w:w="40"/>
+              <w:left w:w="80"/>
+              <w:right w:w="80"/>
+            </w:tcMar>
+          </w:tcPr>
+          <w:p>
+            <w:pPr>
+              <w:spacing w:after="20"/>
+            </w:pPr>
+            <w:r>
+              <w:rPr>
+                <w:b/>
+                <w:color w:val="FFFFFF"/>
+                <w:sz w:val="20"/>
+                <w:szCs w:val="20"/>
+              </w:rPr>
+              <w:t xml:space="preserve">Responsable (asignar nombre real)</w:t>
+            </w:r>
+          </w:p>
+        </w:tc>
+      </w:tr>
+      <w:tr>
+        <w:tc>
+          <w:tcPr>
+            <w:tcW w:w="3000" w:type="pct"/>
+            <w:shd w:val="clear" w:fill="EAF1F8"/>
+            <w:tcMar>
+              <w:top w:w="40"/>
+              <w:bottom w:w="40"/>
+              <w:left w:w="80"/>
+              <w:right w:w="80"/>
+            </w:tcMar>
+          </w:tcPr>
+          <w:p>
+            <w:pPr>
+              <w:spacing w:after="20"/>
+            </w:pPr>
+            <w:r>
+              <w:rPr>
+                <w:b/>
+                <w:sz w:val="20"/>
+                <w:szCs w:val="20"/>
+              </w:rPr>
+              <w:t xml:space="preserve">Estrategia y decisiones / relación con Finanzas</w:t>
+            </w:r>
+          </w:p>
+        </w:tc>
+        <w:tc>
+          <w:tcPr>
+            <w:tcW w:w="2600" w:type="pct"/>
+            <w:tcMar>
+              <w:top w:w="40"/>
+              <w:bottom w:w="40"/>
+              <w:left w:w="80"/>
+              <w:right w:w="80"/>
+            </w:tcMar>
+          </w:tcPr>
+          <w:p>
+            <w:pPr>
+              <w:spacing w:after="20"/>
+            </w:pPr>
+            <w:r>
+              <w:rPr>
+                <w:sz w:val="20"/>
+                <w:szCs w:val="20"/>
+              </w:rPr>
+              <w:t xml:space="preserve">DIR</w:t>
+            </w:r>
+          </w:p>
+        </w:tc>
+      </w:tr>
+      <w:tr>
+        <w:tc>
+          <w:tcPr>
+            <w:tcW w:w="3000" w:type="pct"/>
+            <w:shd w:val="clear" w:fill="EAF1F8"/>
+            <w:tcMar>
+              <w:top w:w="40"/>
+              <w:bottom w:w="40"/>
+              <w:left w:w="80"/>
+              <w:right w:w="80"/>
+            </w:tcMar>
+          </w:tcPr>
+          <w:p>
+            <w:pPr>
+              <w:spacing w:after="20"/>
+            </w:pPr>
+            <w:r>
+              <w:rPr>
+                <w:b/>
+                <w:sz w:val="20"/>
+                <w:szCs w:val="20"/>
+              </w:rPr>
+              <w:t xml:space="preserve">Contenido, diseño y video</w:t>
+            </w:r>
+          </w:p>
+        </w:tc>
+        <w:tc>
+          <w:tcPr>
+            <w:tcW w:w="2600" w:type="pct"/>
+            <w:tcMar>
+              <w:top w:w="40"/>
+              <w:bottom w:w="40"/>
+              <w:left w:w="80"/>
+              <w:right w:w="80"/>
+            </w:tcMar>
+          </w:tcPr>
+          <w:p>
+            <w:pPr>
+              <w:spacing w:after="20"/>
+            </w:pPr>
+            <w:r>
+              <w:rPr>
+                <w:sz w:val="20"/>
+                <w:szCs w:val="20"/>
+              </w:rPr>
+              <w:t xml:space="preserve">MKT</w:t>
+            </w:r>
+          </w:p>
+        </w:tc>
+      </w:tr>
+      <w:tr>
+        <w:tc>
+          <w:tcPr>
+            <w:tcW w:w="3000" w:type="pct"/>
+            <w:shd w:val="clear" w:fill="EAF1F8"/>
+            <w:tcMar>
+              <w:top w:w="40"/>
+              <w:bottom w:w="40"/>
+              <w:left w:w="80"/>
+              <w:right w:w="80"/>
+            </w:tcMar>
+          </w:tcPr>
+          <w:p>
+            <w:pPr>
+              <w:spacing w:after="20"/>
+            </w:pPr>
+            <w:r>
+              <w:rPr>
+                <w:b/>
+                <w:sz w:val="20"/>
+                <w:szCs w:val="20"/>
+              </w:rPr>
+              <w:t xml:space="preserve">Pauta (campañas Meta)</w:t>
+            </w:r>
+          </w:p>
+        </w:tc>
+        <w:tc>
+          <w:tcPr>
+            <w:tcW w:w="2600" w:type="pct"/>
+            <w:tcMar>
+              <w:top w:w="40"/>
+              <w:bottom w:w="40"/>
+              <w:left w:w="80"/>
+              <w:right w:w="80"/>
+            </w:tcMar>
+          </w:tcPr>
+          <w:p>
+            <w:pPr>
+              <w:spacing w:after="20"/>
+            </w:pPr>
+            <w:r>
+              <w:rPr>
+                <w:sz w:val="20"/>
+                <w:szCs w:val="20"/>
+              </w:rPr>
+              <w:t xml:space="preserve">PAUTA</w:t>
+            </w:r>
+          </w:p>
+        </w:tc>
+      </w:tr>
+      <w:tr>
+        <w:tc>
+          <w:tcPr>
+            <w:tcW w:w="3000" w:type="pct"/>
+            <w:shd w:val="clear" w:fill="EAF1F8"/>
+            <w:tcMar>
+              <w:top w:w="40"/>
+              <w:bottom w:w="40"/>
+              <w:left w:w="80"/>
+              <w:right w:w="80"/>
+            </w:tcMar>
+          </w:tcPr>
+          <w:p>
+            <w:pPr>
+              <w:spacing w:after="20"/>
+            </w:pPr>
+            <w:r>
+              <w:rPr>
+                <w:b/>
+                <w:sz w:val="20"/>
+                <w:szCs w:val="20"/>
+              </w:rPr>
+              <w:t xml:space="preserve">WhatsApp, ventas y cierre</w:t>
+            </w:r>
+          </w:p>
+        </w:tc>
+        <w:tc>
+          <w:tcPr>
+            <w:tcW w:w="2600" w:type="pct"/>
+            <w:tcMar>
+              <w:top w:w="40"/>
+              <w:bottom w:w="40"/>
+              <w:left w:w="80"/>
+              <w:right w:w="80"/>
+            </w:tcMar>
+          </w:tcPr>
+          <w:p>
+            <w:pPr>
+              <w:spacing w:after="20"/>
+            </w:pPr>
+            <w:r>
+              <w:rPr>
+                <w:sz w:val="20"/>
+                <w:szCs w:val="20"/>
+              </w:rPr>
+              <w:t xml:space="preserve">VENTAS</w:t>
+            </w:r>
+          </w:p>
+        </w:tc>
+      </w:tr>
+      <w:tr>
+        <w:tc>
+          <w:tcPr>
+            <w:tcW w:w="3000" w:type="pct"/>
+            <w:shd w:val="clear" w:fill="EAF1F8"/>
+            <w:tcMar>
+              <w:top w:w="40"/>
+              <w:bottom w:w="40"/>
+              <w:left w:w="80"/>
+              <w:right w:w="80"/>
+            </w:tcMar>
+          </w:tcPr>
+          <w:p>
+            <w:pPr>
+              <w:spacing w:after="20"/>
+            </w:pPr>
+            <w:r>
+              <w:rPr>
+                <w:b/>
+                <w:sz w:val="20"/>
+                <w:szCs w:val="20"/>
+              </w:rPr>
+              <w:t xml:space="preserve">Datos, tracker y tablero</w:t>
+            </w:r>
+          </w:p>
+        </w:tc>
+        <w:tc>
+          <w:tcPr>
+            <w:tcW w:w="2600" w:type="pct"/>
+            <w:tcMar>
+              <w:top w:w="40"/>
+              <w:bottom w:w="40"/>
+              <w:left w:w="80"/>
+              <w:right w:w="80"/>
+            </w:tcMar>
+          </w:tcPr>
+          <w:p>
+            <w:pPr>
+              <w:spacing w:after="20"/>
+            </w:pPr>
+            <w:r>
+              <w:rPr>
+                <w:sz w:val="20"/>
+                <w:szCs w:val="20"/>
+              </w:rPr>
+              <w:t xml:space="preserve">DATOS</w:t>
+            </w:r>
+          </w:p>
+        </w:tc>
+      </w:tr>
+      <w:tr>
+        <w:tc>
+          <w:tcPr>
+            <w:tcW w:w="3000" w:type="pct"/>
+            <w:shd w:val="clear" w:fill="EAF1F8"/>
+            <w:tcMar>
+              <w:top w:w="40"/>
+              <w:bottom w:w="40"/>
+              <w:left w:w="80"/>
+              <w:right w:w="80"/>
+            </w:tcMar>
+          </w:tcPr>
+          <w:p>
+            <w:pPr>
+              <w:spacing w:after="20"/>
+            </w:pPr>
+            <w:r>
+              <w:rPr>
+                <w:b/>
+                <w:sz w:val="20"/>
+                <w:szCs w:val="20"/>
+              </w:rPr>
+              <w:t xml:space="preserve">Operación académica, capacidad y fidelización</w:t>
+            </w:r>
+          </w:p>
+        </w:tc>
+        <w:tc>
+          <w:tcPr>
+            <w:tcW w:w="2600" w:type="pct"/>
+            <w:tcMar>
+              <w:top w:w="40"/>
+              <w:bottom w:w="40"/>
+              <w:left w:w="80"/>
+              <w:right w:w="80"/>
+            </w:tcMar>
+          </w:tcPr>
+          <w:p>
+            <w:pPr>
+              <w:spacing w:after="20"/>
+            </w:pPr>
+            <w:r>
+              <w:rPr>
+                <w:sz w:val="20"/>
+                <w:szCs w:val="20"/>
+              </w:rPr>
+              <w:t xml:space="preserve">COORD</w:t>
+            </w:r>
+          </w:p>
+        </w:tc>
+      </w:tr>
+      <w:tr>
+        <w:tc>
+          <w:tcPr>
+            <w:tcW w:w="3000" w:type="pct"/>
+            <w:shd w:val="clear" w:fill="EAF1F8"/>
+            <w:tcMar>
+              <w:top w:w="40"/>
+              <w:bottom w:w="40"/>
+              <w:left w:w="80"/>
+              <w:right w:w="80"/>
+            </w:tcMar>
+          </w:tcPr>
+          <w:p>
+            <w:pPr>
+              <w:spacing w:after="20"/>
+            </w:pPr>
+            <w:r>
+              <w:rPr>
+                <w:b/>
+                <w:sz w:val="20"/>
+                <w:szCs w:val="20"/>
+              </w:rPr>
+              <w:t xml:space="preserve">Ejecución en clase y señales de riesgo</w:t>
+            </w:r>
+          </w:p>
+        </w:tc>
+        <w:tc>
+          <w:tcPr>
+            <w:tcW w:w="2600" w:type="pct"/>
+            <w:tcMar>
+              <w:top w:w="40"/>
+              <w:bottom w:w="40"/>
+              <w:left w:w="80"/>
+              <w:right w:w="80"/>
+            </w:tcMar>
+          </w:tcPr>
+          <w:p>
+            <w:pPr>
+              <w:spacing w:after="20"/>
+            </w:pPr>
+            <w:r>
+              <w:rPr>
+                <w:sz w:val="20"/>
+                <w:szCs w:val="20"/>
+              </w:rPr>
+              <w:t xml:space="preserve">PROFES</w:t>
+            </w:r>
+          </w:p>
+        </w:tc>
+      </w:tr>
+    </w:tbl>
+    <w:p>
+      <w:pPr>
+        <w:spacing w:after="80"/>
+      </w:pPr>
+    </w:p>
+    <w:p>
+      <w:pPr>
+        <w:spacing w:before="320" w:after="120"/>
+        <w:pBdr>
+          <w:bottom w:val="single" w:sz="8" w:space="4" w:color="2F5597"/>
+        </w:pBdr>
+      </w:pPr>
+      <w:r>
+        <w:rPr>
+          <w:b/>
+          <w:color w:val="1F3864"/>
+          <w:sz w:val="30"/>
+          <w:szCs w:val="30"/>
+        </w:rPr>
+        <w:t xml:space="preserve">Reunión semanal (lunes, 60 min máx.)</w:t>
+      </w:r>
+    </w:p>
+    <w:p>
+      <w:pPr>
+        <w:spacing w:before="0" w:after="120"/>
+      </w:pPr>
+      <w:r>
+        <w:rPr>
+          <w:sz w:val="22"/>
+          <w:szCs w:val="22"/>
+        </w:rPr>
+        <w:t xml:space="preserve">Agenda fija que termina siempre con Qué / Quién / Cuándo:</w:t>
+      </w:r>
+    </w:p>
+    <w:p>
+      <w:pPr>
+        <w:ind w:left="360" w:hanging="360"/>
+        <w:spacing w:after="60"/>
+      </w:pPr>
+      <w:r>
+        <w:rPr>
+          <w:b/>
+          <w:color w:val="2F5597"/>
+          <w:sz w:val="22"/>
+          <w:szCs w:val="22"/>
+        </w:rPr>
+        <w:t xml:space="preserve">•  </w:t>
+      </w:r>
+      <w:r>
+        <w:rPr>
+          <w:sz w:val="22"/>
+          <w:szCs w:val="22"/>
+        </w:rPr>
+        <w:t xml:space="preserve">Meta del mes vs. avance · Funnel (lead→CM→inscrito) · Pauta (CPL/CAC) · Contenido · Ventas · Fidelización (alertas/bajas) · Referidos · Aprendizajes · Decisiones.</w:t>
+      </w:r>
+    </w:p>
+    <w:p>
+      <w:pPr>
+        <w:spacing w:before="320" w:after="120"/>
+        <w:pBdr>
+          <w:bottom w:val="single" w:sz="8" w:space="4" w:color="2F5597"/>
+        </w:pBdr>
+      </w:pPr>
+      <w:r>
+        <w:rPr>
+          <w:b/>
+          <w:color w:val="1F3864"/>
+          <w:sz w:val="30"/>
+          <w:szCs w:val="30"/>
+        </w:rPr>
+        <w:t xml:space="preserve">Revisión mensual y evaluación</w:t>
+      </w:r>
+    </w:p>
+    <w:p>
+      <w:pPr>
+        <w:ind w:left="360" w:hanging="360"/>
+        <w:spacing w:after="60"/>
+      </w:pPr>
+      <w:r>
+        <w:rPr>
+          <w:b/>
+          <w:color w:val="2F5597"/>
+          <w:sz w:val="22"/>
+          <w:szCs w:val="22"/>
+        </w:rPr>
+        <w:t xml:space="preserve">•  </w:t>
+      </w:r>
+      <w:r>
+        <w:rPr>
+          <w:sz w:val="22"/>
+          <w:szCs w:val="22"/>
+        </w:rPr>
+        <w:t xml:space="preserve">Resultados vs. metas · Análisis (por qué) · Aprendizajes · Decisiones · Prioridades del siguiente mes · Ajuste de presupuesto.</w:t>
+      </w:r>
+    </w:p>
+    <w:p>
+      <w:pPr>
+        <w:spacing w:before="320" w:after="120"/>
+        <w:pBdr>
+          <w:bottom w:val="single" w:sz="8" w:space="4" w:color="2F5597"/>
+        </w:pBdr>
+      </w:pPr>
+      <w:r>
+        <w:rPr>
+          <w:b/>
+          <w:color w:val="1F3864"/>
+          <w:sz w:val="30"/>
+          <w:szCs w:val="30"/>
+        </w:rPr>
+        <w:t xml:space="preserve">Tablero y semáforo</w:t>
+      </w:r>
+    </w:p>
+    <w:p>
+      <w:pPr>
+        <w:spacing w:before="0" w:after="120"/>
+      </w:pPr>
+      <w:r>
+        <w:rPr>
+          <w:sz w:val="22"/>
+          <w:szCs w:val="22"/>
+        </w:rPr>
+        <w:t xml:space="preserve">El tablero (pestaña 7) se actualiza cada sábado y es la fuente de verdad de la reunión. Semáforo de control:</w:t>
+      </w:r>
+    </w:p>
+    <w:p>
+      <w:pPr>
+        <w:ind w:left="360" w:hanging="360"/>
+        <w:spacing w:after="60"/>
+      </w:pPr>
+      <w:r>
+        <w:rPr>
+          <w:b/>
+          <w:color w:val="2F5597"/>
+          <w:sz w:val="22"/>
+          <w:szCs w:val="22"/>
+        </w:rPr>
+        <w:t xml:space="preserve">•  </w:t>
+      </w:r>
+      <w:r>
+        <w:rPr>
+          <w:sz w:val="22"/>
+          <w:szCs w:val="22"/>
+        </w:rPr>
+        <w:t xml:space="preserve">Verde: dentro de meta.</w:t>
+      </w:r>
+    </w:p>
+    <w:p>
+      <w:pPr>
+        <w:ind w:left="360" w:hanging="360"/>
+        <w:spacing w:after="60"/>
+      </w:pPr>
+      <w:r>
+        <w:rPr>
+          <w:b/>
+          <w:color w:val="2F5597"/>
+          <w:sz w:val="22"/>
+          <w:szCs w:val="22"/>
+        </w:rPr>
+        <w:t xml:space="preserve">•  </w:t>
+      </w:r>
+      <w:r>
+        <w:rPr>
+          <w:sz w:val="22"/>
+          <w:szCs w:val="22"/>
+        </w:rPr>
+        <w:t xml:space="preserve">Amarillo: desviación controlable (ajustar en la semana).</w:t>
+      </w:r>
+    </w:p>
+    <w:p>
+      <w:pPr>
+        <w:ind w:left="360" w:hanging="360"/>
+        <w:spacing w:after="60"/>
+      </w:pPr>
+      <w:r>
+        <w:rPr>
+          <w:b/>
+          <w:color w:val="2F5597"/>
+          <w:sz w:val="22"/>
+          <w:szCs w:val="22"/>
+        </w:rPr>
+        <w:t xml:space="preserve">•  </w:t>
+      </w:r>
+      <w:r>
+        <w:rPr>
+          <w:sz w:val="22"/>
+          <w:szCs w:val="22"/>
+        </w:rPr>
+        <w:t xml:space="preserve">Rojo: intervención necesaria (decisión inmediata de Dirección).</w:t>
+      </w:r>
+    </w:p>
+    <w:p>
+      <w:pPr>
+        <w:spacing w:before="320" w:after="120"/>
+        <w:pBdr>
+          <w:bottom w:val="single" w:sz="8" w:space="4" w:color="2F5597"/>
+        </w:pBdr>
+      </w:pPr>
+      <w:r>
+        <w:rPr>
+          <w:b/>
+          <w:color w:val="1F3864"/>
+          <w:sz w:val="30"/>
+          <w:szCs w:val="30"/>
+        </w:rPr>
+        <w:t xml:space="preserve">Registros vivos</w:t>
+      </w:r>
+    </w:p>
+    <w:p>
+      <w:pPr>
+        <w:ind w:left="360" w:hanging="360"/>
+        <w:spacing w:after="60"/>
+      </w:pPr>
+      <w:r>
+        <w:rPr>
+          <w:b/>
+          <w:color w:val="2F5597"/>
+          <w:sz w:val="22"/>
+          <w:szCs w:val="22"/>
+        </w:rPr>
+        <w:t xml:space="preserve">•  </w:t>
+      </w:r>
+      <w:r>
+        <w:rPr>
+          <w:sz w:val="22"/>
+          <w:szCs w:val="22"/>
+        </w:rPr>
+        <w:t xml:space="preserve">Registro de decisiones (fecha, decisión, motivo, responsable, estado).</w:t>
+      </w:r>
+    </w:p>
+    <w:p>
+      <w:pPr>
+        <w:ind w:left="360" w:hanging="360"/>
+        <w:spacing w:after="60"/>
+      </w:pPr>
+      <w:r>
+        <w:rPr>
+          <w:b/>
+          <w:color w:val="2F5597"/>
+          <w:sz w:val="22"/>
+          <w:szCs w:val="22"/>
+        </w:rPr>
+        <w:t xml:space="preserve">•  </w:t>
+      </w:r>
+      <w:r>
+        <w:rPr>
+          <w:sz w:val="22"/>
+          <w:szCs w:val="22"/>
+        </w:rPr>
+        <w:t xml:space="preserve">Registro de aprendizajes y experimentos (hipótesis, resultado, aprendizaje, acción).</w:t>
+      </w:r>
+    </w:p>
+    <w:p>
+      <w:r>
+        <w:br w:type="page"/>
+      </w:r>
+    </w:p>
+    <w:p>
+      <w:pPr>
+        <w:jc w:val="center"/>
+        <w:spacing w:before="2400" w:after="120"/>
+      </w:pPr>
+      <w:r>
+        <w:rPr>
+          <w:b/>
+          <w:color w:val="1F3864"/>
+          <w:sz w:val="56"/>
+          <w:szCs w:val="56"/>
+        </w:rPr>
+        <w:t xml:space="preserve">PARTE VII</w:t>
+      </w:r>
+    </w:p>
+    <w:p>
+      <w:pPr>
+        <w:jc w:val="center"/>
+        <w:spacing w:after="80"/>
+      </w:pPr>
+      <w:r>
+        <w:rPr>
+          <w:b/>
+          <w:color w:val="2F5597"/>
+          <w:sz w:val="32"/>
+          <w:szCs w:val="32"/>
+        </w:rPr>
+        <w:t xml:space="preserve">Datos faltantes, mejoras y decisiones pendientes</w:t>
+      </w:r>
+    </w:p>
+    <w:p>
+      <w:pPr>
+        <w:jc w:val="center"/>
+        <w:spacing w:after="120"/>
+      </w:pPr>
+      <w:r>
+        <w:rPr>
+          <w:color w:val="595959"/>
+          <w:sz w:val="26"/>
+          <w:szCs w:val="26"/>
+        </w:rPr>
+        <w:t xml:space="preserve">Lo que debemos cerrar para afinar el plan</w:t>
+      </w:r>
+    </w:p>
+    <w:p>
+      <w:pPr>
+        <w:spacing w:before="320" w:after="120"/>
+        <w:pBdr>
+          <w:bottom w:val="single" w:sz="8" w:space="4" w:color="2F5597"/>
+        </w:pBdr>
+      </w:pPr>
+      <w:r>
+        <w:rPr>
+          <w:b/>
+          <w:color w:val="1F3864"/>
+          <w:sz w:val="30"/>
+          <w:szCs w:val="30"/>
+        </w:rPr>
+        <w:t xml:space="preserve">Datos faltantes (con responsable, impacto y plazo)</w:t>
+      </w:r>
+    </w:p>
+    <w:tbl>
+      <w:tblPr>
+        <w:tblW w:w="5000" w:type="pct"/>
+        <w:tblBorders>
+          <w:top w:val="single" w:sz="4" w:color="BFBFBF"/>
+          <w:left w:val="single" w:sz="4" w:color="BFBFBF"/>
+          <w:bottom w:val="single" w:sz="4" w:color="BFBFBF"/>
+          <w:right w:val="single" w:sz="4" w:color="BFBFBF"/>
+          <w:insideH w:val="single" w:sz="4" w:color="BFBFBF"/>
+          <w:insideV w:val="single" w:sz="4" w:color="BFBFBF"/>
+        </w:tblBorders>
+        <w:tblLook w:firstRow="1"/>
+      </w:tblPr>
+      <w:tblGrid>
+        <w:gridCol w:w="1872"/>
+        <w:gridCol w:w="3556"/>
+        <w:gridCol w:w="3556"/>
+        <w:gridCol w:w="1684"/>
+        <w:gridCol w:w="1684"/>
+      </w:tblGrid>
+      <w:tr>
+        <w:tc>
+          <w:tcPr>
+            <w:tcW w:w="1000" w:type="pct"/>
+            <w:shd w:val="clear" w:fill="2F5597"/>
+            <w:tcMar>
+              <w:top w:w="40"/>
+              <w:bottom w:w="40"/>
+              <w:left w:w="80"/>
+              <w:right w:w="80"/>
+            </w:tcMar>
+          </w:tcPr>
+          <w:p>
+            <w:pPr>
+              <w:spacing w:after="20"/>
+            </w:pPr>
+            <w:r>
+              <w:rPr>
+                <w:b/>
+                <w:color w:val="FFFFFF"/>
+                <w:sz w:val="20"/>
+                <w:szCs w:val="20"/>
+              </w:rPr>
+              <w:t xml:space="preserve">Prioridad</w:t>
+            </w:r>
+          </w:p>
+        </w:tc>
+        <w:tc>
+          <w:tcPr>
+            <w:tcW w:w="1900" w:type="pct"/>
+            <w:shd w:val="clear" w:fill="2F5597"/>
+            <w:tcMar>
+              <w:top w:w="40"/>
+              <w:bottom w:w="40"/>
+              <w:left w:w="80"/>
+              <w:right w:w="80"/>
+            </w:tcMar>
+          </w:tcPr>
+          <w:p>
+            <w:pPr>
+              <w:spacing w:after="20"/>
+            </w:pPr>
+            <w:r>
+              <w:rPr>
+                <w:b/>
+                <w:color w:val="FFFFFF"/>
+                <w:sz w:val="20"/>
+                <w:szCs w:val="20"/>
+              </w:rPr>
+              <w:t xml:space="preserve">Dato</w:t>
+            </w:r>
+          </w:p>
+        </w:tc>
+        <w:tc>
+          <w:tcPr>
+            <w:tcW w:w="1900" w:type="pct"/>
+            <w:shd w:val="clear" w:fill="2F5597"/>
+            <w:tcMar>
+              <w:top w:w="40"/>
+              <w:bottom w:w="40"/>
+              <w:left w:w="80"/>
+              <w:right w:w="80"/>
+            </w:tcMar>
+          </w:tcPr>
+          <w:p>
+            <w:pPr>
+              <w:spacing w:after="20"/>
+            </w:pPr>
+            <w:r>
+              <w:rPr>
+                <w:b/>
+                <w:color w:val="FFFFFF"/>
+                <w:sz w:val="20"/>
+                <w:szCs w:val="20"/>
+              </w:rPr>
+              <w:t xml:space="preserve">Impacto si falta</w:t>
+            </w:r>
+          </w:p>
+        </w:tc>
+        <w:tc>
+          <w:tcPr>
+            <w:tcW w:w="900" w:type="pct"/>
+            <w:shd w:val="clear" w:fill="2F5597"/>
+            <w:tcMar>
+              <w:top w:w="40"/>
+              <w:bottom w:w="40"/>
+              <w:left w:w="80"/>
+              <w:right w:w="80"/>
+            </w:tcMar>
+          </w:tcPr>
+          <w:p>
+            <w:pPr>
+              <w:spacing w:after="20"/>
+            </w:pPr>
+            <w:r>
+              <w:rPr>
+                <w:b/>
+                <w:color w:val="FFFFFF"/>
+                <w:sz w:val="20"/>
+                <w:szCs w:val="20"/>
+              </w:rPr>
+              <w:t xml:space="preserve">Responsable</w:t>
+            </w:r>
+          </w:p>
+        </w:tc>
+        <w:tc>
+          <w:tcPr>
+            <w:tcW w:w="900" w:type="pct"/>
+            <w:shd w:val="clear" w:fill="2F5597"/>
+            <w:tcMar>
+              <w:top w:w="40"/>
+              <w:bottom w:w="40"/>
+              <w:left w:w="80"/>
+              <w:right w:w="80"/>
+            </w:tcMar>
+          </w:tcPr>
+          <w:p>
+            <w:pPr>
+              <w:spacing w:after="20"/>
+            </w:pPr>
+            <w:r>
+              <w:rPr>
+                <w:b/>
+                <w:color w:val="FFFFFF"/>
+                <w:sz w:val="20"/>
+                <w:szCs w:val="20"/>
+              </w:rPr>
+              <w:t xml:space="preserve">Plazo</w:t>
+            </w:r>
+          </w:p>
+        </w:tc>
+      </w:tr>
+      <w:tr>
+        <w:tc>
+          <w:tcPr>
+            <w:tcW w:w="1000" w:type="pct"/>
+            <w:shd w:val="clear" w:fill="EAF1F8"/>
+            <w:tcMar>
+              <w:top w:w="40"/>
+              <w:bottom w:w="40"/>
+              <w:left w:w="80"/>
+              <w:right w:w="80"/>
+            </w:tcMar>
+          </w:tcPr>
+          <w:p>
+            <w:pPr>
+              <w:spacing w:after="20"/>
+            </w:pPr>
+            <w:r>
+              <w:rPr>
+                <w:b/>
+                <w:sz w:val="20"/>
+                <w:szCs w:val="20"/>
+              </w:rPr>
+              <w:t xml:space="preserve">Crítico</w:t>
+            </w:r>
+          </w:p>
+        </w:tc>
+        <w:tc>
+          <w:tcPr>
+            <w:tcW w:w="1900" w:type="pct"/>
+            <w:tcMar>
+              <w:top w:w="40"/>
+              <w:bottom w:w="40"/>
+              <w:left w:w="80"/>
+              <w:right w:w="80"/>
+            </w:tcMar>
+          </w:tcPr>
+          <w:p>
+            <w:pPr>
+              <w:spacing w:after="20"/>
+            </w:pPr>
+            <w:r>
+              <w:rPr>
+                <w:sz w:val="20"/>
+                <w:szCs w:val="20"/>
+              </w:rPr>
+              <w:t xml:space="preserve">Bajas mensuales (churn)</w:t>
+            </w:r>
+          </w:p>
+        </w:tc>
+        <w:tc>
+          <w:tcPr>
+            <w:tcW w:w="1900" w:type="pct"/>
+            <w:tcMar>
+              <w:top w:w="40"/>
+              <w:bottom w:w="40"/>
+              <w:left w:w="80"/>
+              <w:right w:w="80"/>
+            </w:tcMar>
+          </w:tcPr>
+          <w:p>
+            <w:pPr>
+              <w:spacing w:after="20"/>
+            </w:pPr>
+            <w:r>
+              <w:rPr>
+                <w:sz w:val="20"/>
+                <w:szCs w:val="20"/>
+              </w:rPr>
+              <w:t xml:space="preserve">No se sabe cuántos alumnos nuevos hacen falta</w:t>
+            </w:r>
+          </w:p>
+        </w:tc>
+        <w:tc>
+          <w:tcPr>
+            <w:tcW w:w="900" w:type="pct"/>
+            <w:tcMar>
+              <w:top w:w="40"/>
+              <w:bottom w:w="40"/>
+              <w:left w:w="80"/>
+              <w:right w:w="80"/>
+            </w:tcMar>
+          </w:tcPr>
+          <w:p>
+            <w:pPr>
+              <w:spacing w:after="20"/>
+            </w:pPr>
+            <w:r>
+              <w:rPr>
+                <w:sz w:val="20"/>
+                <w:szCs w:val="20"/>
+              </w:rPr>
+              <w:t xml:space="preserve">COORD</w:t>
+            </w:r>
+          </w:p>
+        </w:tc>
+        <w:tc>
+          <w:tcPr>
+            <w:tcW w:w="900" w:type="pct"/>
+            <w:tcMar>
+              <w:top w:w="40"/>
+              <w:bottom w:w="40"/>
+              <w:left w:w="80"/>
+              <w:right w:w="80"/>
+            </w:tcMar>
+          </w:tcPr>
+          <w:p>
+            <w:pPr>
+              <w:spacing w:after="20"/>
+            </w:pPr>
+            <w:r>
+              <w:rPr>
+                <w:sz w:val="20"/>
+                <w:szCs w:val="20"/>
+              </w:rPr>
+              <w:t xml:space="preserve">Semana 1 sep</w:t>
+            </w:r>
+          </w:p>
+        </w:tc>
+      </w:tr>
+      <w:tr>
+        <w:tc>
+          <w:tcPr>
+            <w:tcW w:w="1000" w:type="pct"/>
+            <w:shd w:val="clear" w:fill="EAF1F8"/>
+            <w:tcMar>
+              <w:top w:w="40"/>
+              <w:bottom w:w="40"/>
+              <w:left w:w="80"/>
+              <w:right w:w="80"/>
+            </w:tcMar>
+          </w:tcPr>
+          <w:p>
+            <w:pPr>
+              <w:spacing w:after="20"/>
+            </w:pPr>
+            <w:r>
+              <w:rPr>
+                <w:b/>
+                <w:sz w:val="20"/>
+                <w:szCs w:val="20"/>
+              </w:rPr>
+              <w:t xml:space="preserve">Crítico</w:t>
+            </w:r>
+          </w:p>
+        </w:tc>
+        <w:tc>
+          <w:tcPr>
+            <w:tcW w:w="1900" w:type="pct"/>
+            <w:tcMar>
+              <w:top w:w="40"/>
+              <w:bottom w:w="40"/>
+              <w:left w:w="80"/>
+              <w:right w:w="80"/>
+            </w:tcMar>
+          </w:tcPr>
+          <w:p>
+            <w:pPr>
+              <w:spacing w:after="20"/>
+            </w:pPr>
+            <w:r>
+              <w:rPr>
+                <w:sz w:val="20"/>
+                <w:szCs w:val="20"/>
+              </w:rPr>
+              <w:t xml:space="preserve">Grupos, lugares libres y profesores</w:t>
+            </w:r>
+          </w:p>
+        </w:tc>
+        <w:tc>
+          <w:tcPr>
+            <w:tcW w:w="1900" w:type="pct"/>
+            <w:tcMar>
+              <w:top w:w="40"/>
+              <w:bottom w:w="40"/>
+              <w:left w:w="80"/>
+              <w:right w:w="80"/>
+            </w:tcMar>
+          </w:tcPr>
+          <w:p>
+            <w:pPr>
+              <w:spacing w:after="20"/>
+            </w:pPr>
+            <w:r>
+              <w:rPr>
+                <w:sz w:val="20"/>
+                <w:szCs w:val="20"/>
+              </w:rPr>
+              <w:t xml:space="preserve">Riesgo de generar demanda inatendible</w:t>
+            </w:r>
+          </w:p>
+        </w:tc>
+        <w:tc>
+          <w:tcPr>
+            <w:tcW w:w="900" w:type="pct"/>
+            <w:tcMar>
+              <w:top w:w="40"/>
+              <w:bottom w:w="40"/>
+              <w:left w:w="80"/>
+              <w:right w:w="80"/>
+            </w:tcMar>
+          </w:tcPr>
+          <w:p>
+            <w:pPr>
+              <w:spacing w:after="20"/>
+            </w:pPr>
+            <w:r>
+              <w:rPr>
+                <w:sz w:val="20"/>
+                <w:szCs w:val="20"/>
+              </w:rPr>
+              <w:t xml:space="preserve">COORD</w:t>
+            </w:r>
+          </w:p>
+        </w:tc>
+        <w:tc>
+          <w:tcPr>
+            <w:tcW w:w="900" w:type="pct"/>
+            <w:tcMar>
+              <w:top w:w="40"/>
+              <w:bottom w:w="40"/>
+              <w:left w:w="80"/>
+              <w:right w:w="80"/>
+            </w:tcMar>
+          </w:tcPr>
+          <w:p>
+            <w:pPr>
+              <w:spacing w:after="20"/>
+            </w:pPr>
+            <w:r>
+              <w:rPr>
+                <w:sz w:val="20"/>
+                <w:szCs w:val="20"/>
+              </w:rPr>
+              <w:t xml:space="preserve">Semana 1 sep</w:t>
+            </w:r>
+          </w:p>
+        </w:tc>
+      </w:tr>
+      <w:tr>
+        <w:tc>
+          <w:tcPr>
+            <w:tcW w:w="1000" w:type="pct"/>
+            <w:shd w:val="clear" w:fill="EAF1F8"/>
+            <w:tcMar>
+              <w:top w:w="40"/>
+              <w:bottom w:w="40"/>
+              <w:left w:w="80"/>
+              <w:right w:w="80"/>
+            </w:tcMar>
+          </w:tcPr>
+          <w:p>
+            <w:pPr>
+              <w:spacing w:after="20"/>
+            </w:pPr>
+            <w:r>
+              <w:rPr>
+                <w:b/>
+                <w:sz w:val="20"/>
+                <w:szCs w:val="20"/>
+              </w:rPr>
+              <w:t xml:space="preserve">Importante</w:t>
+            </w:r>
+          </w:p>
+        </w:tc>
+        <w:tc>
+          <w:tcPr>
+            <w:tcW w:w="1900" w:type="pct"/>
+            <w:tcMar>
+              <w:top w:w="40"/>
+              <w:bottom w:w="40"/>
+              <w:left w:w="80"/>
+              <w:right w:w="80"/>
+            </w:tcMar>
+          </w:tcPr>
+          <w:p>
+            <w:pPr>
+              <w:spacing w:after="20"/>
+            </w:pPr>
+            <w:r>
+              <w:rPr>
+                <w:sz w:val="20"/>
+                <w:szCs w:val="20"/>
+              </w:rPr>
+              <w:t xml:space="preserve">Alumnos exactos por producto</w:t>
+            </w:r>
+          </w:p>
+        </w:tc>
+        <w:tc>
+          <w:tcPr>
+            <w:tcW w:w="1900" w:type="pct"/>
+            <w:tcMar>
+              <w:top w:w="40"/>
+              <w:bottom w:w="40"/>
+              <w:left w:w="80"/>
+              <w:right w:w="80"/>
+            </w:tcMar>
+          </w:tcPr>
+          <w:p>
+            <w:pPr>
+              <w:spacing w:after="20"/>
+            </w:pPr>
+            <w:r>
+              <w:rPr>
+                <w:sz w:val="20"/>
+                <w:szCs w:val="20"/>
+              </w:rPr>
+              <w:t xml:space="preserve">Metas por producto</w:t>
+            </w:r>
+          </w:p>
+        </w:tc>
+        <w:tc>
+          <w:tcPr>
+            <w:tcW w:w="900" w:type="pct"/>
+            <w:tcMar>
+              <w:top w:w="40"/>
+              <w:bottom w:w="40"/>
+              <w:left w:w="80"/>
+              <w:right w:w="80"/>
+            </w:tcMar>
+          </w:tcPr>
+          <w:p>
+            <w:pPr>
+              <w:spacing w:after="20"/>
+            </w:pPr>
+            <w:r>
+              <w:rPr>
+                <w:sz w:val="20"/>
+                <w:szCs w:val="20"/>
+              </w:rPr>
+              <w:t xml:space="preserve">COORD</w:t>
+            </w:r>
+          </w:p>
+        </w:tc>
+        <w:tc>
+          <w:tcPr>
+            <w:tcW w:w="900" w:type="pct"/>
+            <w:tcMar>
+              <w:top w:w="40"/>
+              <w:bottom w:w="40"/>
+              <w:left w:w="80"/>
+              <w:right w:w="80"/>
+            </w:tcMar>
+          </w:tcPr>
+          <w:p>
+            <w:pPr>
+              <w:spacing w:after="20"/>
+            </w:pPr>
+            <w:r>
+              <w:rPr>
+                <w:sz w:val="20"/>
+                <w:szCs w:val="20"/>
+              </w:rPr>
+              <w:t xml:space="preserve">Semana 1 sep</w:t>
+            </w:r>
+          </w:p>
+        </w:tc>
+      </w:tr>
+      <w:tr>
+        <w:tc>
+          <w:tcPr>
+            <w:tcW w:w="1000" w:type="pct"/>
+            <w:shd w:val="clear" w:fill="EAF1F8"/>
+            <w:tcMar>
+              <w:top w:w="40"/>
+              <w:bottom w:w="40"/>
+              <w:left w:w="80"/>
+              <w:right w:w="80"/>
+            </w:tcMar>
+          </w:tcPr>
+          <w:p>
+            <w:pPr>
+              <w:spacing w:after="20"/>
+            </w:pPr>
+            <w:r>
+              <w:rPr>
+                <w:b/>
+                <w:sz w:val="20"/>
+                <w:szCs w:val="20"/>
+              </w:rPr>
+              <w:t xml:space="preserve">Importante</w:t>
+            </w:r>
+          </w:p>
+        </w:tc>
+        <w:tc>
+          <w:tcPr>
+            <w:tcW w:w="1900" w:type="pct"/>
+            <w:tcMar>
+              <w:top w:w="40"/>
+              <w:bottom w:w="40"/>
+              <w:left w:w="80"/>
+              <w:right w:w="80"/>
+            </w:tcMar>
+          </w:tcPr>
+          <w:p>
+            <w:pPr>
+              <w:spacing w:after="20"/>
+            </w:pPr>
+            <w:r>
+              <w:rPr>
+                <w:sz w:val="20"/>
+                <w:szCs w:val="20"/>
+              </w:rPr>
+              <w:t xml:space="preserve">Margen por alumno</w:t>
+            </w:r>
+          </w:p>
+        </w:tc>
+        <w:tc>
+          <w:tcPr>
+            <w:tcW w:w="1900" w:type="pct"/>
+            <w:tcMar>
+              <w:top w:w="40"/>
+              <w:bottom w:w="40"/>
+              <w:left w:w="80"/>
+              <w:right w:w="80"/>
+            </w:tcMar>
+          </w:tcPr>
+          <w:p>
+            <w:pPr>
+              <w:spacing w:after="20"/>
+            </w:pPr>
+            <w:r>
+              <w:rPr>
+                <w:sz w:val="20"/>
+                <w:szCs w:val="20"/>
+              </w:rPr>
+              <w:t xml:space="preserve">Calcular CAC máximo y evaluar promos</w:t>
+            </w:r>
+          </w:p>
+        </w:tc>
+        <w:tc>
+          <w:tcPr>
+            <w:tcW w:w="900" w:type="pct"/>
+            <w:tcMar>
+              <w:top w:w="40"/>
+              <w:bottom w:w="40"/>
+              <w:left w:w="80"/>
+              <w:right w:w="80"/>
+            </w:tcMar>
+          </w:tcPr>
+          <w:p>
+            <w:pPr>
+              <w:spacing w:after="20"/>
+            </w:pPr>
+            <w:r>
+              <w:rPr>
+                <w:sz w:val="20"/>
+                <w:szCs w:val="20"/>
+              </w:rPr>
+              <w:t xml:space="preserve">FIN</w:t>
+            </w:r>
+          </w:p>
+        </w:tc>
+        <w:tc>
+          <w:tcPr>
+            <w:tcW w:w="900" w:type="pct"/>
+            <w:tcMar>
+              <w:top w:w="40"/>
+              <w:bottom w:w="40"/>
+              <w:left w:w="80"/>
+              <w:right w:w="80"/>
+            </w:tcMar>
+          </w:tcPr>
+          <w:p>
+            <w:pPr>
+              <w:spacing w:after="20"/>
+            </w:pPr>
+            <w:r>
+              <w:rPr>
+                <w:sz w:val="20"/>
+                <w:szCs w:val="20"/>
+              </w:rPr>
+              <w:t xml:space="preserve">Antes de Buen Fin</w:t>
+            </w:r>
+          </w:p>
+        </w:tc>
+      </w:tr>
+      <w:tr>
+        <w:tc>
+          <w:tcPr>
+            <w:tcW w:w="1000" w:type="pct"/>
+            <w:shd w:val="clear" w:fill="EAF1F8"/>
+            <w:tcMar>
+              <w:top w:w="40"/>
+              <w:bottom w:w="40"/>
+              <w:left w:w="80"/>
+              <w:right w:w="80"/>
+            </w:tcMar>
+          </w:tcPr>
+          <w:p>
+            <w:pPr>
+              <w:spacing w:after="20"/>
+            </w:pPr>
+            <w:r>
+              <w:rPr>
+                <w:b/>
+                <w:sz w:val="20"/>
+                <w:szCs w:val="20"/>
+              </w:rPr>
+              <w:t xml:space="preserve">Importante</w:t>
+            </w:r>
+          </w:p>
+        </w:tc>
+        <w:tc>
+          <w:tcPr>
+            <w:tcW w:w="1900" w:type="pct"/>
+            <w:tcMar>
+              <w:top w:w="40"/>
+              <w:bottom w:w="40"/>
+              <w:left w:w="80"/>
+              <w:right w:w="80"/>
+            </w:tcMar>
+          </w:tcPr>
+          <w:p>
+            <w:pPr>
+              <w:spacing w:after="20"/>
+            </w:pPr>
+            <w:r>
+              <w:rPr>
+                <w:sz w:val="20"/>
+                <w:szCs w:val="20"/>
+              </w:rPr>
+              <w:t xml:space="preserve">Meta de ingresos</w:t>
+            </w:r>
+          </w:p>
+        </w:tc>
+        <w:tc>
+          <w:tcPr>
+            <w:tcW w:w="1900" w:type="pct"/>
+            <w:tcMar>
+              <w:top w:w="40"/>
+              <w:bottom w:w="40"/>
+              <w:left w:w="80"/>
+              <w:right w:w="80"/>
+            </w:tcMar>
+          </w:tcPr>
+          <w:p>
+            <w:pPr>
+              <w:spacing w:after="20"/>
+            </w:pPr>
+            <w:r>
+              <w:rPr>
+                <w:sz w:val="20"/>
+                <w:szCs w:val="20"/>
+              </w:rPr>
+              <w:t xml:space="preserve">Alinear marketing a resultado financiero</w:t>
+            </w:r>
+          </w:p>
+        </w:tc>
+        <w:tc>
+          <w:tcPr>
+            <w:tcW w:w="900" w:type="pct"/>
+            <w:tcMar>
+              <w:top w:w="40"/>
+              <w:bottom w:w="40"/>
+              <w:left w:w="80"/>
+              <w:right w:w="80"/>
+            </w:tcMar>
+          </w:tcPr>
+          <w:p>
+            <w:pPr>
+              <w:spacing w:after="20"/>
+            </w:pPr>
+            <w:r>
+              <w:rPr>
+                <w:sz w:val="20"/>
+                <w:szCs w:val="20"/>
+              </w:rPr>
+              <w:t xml:space="preserve">DIR/FIN</w:t>
+            </w:r>
+          </w:p>
+        </w:tc>
+        <w:tc>
+          <w:tcPr>
+            <w:tcW w:w="900" w:type="pct"/>
+            <w:tcMar>
+              <w:top w:w="40"/>
+              <w:bottom w:w="40"/>
+              <w:left w:w="80"/>
+              <w:right w:w="80"/>
+            </w:tcMar>
+          </w:tcPr>
+          <w:p>
+            <w:pPr>
+              <w:spacing w:after="20"/>
+            </w:pPr>
+            <w:r>
+              <w:rPr>
+                <w:sz w:val="20"/>
+                <w:szCs w:val="20"/>
+              </w:rPr>
+              <w:t xml:space="preserve">Septiembre</w:t>
+            </w:r>
+          </w:p>
+        </w:tc>
+      </w:tr>
+    </w:tbl>
+    <w:p>
+      <w:pPr>
+        <w:spacing w:after="80"/>
+      </w:pPr>
+    </w:p>
+    <w:p>
+      <w:pPr>
+        <w:spacing w:before="320" w:after="120"/>
+        <w:pBdr>
+          <w:bottom w:val="single" w:sz="8" w:space="4" w:color="2F5597"/>
+        </w:pBdr>
+      </w:pPr>
+      <w:r>
+        <w:rPr>
+          <w:b/>
+          <w:color w:val="1F3864"/>
+          <w:sz w:val="30"/>
+          <w:szCs w:val="30"/>
+        </w:rPr>
+        <w:t xml:space="preserve">Mejoras al plan actual (resumen de decisiones)</w:t>
+      </w:r>
+    </w:p>
+    <w:p>
+      <w:pPr>
+        <w:ind w:left="360" w:hanging="360"/>
+        <w:spacing w:after="60"/>
+      </w:pPr>
+      <w:r>
+        <w:rPr>
+          <w:b/>
+          <w:color w:val="2F5597"/>
+          <w:sz w:val="22"/>
+          <w:szCs w:val="22"/>
+        </w:rPr>
+        <w:t xml:space="preserve">•  </w:t>
+      </w:r>
+      <w:r>
+        <w:rPr>
+          <w:sz w:val="22"/>
+          <w:szCs w:val="22"/>
+        </w:rPr>
+        <w:t xml:space="preserve">Mantener: pauta estructurada, reel testimonial, clase muestra, 6 pilares, activaciones.</w:t>
+      </w:r>
+    </w:p>
+    <w:p>
+      <w:pPr>
+        <w:ind w:left="360" w:hanging="360"/>
+        <w:spacing w:after="60"/>
+      </w:pPr>
+      <w:r>
+        <w:rPr>
+          <w:b/>
+          <w:color w:val="2F5597"/>
+          <w:sz w:val="22"/>
+          <w:szCs w:val="22"/>
+        </w:rPr>
+        <w:t xml:space="preserve">•  </w:t>
+      </w:r>
+      <w:r>
+        <w:rPr>
+          <w:sz w:val="22"/>
+          <w:szCs w:val="22"/>
+        </w:rPr>
+        <w:t xml:space="preserve">Mejorar: seguimiento en WhatsApp, segmentación, remarketing, medición de canales físicos, etiquetado del tracker.</w:t>
+      </w:r>
+    </w:p>
+    <w:p>
+      <w:pPr>
+        <w:ind w:left="360" w:hanging="360"/>
+        <w:spacing w:after="60"/>
+      </w:pPr>
+      <w:r>
+        <w:rPr>
+          <w:b/>
+          <w:color w:val="2F5597"/>
+          <w:sz w:val="22"/>
+          <w:szCs w:val="22"/>
+        </w:rPr>
+        <w:t xml:space="preserve">•  </w:t>
+      </w:r>
+      <w:r>
+        <w:rPr>
+          <w:sz w:val="22"/>
+          <w:szCs w:val="22"/>
+        </w:rPr>
+        <w:t xml:space="preserve">Replantear: incentivo de referidos (sin descontar el precio), competir por valor y no por precio, alianzas con foco, meta única.</w:t>
+      </w:r>
+    </w:p>
+    <w:p>
+      <w:pPr>
+        <w:ind w:left="360" w:hanging="360"/>
+        <w:spacing w:after="60"/>
+      </w:pPr>
+      <w:r>
+        <w:rPr>
+          <w:b/>
+          <w:color w:val="2F5597"/>
+          <w:sz w:val="22"/>
+          <w:szCs w:val="22"/>
+        </w:rPr>
+        <w:t xml:space="preserve">•  </w:t>
+      </w:r>
+      <w:r>
+        <w:rPr>
+          <w:sz w:val="22"/>
+          <w:szCs w:val="22"/>
+        </w:rPr>
+        <w:t xml:space="preserve">Detener: 'inscripción gratis' y descuentos sobre inscripción (no existe inscripción).</w:t>
+      </w:r>
+    </w:p>
+    <w:p>
+      <w:pPr>
+        <w:spacing w:before="320" w:after="120"/>
+        <w:pBdr>
+          <w:bottom w:val="single" w:sz="8" w:space="4" w:color="2F5597"/>
+        </w:pBdr>
+      </w:pPr>
+      <w:r>
+        <w:rPr>
+          <w:b/>
+          <w:color w:val="1F3864"/>
+          <w:sz w:val="30"/>
+          <w:szCs w:val="30"/>
+        </w:rPr>
+        <w:t xml:space="preserve">Qué necesitamos de Dirección</w:t>
+      </w:r>
+    </w:p>
+    <w:p>
+      <w:pPr>
+        <w:ind w:left="420" w:hanging="420"/>
+        <w:spacing w:after="60"/>
+      </w:pPr>
+      <w:r>
+        <w:rPr>
+          <w:b/>
+          <w:color w:val="2F5597"/>
+          <w:sz w:val="22"/>
+          <w:szCs w:val="22"/>
+        </w:rPr>
+        <w:t xml:space="preserve">1.  </w:t>
+      </w:r>
+      <w:r>
+        <w:rPr>
+          <w:sz w:val="22"/>
+          <w:szCs w:val="22"/>
+        </w:rPr>
+        <w:t xml:space="preserve">Confirmar la meta única de cierre (100 o 120) y la meta de ingresos.</w:t>
+      </w:r>
+    </w:p>
+    <w:p>
+      <w:pPr>
+        <w:ind w:left="420" w:hanging="420"/>
+        <w:spacing w:after="60"/>
+      </w:pPr>
+      <w:r>
+        <w:rPr>
+          <w:b/>
+          <w:color w:val="2F5597"/>
+          <w:sz w:val="22"/>
+          <w:szCs w:val="22"/>
+        </w:rPr>
+        <w:t xml:space="preserve">2.  </w:t>
+      </w:r>
+      <w:r>
+        <w:rPr>
+          <w:sz w:val="22"/>
+          <w:szCs w:val="22"/>
+        </w:rPr>
+        <w:t xml:space="preserve">Entregar los datos de capacidad y bajas (o autorizar levantarlos en la Semana 1).</w:t>
+      </w:r>
+    </w:p>
+    <w:p>
+      <w:pPr>
+        <w:ind w:left="420" w:hanging="420"/>
+        <w:spacing w:after="60"/>
+      </w:pPr>
+      <w:r>
+        <w:rPr>
+          <w:b/>
+          <w:color w:val="2F5597"/>
+          <w:sz w:val="22"/>
+          <w:szCs w:val="22"/>
+        </w:rPr>
+        <w:t xml:space="preserve">3.  </w:t>
+      </w:r>
+      <w:r>
+        <w:rPr>
+          <w:sz w:val="22"/>
+          <w:szCs w:val="22"/>
+        </w:rPr>
+        <w:t xml:space="preserve">Aprobar el incentivo del programa de referidos.</w:t>
+      </w:r>
+    </w:p>
+    <w:p>
+      <w:pPr>
+        <w:ind w:left="420" w:hanging="420"/>
+        <w:spacing w:after="60"/>
+      </w:pPr>
+      <w:r>
+        <w:rPr>
+          <w:b/>
+          <w:color w:val="2F5597"/>
+          <w:sz w:val="22"/>
+          <w:szCs w:val="22"/>
+        </w:rPr>
+        <w:t xml:space="preserve">4.  </w:t>
+      </w:r>
+      <w:r>
+        <w:rPr>
+          <w:sz w:val="22"/>
+          <w:szCs w:val="22"/>
+        </w:rPr>
+        <w:t xml:space="preserve">Asignar nombres reales a los roles de la matriz RACI.</w:t>
+      </w:r>
+    </w:p>
+    <w:p>
+      <w:pPr>
+        <w:ind w:left="420" w:hanging="420"/>
+        <w:spacing w:after="60"/>
+      </w:pPr>
+      <w:r>
+        <w:rPr>
+          <w:b/>
+          <w:color w:val="2F5597"/>
+          <w:sz w:val="22"/>
+          <w:szCs w:val="22"/>
+        </w:rPr>
+        <w:t xml:space="preserve">5.  </w:t>
+      </w:r>
+      <w:r>
+        <w:rPr>
+          <w:sz w:val="22"/>
+          <w:szCs w:val="22"/>
+        </w:rPr>
+        <w:t xml:space="preserve">Aprobar el presupuesto de octubre y el refuerzo de Buen Fin.</w:t>
+      </w:r>
+    </w:p>
+    <w:p>
+      <w:pPr>
+        <w:spacing w:before="320" w:after="120"/>
+        <w:pBdr>
+          <w:bottom w:val="single" w:sz="8" w:space="4" w:color="2F5597"/>
+        </w:pBdr>
+      </w:pPr>
+      <w:r>
+        <w:rPr>
+          <w:b/>
+          <w:color w:val="1F3864"/>
+          <w:sz w:val="30"/>
+          <w:szCs w:val="30"/>
+        </w:rPr>
+        <w:t xml:space="preserve">Anexos operativos</w:t>
       </w:r>
     </w:p>
     <w:p>
